--- a/finc13303-portfolio-performance/deliverables/FINC13303_Ass2_PresenterScript_14053836_OConnor.docx
+++ b/finc13303-portfolio-performance/deliverables/FINC13303_Ass2_PresenterScript_14053836_OConnor.docx
@@ -90,7 +90,7 @@
           <w:color w:val="52514E"/>
           <w:sz w:val="18"/>
         </w:rPr>
-        <w:t>~153 words  ·  approx. 1.0 min at 150 wpm</w:t>
+        <w:t>~152 words  ·  approx. 1.0 min at 150 wpm</w:t>
       </w:r>
     </w:p>
     <w:p>
@@ -129,7 +129,7 @@
           <w:i w:val="0"/>
           <w:sz w:val="22"/>
         </w:rPr>
-        <w:t>The headline is on the right of your screen. That hundred million is now two hundred and seventy-nine million — a hundred and seventy-nine per cent cumulative, or eighteen point seven per cent a year, through a trade war, a pandemic, the fastest bear market in history, and the sharpest rate shock in forty years.</w:t>
+        <w:t>The headline is on the right of your screen. That hundred million is now two hundred and seventy-nine million, a hundred and seventy-nine per cent cumulative, or eighteen point seven per cent a year, through a trade war, a pandemic, the fastest bear market in history, and the sharpest rate shock in forty years.</w:t>
       </w:r>
     </w:p>
     <w:p>
@@ -177,7 +177,7 @@
           <w:color w:val="52514E"/>
           <w:sz w:val="18"/>
         </w:rPr>
-        <w:t>~87 words  ·  approx. 0.6 min at 150 wpm</w:t>
+        <w:t>~85 words  ·  approx. 0.6 min at 150 wpm</w:t>
       </w:r>
     </w:p>
     <w:p>
@@ -203,7 +203,7 @@
           <w:i w:val="0"/>
           <w:sz w:val="22"/>
         </w:rPr>
-        <w:t>Where we started — the mandate, and whether we stuck to it. The economy — three regimes in six years, and an honest mark against the scenarios we published in 2016. What the fund returned, and how it behaved in the two moments that mattered. How much risk we took. Then the section I care most about: was any of this skill? And finally the verdict, the fees, and my recommendation.</w:t>
+        <w:t>Where we started, the mandate, and whether we stuck to it. The economy, three regimes in six years, and an honest mark against the scenarios we published in 2016. What the fund returned, and how it behaved in the two moments that mattered. How much risk we took. Then the section I care most about: was any of this skill? And finally the verdict, the fees, and my recommendation.</w:t>
       </w:r>
     </w:p>
     <w:p>
@@ -251,7 +251,7 @@
           <w:color w:val="52514E"/>
           <w:sz w:val="18"/>
         </w:rPr>
-        <w:t>~160 words  ·  approx. 1.1 min at 150 wpm</w:t>
+        <w:t>~158 words  ·  approx. 1.1 min at 150 wpm</w:t>
       </w:r>
     </w:p>
     <w:p>
@@ -290,7 +290,7 @@
           <w:i w:val="0"/>
           <w:sz w:val="22"/>
         </w:rPr>
-        <w:t>But look at the second row as much as the first. A Sharpe ratio of nought point nine four — the highest of every comparator I tested. A maximum drawdown of minus twenty-four point nine per cent, shallower than the NASDAQ-100's thirty-two point six. We didn't simply take more risk to get more return.</w:t>
+        <w:t>But look at the second row as much as the first. A Sharpe ratio of nought point nine four, the highest of every comparator I tested. A maximum drawdown of minus twenty-four point nine per cent, shallower than the NASDAQ-100's thirty-two point six. We didn't simply take more risk to get more return.</w:t>
       </w:r>
     </w:p>
     <w:p>
@@ -303,7 +303,7 @@
           <w:i w:val="0"/>
           <w:sz w:val="22"/>
         </w:rPr>
-        <w:t>And the number I'd draw your attention to above all: six point six per cent annualised alpha on a five-factor model, t-statistic three point zero six. The probability that's luck is about two in a thousand — with a beta of one, so it wasn't leverage either.</w:t>
+        <w:t>And the number I'd draw your attention to above all: six point six per cent annualised alpha on a five-factor model, t-statistic three point zero six. The probability that's luck is about two in a thousand, with a beta of one, so it wasn't leverage either.</w:t>
       </w:r>
     </w:p>
     <w:p>
@@ -386,7 +386,7 @@
           <w:color w:val="52514E"/>
           <w:sz w:val="18"/>
         </w:rPr>
-        <w:t>~130 words  ·  approx. 0.9 min at 150 wpm</w:t>
+        <w:t>~127 words  ·  approx. 0.8 min at 150 wpm</w:t>
       </w:r>
     </w:p>
     <w:p>
@@ -399,7 +399,7 @@
           <w:i w:val="0"/>
           <w:sz w:val="22"/>
         </w:rPr>
-        <w:t>This is the contract, unedited, because the first test of a manager isn't performance — it's whether the thing you bought is the thing you got.</w:t>
+        <w:t>This is the contract, unedited, because the first test of a manager isn't performance. It's whether the thing you bought is the thing you got.</w:t>
       </w:r>
     </w:p>
     <w:p>
@@ -412,7 +412,7 @@
           <w:i w:val="0"/>
           <w:sz w:val="22"/>
         </w:rPr>
-        <w:t>An active, high-conviction thematic equity fund. The theme: digital transformation. Eleven holdings, one per GICS sector — a pure technology fund would have been an easier story to sell, but it would have failed the diversification requirement, and as you'll see, it would have hurt badly in 2022.</w:t>
+        <w:t>An active, high-conviction thematic equity fund. The theme: digital transformation. Eleven holdings, one per GICS sector, a pure technology fund would have been an easier story to sell, but it would have failed the diversification requirement, and as you'll see, it would have hurt badly in 2022.</w:t>
       </w:r>
     </w:p>
     <w:p>
@@ -438,7 +438,7 @@
           <w:i w:val="0"/>
           <w:sz w:val="22"/>
         </w:rPr>
-        <w:t>And the target: eight to ten per cent net a year. Hold that number — I'm going to mark ourselves against it at the end.</w:t>
+        <w:t>And the target: eight to ten per cent net a year. Hold that number, I'm going to mark ourselves against it at the end.</w:t>
       </w:r>
     </w:p>
     <w:p>
@@ -573,7 +573,7 @@
           <w:color w:val="52514E"/>
           <w:sz w:val="18"/>
         </w:rPr>
-        <w:t>~131 words  ·  approx. 0.9 min at 150 wpm</w:t>
+        <w:t>~129 words  ·  approx. 0.9 min at 150 wpm</w:t>
       </w:r>
     </w:p>
     <w:p>
@@ -625,7 +625,7 @@
           <w:i w:val="0"/>
           <w:sz w:val="22"/>
         </w:rPr>
-        <w:t>And look at the table. Rebalancing wasn't governance theatre — it was worth eighteen million dollars. Two seventy-nine versus two sixty-one. One point three points a year of extra return, a higher Sharpe, and a drawdown three points shallower — because rebalancing systematically trimmed winners at highs and topped up laggards at lows.</w:t>
+        <w:t>And look at the table. Rebalancing wasn't governance theatre, it was worth eighteen million dollars. Two seventy-nine versus two sixty-one. One point three points a year of extra return, a higher Sharpe, and a drawdown three points shallower, because rebalancing systematically trimmed winners at highs and topped up laggards at lows.</w:t>
       </w:r>
     </w:p>
     <w:p>
@@ -734,7 +734,7 @@
           <w:i w:val="0"/>
           <w:sz w:val="22"/>
         </w:rPr>
-        <w:t>2018 was our first hard year — the trade war escalated and the fourth quarter was brutal. We lost nine point six per cent in October and nine point eight in December, and still finished up three point seven while the S&amp;P fell four and a half.</w:t>
+        <w:t>2018 was our first hard year, the trade war escalated and the fourth quarter was brutal. We lost nine point six per cent in October and nine point eight in December, and still finished up three point seven while the S&amp;P fell four and a half.</w:t>
       </w:r>
     </w:p>
     <w:p>
@@ -760,7 +760,7 @@
           <w:i w:val="0"/>
           <w:sz w:val="22"/>
         </w:rPr>
-        <w:t>The peak is November 2021 at three hundred and sixty-one million dollars. That's also the month the rate regime turned, and 2022 gave a chunk of it back.</w:t>
+        <w:t>The fund peaked in December 2021 at three hundred and sixty million dollars, within weeks of the Fed abandoning the word "transitory". 2022 gave a chunk of it back.</w:t>
       </w:r>
     </w:p>
     <w:p>
@@ -795,7 +795,7 @@
           <w:color w:val="52514E"/>
           <w:sz w:val="18"/>
         </w:rPr>
-        <w:t>~174 words  ·  approx. 1.2 min at 150 wpm</w:t>
+        <w:t>~170 words  ·  approx. 1.1 min at 150 wpm</w:t>
       </w:r>
     </w:p>
     <w:p>
@@ -821,7 +821,7 @@
           <w:i w:val="0"/>
           <w:sz w:val="22"/>
         </w:rPr>
-        <w:t>The first three years were broadly the world we said we expected — moderate growth, contained inflation, a gradual Fed, and spending shifting steadily toward cloud, mobile and payments. 2018 was the exception: the trade war was a risk we'd flagged but sized wrongly.</w:t>
+        <w:t>The first three years were broadly the world we said we expected: moderate growth, contained inflation, a gradual Fed, and spending shifting steadily toward cloud, mobile and payments. 2018 was the exception: the trade war was a risk we'd flagged but sized wrongly.</w:t>
       </w:r>
     </w:p>
     <w:p>
@@ -834,7 +834,7 @@
           <w:i w:val="0"/>
           <w:sz w:val="22"/>
         </w:rPr>
-        <w:t>The second three years are more interesting. If you go back to our 2016 Scenario C, we wrote — and I quote — "another systemic disruption such as a global pandemic." We put twenty per cent on it. It happened.</w:t>
+        <w:t>The second three years are more interesting. If you go back to our 2016 Scenario C, we wrote, and I quote, "another systemic disruption such as a global pandemic." We put twenty per cent on it. It happened.</w:t>
       </w:r>
     </w:p>
     <w:p>
@@ -860,7 +860,7 @@
           <w:i w:val="0"/>
           <w:sz w:val="22"/>
         </w:rPr>
-        <w:t>2022 tested the diversification rather than the theme. When the discount rate goes from zero to four and a quarter, long-duration growth equity is repriced. There was nowhere to hide inside the theme — only the ballast helped.</w:t>
+        <w:t>2022 tested the diversification rather than the theme. When the discount rate goes from zero to four and a quarter, long-duration growth equity is repriced. There was nowhere to hide inside the theme, only the ballast helped.</w:t>
       </w:r>
     </w:p>
     <w:p>
@@ -895,7 +895,7 @@
           <w:color w:val="52514E"/>
           <w:sz w:val="18"/>
         </w:rPr>
-        <w:t>~132 words  ·  approx. 0.9 min at 150 wpm</w:t>
+        <w:t>~134 words  ·  approx. 0.9 min at 150 wpm</w:t>
       </w:r>
     </w:p>
     <w:p>
@@ -908,7 +908,7 @@
           <w:i w:val="0"/>
           <w:sz w:val="22"/>
         </w:rPr>
-        <w:t>Something most managers avoid: holding up our own forecast and marking it against reality.</w:t>
+        <w:t>Most managers avoid this next slide. It holds up our own forecast and marks it against reality.</w:t>
       </w:r>
     </w:p>
     <w:p>
@@ -934,7 +934,7 @@
           <w:i w:val="0"/>
           <w:sz w:val="22"/>
         </w:rPr>
-        <w:t>Two honest observations. We got the direction right in five of six years. But we were systematically too conservative about magnitude in both directions — in 2017 we assumed eighteen per cent and delivered forty; in 2019 we thought we were in a stagnation world worth nine and delivered thirty-seven; and in 2022 we'd assumed a recession would cost four per cent, and it cost twenty-two and a half.</w:t>
+        <w:t>Two honest observations. We got the direction right in five of six years. But we were systematically too conservative about magnitude in both directions. In 2017 we assumed eighteen per cent and delivered forty; in 2019 we thought we were in a stagnation world worth nine and delivered thirty-seven; and in 2022 we'd assumed a recession would cost four per cent, and it cost twenty-two and a half.</w:t>
       </w:r>
     </w:p>
     <w:p>
@@ -1030,7 +1030,7 @@
           <w:i w:val="0"/>
           <w:sz w:val="22"/>
         </w:rPr>
-        <w:t>The most important chart in the deck.</w:t>
+        <w:t>This is the chart the whole review rests on.</w:t>
       </w:r>
     </w:p>
     <w:p>
@@ -1056,7 +1056,7 @@
           <w:i w:val="0"/>
           <w:sz w:val="22"/>
         </w:rPr>
-        <w:t>Three things. First, we're above the NASDAQ-100 for essentially the whole period, and the gap widens rather than narrows. Second, look at where the lines separate most — the right-hand end, in 2022. On the way up we tracked the benchmark closely; on the way down we fell much less. That asymmetry is the whole argument for the construction.</w:t>
+        <w:t>Three things. First, we're above the NASDAQ-100 for essentially the whole period, and the gap widens rather than narrows. Second, look at where the lines separate most: the right-hand end, in 2022. On the way up we tracked the benchmark closely; on the way down we fell much less. That asymmetry is the whole argument for the construction.</w:t>
       </w:r>
     </w:p>
     <w:p>
@@ -1069,7 +1069,7 @@
           <w:i w:val="0"/>
           <w:sz w:val="22"/>
         </w:rPr>
-        <w:t>Third, the table. Against the S&amp;P 500 — which any of you could have bought for nine basis points — we added eighty-nine million dollars. Against the NASDAQ-100, the tougher test because it shares our theme, forty-four million. Against a conventional sixty-forty, a hundred and twenty-seven million.</w:t>
+        <w:t>Third, the table. Against the S&amp;P 500, which any of you could have bought for nine basis points — we added eighty-nine million dollars. Against the NASDAQ-100, the tougher test because it shares our theme, forty-four million. Against a conventional sixty-forty, a hundred and twenty-seven million.</w:t>
       </w:r>
     </w:p>
     <w:p>
@@ -1117,7 +1117,7 @@
           <w:color w:val="52514E"/>
           <w:sz w:val="18"/>
         </w:rPr>
-        <w:t>~161 words  ·  approx. 1.1 min at 150 wpm</w:t>
+        <w:t>~158 words  ·  approx. 1.1 min at 150 wpm</w:t>
       </w:r>
     </w:p>
     <w:p>
@@ -1143,7 +1143,7 @@
           <w:i w:val="0"/>
           <w:sz w:val="22"/>
         </w:rPr>
-        <w:t>The pattern to take away isn't the size of the good years — it's the shape of the bad ones. In a bull market a technology-tilted fund is supposed to have good years; there's nothing clever about that.</w:t>
+        <w:t>The pattern to take away isn't the size of the good years. It's the shape of the bad ones. In a bull market a technology-tilted fund is supposed to have good years; there's nothing clever about that.</w:t>
       </w:r>
     </w:p>
     <w:p>
@@ -1169,7 +1169,7 @@
           <w:i w:val="0"/>
           <w:sz w:val="22"/>
         </w:rPr>
-        <w:t>Now — we underperformed the S&amp;P by four points that year, and I won't dress that up. A technology-tilted fund should lag the broad market when growth de-rates. But against our own theme benchmark we outperformed by ten full points.</w:t>
+        <w:t>Now, we underperformed the S&amp;P by four points that year, and I won't dress that up. A technology-tilted fund should lag the broad market when growth de-rates. But against our own theme benchmark we outperformed by ten full points.</w:t>
       </w:r>
     </w:p>
     <w:p>
@@ -1182,7 +1182,7 @@
           <w:i w:val="0"/>
           <w:sz w:val="22"/>
         </w:rPr>
-        <w:t>The only year we lagged the NASDAQ-100 was 2020, because concentration was rewarded and our sector floors held us back. That's the cost of diversification — and 2022 is where you got paid for it.</w:t>
+        <w:t>The only year we lagged the NASDAQ-100 was 2020, because concentration was rewarded and our sector floors held us back. That's the cost of diversification, and 2022 is where you got paid for it.</w:t>
       </w:r>
     </w:p>
     <w:p>
@@ -1217,7 +1217,7 @@
           <w:color w:val="52514E"/>
           <w:sz w:val="18"/>
         </w:rPr>
-        <w:t>~144 words  ·  approx. 1.0 min at 150 wpm</w:t>
+        <w:t>~140 words  ·  approx. 0.9 min at 150 wpm</w:t>
       </w:r>
     </w:p>
     <w:p>
@@ -1269,7 +1269,7 @@
           <w:i w:val="0"/>
           <w:sz w:val="22"/>
         </w:rPr>
-        <w:t>Let me be direct about what that means. For most of this fund's life we did not beat our primary benchmark — we tracked it. All of the outperformance against it was earned in the 2022 drawdown, by falling less.</w:t>
+        <w:t>Be clear about what that means. For most of this fund's life we did not beat our primary benchmark, we tracked it. All of the outperformance against it was earned in the 2022 drawdown, by falling less.</w:t>
       </w:r>
     </w:p>
     <w:p>
@@ -1282,7 +1282,7 @@
           <w:i w:val="0"/>
           <w:sz w:val="22"/>
         </w:rPr>
-        <w:t>Some managers would present that as a weakness. I'd argue the opposite. Anyone can hold technology stocks in a technology bull market. Capital preservation when the regime turns is the part that requires an actual discipline — and 2022 is the year the fee earned itself.</w:t>
+        <w:t>Some managers would present that as a weakness. I'd argue the opposite. Anyone can hold technology stocks in a technology bull market. Capital preservation when the regime turns is the part that requires an actual discipline, and 2022 is the year the fee earned itself.</w:t>
       </w:r>
     </w:p>
     <w:p>
@@ -1317,7 +1317,7 @@
           <w:color w:val="52514E"/>
           <w:sz w:val="18"/>
         </w:rPr>
-        <w:t>~114 words  ·  approx. 0.8 min at 150 wpm</w:t>
+        <w:t>~115 words  ·  approx. 0.8 min at 150 wpm</w:t>
       </w:r>
     </w:p>
     <w:p>
@@ -1330,7 +1330,7 @@
           <w:i w:val="0"/>
           <w:sz w:val="22"/>
         </w:rPr>
-        <w:t>Drawdown determines whether an investor stays in a fund, so let me address it directly.</w:t>
+        <w:t>Drawdown determines whether an investor stays in a fund, so I will take it head on.</w:t>
       </w:r>
     </w:p>
     <w:p>
@@ -1356,7 +1356,7 @@
           <w:i w:val="0"/>
           <w:sz w:val="22"/>
         </w:rPr>
-        <w:t>So we sat between the two — worse than the broad market, materially better than our own benchmark. For a fund with a deliberate technology tilt, that's the right place to be.</w:t>
+        <w:t>So we sat between the two, worse than the broad market, materially better than our own benchmark. For a fund with a deliberate technology tilt, that is the right place to be.</w:t>
       </w:r>
     </w:p>
     <w:p>
@@ -1404,7 +1404,7 @@
           <w:color w:val="52514E"/>
           <w:sz w:val="18"/>
         </w:rPr>
-        <w:t>~148 words  ·  approx. 1.0 min at 150 wpm</w:t>
+        <w:t>~149 words  ·  approx. 1.0 min at 150 wpm</w:t>
       </w:r>
     </w:p>
     <w:p>
@@ -1443,7 +1443,7 @@
           <w:i w:val="0"/>
           <w:sz w:val="22"/>
         </w:rPr>
-        <w:t>Then look what happens. April 2020 was the best month in the fund's history at plus fourteen and a half per cent. By July we were above the pre-COVID high, and 2020 finished up thirty-seven per cent.</w:t>
+        <w:t>Then look what happens. April 2020 was the best month in the fund's history at plus fourteen and a half per cent. By May we were back above the January high, and 2020 finished up thirty-seven per cent.</w:t>
       </w:r>
     </w:p>
     <w:p>
@@ -1456,7 +1456,7 @@
           <w:i w:val="0"/>
           <w:sz w:val="22"/>
         </w:rPr>
-        <w:t>Two things worth saying. First, our 2016 document had literally named a global pandemic as a Scenario C trigger. I'm not claiming we predicted COVID — I'm claiming that a framework which forces you to name tail events stops you building a portfolio that only survives the base case.</w:t>
+        <w:t>Two things follow from that. First, our 2016 document had literally named a global pandemic as a Scenario C trigger. I'm not claiming we predicted COVID, I'm claiming that a framework which forces you to name tail events stops you building a portfolio that only survives the base case.</w:t>
       </w:r>
     </w:p>
     <w:p>
@@ -1504,7 +1504,7 @@
           <w:color w:val="52514E"/>
           <w:sz w:val="18"/>
         </w:rPr>
-        <w:t>~186 words  ·  approx. 1.2 min at 150 wpm</w:t>
+        <w:t>~184 words  ·  approx. 1.2 min at 150 wpm</w:t>
       </w:r>
     </w:p>
     <w:p>
@@ -1530,7 +1530,7 @@
           <w:i w:val="0"/>
           <w:sz w:val="22"/>
         </w:rPr>
-        <w:t>2022 was the sharpest tightening since 1981 — the Fed raised four hundred and twenty-five basis points in a calendar year. When the discount rate moves that fast, long-duration growth equity gets repriced, and there's no clever way around it.</w:t>
+        <w:t>2022 was the sharpest tightening since 1981, the Fed raised four hundred and twenty-five basis points in a calendar year. When the discount rate moves that fast, long-duration growth equity gets repriced, and there's no clever way around it.</w:t>
       </w:r>
     </w:p>
     <w:p>
@@ -1582,7 +1582,7 @@
           <w:i w:val="0"/>
           <w:sz w:val="22"/>
         </w:rPr>
-        <w:t>Schlumberger was, over six years, the worst holding in this fund. For five years it was the position I was asked to justify most often. It was there for one reason: the mandate said every sector gets a floor. In the worst year of the fund's life, that unloved five per cent returned eighty-one per cent. That's what diversification is — and it's why the constraint was written into the mandate rather than left to my discretion.</w:t>
+        <w:t>Schlumberger was, over six years, the worst holding in this fund. For five years it was the position I was asked to justify most often. It was there for one reason: the mandate said every sector gets a floor. In the worst year of the fund's life, that unloved five per cent returned eighty-one per cent. That's what diversification is, and it's why the constraint was written into the mandate rather than left to my discretion.</w:t>
       </w:r>
     </w:p>
     <w:p>
@@ -1652,7 +1652,7 @@
           <w:color w:val="52514E"/>
           <w:sz w:val="18"/>
         </w:rPr>
-        <w:t>~134 words  ·  approx. 0.9 min at 150 wpm</w:t>
+        <w:t>~133 words  ·  approx. 0.9 min at 150 wpm</w:t>
       </w:r>
     </w:p>
     <w:p>
@@ -1665,7 +1665,7 @@
           <w:i w:val="0"/>
           <w:sz w:val="22"/>
         </w:rPr>
-        <w:t>The quantitative section. I want to start with the raw distribution, because a summary statistic can hide a lot.</w:t>
+        <w:t>The quantitative section. Start with the raw distribution rather than a summary statistic, because a summary statistic can hide a lot.</w:t>
       </w:r>
     </w:p>
     <w:p>
@@ -1691,7 +1691,7 @@
           <w:i w:val="0"/>
           <w:sz w:val="22"/>
         </w:rPr>
-        <w:t>Skewness confirms it at minus nought point four seven — mild negative skew, normal for equities. Excess kurtosis is essentially zero, so no fat tails. And Jarque-Bera returns a p-value of nought point two eight, meaning we can't reject normality.</w:t>
+        <w:t>Skewness confirms it at minus nought point four seven, mild negative skew, normal for equities. Excess kurtosis is essentially zero, so no fat tails. And Jarque-Bera returns a p-value of nought point two eight, meaning we can't reject normality.</w:t>
       </w:r>
     </w:p>
     <w:p>
@@ -1704,7 +1704,7 @@
           <w:i w:val="0"/>
           <w:sz w:val="22"/>
         </w:rPr>
-        <w:t>That matters practically: the parametric risk measures — standard deviation, Sharpe, normal-based VaR — are trustworthy for this fund. That isn't true of every strategy.</w:t>
+        <w:t>That matters practically: the parametric risk measures, standard deviation, Sharpe, normal-based VaR, are trustworthy for this fund. That isn't true of every strategy.</w:t>
       </w:r>
     </w:p>
     <w:p>
@@ -1752,7 +1752,7 @@
           <w:color w:val="52514E"/>
           <w:sz w:val="18"/>
         </w:rPr>
-        <w:t>~173 words  ·  approx. 1.2 min at 150 wpm</w:t>
+        <w:t>~168 words  ·  approx. 1.1 min at 150 wpm</w:t>
       </w:r>
     </w:p>
     <w:p>
@@ -1765,7 +1765,7 @@
           <w:i w:val="0"/>
           <w:sz w:val="22"/>
         </w:rPr>
-        <w:t>The scorecard slide — the one I'd print out if you kept only one.</w:t>
+        <w:t>If you keep one slide from today, keep this one.</w:t>
       </w:r>
     </w:p>
     <w:p>
@@ -1791,7 +1791,7 @@
           <w:i w:val="0"/>
           <w:sz w:val="22"/>
         </w:rPr>
-        <w:t>Sharpe: nought point nine four against nought point seven five and nought point six five. Sortino, which penalises only downside volatility: one point five one against one point one eight — a bigger improvement than on Sharpe, which tells you our volatility was disproportionately upside volatility. Treynor highest. Calmar sixty per cent better than both indices.</w:t>
+        <w:t>Sharpe: nought point nine four against nought point seven five and nought point six five. Sortino, which penalises only downside volatility: one point five one against one point one eight, a bigger improvement than on Sharpe, which tells you our volatility was disproportionately upside volatility. Treynor highest. Calmar sixty per cent better than both indices.</w:t>
       </w:r>
     </w:p>
     <w:p>
@@ -1865,7 +1865,7 @@
           <w:color w:val="52514E"/>
           <w:sz w:val="18"/>
         </w:rPr>
-        <w:t>~140 words  ·  approx. 0.9 min at 150 wpm</w:t>
+        <w:t>~138 words  ·  approx. 0.9 min at 150 wpm</w:t>
       </w:r>
     </w:p>
     <w:p>
@@ -1878,7 +1878,7 @@
           <w:i w:val="0"/>
           <w:sz w:val="22"/>
         </w:rPr>
-        <w:t>Value-at-risk and expected shortfall — what your risk committees will ask for.</w:t>
+        <w:t>Value-at-risk and expected shortfall, what your risk committees will ask for.</w:t>
       </w:r>
     </w:p>
     <w:p>
@@ -1904,7 +1904,7 @@
           <w:i w:val="0"/>
           <w:sz w:val="22"/>
         </w:rPr>
-        <w:t>Note the historical, parametric and Cornish-Fisher estimates all cluster between seven and nine per cent — another confirmation the distribution is close to normal.</w:t>
+        <w:t>Note the historical, parametric and Cornish-Fisher estimates all cluster between seven and nine per cent, another confirmation the distribution is close to normal.</w:t>
       </w:r>
     </w:p>
     <w:p>
@@ -1965,7 +1965,7 @@
           <w:color w:val="52514E"/>
           <w:sz w:val="18"/>
         </w:rPr>
-        <w:t>~147 words  ·  approx. 1.0 min at 150 wpm</w:t>
+        <w:t>~150 words  ·  approx. 1.0 min at 150 wpm</w:t>
       </w:r>
     </w:p>
     <w:p>
@@ -1978,7 +1978,7 @@
           <w:i w:val="0"/>
           <w:sz w:val="22"/>
         </w:rPr>
-        <w:t>Seasonality — and I want to frame this carefully, because it's easy to over-read.</w:t>
+        <w:t>Seasonality, and I will frame this carefully, because seasonality is easy to over-read.</w:t>
       </w:r>
     </w:p>
     <w:p>
@@ -2004,7 +2004,7 @@
           <w:i w:val="0"/>
           <w:sz w:val="22"/>
         </w:rPr>
-        <w:t>July was our strongest month at plus five point eight per cent average, positive in all six years. September was weakest at minus two point eight, negative in four of six.</w:t>
+        <w:t>July was our strongest month at plus five point eight per cent average, positive in all six years. September was weakest at minus two point eight, dragged there by three heavy losses in 2020, 2021 and 2022.</w:t>
       </w:r>
     </w:p>
     <w:p>
@@ -2017,7 +2017,7 @@
           <w:i w:val="0"/>
           <w:sz w:val="22"/>
         </w:rPr>
-        <w:t>But here's why I wouldn't build a strategy on it. Six observations per calendar month is nowhere near enough to separate a real seasonal effect from noise — the standard error on any monthly mean is over two per cent. Almost none of these differences would survive a significance test.</w:t>
+        <w:t>But here's why I wouldn't build a strategy on it. Six observations per calendar month is nowhere near enough to separate a real seasonal effect from noise, the standard error on any monthly mean is over two per cent. Almost none of these differences would survive a significance test.</w:t>
       </w:r>
     </w:p>
     <w:p>
@@ -2030,7 +2030,7 @@
           <w:i w:val="0"/>
           <w:sz w:val="22"/>
         </w:rPr>
-        <w:t>What the grid is genuinely useful for is the concentration of extremes. Look at the 2020 and 2022 rows. The best month in the fund's history and the worst sit within twenty-four months of each other. That's the volatility regime we were managing through.</w:t>
+        <w:t>What the grid does show usefully is the concentration of extremes. Look at the 2020 and 2022 rows. The best month in the fund's history and the worst sit within twenty-four months of each other. That's the volatility regime we were managing through.</w:t>
       </w:r>
     </w:p>
     <w:p>
@@ -2100,7 +2100,7 @@
           <w:color w:val="52514E"/>
           <w:sz w:val="18"/>
         </w:rPr>
-        <w:t>~220 words  ·  approx. 1.5 min at 150 wpm</w:t>
+        <w:t>~214 words  ·  approx. 1.4 min at 150 wpm</w:t>
       </w:r>
     </w:p>
     <w:p>
@@ -2113,7 +2113,7 @@
           <w:i w:val="0"/>
           <w:sz w:val="22"/>
         </w:rPr>
-        <w:t>This is the slide that answers the question you should be asking: was this skill, or did we simply own high-beta growth stocks in a decade that rewarded them?</w:t>
+        <w:t>Now the question you should be asking: was this skill, or did we simply own high-beta growth stocks in a decade that rewarded them?</w:t>
       </w:r>
     </w:p>
     <w:p>
@@ -2178,7 +2178,7 @@
           <w:i w:val="0"/>
           <w:sz w:val="22"/>
         </w:rPr>
-        <w:t>Now the bottom row — the one I'd spend most time on. I ran the same test on the NASDAQ-100 itself. Its alpha is two point four per cent with a t of one point four one: statistically indistinguishable from zero.</w:t>
+        <w:t>Now the bottom row, the one I'd spend most time on. I ran the same test on the NASDAQ-100 itself. Its alpha is two point four per cent with a t of one point four one: statistically indistinguishable from zero.</w:t>
       </w:r>
     </w:p>
     <w:p>
@@ -2226,7 +2226,7 @@
           <w:color w:val="52514E"/>
           <w:sz w:val="18"/>
         </w:rPr>
-        <w:t>~122 words  ·  approx. 0.8 min at 150 wpm</w:t>
+        <w:t>~121 words  ·  approx. 0.8 min at 150 wpm</w:t>
       </w:r>
     </w:p>
     <w:p>
@@ -2252,7 +2252,7 @@
           <w:i w:val="0"/>
           <w:sz w:val="22"/>
         </w:rPr>
-        <w:t>Market loading, one point zero five — one-for-one with the market. Not levered.</w:t>
+        <w:t>Market loading, one point zero five, one-for-one with the market. Not levered.</w:t>
       </w:r>
     </w:p>
     <w:p>
@@ -2278,7 +2278,7 @@
           <w:i w:val="0"/>
           <w:sz w:val="22"/>
         </w:rPr>
-        <w:t>Profitability and investment are both small and insignificant. That's worth noting, because a common criticism of "technology alpha" is that it's really a quality tilt in disguise. Here it isn't.</w:t>
+        <w:t>Profitability and investment are both small and insignificant. That matters, because a common criticism of "technology alpha" is that it is really a quality tilt in disguise. Here it is not.</w:t>
       </w:r>
     </w:p>
     <w:p>
@@ -2291,7 +2291,7 @@
           <w:i w:val="0"/>
           <w:sz w:val="22"/>
         </w:rPr>
-        <w:t>Momentum is effectively zero — this wasn't a momentum-chasing strategy that would blow up on the first reversal.</w:t>
+        <w:t>Momentum is effectively zero, this wasn't a momentum-chasing strategy that would blow up on the first reversal.</w:t>
       </w:r>
     </w:p>
     <w:p>
@@ -2339,7 +2339,7 @@
           <w:color w:val="52514E"/>
           <w:sz w:val="18"/>
         </w:rPr>
-        <w:t>~133 words  ·  approx. 0.9 min at 150 wpm</w:t>
+        <w:t>~134 words  ·  approx. 0.9 min at 150 wpm</w:t>
       </w:r>
     </w:p>
     <w:p>
@@ -2391,7 +2391,7 @@
           <w:i w:val="0"/>
           <w:sz w:val="22"/>
         </w:rPr>
-        <w:t>There is a shape worth noticing, though. It declines through the middle of the sample and recovers at the right. The middle windows are 2020 and 2021, when the NASDAQ-100 was extremely hard to beat. The recovery at the right is 2022.</w:t>
+        <w:t>The shape of the line is worth a moment. It declines through the middle of the sample and recovers at the right. The middle windows are 2020 and 2021, when the NASDAQ-100 was extremely hard to beat. The recovery at the right is 2022.</w:t>
       </w:r>
     </w:p>
     <w:p>
@@ -2404,7 +2404,7 @@
           <w:i w:val="0"/>
           <w:sz w:val="22"/>
         </w:rPr>
-        <w:t>So the source of alpha changed character — security selection early, downside protection late. That's healthy rather than worrying: it means the fund wasn't dependent on one market regime.</w:t>
+        <w:t>So the source of alpha changed character, security selection early, downside protection late. That's healthy rather than worrying: it means the fund wasn't dependent on one market regime.</w:t>
       </w:r>
     </w:p>
     <w:p>
@@ -2425,7 +2425,7 @@
           <w:color w:val="0B2545"/>
           <w:sz w:val="26"/>
         </w:rPr>
-        <w:t xml:space="preserve">   Eight of eleven picks beat their own sector</w:t>
+        <w:t xml:space="preserve">   Nine of eleven picks beat their own sector</w:t>
       </w:r>
     </w:p>
     <w:p>
@@ -2439,7 +2439,7 @@
           <w:color w:val="52514E"/>
           <w:sz w:val="18"/>
         </w:rPr>
-        <w:t>~169 words  ·  approx. 1.1 min at 150 wpm</w:t>
+        <w:t>~161 words  ·  approx. 1.1 min at 150 wpm</w:t>
       </w:r>
     </w:p>
     <w:p>
@@ -2465,7 +2465,7 @@
           <w:i w:val="0"/>
           <w:sz w:val="22"/>
         </w:rPr>
-        <w:t>The fairest test isn't whether a pick went up. It's whether it beat the sector it sits in — because if I pick a technology stock in a decade when all technology stocks rose, I've demonstrated nothing.</w:t>
+        <w:t>The fairest test isn't whether a pick went up. It's whether it beat the sector it sits in, because if I pick a technology stock in a decade when all technology stocks rose, I've demonstrated nothing.</w:t>
       </w:r>
     </w:p>
     <w:p>
@@ -2491,7 +2491,7 @@
           <w:i w:val="0"/>
           <w:sz w:val="22"/>
         </w:rPr>
-        <w:t>The standouts: Microsoft beat the technology sector by a hundred and forty-two points — in our largest position, which is the most valuable place to be right. NextEra beat utilities by a hundred and forty-six. Alphabet beat communication services by a hundred and twenty-two.</w:t>
+        <w:t>The standouts: Costco beat consumer staples by a hundred and fifty-two points, NextEra beat utilities by a hundred and forty-six, and Microsoft beat the technology sector by a hundred and forty-two. That last one matters most, because it happened in our largest position.</w:t>
       </w:r>
     </w:p>
     <w:p>
@@ -2504,7 +2504,7 @@
           <w:i w:val="0"/>
           <w:sz w:val="22"/>
         </w:rPr>
-        <w:t>The three misses: Illumina, where the thesis was right but the GRAIL acquisition destroyed value; Amazon, which beat in absolute terms but lagged its sector; and Schlumberger, which lost money against an energy sector that gained fifty-four per cent.</w:t>
+        <w:t>Two misses. Illumina, where the thesis was right but the GRAIL acquisition and the regulatory fight around it destroyed value. And Schlumberger, which lost money against an energy sector that gained fifty-four per cent.</w:t>
       </w:r>
     </w:p>
     <w:p>
@@ -2517,7 +2517,7 @@
           <w:i w:val="0"/>
           <w:sz w:val="22"/>
         </w:rPr>
-        <w:t>I own those three. But eight of eleven, weighted toward our largest positions, is why the portfolio worked.</w:t>
+        <w:t>I own both. But nine of eleven, weighted toward our largest positions, is why the portfolio worked.</w:t>
       </w:r>
     </w:p>
     <w:p>
@@ -2552,7 +2552,7 @@
           <w:color w:val="52514E"/>
           <w:sz w:val="18"/>
         </w:rPr>
-        <w:t>~173 words  ·  approx. 1.2 min at 150 wpm</w:t>
+        <w:t>~172 words  ·  approx. 1.1 min at 150 wpm</w:t>
       </w:r>
     </w:p>
     <w:p>
@@ -2591,7 +2591,7 @@
           <w:i w:val="0"/>
           <w:sz w:val="22"/>
         </w:rPr>
-        <w:t>Alphabet twenty-two points, Albemarle twenty-one — the surprise, a six per cent materials position riding the lithium and EV supply chain. Illumina is the clear disappointment: eight per cent of the book delivered under two points.</w:t>
+        <w:t>Alphabet twenty-two points, Albemarle twenty-one, the surprise, a six per cent materials position riding the lithium and EV supply chain. Illumina is the clear disappointment: eight per cent of the book delivered under two points.</w:t>
       </w:r>
     </w:p>
     <w:p>
@@ -2652,7 +2652,7 @@
           <w:color w:val="52514E"/>
           <w:sz w:val="18"/>
         </w:rPr>
-        <w:t>~154 words  ·  approx. 1.0 min at 150 wpm</w:t>
+        <w:t>~150 words  ·  approx. 1.0 min at 150 wpm</w:t>
       </w:r>
     </w:p>
     <w:p>
@@ -2678,7 +2678,7 @@
           <w:i w:val="0"/>
           <w:sz w:val="22"/>
         </w:rPr>
-        <w:t>To isolate that, I built a benchmark with exactly our sector coverage at neutral weights and no stock selection — an equal-weight portfolio of the eleven sector ETFs. It returned eighty-five per cent against our hundred and seventy-nine.</w:t>
+        <w:t>To isolate that, I built a benchmark with exactly our sector coverage at neutral weights and no stock selection, an equal-weight portfolio of the eleven sector ETFs. It returned eighty-five per cent against our hundred and seventy-nine.</w:t>
       </w:r>
     </w:p>
     <w:p>
@@ -2691,7 +2691,7 @@
           <w:i w:val="0"/>
           <w:sz w:val="22"/>
         </w:rPr>
-        <w:t>Allocation — our sector tilts — contributed one point eight points. Almost nothing. Selection contributed forty-one point four. Interaction, one.</w:t>
+        <w:t>Allocation, our sector tilts, contributed one point eight points. Almost nothing. Selection contributed forty-one point four. Interaction, one.</w:t>
       </w:r>
     </w:p>
     <w:p>
@@ -2717,7 +2717,7 @@
           <w:i w:val="0"/>
           <w:sz w:val="22"/>
         </w:rPr>
-        <w:t>Why that matters for your decision: allocation skill is a macro forecasting call, and the evidence that anyone repeats macro calls is weak. Selection skill is the output of a research process — you can describe it, staff it and repeat it. If our outperformance had come from sector timing, I'd be much less confident recommending this fund continue.</w:t>
+        <w:t>Why that matters for your decision: allocation skill is a macro forecasting call, and the evidence that anyone repeats macro calls is weak. Selection skill is the output of a research process. You can describe it, staff it, and repeat it. If our outperformance had come from sector timing, I'd be much less confident recommending this fund continue.</w:t>
       </w:r>
     </w:p>
     <w:p>
@@ -2778,7 +2778,7 @@
           <w:i w:val="0"/>
           <w:sz w:val="22"/>
         </w:rPr>
-        <w:t>I took three years of data ending December 2016 — the information a manager genuinely had at launch — fed it to a mean-variance optimiser, and ran the weights forward with the same rebalancing.</w:t>
+        <w:t>I took three years of data ending December 2016, which is the information a manager actually had at launch. I fed it to a mean-variance optimiser and ran the weights forward on the same rebalancing rule.</w:t>
       </w:r>
     </w:p>
     <w:p>
@@ -2804,7 +2804,7 @@
           <w:i w:val="0"/>
           <w:sz w:val="22"/>
         </w:rPr>
-        <w:t>But look at what it had to do. Twenty-five per cent in Equinix and twenty-five in NextEra — both breaching our sixteen per cent cap. And zero in Alphabet, Visa, Albemarle and Schlumberger, breaching the sector floor four times over.</w:t>
+        <w:t>But look at what it had to do. Twenty-five per cent in Equinix and twenty-five in NextEra, both breaching our sixteen per cent cap. And zero in Alphabet, Visa, Albemarle and Schlumberger, breaching the sector floor four times over.</w:t>
       </w:r>
     </w:p>
     <w:p>
@@ -2817,7 +2817,7 @@
           <w:i w:val="0"/>
           <w:sz w:val="22"/>
         </w:rPr>
-        <w:t>The optimiser didn't beat our strategy. It declined to run it — it bought a better backtest by discarding the constraints that, as we saw in 2022, protected you. And there's a known reason to distrust it anyway: DeMiguel, Garlappi and Uppal showed in 2009 that naive equal weighting frequently beats optimisation out of sample, because small input errors produce wildly concentrated portfolios.</w:t>
+        <w:t>The optimiser didn't beat our strategy. It declined to run it, it bought a better backtest by discarding the constraints that, as we saw in 2022, protected you. And there's a known reason to distrust it anyway: DeMiguel, Garlappi and Uppal showed in 2009 that naive equal weighting frequently beats optimisation out of sample, because small input errors produce wildly concentrated portfolios.</w:t>
       </w:r>
     </w:p>
     <w:p>
@@ -2865,7 +2865,7 @@
           <w:color w:val="52514E"/>
           <w:sz w:val="18"/>
         </w:rPr>
-        <w:t>~141 words  ·  approx. 0.9 min at 150 wpm</w:t>
+        <w:t>~139 words  ·  approx. 0.9 min at 150 wpm</w:t>
       </w:r>
     </w:p>
     <w:p>
@@ -2917,7 +2917,7 @@
           <w:i w:val="0"/>
           <w:sz w:val="22"/>
         </w:rPr>
-        <w:t>Contrast the NASDAQ-100: a hundred and eighteen per cent of the upside — very similar — but a hundred and eight per cent of the downside. More of the gains and more of the losses. That eleven-point difference, compounded over seventy-two months, is essentially the entire gap between our two seventy-nine and its two thirty-five.</w:t>
+        <w:t>Contrast the NASDAQ-100: a hundred and eighteen per cent of the upside, very similar, but a hundred and eight per cent of the downside. More of the gains and more of the losses. That eleven-point difference, compounded over seventy-two months, is essentially the entire gap between our two seventy-nine and its two thirty-five.</w:t>
       </w:r>
     </w:p>
     <w:p>
@@ -2987,7 +2987,7 @@
           <w:color w:val="52514E"/>
           <w:sz w:val="18"/>
         </w:rPr>
-        <w:t>~135 words  ·  approx. 0.9 min at 150 wpm</w:t>
+        <w:t>~152 words  ·  approx. 1.0 min at 150 wpm</w:t>
       </w:r>
     </w:p>
     <w:p>
@@ -3013,7 +3013,7 @@
           <w:i w:val="0"/>
           <w:sz w:val="22"/>
         </w:rPr>
-        <w:t>We said eight to ten per cent net a year; we delivered seventeen and a half net. We said fifty-five to seventy per cent cumulative; we delivered a hundred and sixty-one.</w:t>
+        <w:t>We said eight to ten per cent net a year; we delivered seventeen and a half net. We said fifty-five to seventy per cent cumulative; we delivered a hundred and sixty-three.</w:t>
       </w:r>
     </w:p>
     <w:p>
@@ -3039,7 +3039,7 @@
           <w:i w:val="0"/>
           <w:sz w:val="22"/>
         </w:rPr>
-        <w:t>Then the process commitments, which matter as much. All eleven sectors held through all twenty-four quarters. The sixteen per cent cap never breached at a rebalance date. Twenty-four rebalances executed. The mid-life review delivered at the end of 2019.</w:t>
+        <w:t>Then the process commitments, which matter as much. All eleven sectors held through all twenty-four quarters. Twenty-four rebalances executed on schedule. The largest drift we ever ran was two point nine points, comfortably inside the five-point threshold, so the drift rule never had to fire. And the mid-life review was delivered at the end of 2019.</w:t>
       </w:r>
     </w:p>
     <w:p>
@@ -3087,7 +3087,7 @@
           <w:color w:val="52514E"/>
           <w:sz w:val="18"/>
         </w:rPr>
-        <w:t>~176 words  ·  approx. 1.2 min at 150 wpm</w:t>
+        <w:t>~184 words  ·  approx. 1.2 min at 150 wpm</w:t>
       </w:r>
     </w:p>
     <w:p>
@@ -3126,7 +3126,7 @@
           <w:i w:val="0"/>
           <w:sz w:val="22"/>
         </w:rPr>
-        <w:t>The performance fee is where the structure earns its keep. We charge ten per cent of returns above the hurdle — and the hurdle is the NASDAQ-100, not zero. Because that benchmark itself returned fifteen point three per cent a year, we only cleared it by two and a half points, so the performance fee is twenty-five basis points rather than the one point eight per cent a zero-hurdle fund would have taken.</w:t>
+        <w:t>The performance fee is where the structure earns its keep. We charge ten per cent of returns above the hurdle, and the hurdle is the NASDAQ-100, not zero. Because that benchmark itself returned fifteen point three per cent a year, we cleared it by only two and a half points. So the performance fee is twenty-five basis points, against the one point eight per cent a zero-hurdle fund would have charged.</w:t>
       </w:r>
     </w:p>
     <w:p>
@@ -3139,7 +3139,7 @@
           <w:i w:val="0"/>
           <w:sz w:val="22"/>
         </w:rPr>
-        <w:t>Total load: one point one five per cent a year. Net to you, seventeen point five one per cent a year, or a hundred and sixty-one per cent cumulative.</w:t>
+        <w:t>Total load: one point one five per cent a year. Net to you, seventeen point five one per cent a year, or a hundred and sixty-three per cent cumulative.</w:t>
       </w:r>
     </w:p>
     <w:p>
@@ -3152,7 +3152,7 @@
           <w:i w:val="0"/>
           <w:sz w:val="22"/>
         </w:rPr>
-        <w:t>The honest alternative: a NASDAQ-100 ETF at twenty basis points would have returned two hundred and thirty-five million. After paying us every dollar of fee, you're roughly forty million ahead of the cheap passive option. That's the only fee test that matters, and we pass it.</w:t>
+        <w:t>The honest alternative: a NASDAQ-100 ETF at twenty basis points would have returned two hundred and thirty-five million and cost five point seven million less. After paying us every dollar of fee you are thirty-eight point seven million ahead of the cheap passive option. That is the only fee test that matters, and we pass it.</w:t>
       </w:r>
     </w:p>
     <w:p>
@@ -3226,7 +3226,7 @@
           <w:i w:val="0"/>
           <w:sz w:val="22"/>
         </w:rPr>
-        <w:t>First, the alpha is real and repeatable — six point six per cent a year that five established factors can't explain, and ninety-four per cent of it from selection rather than sector timing. Selection skill is a process; macro timing is a guess.</w:t>
+        <w:t>First, the alpha is real and repeatable, six point six per cent a year that five established factors can't explain, and ninety-four per cent of it from selection rather than sector timing. Selection skill is a process; macro timing is a guess.</w:t>
       </w:r>
     </w:p>
     <w:p>
@@ -3278,7 +3278,7 @@
           <w:i w:val="0"/>
           <w:sz w:val="22"/>
         </w:rPr>
-        <w:t>We need wider tail-scenario assumptions — we said a recession would cost four per cent; it cost twenty-two and a half. We need a valuation discipline on entry: Illumina was a correct thesis bought with no margin of safety. And I'd ask you to consider raising the position cap from sixteen to twenty per cent, because that cap forced us to trim Microsoft — our best decision — eleven times. The sector floors I would leave entirely untouched, because those are what saved us.</w:t>
+        <w:t>We need wider tail-scenario assumptions. We said a recession would cost four per cent; it cost twenty-two and a half. We need a valuation discipline on entry: Illumina was a correct thesis bought with no margin of safety. And I would ask you to consider raising the position cap from sixteen to twenty per cent. That cap forced us to trim Microsoft, our single best decision, at nineteen of the twenty-four rebalances. The sector floors I would leave untouched, because those are what saved us.</w:t>
       </w:r>
     </w:p>
     <w:p>
@@ -3313,7 +3313,7 @@
           <w:color w:val="52514E"/>
           <w:sz w:val="18"/>
         </w:rPr>
-        <w:t>~104 words  ·  approx. 0.7 min at 150 wpm</w:t>
+        <w:t>~103 words  ·  approx. 0.7 min at 150 wpm</w:t>
       </w:r>
     </w:p>
     <w:p>
@@ -3365,7 +3365,7 @@
           <w:i w:val="0"/>
           <w:sz w:val="22"/>
         </w:rPr>
-        <w:t>Happy to take questions — and there's a substantial appendix if you want to go deeper on the methodology, the holdings or the regressions. Thank you for six years of patient capital.</w:t>
+        <w:t>Happy to take questions, and there's a substantial appendix if you want to go deeper on the methodology, the holdings or the regressions. Thank you for six years of patient capital.</w:t>
       </w:r>
     </w:p>
     <w:p>
@@ -3435,7 +3435,7 @@
           <w:color w:val="52514E"/>
           <w:sz w:val="18"/>
         </w:rPr>
-        <w:t>~99 words  ·  approx. 0.7 min at 150 wpm</w:t>
+        <w:t>~98 words  ·  approx. 0.7 min at 150 wpm</w:t>
       </w:r>
     </w:p>
     <w:p>
@@ -3474,7 +3474,7 @@
           <w:i w:val="0"/>
           <w:sz w:val="22"/>
         </w:rPr>
-        <w:t>Second, these returns are gross of transaction costs and taxes. With twenty-four rebalances of eleven liquid mega-caps, realistic round-trip costs are a few basis points a year — immaterial, but I'd rather state it than have it discovered.</w:t>
+        <w:t>Second, these returns are gross of transaction costs and taxes. With twenty-four rebalances of eleven liquid mega-caps, realistic round-trip costs are a few basis points a year, immaterial, but I'd rather state it than have it discovered.</w:t>
       </w:r>
     </w:p>
     <w:p>
@@ -3535,7 +3535,7 @@
           <w:i w:val="0"/>
           <w:sz w:val="22"/>
         </w:rPr>
-        <w:t>The comparison I'd encourage you to make is NDIF against equal weight, in the first two data columns — a genuinely hard benchmark.</w:t>
+        <w:t>The comparison I'd encourage you to make is NDIF against equal weight, in the first two data columns, a hard benchmark to beat.</w:t>
       </w:r>
     </w:p>
     <w:p>
@@ -3596,7 +3596,7 @@
           <w:color w:val="52514E"/>
           <w:sz w:val="18"/>
         </w:rPr>
-        <w:t>~116 words  ·  approx. 0.8 min at 150 wpm</w:t>
+        <w:t>~119 words  ·  approx. 0.8 min at 150 wpm</w:t>
       </w:r>
     </w:p>
     <w:p>
@@ -3622,7 +3622,7 @@
           <w:i w:val="0"/>
           <w:sz w:val="22"/>
         </w:rPr>
-        <w:t>The point I want to make is in the last two columns and the bottom row.</w:t>
+        <w:t>The interesting part is in the last two columns and the bottom row.</w:t>
       </w:r>
     </w:p>
     <w:p>
@@ -3635,7 +3635,7 @@
           <w:i w:val="0"/>
           <w:sz w:val="22"/>
         </w:rPr>
-        <w:t>Only two individual holdings — Microsoft and NextEra — produced a statistically significant CAPM alpha on their own. Everything else has a t-statistic below two.</w:t>
+        <w:t>Only two holdings, Microsoft and NextEra, produced a statistically significant CAPM alpha on their own. Costco misses the threshold by a whisker at one point nine five. Everything else is below two.</w:t>
       </w:r>
     </w:p>
     <w:p>
@@ -3661,7 +3661,7 @@
           <w:i w:val="0"/>
           <w:sz w:val="22"/>
         </w:rPr>
-        <w:t>That's not a paradox — it's diversification. Combining eleven imperfectly correlated positions cancels idiosyncratic noise while retaining the common component of the selection skill. The signal survives; much of the noise doesn't.</w:t>
+        <w:t>That's not a paradox, it's diversification. Combining eleven imperfectly correlated positions cancels idiosyncratic noise while retaining the common component of the selection skill. The signal survives; much of the noise doesn't.</w:t>
       </w:r>
     </w:p>
     <w:p>
@@ -3696,7 +3696,7 @@
           <w:color w:val="52514E"/>
           <w:sz w:val="18"/>
         </w:rPr>
-        <w:t>~123 words  ·  approx. 0.8 min at 150 wpm</w:t>
+        <w:t>~120 words  ·  approx. 0.8 min at 150 wpm</w:t>
       </w:r>
     </w:p>
     <w:p>
@@ -3722,7 +3722,7 @@
           <w:i w:val="0"/>
           <w:sz w:val="22"/>
         </w:rPr>
-        <w:t>Read across the alpha row: seven point two, five point nine, six point six, six point five. Stable across specifications — an alpha that collapses when you add a factor was never alpha, it was an unmeasured exposure.</w:t>
+        <w:t>Read across the alpha row: seven point two, five point nine, six point six, six point five. Stable across specifications, an alpha that collapses when you add a factor was never alpha, it was an unmeasured exposure.</w:t>
       </w:r>
     </w:p>
     <w:p>
@@ -3748,7 +3748,7 @@
           <w:i w:val="0"/>
           <w:sz w:val="22"/>
         </w:rPr>
-        <w:t>Size and value significantly negative throughout. Profitability, investment and momentum all insignificant — a meaningful negative result, because it means our excess return isn't a repackaged quality factor.</w:t>
+        <w:t>Size and value significantly negative throughout. Profitability, investment and momentum all insignificant, a meaningful negative result, because it means our excess return isn't a repackaged quality factor.</w:t>
       </w:r>
     </w:p>
     <w:p>
@@ -3761,7 +3761,7 @@
           <w:i w:val="0"/>
           <w:sz w:val="22"/>
         </w:rPr>
-        <w:t>Adjusted R-squared runs from nought point eight seven to nought point nine one five. Newey-West standard errors with four lags throughout, which is the conservative choice — ordinary OLS errors would have produced higher t-statistics.</w:t>
+        <w:t>Adjusted R-squared runs from nought point eight seven to nought point nine one five. Newey-West standard errors with four lags throughout, which is the conservative choice, ordinary OLS errors would have produced higher t-statistics.</w:t>
       </w:r>
     </w:p>
     <w:p>
@@ -3796,7 +3796,7 @@
           <w:color w:val="52514E"/>
           <w:sz w:val="18"/>
         </w:rPr>
-        <w:t>~112 words  ·  approx. 0.7 min at 150 wpm</w:t>
+        <w:t>~109 words  ·  approx. 0.7 min at 150 wpm</w:t>
       </w:r>
     </w:p>
     <w:p>
@@ -3822,7 +3822,7 @@
           <w:i w:val="0"/>
           <w:sz w:val="22"/>
         </w:rPr>
-        <w:t>Average pairwise correlation is nought point four zero, which for eleven stocks inside a single theme is genuinely low.</w:t>
+        <w:t>Average pairwise correlation is nought point four zero. For eleven stocks inside a single theme that is low.</w:t>
       </w:r>
     </w:p>
     <w:p>
@@ -3835,7 +3835,7 @@
           <w:i w:val="0"/>
           <w:sz w:val="22"/>
         </w:rPr>
-        <w:t>The structure is intuitive. The three platforms cluster tightly — Microsoft and Alphabet at nought point seven four. That's the concentration risk in tier one, and why the position cap mattered.</w:t>
+        <w:t>The structure is intuitive. The three platforms cluster tightly. Microsoft and Alphabet at nought point seven four. That's the concentration risk in tier one, and why the position cap mattered.</w:t>
       </w:r>
     </w:p>
     <w:p>
@@ -3848,7 +3848,7 @@
           <w:i w:val="0"/>
           <w:sz w:val="22"/>
         </w:rPr>
-        <w:t>At the other end, the genuine diversifiers: NextEra against Schlumberger is minus nought point one two — actually negatively correlated. That bottom-right corner is where the ballast lives, and those low correlations produced the ten-point drawdown advantage in 2022.</w:t>
+        <w:t>At the other end, the genuine diversifiers: NextEra against Schlumberger is minus nought point one two, actually negatively correlated. That bottom-right corner is where the ballast lives, and those low correlations produced the ten-point drawdown advantage in 2022.</w:t>
       </w:r>
     </w:p>
     <w:p>
@@ -3896,7 +3896,7 @@
           <w:color w:val="52514E"/>
           <w:sz w:val="18"/>
         </w:rPr>
-        <w:t>~79 words  ·  approx. 0.5 min at 150 wpm</w:t>
+        <w:t>~95 words  ·  approx. 0.6 min at 150 wpm</w:t>
       </w:r>
     </w:p>
     <w:p>
@@ -3922,7 +3922,7 @@
           <w:i w:val="0"/>
           <w:sz w:val="22"/>
         </w:rPr>
-        <w:t>The most important feature is where the star sits — upper-left of almost every individual holding.</w:t>
+        <w:t>The most important feature is where the star sits, upper-left of almost every individual holding.</w:t>
       </w:r>
     </w:p>
     <w:p>
@@ -3948,7 +3948,7 @@
           <w:i w:val="0"/>
           <w:sz w:val="22"/>
         </w:rPr>
-        <w:t>The portfolio has lower volatility than eight of its own eleven constituents. That's the argument for diversification in one picture.</w:t>
+        <w:t>The portfolio ran lower volatility than every one of its eleven constituents. Combining assets that individually carried twenty to forty-nine per cent volatility produced something that carried nineteen. That is the argument for diversification in one picture.</w:t>
       </w:r>
     </w:p>
     <w:p>
@@ -3983,7 +3983,7 @@
           <w:color w:val="52514E"/>
           <w:sz w:val="18"/>
         </w:rPr>
-        <w:t>~111 words  ·  approx. 0.7 min at 150 wpm</w:t>
+        <w:t>~116 words  ·  approx. 0.8 min at 150 wpm</w:t>
       </w:r>
     </w:p>
     <w:p>
@@ -3996,7 +3996,7 @@
           <w:i w:val="0"/>
           <w:sz w:val="22"/>
         </w:rPr>
-        <w:t>The ex-post efficient frontier from the eleven stocks we owned. Nobody could have known this in advance — it exists only because we now know the answers.</w:t>
+        <w:t>The ex-post efficient frontier from the eleven stocks we owned. Nobody could have known this in advance, it exists only because we now know the answers.</w:t>
       </w:r>
     </w:p>
     <w:p>
@@ -4009,7 +4009,7 @@
           <w:i w:val="0"/>
           <w:sz w:val="22"/>
         </w:rPr>
-        <w:t>The fund sits below and slightly right of it, which is where a real portfolio should sit. The vertical distance is roughly four points of annual return: the cost of not having known the future.</w:t>
+        <w:t>The fund sits below and slightly right of it, which is where a real portfolio should sit. The vertical distance at our realised volatility is about seven points of annual return. That is the price of not having known the future.</w:t>
       </w:r>
     </w:p>
     <w:p>
@@ -4057,7 +4057,7 @@
           <w:color w:val="52514E"/>
           <w:sz w:val="18"/>
         </w:rPr>
-        <w:t>~121 words  ·  approx. 0.8 min at 150 wpm</w:t>
+        <w:t>~118 words  ·  approx. 0.8 min at 150 wpm</w:t>
       </w:r>
     </w:p>
     <w:p>
@@ -4096,7 +4096,7 @@
           <w:i w:val="0"/>
           <w:sz w:val="22"/>
         </w:rPr>
-        <w:t>The lower chart shows dispersion across the eleven holdings. The range runs from minus twenty-four per cent to plus three hundred and nineteen — in an eleven-stock portfolio, in a single theme, over six years.</w:t>
+        <w:t>The lower chart shows dispersion across the eleven holdings. The range runs from minus twenty-four per cent to plus three hundred and nineteen, in an eleven-stock portfolio, in a single theme, over six years.</w:t>
       </w:r>
     </w:p>
     <w:p>
@@ -4109,7 +4109,7 @@
           <w:i w:val="0"/>
           <w:sz w:val="22"/>
         </w:rPr>
-        <w:t>That dispersion is exactly why the position cap mattered. Had we been permitted a thirty per cent position and chosen Illumina rather than Microsoft for it — and in 2016 the genomics thesis was every bit as compelling as the cloud thesis — this would be a very different presentation.</w:t>
+        <w:t>That dispersion is exactly why the position cap mattered. Had we been permitted a thirty per cent position and chosen Illumina rather than Microsoft for it, and in 2016 the genomics thesis was every bit as compelling as the cloud thesis, this would be a very different presentation.</w:t>
       </w:r>
     </w:p>
     <w:p>
@@ -4144,7 +4144,7 @@
           <w:color w:val="52514E"/>
           <w:sz w:val="18"/>
         </w:rPr>
-        <w:t>~94 words  ·  approx. 0.6 min at 150 wpm</w:t>
+        <w:t>~93 words  ·  approx. 0.6 min at 150 wpm</w:t>
       </w:r>
     </w:p>
     <w:p>
@@ -4183,7 +4183,7 @@
           <w:i w:val="0"/>
           <w:sz w:val="22"/>
         </w:rPr>
-        <w:t>Rolling twelve-month volatility below shows the regime: calm through 2017, the COVID spike, a quiet 2021, then the sustained rise through 2022. Our line sits below the NASDAQ-100's for most of the sample. Less total risk than our own benchmark, more return — which is the argument this entire deck has been making.</w:t>
+        <w:t>Rolling twelve-month volatility below shows the regime: calm through 2017, the COVID spike, a quiet 2021, then the sustained rise through 2022. Our line sits below the NASDAQ-100's for most of the sample. Less total risk than our own benchmark, more return, which is the argument this entire deck has been making.</w:t>
       </w:r>
     </w:p>
     <w:p>
@@ -4244,7 +4244,7 @@
           <w:i w:val="0"/>
           <w:sz w:val="22"/>
         </w:rPr>
-        <w:t>The chart is the month-of-year seasonality — July strongest, September weakest. Six observations per month, so description rather than signal.</w:t>
+        <w:t>The chart is the month-of-year seasonality. July strongest, September weakest. Six observations per month, so description rather than signal.</w:t>
       </w:r>
     </w:p>
     <w:p>
@@ -4270,7 +4270,7 @@
           <w:i w:val="0"/>
           <w:sz w:val="22"/>
         </w:rPr>
-        <w:t>The arithmetic: we cost six point four million more than the NASDAQ ETF and delivered forty-four million more in terminal value. A net gain of thirty-eight million after every dollar of fee.</w:t>
+        <w:t>The arithmetic: we cost five point seven million more than the NASDAQ ETF and delivered forty-four point four million more in terminal value. Investors kept thirty-eight point seven million after every dollar of fee.</w:t>
       </w:r>
     </w:p>
     <w:p>
@@ -4283,7 +4283,7 @@
           <w:i w:val="0"/>
           <w:sz w:val="22"/>
         </w:rPr>
-        <w:t>I put this in the appendix deliberately — a manager should be prepared to defend a fee on request, not only when it flatters them.</w:t>
+        <w:t>I put this in the appendix deliberately, a manager should be prepared to defend a fee on request, not only when it flatters them.</w:t>
       </w:r>
     </w:p>
     <w:p>
@@ -4389,7 +4389,7 @@
           <w:i w:val="0"/>
           <w:sz w:val="22"/>
         </w:rPr>
-        <w:t>Main body (slides 1–37): 4,668 words — about 29 minutes at a brisk 160 words per minute, 31 minutes at a measured 150. Appendix (slides 38–49): 1,169 words, spoken only if a question takes you there.</w:t>
+        <w:t>Main body (slides 1–37): 4,647 words — about 29 minutes at a brisk 160 words per minute, 31 minutes at a measured 150. Appendix (slides 38–49): 1,182 words, spoken only if a question takes you there.</w:t>
       </w:r>
     </w:p>
     <w:p>

--- a/finc13303-portfolio-performance/deliverables/FINC13303_Ass2_PresenterScript_14053836_OConnor.docx
+++ b/finc13303-portfolio-performance/deliverables/FINC13303_Ass2_PresenterScript_14053836_OConnor.docx
@@ -8,37 +8,38 @@
       </w:pPr>
       <w:r>
         <w:rPr>
-          <w:b/>
-          <w:i w:val="0"/>
-          <w:color w:val="0B2545"/>
-          <w:sz w:val="44"/>
-        </w:rPr>
-        <w:t>Northpoint Digital Innovation Fund</w:t>
-      </w:r>
-    </w:p>
-    <w:p>
-      <w:pPr>
-        <w:spacing w:after="280" w:before="0"/>
-      </w:pPr>
-      <w:r>
-        <w:rPr>
+          <w:rFonts w:ascii="Georgia" w:hAnsi="Georgia"/>
           <w:b w:val="0"/>
           <w:i w:val="0"/>
-          <w:color w:val="52514E"/>
-          <w:sz w:val="28"/>
-        </w:rPr>
-        <w:t>Six-year performance review — presenter script</w:t>
-      </w:r>
-    </w:p>
-    <w:p>
-      <w:pPr>
-        <w:spacing w:after="120" w:before="0"/>
+          <w:color w:val="0D3B38"/>
+          <w:sz w:val="48"/>
+        </w:rPr>
+        <w:t>Northpoint Digital Innovation Fund</w:t>
+      </w:r>
+    </w:p>
+    <w:p>
+      <w:pPr>
+        <w:spacing w:after="280" w:before="0"/>
       </w:pPr>
       <w:r>
         <w:rPr>
           <w:b w:val="0"/>
           <w:i w:val="0"/>
-          <w:color w:val="52514E"/>
+          <w:color w:val="4A443C"/>
+          <w:sz w:val="28"/>
+        </w:rPr>
+        <w:t>Six-year performance review — presenter script</w:t>
+      </w:r>
+    </w:p>
+    <w:p>
+      <w:pPr>
+        <w:spacing w:after="120" w:before="0"/>
+      </w:pPr>
+      <w:r>
+        <w:rPr>
+          <w:b w:val="0"/>
+          <w:i w:val="0"/>
+          <w:color w:val="4A443C"/>
           <w:sz w:val="20"/>
         </w:rPr>
         <w:t>Callum O'Connor  ·  Student ID 14053836  ·  FINC13-303 Portfolio Analysis and Investments  ·  Assignment 2, Part 1</w:t>
@@ -52,7 +53,7 @@
         <w:rPr>
           <w:b w:val="0"/>
           <w:i/>
-          <w:color w:val="52514E"/>
+          <w:color w:val="4A443C"/>
           <w:sz w:val="20"/>
         </w:rPr>
         <w:t>Target delivery: 22–26 minutes at a measured pace, plus questions. Slide titles below match the deck exactly. Bold slide numbers correspond to the on-screen page numbers.</w:t>
@@ -65,16 +66,16 @@
       <w:r>
         <w:rPr>
           <w:b/>
-          <w:color w:val="52514E"/>
+          <w:color w:val="C4551A"/>
           <w:sz w:val="20"/>
         </w:rPr>
-        <w:t>Slide 1</w:t>
-      </w:r>
-      <w:r>
-        <w:rPr>
-          <w:b/>
-          <w:color w:val="0B2545"/>
-          <w:sz w:val="26"/>
+        <w:t>01</w:t>
+      </w:r>
+      <w:r>
+        <w:rPr>
+          <w:rFonts w:ascii="Georgia" w:hAnsi="Georgia"/>
+          <w:color w:val="0D3B38"/>
+          <w:sz w:val="27"/>
         </w:rPr>
         <w:t xml:space="preserve">   Northpoint Digital Innovation Fund</w:t>
       </w:r>
@@ -87,7 +88,7 @@
         <w:rPr>
           <w:b w:val="0"/>
           <w:i/>
-          <w:color w:val="52514E"/>
+          <w:color w:val="4A443C"/>
           <w:sz w:val="18"/>
         </w:rPr>
         <w:t>~152 words  ·  approx. 1.0 min at 150 wpm</w:t>
@@ -152,16 +153,16 @@
       <w:r>
         <w:rPr>
           <w:b/>
-          <w:color w:val="52514E"/>
+          <w:color w:val="C4551A"/>
           <w:sz w:val="20"/>
         </w:rPr>
-        <w:t>Slide 2</w:t>
-      </w:r>
-      <w:r>
-        <w:rPr>
-          <w:b/>
-          <w:color w:val="0B2545"/>
-          <w:sz w:val="26"/>
+        <w:t>02</w:t>
+      </w:r>
+      <w:r>
+        <w:rPr>
+          <w:rFonts w:ascii="Georgia" w:hAnsi="Georgia"/>
+          <w:color w:val="0D3B38"/>
+          <w:sz w:val="27"/>
         </w:rPr>
         <w:t xml:space="preserve">   Agenda</w:t>
       </w:r>
@@ -174,7 +175,7 @@
         <w:rPr>
           <w:b w:val="0"/>
           <w:i/>
-          <w:color w:val="52514E"/>
+          <w:color w:val="4A443C"/>
           <w:sz w:val="18"/>
         </w:rPr>
         <w:t>~85 words  ·  approx. 0.6 min at 150 wpm</w:t>
@@ -226,16 +227,16 @@
       <w:r>
         <w:rPr>
           <w:b/>
-          <w:color w:val="52514E"/>
+          <w:color w:val="C4551A"/>
           <w:sz w:val="20"/>
         </w:rPr>
-        <w:t>Slide 3</w:t>
-      </w:r>
-      <w:r>
-        <w:rPr>
-          <w:b/>
-          <w:color w:val="0B2545"/>
-          <w:sz w:val="26"/>
+        <w:t>03</w:t>
+      </w:r>
+      <w:r>
+        <w:rPr>
+          <w:rFonts w:ascii="Georgia" w:hAnsi="Georgia"/>
+          <w:color w:val="0D3B38"/>
+          <w:sz w:val="27"/>
         </w:rPr>
         <w:t xml:space="preserve">   The six-year result</w:t>
       </w:r>
@@ -248,7 +249,7 @@
         <w:rPr>
           <w:b w:val="0"/>
           <w:i/>
-          <w:color w:val="52514E"/>
+          <w:color w:val="4A443C"/>
           <w:sz w:val="18"/>
         </w:rPr>
         <w:t>~158 words  ·  approx. 1.1 min at 150 wpm</w:t>
@@ -326,16 +327,16 @@
       <w:r>
         <w:rPr>
           <w:b/>
-          <w:color w:val="52514E"/>
+          <w:color w:val="C4551A"/>
           <w:sz w:val="20"/>
         </w:rPr>
-        <w:t>Slide 4</w:t>
-      </w:r>
-      <w:r>
-        <w:rPr>
-          <w:b/>
-          <w:color w:val="0B2545"/>
-          <w:sz w:val="26"/>
+        <w:t>04</w:t>
+      </w:r>
+      <w:r>
+        <w:rPr>
+          <w:rFonts w:ascii="Georgia" w:hAnsi="Georgia"/>
+          <w:color w:val="0D3B38"/>
+          <w:sz w:val="27"/>
         </w:rPr>
         <w:t xml:space="preserve">   01</w:t>
       </w:r>
@@ -348,7 +349,7 @@
         <w:rPr>
           <w:b w:val="0"/>
           <w:i/>
-          <w:color w:val="52514E"/>
+          <w:color w:val="4A443C"/>
           <w:sz w:val="20"/>
         </w:rPr>
         <w:t>(no narration — section divider, hold for two seconds and move on)</w:t>
@@ -361,16 +362,16 @@
       <w:r>
         <w:rPr>
           <w:b/>
-          <w:color w:val="52514E"/>
+          <w:color w:val="C4551A"/>
           <w:sz w:val="20"/>
         </w:rPr>
-        <w:t>Slide 5</w:t>
-      </w:r>
-      <w:r>
-        <w:rPr>
-          <w:b/>
-          <w:color w:val="0B2545"/>
-          <w:sz w:val="26"/>
+        <w:t>05</w:t>
+      </w:r>
+      <w:r>
+        <w:rPr>
+          <w:rFonts w:ascii="Georgia" w:hAnsi="Georgia"/>
+          <w:color w:val="0D3B38"/>
+          <w:sz w:val="27"/>
         </w:rPr>
         <w:t xml:space="preserve">   The mandate you funded</w:t>
       </w:r>
@@ -383,7 +384,7 @@
         <w:rPr>
           <w:b w:val="0"/>
           <w:i/>
-          <w:color w:val="52514E"/>
+          <w:color w:val="4A443C"/>
           <w:sz w:val="18"/>
         </w:rPr>
         <w:t>~127 words  ·  approx. 0.8 min at 150 wpm</w:t>
@@ -448,16 +449,16 @@
       <w:r>
         <w:rPr>
           <w:b/>
-          <w:color w:val="52514E"/>
+          <w:color w:val="C4551A"/>
           <w:sz w:val="20"/>
         </w:rPr>
-        <w:t>Slide 6</w:t>
-      </w:r>
-      <w:r>
-        <w:rPr>
-          <w:b/>
-          <w:color w:val="0B2545"/>
-          <w:sz w:val="26"/>
+        <w:t>06</w:t>
+      </w:r>
+      <w:r>
+        <w:rPr>
+          <w:rFonts w:ascii="Georgia" w:hAnsi="Georgia"/>
+          <w:color w:val="0D3B38"/>
+          <w:sz w:val="27"/>
         </w:rPr>
         <w:t xml:space="preserve">   Eleven sectors, one idea</w:t>
       </w:r>
@@ -470,7 +471,7 @@
         <w:rPr>
           <w:b w:val="0"/>
           <w:i/>
-          <w:color w:val="52514E"/>
+          <w:color w:val="4A443C"/>
           <w:sz w:val="18"/>
         </w:rPr>
         <w:t>~133 words  ·  approx. 0.9 min at 150 wpm</w:t>
@@ -548,16 +549,16 @@
       <w:r>
         <w:rPr>
           <w:b/>
-          <w:color w:val="52514E"/>
+          <w:color w:val="C4551A"/>
           <w:sz w:val="20"/>
         </w:rPr>
-        <w:t>Slide 7</w:t>
-      </w:r>
-      <w:r>
-        <w:rPr>
-          <w:b/>
-          <w:color w:val="0B2545"/>
-          <w:sz w:val="26"/>
+        <w:t>07</w:t>
+      </w:r>
+      <w:r>
+        <w:rPr>
+          <w:rFonts w:ascii="Georgia" w:hAnsi="Georgia"/>
+          <w:color w:val="0D3B38"/>
+          <w:sz w:val="27"/>
         </w:rPr>
         <w:t xml:space="preserve">   We rebalanced. That was a decision, and it paid.</w:t>
       </w:r>
@@ -570,7 +571,7 @@
         <w:rPr>
           <w:b w:val="0"/>
           <w:i/>
-          <w:color w:val="52514E"/>
+          <w:color w:val="4A443C"/>
           <w:sz w:val="18"/>
         </w:rPr>
         <w:t>~129 words  ·  approx. 0.9 min at 150 wpm</w:t>
@@ -635,16 +636,16 @@
       <w:r>
         <w:rPr>
           <w:b/>
-          <w:color w:val="52514E"/>
+          <w:color w:val="C4551A"/>
           <w:sz w:val="20"/>
         </w:rPr>
-        <w:t>Slide 8</w:t>
-      </w:r>
-      <w:r>
-        <w:rPr>
-          <w:b/>
-          <w:color w:val="0B2545"/>
-          <w:sz w:val="26"/>
+        <w:t>08</w:t>
+      </w:r>
+      <w:r>
+        <w:rPr>
+          <w:rFonts w:ascii="Georgia" w:hAnsi="Georgia"/>
+          <w:color w:val="0D3B38"/>
+          <w:sz w:val="27"/>
         </w:rPr>
         <w:t xml:space="preserve">   02</w:t>
       </w:r>
@@ -657,7 +658,7 @@
         <w:rPr>
           <w:b w:val="0"/>
           <w:i/>
-          <w:color w:val="52514E"/>
+          <w:color w:val="4A443C"/>
           <w:sz w:val="20"/>
         </w:rPr>
         <w:t>(no narration — section divider, hold for two seconds and move on)</w:t>
@@ -670,16 +671,16 @@
       <w:r>
         <w:rPr>
           <w:b/>
-          <w:color w:val="52514E"/>
+          <w:color w:val="C4551A"/>
           <w:sz w:val="20"/>
         </w:rPr>
-        <w:t>Slide 9</w:t>
-      </w:r>
-      <w:r>
-        <w:rPr>
-          <w:b/>
-          <w:color w:val="0B2545"/>
-          <w:sz w:val="26"/>
+        <w:t>09</w:t>
+      </w:r>
+      <w:r>
+        <w:rPr>
+          <w:rFonts w:ascii="Georgia" w:hAnsi="Georgia"/>
+          <w:color w:val="0D3B38"/>
+          <w:sz w:val="27"/>
         </w:rPr>
         <w:t xml:space="preserve">   Six years, seven turning points</w:t>
       </w:r>
@@ -692,7 +693,7 @@
         <w:rPr>
           <w:b w:val="0"/>
           <w:i/>
-          <w:color w:val="52514E"/>
+          <w:color w:val="4A443C"/>
           <w:sz w:val="18"/>
         </w:rPr>
         <w:t>~134 words  ·  approx. 0.9 min at 150 wpm</w:t>
@@ -770,16 +771,16 @@
       <w:r>
         <w:rPr>
           <w:b/>
-          <w:color w:val="52514E"/>
+          <w:color w:val="C4551A"/>
           <w:sz w:val="20"/>
         </w:rPr>
-        <w:t>Slide 10</w:t>
-      </w:r>
-      <w:r>
-        <w:rPr>
-          <w:b/>
-          <w:color w:val="0B2545"/>
-          <w:sz w:val="26"/>
+        <w:t>10</w:t>
+      </w:r>
+      <w:r>
+        <w:rPr>
+          <w:rFonts w:ascii="Georgia" w:hAnsi="Georgia"/>
+          <w:color w:val="0D3B38"/>
+          <w:sz w:val="27"/>
         </w:rPr>
         <w:t xml:space="preserve">   The macro backdrop, regime by regime</w:t>
       </w:r>
@@ -792,7 +793,7 @@
         <w:rPr>
           <w:b w:val="0"/>
           <w:i/>
-          <w:color w:val="52514E"/>
+          <w:color w:val="4A443C"/>
           <w:sz w:val="18"/>
         </w:rPr>
         <w:t>~170 words  ·  approx. 1.1 min at 150 wpm</w:t>
@@ -870,16 +871,16 @@
       <w:r>
         <w:rPr>
           <w:b/>
-          <w:color w:val="52514E"/>
+          <w:color w:val="C4551A"/>
           <w:sz w:val="20"/>
         </w:rPr>
-        <w:t>Slide 11</w:t>
-      </w:r>
-      <w:r>
-        <w:rPr>
-          <w:b/>
-          <w:color w:val="0B2545"/>
-          <w:sz w:val="26"/>
+        <w:t>11</w:t>
+      </w:r>
+      <w:r>
+        <w:rPr>
+          <w:rFonts w:ascii="Georgia" w:hAnsi="Georgia"/>
+          <w:color w:val="0D3B38"/>
+          <w:sz w:val="27"/>
         </w:rPr>
         <w:t xml:space="preserve">   Marking our 2016 scenarios to market</w:t>
       </w:r>
@@ -892,7 +893,7 @@
         <w:rPr>
           <w:b w:val="0"/>
           <w:i/>
-          <w:color w:val="52514E"/>
+          <w:color w:val="4A443C"/>
           <w:sz w:val="18"/>
         </w:rPr>
         <w:t>~134 words  ·  approx. 0.9 min at 150 wpm</w:t>
@@ -957,16 +958,16 @@
       <w:r>
         <w:rPr>
           <w:b/>
-          <w:color w:val="52514E"/>
+          <w:color w:val="C4551A"/>
           <w:sz w:val="20"/>
         </w:rPr>
-        <w:t>Slide 12</w:t>
-      </w:r>
-      <w:r>
-        <w:rPr>
-          <w:b/>
-          <w:color w:val="0B2545"/>
-          <w:sz w:val="26"/>
+        <w:t>12</w:t>
+      </w:r>
+      <w:r>
+        <w:rPr>
+          <w:rFonts w:ascii="Georgia" w:hAnsi="Georgia"/>
+          <w:color w:val="0D3B38"/>
+          <w:sz w:val="27"/>
         </w:rPr>
         <w:t xml:space="preserve">   03</w:t>
       </w:r>
@@ -979,7 +980,7 @@
         <w:rPr>
           <w:b w:val="0"/>
           <w:i/>
-          <w:color w:val="52514E"/>
+          <w:color w:val="4A443C"/>
           <w:sz w:val="20"/>
         </w:rPr>
         <w:t>(no narration — section divider, hold for two seconds and move on)</w:t>
@@ -992,16 +993,16 @@
       <w:r>
         <w:rPr>
           <w:b/>
-          <w:color w:val="52514E"/>
+          <w:color w:val="C4551A"/>
           <w:sz w:val="20"/>
         </w:rPr>
-        <w:t>Slide 13</w:t>
-      </w:r>
-      <w:r>
-        <w:rPr>
-          <w:b/>
-          <w:color w:val="0B2545"/>
-          <w:sz w:val="26"/>
+        <w:t>13</w:t>
+      </w:r>
+      <w:r>
+        <w:rPr>
+          <w:rFonts w:ascii="Georgia" w:hAnsi="Georgia"/>
+          <w:color w:val="0D3B38"/>
+          <w:sz w:val="27"/>
         </w:rPr>
         <w:t xml:space="preserve">   A $100m mandate became $279m</w:t>
       </w:r>
@@ -1014,7 +1015,7 @@
         <w:rPr>
           <w:b w:val="0"/>
           <w:i/>
-          <w:color w:val="52514E"/>
+          <w:color w:val="4A443C"/>
           <w:sz w:val="18"/>
         </w:rPr>
         <w:t>~140 words  ·  approx. 0.9 min at 150 wpm</w:t>
@@ -1092,16 +1093,16 @@
       <w:r>
         <w:rPr>
           <w:b/>
-          <w:color w:val="52514E"/>
+          <w:color w:val="C4551A"/>
           <w:sz w:val="20"/>
         </w:rPr>
-        <w:t>Slide 14</w:t>
-      </w:r>
-      <w:r>
-        <w:rPr>
-          <w:b/>
-          <w:color w:val="0B2545"/>
-          <w:sz w:val="26"/>
+        <w:t>14</w:t>
+      </w:r>
+      <w:r>
+        <w:rPr>
+          <w:rFonts w:ascii="Georgia" w:hAnsi="Georgia"/>
+          <w:color w:val="0D3B38"/>
+          <w:sz w:val="27"/>
         </w:rPr>
         <w:t xml:space="preserve">   Beat the S&amp;P 500 in five of six years</w:t>
       </w:r>
@@ -1114,7 +1115,7 @@
         <w:rPr>
           <w:b w:val="0"/>
           <w:i/>
-          <w:color w:val="52514E"/>
+          <w:color w:val="4A443C"/>
           <w:sz w:val="18"/>
         </w:rPr>
         <w:t>~158 words  ·  approx. 1.1 min at 150 wpm</w:t>
@@ -1192,16 +1193,16 @@
       <w:r>
         <w:rPr>
           <w:b/>
-          <w:color w:val="52514E"/>
+          <w:color w:val="C4551A"/>
           <w:sz w:val="20"/>
         </w:rPr>
-        <w:t>Slide 15</w:t>
-      </w:r>
-      <w:r>
-        <w:rPr>
-          <w:b/>
-          <w:color w:val="0B2545"/>
-          <w:sz w:val="26"/>
+        <w:t>15</w:t>
+      </w:r>
+      <w:r>
+        <w:rPr>
+          <w:rFonts w:ascii="Georgia" w:hAnsi="Georgia"/>
+          <w:color w:val="0D3B38"/>
+          <w:sz w:val="27"/>
         </w:rPr>
         <w:t xml:space="preserve">   The value-add compounded quietly, then paid off</w:t>
       </w:r>
@@ -1214,7 +1215,7 @@
         <w:rPr>
           <w:b w:val="0"/>
           <w:i/>
-          <w:color w:val="52514E"/>
+          <w:color w:val="4A443C"/>
           <w:sz w:val="18"/>
         </w:rPr>
         <w:t>~140 words  ·  approx. 0.9 min at 150 wpm</w:t>
@@ -1292,16 +1293,16 @@
       <w:r>
         <w:rPr>
           <w:b/>
-          <w:color w:val="52514E"/>
+          <w:color w:val="C4551A"/>
           <w:sz w:val="20"/>
         </w:rPr>
-        <w:t>Slide 16</w:t>
-      </w:r>
-      <w:r>
-        <w:rPr>
-          <w:b/>
-          <w:color w:val="0B2545"/>
-          <w:sz w:val="26"/>
+        <w:t>16</w:t>
+      </w:r>
+      <w:r>
+        <w:rPr>
+          <w:rFonts w:ascii="Georgia" w:hAnsi="Georgia"/>
+          <w:color w:val="0D3B38"/>
+          <w:sz w:val="27"/>
         </w:rPr>
         <w:t xml:space="preserve">   The fund fell less than its own benchmark</w:t>
       </w:r>
@@ -1314,7 +1315,7 @@
         <w:rPr>
           <w:b w:val="0"/>
           <w:i/>
-          <w:color w:val="52514E"/>
+          <w:color w:val="4A443C"/>
           <w:sz w:val="18"/>
         </w:rPr>
         <w:t>~115 words  ·  approx. 0.8 min at 150 wpm</w:t>
@@ -1379,16 +1380,16 @@
       <w:r>
         <w:rPr>
           <w:b/>
-          <w:color w:val="52514E"/>
+          <w:color w:val="C4551A"/>
           <w:sz w:val="20"/>
         </w:rPr>
-        <w:t>Slide 17</w:t>
-      </w:r>
-      <w:r>
-        <w:rPr>
-          <w:b/>
-          <w:color w:val="0B2545"/>
-          <w:sz w:val="26"/>
+        <w:t>17</w:t>
+      </w:r>
+      <w:r>
+        <w:rPr>
+          <w:rFonts w:ascii="Georgia" w:hAnsi="Georgia"/>
+          <w:color w:val="0D3B38"/>
+          <w:sz w:val="27"/>
         </w:rPr>
         <w:t xml:space="preserve">   Stress test one: COVID-19</w:t>
       </w:r>
@@ -1401,7 +1402,7 @@
         <w:rPr>
           <w:b w:val="0"/>
           <w:i/>
-          <w:color w:val="52514E"/>
+          <w:color w:val="4A443C"/>
           <w:sz w:val="18"/>
         </w:rPr>
         <w:t>~149 words  ·  approx. 1.0 min at 150 wpm</w:t>
@@ -1479,16 +1480,16 @@
       <w:r>
         <w:rPr>
           <w:b/>
-          <w:color w:val="52514E"/>
+          <w:color w:val="C4551A"/>
           <w:sz w:val="20"/>
         </w:rPr>
-        <w:t>Slide 18</w:t>
-      </w:r>
-      <w:r>
-        <w:rPr>
-          <w:b/>
-          <w:color w:val="0B2545"/>
-          <w:sz w:val="26"/>
+        <w:t>18</w:t>
+      </w:r>
+      <w:r>
+        <w:rPr>
+          <w:rFonts w:ascii="Georgia" w:hAnsi="Georgia"/>
+          <w:color w:val="0D3B38"/>
+          <w:sz w:val="27"/>
         </w:rPr>
         <w:t xml:space="preserve">   Stress test two: the 2022 rate shock</w:t>
       </w:r>
@@ -1501,7 +1502,7 @@
         <w:rPr>
           <w:b w:val="0"/>
           <w:i/>
-          <w:color w:val="52514E"/>
+          <w:color w:val="4A443C"/>
           <w:sz w:val="18"/>
         </w:rPr>
         <w:t>~184 words  ·  approx. 1.2 min at 150 wpm</w:t>
@@ -1592,16 +1593,16 @@
       <w:r>
         <w:rPr>
           <w:b/>
-          <w:color w:val="52514E"/>
+          <w:color w:val="C4551A"/>
           <w:sz w:val="20"/>
         </w:rPr>
-        <w:t>Slide 19</w:t>
-      </w:r>
-      <w:r>
-        <w:rPr>
-          <w:b/>
-          <w:color w:val="0B2545"/>
-          <w:sz w:val="26"/>
+        <w:t>19</w:t>
+      </w:r>
+      <w:r>
+        <w:rPr>
+          <w:rFonts w:ascii="Georgia" w:hAnsi="Georgia"/>
+          <w:color w:val="0D3B38"/>
+          <w:sz w:val="27"/>
         </w:rPr>
         <w:t xml:space="preserve">   04</w:t>
       </w:r>
@@ -1614,7 +1615,7 @@
         <w:rPr>
           <w:b w:val="0"/>
           <w:i/>
-          <w:color w:val="52514E"/>
+          <w:color w:val="4A443C"/>
           <w:sz w:val="20"/>
         </w:rPr>
         <w:t>(no narration — section divider, hold for two seconds and move on)</w:t>
@@ -1627,16 +1628,16 @@
       <w:r>
         <w:rPr>
           <w:b/>
-          <w:color w:val="52514E"/>
+          <w:color w:val="C4551A"/>
           <w:sz w:val="20"/>
         </w:rPr>
-        <w:t>Slide 20</w:t>
-      </w:r>
-      <w:r>
-        <w:rPr>
-          <w:b/>
-          <w:color w:val="0B2545"/>
-          <w:sz w:val="26"/>
+        <w:t>20</w:t>
+      </w:r>
+      <w:r>
+        <w:rPr>
+          <w:rFonts w:ascii="Georgia" w:hAnsi="Georgia"/>
+          <w:color w:val="0D3B38"/>
+          <w:sz w:val="27"/>
         </w:rPr>
         <w:t xml:space="preserve">   The shape of our returns</w:t>
       </w:r>
@@ -1649,7 +1650,7 @@
         <w:rPr>
           <w:b w:val="0"/>
           <w:i/>
-          <w:color w:val="52514E"/>
+          <w:color w:val="4A443C"/>
           <w:sz w:val="18"/>
         </w:rPr>
         <w:t>~133 words  ·  approx. 0.9 min at 150 wpm</w:t>
@@ -1727,16 +1728,16 @@
       <w:r>
         <w:rPr>
           <w:b/>
-          <w:color w:val="52514E"/>
+          <w:color w:val="C4551A"/>
           <w:sz w:val="20"/>
         </w:rPr>
-        <w:t>Slide 21</w:t>
-      </w:r>
-      <w:r>
-        <w:rPr>
-          <w:b/>
-          <w:color w:val="0B2545"/>
-          <w:sz w:val="26"/>
+        <w:t>21</w:t>
+      </w:r>
+      <w:r>
+        <w:rPr>
+          <w:rFonts w:ascii="Georgia" w:hAnsi="Georgia"/>
+          <w:color w:val="0D3B38"/>
+          <w:sz w:val="27"/>
         </w:rPr>
         <w:t xml:space="preserve">   Risk-adjusted, we beat every comparator</w:t>
       </w:r>
@@ -1749,7 +1750,7 @@
         <w:rPr>
           <w:b w:val="0"/>
           <w:i/>
-          <w:color w:val="52514E"/>
+          <w:color w:val="4A443C"/>
           <w:sz w:val="18"/>
         </w:rPr>
         <w:t>~168 words  ·  approx. 1.1 min at 150 wpm</w:t>
@@ -1840,16 +1841,16 @@
       <w:r>
         <w:rPr>
           <w:b/>
-          <w:color w:val="52514E"/>
+          <w:color w:val="C4551A"/>
           <w:sz w:val="20"/>
         </w:rPr>
-        <w:t>Slide 22</w:t>
-      </w:r>
-      <w:r>
-        <w:rPr>
-          <w:b/>
-          <w:color w:val="0B2545"/>
-          <w:sz w:val="26"/>
+        <w:t>22</w:t>
+      </w:r>
+      <w:r>
+        <w:rPr>
+          <w:rFonts w:ascii="Georgia" w:hAnsi="Georgia"/>
+          <w:color w:val="0D3B38"/>
+          <w:sz w:val="27"/>
         </w:rPr>
         <w:t xml:space="preserve">   Tail risk sits below the NASDAQ-100 on every measure</w:t>
       </w:r>
@@ -1862,7 +1863,7 @@
         <w:rPr>
           <w:b w:val="0"/>
           <w:i/>
-          <w:color w:val="52514E"/>
+          <w:color w:val="4A443C"/>
           <w:sz w:val="18"/>
         </w:rPr>
         <w:t>~138 words  ·  approx. 0.9 min at 150 wpm</w:t>
@@ -1940,16 +1941,16 @@
       <w:r>
         <w:rPr>
           <w:b/>
-          <w:color w:val="52514E"/>
+          <w:color w:val="C4551A"/>
           <w:sz w:val="20"/>
         </w:rPr>
-        <w:t>Slide 23</w:t>
-      </w:r>
-      <w:r>
-        <w:rPr>
-          <w:b/>
-          <w:color w:val="0B2545"/>
-          <w:sz w:val="26"/>
+        <w:t>23</w:t>
+      </w:r>
+      <w:r>
+        <w:rPr>
+          <w:rFonts w:ascii="Georgia" w:hAnsi="Georgia"/>
+          <w:color w:val="0D3B38"/>
+          <w:sz w:val="27"/>
         </w:rPr>
         <w:t xml:space="preserve">   Where in the calendar the money was made</w:t>
       </w:r>
@@ -1962,7 +1963,7 @@
         <w:rPr>
           <w:b w:val="0"/>
           <w:i/>
-          <w:color w:val="52514E"/>
+          <w:color w:val="4A443C"/>
           <w:sz w:val="18"/>
         </w:rPr>
         <w:t>~150 words  ·  approx. 1.0 min at 150 wpm</w:t>
@@ -2040,16 +2041,16 @@
       <w:r>
         <w:rPr>
           <w:b/>
-          <w:color w:val="52514E"/>
+          <w:color w:val="C4551A"/>
           <w:sz w:val="20"/>
         </w:rPr>
-        <w:t>Slide 24</w:t>
-      </w:r>
-      <w:r>
-        <w:rPr>
-          <w:b/>
-          <w:color w:val="0B2545"/>
-          <w:sz w:val="26"/>
+        <w:t>24</w:t>
+      </w:r>
+      <w:r>
+        <w:rPr>
+          <w:rFonts w:ascii="Georgia" w:hAnsi="Georgia"/>
+          <w:color w:val="0D3B38"/>
+          <w:sz w:val="27"/>
         </w:rPr>
         <w:t xml:space="preserve">   05</w:t>
       </w:r>
@@ -2062,7 +2063,7 @@
         <w:rPr>
           <w:b w:val="0"/>
           <w:i/>
-          <w:color w:val="52514E"/>
+          <w:color w:val="4A443C"/>
           <w:sz w:val="20"/>
         </w:rPr>
         <w:t>(no narration — section divider, hold for two seconds and move on)</w:t>
@@ -2075,16 +2076,16 @@
       <w:r>
         <w:rPr>
           <w:b/>
-          <w:color w:val="52514E"/>
+          <w:color w:val="C4551A"/>
           <w:sz w:val="20"/>
         </w:rPr>
-        <w:t>Slide 25</w:t>
-      </w:r>
-      <w:r>
-        <w:rPr>
-          <w:b/>
-          <w:color w:val="0B2545"/>
-          <w:sz w:val="26"/>
+        <w:t>25</w:t>
+      </w:r>
+      <w:r>
+        <w:rPr>
+          <w:rFonts w:ascii="Georgia" w:hAnsi="Georgia"/>
+          <w:color w:val="0D3B38"/>
+          <w:sz w:val="27"/>
         </w:rPr>
         <w:t xml:space="preserve">   Jensen's alpha: significant on every model we ran</w:t>
       </w:r>
@@ -2097,7 +2098,7 @@
         <w:rPr>
           <w:b w:val="0"/>
           <w:i/>
-          <w:color w:val="52514E"/>
+          <w:color w:val="4A443C"/>
           <w:sz w:val="18"/>
         </w:rPr>
         <w:t>~214 words  ·  approx. 1.4 min at 150 wpm</w:t>
@@ -2201,16 +2202,16 @@
       <w:r>
         <w:rPr>
           <w:b/>
-          <w:color w:val="52514E"/>
+          <w:color w:val="C4551A"/>
           <w:sz w:val="20"/>
         </w:rPr>
-        <w:t>Slide 26</w:t>
-      </w:r>
-      <w:r>
-        <w:rPr>
-          <w:b/>
-          <w:color w:val="0B2545"/>
-          <w:sz w:val="26"/>
+        <w:t>26</w:t>
+      </w:r>
+      <w:r>
+        <w:rPr>
+          <w:rFonts w:ascii="Georgia" w:hAnsi="Georgia"/>
+          <w:color w:val="0D3B38"/>
+          <w:sz w:val="27"/>
         </w:rPr>
         <w:t xml:space="preserve">   What the factor loadings say about us</w:t>
       </w:r>
@@ -2223,7 +2224,7 @@
         <w:rPr>
           <w:b w:val="0"/>
           <w:i/>
-          <w:color w:val="52514E"/>
+          <w:color w:val="4A443C"/>
           <w:sz w:val="18"/>
         </w:rPr>
         <w:t>~121 words  ·  approx. 0.8 min at 150 wpm</w:t>
@@ -2314,16 +2315,16 @@
       <w:r>
         <w:rPr>
           <w:b/>
-          <w:color w:val="52514E"/>
+          <w:color w:val="C4551A"/>
           <w:sz w:val="20"/>
         </w:rPr>
-        <w:t>Slide 27</w:t>
-      </w:r>
-      <w:r>
-        <w:rPr>
-          <w:b/>
-          <w:color w:val="0B2545"/>
-          <w:sz w:val="26"/>
+        <w:t>27</w:t>
+      </w:r>
+      <w:r>
+        <w:rPr>
+          <w:rFonts w:ascii="Georgia" w:hAnsi="Georgia"/>
+          <w:color w:val="0D3B38"/>
+          <w:sz w:val="27"/>
         </w:rPr>
         <w:t xml:space="preserve">   Alpha was persistent, not a single lucky year</w:t>
       </w:r>
@@ -2336,7 +2337,7 @@
         <w:rPr>
           <w:b w:val="0"/>
           <w:i/>
-          <w:color w:val="52514E"/>
+          <w:color w:val="4A443C"/>
           <w:sz w:val="18"/>
         </w:rPr>
         <w:t>~134 words  ·  approx. 0.9 min at 150 wpm</w:t>
@@ -2414,16 +2415,16 @@
       <w:r>
         <w:rPr>
           <w:b/>
-          <w:color w:val="52514E"/>
+          <w:color w:val="C4551A"/>
           <w:sz w:val="20"/>
         </w:rPr>
-        <w:t>Slide 28</w:t>
-      </w:r>
-      <w:r>
-        <w:rPr>
-          <w:b/>
-          <w:color w:val="0B2545"/>
-          <w:sz w:val="26"/>
+        <w:t>28</w:t>
+      </w:r>
+      <w:r>
+        <w:rPr>
+          <w:rFonts w:ascii="Georgia" w:hAnsi="Georgia"/>
+          <w:color w:val="0D3B38"/>
+          <w:sz w:val="27"/>
         </w:rPr>
         <w:t xml:space="preserve">   Nine of eleven picks beat their own sector</w:t>
       </w:r>
@@ -2436,7 +2437,7 @@
         <w:rPr>
           <w:b w:val="0"/>
           <w:i/>
-          <w:color w:val="52514E"/>
+          <w:color w:val="4A443C"/>
           <w:sz w:val="18"/>
         </w:rPr>
         <w:t>~161 words  ·  approx. 1.1 min at 150 wpm</w:t>
@@ -2527,16 +2528,16 @@
       <w:r>
         <w:rPr>
           <w:b/>
-          <w:color w:val="52514E"/>
+          <w:color w:val="C4551A"/>
           <w:sz w:val="20"/>
         </w:rPr>
-        <w:t>Slide 29</w:t>
-      </w:r>
-      <w:r>
-        <w:rPr>
-          <w:b/>
-          <w:color w:val="0B2545"/>
-          <w:sz w:val="26"/>
+        <w:t>29</w:t>
+      </w:r>
+      <w:r>
+        <w:rPr>
+          <w:rFonts w:ascii="Georgia" w:hAnsi="Georgia"/>
+          <w:color w:val="0D3B38"/>
+          <w:sz w:val="27"/>
         </w:rPr>
         <w:t xml:space="preserve">   Where the 179% came from</w:t>
       </w:r>
@@ -2549,7 +2550,7 @@
         <w:rPr>
           <w:b w:val="0"/>
           <w:i/>
-          <w:color w:val="52514E"/>
+          <w:color w:val="4A443C"/>
           <w:sz w:val="18"/>
         </w:rPr>
         <w:t>~172 words  ·  approx. 1.1 min at 150 wpm</w:t>
@@ -2627,16 +2628,16 @@
       <w:r>
         <w:rPr>
           <w:b/>
-          <w:color w:val="52514E"/>
+          <w:color w:val="C4551A"/>
           <w:sz w:val="20"/>
         </w:rPr>
-        <w:t>Slide 30</w:t>
-      </w:r>
-      <w:r>
-        <w:rPr>
-          <w:b/>
-          <w:color w:val="0B2545"/>
-          <w:sz w:val="26"/>
+        <w:t>30</w:t>
+      </w:r>
+      <w:r>
+        <w:rPr>
+          <w:rFonts w:ascii="Georgia" w:hAnsi="Georgia"/>
+          <w:color w:val="0D3B38"/>
+          <w:sz w:val="27"/>
         </w:rPr>
         <w:t xml:space="preserve">   94% of the value-add came from stock picking</w:t>
       </w:r>
@@ -2649,7 +2650,7 @@
         <w:rPr>
           <w:b w:val="0"/>
           <w:i/>
-          <w:color w:val="52514E"/>
+          <w:color w:val="4A443C"/>
           <w:sz w:val="18"/>
         </w:rPr>
         <w:t>~150 words  ·  approx. 1.0 min at 150 wpm</w:t>
@@ -2727,16 +2728,16 @@
       <w:r>
         <w:rPr>
           <w:b/>
-          <w:color w:val="52514E"/>
+          <w:color w:val="C4551A"/>
           <w:sz w:val="20"/>
         </w:rPr>
-        <w:t>Slide 31</w:t>
-      </w:r>
-      <w:r>
-        <w:rPr>
-          <w:b/>
-          <w:color w:val="0B2545"/>
-          <w:sz w:val="26"/>
+        <w:t>31</w:t>
+      </w:r>
+      <w:r>
+        <w:rPr>
+          <w:rFonts w:ascii="Georgia" w:hAnsi="Georgia"/>
+          <w:color w:val="0D3B38"/>
+          <w:sz w:val="27"/>
         </w:rPr>
         <w:t xml:space="preserve">   Would an optimiser have done better?</w:t>
       </w:r>
@@ -2749,7 +2750,7 @@
         <w:rPr>
           <w:b w:val="0"/>
           <w:i/>
-          <w:color w:val="52514E"/>
+          <w:color w:val="4A443C"/>
           <w:sz w:val="18"/>
         </w:rPr>
         <w:t>~211 words  ·  approx. 1.4 min at 150 wpm</w:t>
@@ -2840,16 +2841,16 @@
       <w:r>
         <w:rPr>
           <w:b/>
-          <w:color w:val="52514E"/>
+          <w:color w:val="C4551A"/>
           <w:sz w:val="20"/>
         </w:rPr>
-        <w:t>Slide 32</w:t>
-      </w:r>
-      <w:r>
-        <w:rPr>
-          <w:b/>
-          <w:color w:val="0B2545"/>
-          <w:sz w:val="26"/>
+        <w:t>32</w:t>
+      </w:r>
+      <w:r>
+        <w:rPr>
+          <w:rFonts w:ascii="Georgia" w:hAnsi="Georgia"/>
+          <w:color w:val="0D3B38"/>
+          <w:sz w:val="27"/>
         </w:rPr>
         <w:t xml:space="preserve">   120% of the upside, 97% of the downside</w:t>
       </w:r>
@@ -2862,7 +2863,7 @@
         <w:rPr>
           <w:b w:val="0"/>
           <w:i/>
-          <w:color w:val="52514E"/>
+          <w:color w:val="4A443C"/>
           <w:sz w:val="18"/>
         </w:rPr>
         <w:t>~139 words  ·  approx. 0.9 min at 150 wpm</w:t>
@@ -2927,16 +2928,16 @@
       <w:r>
         <w:rPr>
           <w:b/>
-          <w:color w:val="52514E"/>
+          <w:color w:val="C4551A"/>
           <w:sz w:val="20"/>
         </w:rPr>
-        <w:t>Slide 33</w:t>
-      </w:r>
-      <w:r>
-        <w:rPr>
-          <w:b/>
-          <w:color w:val="0B2545"/>
-          <w:sz w:val="26"/>
+        <w:t>33</w:t>
+      </w:r>
+      <w:r>
+        <w:rPr>
+          <w:rFonts w:ascii="Georgia" w:hAnsi="Georgia"/>
+          <w:color w:val="0D3B38"/>
+          <w:sz w:val="27"/>
         </w:rPr>
         <w:t xml:space="preserve">   06</w:t>
       </w:r>
@@ -2949,7 +2950,7 @@
         <w:rPr>
           <w:b w:val="0"/>
           <w:i/>
-          <w:color w:val="52514E"/>
+          <w:color w:val="4A443C"/>
           <w:sz w:val="20"/>
         </w:rPr>
         <w:t>(no narration — section divider, hold for two seconds and move on)</w:t>
@@ -2962,16 +2963,16 @@
       <w:r>
         <w:rPr>
           <w:b/>
-          <w:color w:val="52514E"/>
+          <w:color w:val="C4551A"/>
           <w:sz w:val="20"/>
         </w:rPr>
-        <w:t>Slide 34</w:t>
-      </w:r>
-      <w:r>
-        <w:rPr>
-          <w:b/>
-          <w:color w:val="0B2545"/>
-          <w:sz w:val="26"/>
+        <w:t>34</w:t>
+      </w:r>
+      <w:r>
+        <w:rPr>
+          <w:rFonts w:ascii="Georgia" w:hAnsi="Georgia"/>
+          <w:color w:val="0D3B38"/>
+          <w:sz w:val="27"/>
         </w:rPr>
         <w:t xml:space="preserve">   Marking ourselves against the 2016 objective</w:t>
       </w:r>
@@ -2984,7 +2985,7 @@
         <w:rPr>
           <w:b w:val="0"/>
           <w:i/>
-          <w:color w:val="52514E"/>
+          <w:color w:val="4A443C"/>
           <w:sz w:val="18"/>
         </w:rPr>
         <w:t>~152 words  ·  approx. 1.0 min at 150 wpm</w:t>
@@ -3062,16 +3063,16 @@
       <w:r>
         <w:rPr>
           <w:b/>
-          <w:color w:val="52514E"/>
+          <w:color w:val="C4551A"/>
           <w:sz w:val="20"/>
         </w:rPr>
-        <w:t>Slide 35</w:t>
-      </w:r>
-      <w:r>
-        <w:rPr>
-          <w:b/>
-          <w:color w:val="0B2545"/>
-          <w:sz w:val="26"/>
+        <w:t>35</w:t>
+      </w:r>
+      <w:r>
+        <w:rPr>
+          <w:rFonts w:ascii="Georgia" w:hAnsi="Georgia"/>
+          <w:color w:val="0D3B38"/>
+          <w:sz w:val="27"/>
         </w:rPr>
         <w:t xml:space="preserve">   Gross to net: what you actually kept</w:t>
       </w:r>
@@ -3084,7 +3085,7 @@
         <w:rPr>
           <w:b w:val="0"/>
           <w:i/>
-          <w:color w:val="52514E"/>
+          <w:color w:val="4A443C"/>
           <w:sz w:val="18"/>
         </w:rPr>
         <w:t>~184 words  ·  approx. 1.2 min at 150 wpm</w:t>
@@ -3162,16 +3163,16 @@
       <w:r>
         <w:rPr>
           <w:b/>
-          <w:color w:val="52514E"/>
+          <w:color w:val="C4551A"/>
           <w:sz w:val="20"/>
         </w:rPr>
-        <w:t>Slide 36</w:t>
-      </w:r>
-      <w:r>
-        <w:rPr>
-          <w:b/>
-          <w:color w:val="0B2545"/>
-          <w:sz w:val="26"/>
+        <w:t>36</w:t>
+      </w:r>
+      <w:r>
+        <w:rPr>
+          <w:rFonts w:ascii="Georgia" w:hAnsi="Georgia"/>
+          <w:color w:val="0D3B38"/>
+          <w:sz w:val="27"/>
         </w:rPr>
         <w:t xml:space="preserve">   Our recommendation: the fund should continue</w:t>
       </w:r>
@@ -3184,7 +3185,7 @@
         <w:rPr>
           <w:b w:val="0"/>
           <w:i/>
-          <w:color w:val="52514E"/>
+          <w:color w:val="4A443C"/>
           <w:sz w:val="18"/>
         </w:rPr>
         <w:t>~209 words  ·  approx. 1.4 min at 150 wpm</w:t>
@@ -3288,16 +3289,16 @@
       <w:r>
         <w:rPr>
           <w:b/>
-          <w:color w:val="52514E"/>
+          <w:color w:val="C4551A"/>
           <w:sz w:val="20"/>
         </w:rPr>
-        <w:t>Slide 37</w:t>
-      </w:r>
-      <w:r>
-        <w:rPr>
-          <w:b/>
-          <w:color w:val="0B2545"/>
-          <w:sz w:val="26"/>
+        <w:t>37</w:t>
+      </w:r>
+      <w:r>
+        <w:rPr>
+          <w:rFonts w:ascii="Georgia" w:hAnsi="Georgia"/>
+          <w:color w:val="0D3B38"/>
+          <w:sz w:val="27"/>
         </w:rPr>
         <w:t xml:space="preserve">   Thank you.</w:t>
       </w:r>
@@ -3310,7 +3311,7 @@
         <w:rPr>
           <w:b w:val="0"/>
           <w:i/>
-          <w:color w:val="52514E"/>
+          <w:color w:val="4A443C"/>
           <w:sz w:val="18"/>
         </w:rPr>
         <w:t>~103 words  ·  approx. 0.7 min at 150 wpm</w:t>
@@ -3375,16 +3376,16 @@
       <w:r>
         <w:rPr>
           <w:b/>
-          <w:color w:val="52514E"/>
+          <w:color w:val="C4551A"/>
           <w:sz w:val="20"/>
         </w:rPr>
-        <w:t>Slide 38</w:t>
-      </w:r>
-      <w:r>
-        <w:rPr>
-          <w:b/>
-          <w:color w:val="0B2545"/>
-          <w:sz w:val="26"/>
+        <w:t>38</w:t>
+      </w:r>
+      <w:r>
+        <w:rPr>
+          <w:rFonts w:ascii="Georgia" w:hAnsi="Georgia"/>
+          <w:color w:val="0D3B38"/>
+          <w:sz w:val="27"/>
         </w:rPr>
         <w:t xml:space="preserve">   A</w:t>
       </w:r>
@@ -3397,7 +3398,7 @@
         <w:rPr>
           <w:b w:val="0"/>
           <w:i/>
-          <w:color w:val="52514E"/>
+          <w:color w:val="4A443C"/>
           <w:sz w:val="20"/>
         </w:rPr>
         <w:t>(no narration — section divider, hold for two seconds and move on)</w:t>
@@ -3410,16 +3411,16 @@
       <w:r>
         <w:rPr>
           <w:b/>
-          <w:color w:val="52514E"/>
+          <w:color w:val="C4551A"/>
           <w:sz w:val="20"/>
         </w:rPr>
-        <w:t>Slide 39</w:t>
-      </w:r>
-      <w:r>
-        <w:rPr>
-          <w:b/>
-          <w:color w:val="0B2545"/>
-          <w:sz w:val="26"/>
+        <w:t>39</w:t>
+      </w:r>
+      <w:r>
+        <w:rPr>
+          <w:rFonts w:ascii="Georgia" w:hAnsi="Georgia"/>
+          <w:color w:val="0D3B38"/>
+          <w:sz w:val="27"/>
         </w:rPr>
         <w:t xml:space="preserve">   A1 · Methodology, data and assumptions</w:t>
       </w:r>
@@ -3432,7 +3433,7 @@
         <w:rPr>
           <w:b w:val="0"/>
           <w:i/>
-          <w:color w:val="52514E"/>
+          <w:color w:val="4A443C"/>
           <w:sz w:val="18"/>
         </w:rPr>
         <w:t>~98 words  ·  approx. 0.7 min at 150 wpm</w:t>
@@ -3484,16 +3485,16 @@
       <w:r>
         <w:rPr>
           <w:b/>
-          <w:color w:val="52514E"/>
+          <w:color w:val="C4551A"/>
           <w:sz w:val="20"/>
         </w:rPr>
-        <w:t>Slide 40</w:t>
-      </w:r>
-      <w:r>
-        <w:rPr>
-          <w:b/>
-          <w:color w:val="0B2545"/>
-          <w:sz w:val="26"/>
+        <w:t>40</w:t>
+      </w:r>
+      <w:r>
+        <w:rPr>
+          <w:rFonts w:ascii="Georgia" w:hAnsi="Georgia"/>
+          <w:color w:val="0D3B38"/>
+          <w:sz w:val="27"/>
         </w:rPr>
         <w:t xml:space="preserve">   A2 · Full performance and risk metrics</w:t>
       </w:r>
@@ -3506,7 +3507,7 @@
         <w:rPr>
           <w:b w:val="0"/>
           <w:i/>
-          <w:color w:val="52514E"/>
+          <w:color w:val="4A443C"/>
           <w:sz w:val="18"/>
         </w:rPr>
         <w:t>~87 words  ·  approx. 0.6 min at 150 wpm</w:t>
@@ -3571,16 +3572,16 @@
       <w:r>
         <w:rPr>
           <w:b/>
-          <w:color w:val="52514E"/>
+          <w:color w:val="C4551A"/>
           <w:sz w:val="20"/>
         </w:rPr>
-        <w:t>Slide 41</w:t>
-      </w:r>
-      <w:r>
-        <w:rPr>
-          <w:b/>
-          <w:color w:val="0B2545"/>
-          <w:sz w:val="26"/>
+        <w:t>41</w:t>
+      </w:r>
+      <w:r>
+        <w:rPr>
+          <w:rFonts w:ascii="Georgia" w:hAnsi="Georgia"/>
+          <w:color w:val="0D3B38"/>
+          <w:sz w:val="27"/>
         </w:rPr>
         <w:t xml:space="preserve">   A3 · Per-holding statistics</w:t>
       </w:r>
@@ -3593,7 +3594,7 @@
         <w:rPr>
           <w:b w:val="0"/>
           <w:i/>
-          <w:color w:val="52514E"/>
+          <w:color w:val="4A443C"/>
           <w:sz w:val="18"/>
         </w:rPr>
         <w:t>~119 words  ·  approx. 0.8 min at 150 wpm</w:t>
@@ -3671,16 +3672,16 @@
       <w:r>
         <w:rPr>
           <w:b/>
-          <w:color w:val="52514E"/>
+          <w:color w:val="C4551A"/>
           <w:sz w:val="20"/>
         </w:rPr>
-        <w:t>Slide 42</w:t>
-      </w:r>
-      <w:r>
-        <w:rPr>
-          <w:b/>
-          <w:color w:val="0B2545"/>
-          <w:sz w:val="26"/>
+        <w:t>42</w:t>
+      </w:r>
+      <w:r>
+        <w:rPr>
+          <w:rFonts w:ascii="Georgia" w:hAnsi="Georgia"/>
+          <w:color w:val="0D3B38"/>
+          <w:sz w:val="27"/>
         </w:rPr>
         <w:t xml:space="preserve">   A4 · Complete factor-model output</w:t>
       </w:r>
@@ -3693,7 +3694,7 @@
         <w:rPr>
           <w:b w:val="0"/>
           <w:i/>
-          <w:color w:val="52514E"/>
+          <w:color w:val="4A443C"/>
           <w:sz w:val="18"/>
         </w:rPr>
         <w:t>~120 words  ·  approx. 0.8 min at 150 wpm</w:t>
@@ -3771,16 +3772,16 @@
       <w:r>
         <w:rPr>
           <w:b/>
-          <w:color w:val="52514E"/>
+          <w:color w:val="C4551A"/>
           <w:sz w:val="20"/>
         </w:rPr>
-        <w:t>Slide 43</w:t>
-      </w:r>
-      <w:r>
-        <w:rPr>
-          <w:b/>
-          <w:color w:val="0B2545"/>
-          <w:sz w:val="26"/>
+        <w:t>43</w:t>
+      </w:r>
+      <w:r>
+        <w:rPr>
+          <w:rFonts w:ascii="Georgia" w:hAnsi="Georgia"/>
+          <w:color w:val="0D3B38"/>
+          <w:sz w:val="27"/>
         </w:rPr>
         <w:t xml:space="preserve">   A5 · Correlation structure of the holdings</w:t>
       </w:r>
@@ -3793,7 +3794,7 @@
         <w:rPr>
           <w:b w:val="0"/>
           <w:i/>
-          <w:color w:val="52514E"/>
+          <w:color w:val="4A443C"/>
           <w:sz w:val="18"/>
         </w:rPr>
         <w:t>~109 words  ·  approx. 0.7 min at 150 wpm</w:t>
@@ -3871,16 +3872,16 @@
       <w:r>
         <w:rPr>
           <w:b/>
-          <w:color w:val="52514E"/>
+          <w:color w:val="C4551A"/>
           <w:sz w:val="20"/>
         </w:rPr>
-        <w:t>Slide 44</w:t>
-      </w:r>
-      <w:r>
-        <w:rPr>
-          <w:b/>
-          <w:color w:val="0B2545"/>
-          <w:sz w:val="26"/>
+        <w:t>44</w:t>
+      </w:r>
+      <w:r>
+        <w:rPr>
+          <w:rFonts w:ascii="Georgia" w:hAnsi="Georgia"/>
+          <w:color w:val="0D3B38"/>
+          <w:sz w:val="27"/>
         </w:rPr>
         <w:t xml:space="preserve">   A6 · The risk–return map</w:t>
       </w:r>
@@ -3893,7 +3894,7 @@
         <w:rPr>
           <w:b w:val="0"/>
           <w:i/>
-          <w:color w:val="52514E"/>
+          <w:color w:val="4A443C"/>
           <w:sz w:val="18"/>
         </w:rPr>
         <w:t>~95 words  ·  approx. 0.6 min at 150 wpm</w:t>
@@ -3958,16 +3959,16 @@
       <w:r>
         <w:rPr>
           <w:b/>
-          <w:color w:val="52514E"/>
+          <w:color w:val="C4551A"/>
           <w:sz w:val="20"/>
         </w:rPr>
-        <w:t>Slide 45</w:t>
-      </w:r>
-      <w:r>
-        <w:rPr>
-          <w:b/>
-          <w:color w:val="0B2545"/>
-          <w:sz w:val="26"/>
+        <w:t>45</w:t>
+      </w:r>
+      <w:r>
+        <w:rPr>
+          <w:rFonts w:ascii="Georgia" w:hAnsi="Georgia"/>
+          <w:color w:val="0D3B38"/>
+          <w:sz w:val="27"/>
         </w:rPr>
         <w:t xml:space="preserve">   A7 · The efficient frontier of our own holdings</w:t>
       </w:r>
@@ -3980,7 +3981,7 @@
         <w:rPr>
           <w:b w:val="0"/>
           <w:i/>
-          <w:color w:val="52514E"/>
+          <w:color w:val="4A443C"/>
           <w:sz w:val="18"/>
         </w:rPr>
         <w:t>~116 words  ·  approx. 0.8 min at 150 wpm</w:t>
@@ -4032,16 +4033,16 @@
       <w:r>
         <w:rPr>
           <w:b/>
-          <w:color w:val="52514E"/>
+          <w:color w:val="C4551A"/>
           <w:sz w:val="20"/>
         </w:rPr>
-        <w:t>Slide 46</w:t>
-      </w:r>
-      <w:r>
-        <w:rPr>
-          <w:b/>
-          <w:color w:val="0B2545"/>
-          <w:sz w:val="26"/>
+        <w:t>46</w:t>
+      </w:r>
+      <w:r>
+        <w:rPr>
+          <w:rFonts w:ascii="Georgia" w:hAnsi="Georgia"/>
+          <w:color w:val="0D3B38"/>
+          <w:sz w:val="27"/>
         </w:rPr>
         <w:t xml:space="preserve">   A8 · Distribution comparison and dispersion</w:t>
       </w:r>
@@ -4054,7 +4055,7 @@
         <w:rPr>
           <w:b w:val="0"/>
           <w:i/>
-          <w:color w:val="52514E"/>
+          <w:color w:val="4A443C"/>
           <w:sz w:val="18"/>
         </w:rPr>
         <w:t>~118 words  ·  approx. 0.8 min at 150 wpm</w:t>
@@ -4119,16 +4120,16 @@
       <w:r>
         <w:rPr>
           <w:b/>
-          <w:color w:val="52514E"/>
+          <w:color w:val="C4551A"/>
           <w:sz w:val="20"/>
         </w:rPr>
-        <w:t>Slide 47</w:t>
-      </w:r>
-      <w:r>
-        <w:rPr>
-          <w:b/>
-          <w:color w:val="0B2545"/>
-          <w:sz w:val="26"/>
+        <w:t>47</w:t>
+      </w:r>
+      <w:r>
+        <w:rPr>
+          <w:rFonts w:ascii="Georgia" w:hAnsi="Georgia"/>
+          <w:color w:val="0D3B38"/>
+          <w:sz w:val="27"/>
         </w:rPr>
         <w:t xml:space="preserve">   A9 · Rolling beta and volatility</w:t>
       </w:r>
@@ -4141,7 +4142,7 @@
         <w:rPr>
           <w:b w:val="0"/>
           <w:i/>
-          <w:color w:val="52514E"/>
+          <w:color w:val="4A443C"/>
           <w:sz w:val="18"/>
         </w:rPr>
         <w:t>~93 words  ·  approx. 0.6 min at 150 wpm</w:t>
@@ -4193,16 +4194,16 @@
       <w:r>
         <w:rPr>
           <w:b/>
-          <w:color w:val="52514E"/>
+          <w:color w:val="C4551A"/>
           <w:sz w:val="20"/>
         </w:rPr>
-        <w:t>Slide 48</w:t>
-      </w:r>
-      <w:r>
-        <w:rPr>
-          <w:b/>
-          <w:color w:val="0B2545"/>
-          <w:sz w:val="26"/>
+        <w:t>48</w:t>
+      </w:r>
+      <w:r>
+        <w:rPr>
+          <w:rFonts w:ascii="Georgia" w:hAnsi="Georgia"/>
+          <w:color w:val="0D3B38"/>
+          <w:sz w:val="27"/>
         </w:rPr>
         <w:t xml:space="preserve">   A10 · Month-of-year seasonality and the fee comparison</w:t>
       </w:r>
@@ -4215,7 +4216,7 @@
         <w:rPr>
           <w:b w:val="0"/>
           <w:i/>
-          <w:color w:val="52514E"/>
+          <w:color w:val="4A443C"/>
           <w:sz w:val="18"/>
         </w:rPr>
         <w:t>~128 words  ·  approx. 0.9 min at 150 wpm</w:t>
@@ -4293,16 +4294,16 @@
       <w:r>
         <w:rPr>
           <w:b/>
-          <w:color w:val="52514E"/>
+          <w:color w:val="C4551A"/>
           <w:sz w:val="20"/>
         </w:rPr>
-        <w:t>Slide 49</w:t>
-      </w:r>
-      <w:r>
-        <w:rPr>
-          <w:b/>
-          <w:color w:val="0B2545"/>
-          <w:sz w:val="26"/>
+        <w:t>49</w:t>
+      </w:r>
+      <w:r>
+        <w:rPr>
+          <w:rFonts w:ascii="Georgia" w:hAnsi="Georgia"/>
+          <w:color w:val="0D3B38"/>
+          <w:sz w:val="27"/>
         </w:rPr>
         <w:t xml:space="preserve">   A11 · References and declarations</w:t>
       </w:r>
@@ -4315,7 +4316,7 @@
         <w:rPr>
           <w:b w:val="0"/>
           <w:i/>
-          <w:color w:val="52514E"/>
+          <w:color w:val="4A443C"/>
           <w:sz w:val="18"/>
         </w:rPr>
         <w:t>~99 words  ·  approx. 0.7 min at 150 wpm</w:t>
@@ -4371,10 +4372,11 @@
       </w:pPr>
       <w:r>
         <w:rPr>
-          <w:b/>
+          <w:rFonts w:ascii="Georgia" w:hAnsi="Georgia"/>
+          <w:b w:val="0"/>
           <w:i w:val="0"/>
-          <w:color w:val="0B2545"/>
-          <w:sz w:val="32"/>
+          <w:color w:val="0D3B38"/>
+          <w:sz w:val="36"/>
         </w:rPr>
         <w:t>Delivery notes</w:t>
       </w:r>
@@ -4399,7 +4401,7 @@
       <w:r>
         <w:rPr>
           <w:b/>
-          <w:color w:val="0B2545"/>
+          <w:color w:val="0D3B38"/>
           <w:sz w:val="22"/>
         </w:rPr>
         <w:t xml:space="preserve">Pace.  </w:t>
@@ -4418,7 +4420,7 @@
       <w:r>
         <w:rPr>
           <w:b/>
-          <w:color w:val="0B2545"/>
+          <w:color w:val="0D3B38"/>
           <w:sz w:val="22"/>
         </w:rPr>
         <w:t xml:space="preserve">If you are running long.  </w:t>
@@ -4437,7 +4439,7 @@
       <w:r>
         <w:rPr>
           <w:b/>
-          <w:color w:val="0B2545"/>
+          <w:color w:val="0D3B38"/>
           <w:sz w:val="22"/>
         </w:rPr>
         <w:t xml:space="preserve">The four slides that carry the grade.  </w:t>
@@ -4456,7 +4458,7 @@
       <w:r>
         <w:rPr>
           <w:b/>
-          <w:color w:val="0B2545"/>
+          <w:color w:val="0D3B38"/>
           <w:sz w:val="22"/>
         </w:rPr>
         <w:t xml:space="preserve">Camera.  </w:t>
@@ -4475,7 +4477,7 @@
       <w:r>
         <w:rPr>
           <w:b/>
-          <w:color w:val="0B2545"/>
+          <w:color w:val="0D3B38"/>
           <w:sz w:val="22"/>
         </w:rPr>
         <w:t xml:space="preserve">Backdrop and audio.  </w:t>
@@ -4494,7 +4496,7 @@
       <w:r>
         <w:rPr>
           <w:b/>
-          <w:color w:val="0B2545"/>
+          <w:color w:val="0D3B38"/>
           <w:sz w:val="22"/>
         </w:rPr>
         <w:t xml:space="preserve">Handling the weak spots.  </w:t>
@@ -4513,7 +4515,7 @@
       <w:r>
         <w:rPr>
           <w:b/>
-          <w:color w:val="0B2545"/>
+          <w:color w:val="0D3B38"/>
           <w:sz w:val="22"/>
         </w:rPr>
         <w:t xml:space="preserve">Closing.  </w:t>
@@ -4902,7 +4904,7 @@
       <w:spacing w:after="160" w:line="300" w:lineRule="auto"/>
     </w:pPr>
     <w:rPr>
-      <w:rFonts w:ascii="Calibri" w:hAnsi="Calibri"/>
+      <w:rFonts w:ascii="Corbel" w:hAnsi="Corbel"/>
       <w:sz w:val="22"/>
     </w:rPr>
   </w:style>

--- a/finc13303-portfolio-performance/deliverables/FINC13303_Ass2_PresenterScript_14053836_OConnor.docx
+++ b/finc13303-portfolio-performance/deliverables/FINC13303_Ass2_PresenterScript_14053836_OConnor.docx
@@ -130,7 +130,7 @@
           <w:i w:val="0"/>
           <w:sz w:val="22"/>
         </w:rPr>
-        <w:t>The headline is on the right of your screen. That hundred million is now two hundred and seventy-nine million, a hundred and seventy-nine per cent cumulative, or eighteen point seven per cent a year, through a trade war, a pandemic, the fastest bear market in history, and the sharpest rate shock in forty years.</w:t>
+        <w:t>The headline is on the right of your screen. That hundred million is now two hundred and seventy-nine million. A hundred and seventy-nine per cent cumulative, or eighteen point seven per cent a year, through a trade war, a pandemic, the fastest bear market in history and the sharpest rate shock in forty years.</w:t>
       </w:r>
     </w:p>
     <w:p>
@@ -413,7 +413,7 @@
           <w:i w:val="0"/>
           <w:sz w:val="22"/>
         </w:rPr>
-        <w:t>An active, high-conviction thematic equity fund. The theme: digital transformation. Eleven holdings, one per GICS sector, a pure technology fund would have been an easier story to sell, but it would have failed the diversification requirement, and as you'll see, it would have hurt badly in 2022.</w:t>
+        <w:t>An active, high-conviction thematic equity fund. The theme: digital transformation. Eleven holdings, one per GICS sector. A pure technology fund would have been an easier story to sell, but it would have failed the diversification requirement, and as you'll see it would have hurt badly in 2022.</w:t>
       </w:r>
     </w:p>
     <w:p>
@@ -626,7 +626,7 @@
           <w:i w:val="0"/>
           <w:sz w:val="22"/>
         </w:rPr>
-        <w:t>And look at the table. Rebalancing wasn't governance theatre, it was worth eighteen million dollars. Two seventy-nine versus two sixty-one. One point three points a year of extra return, a higher Sharpe, and a drawdown three points shallower, because rebalancing systematically trimmed winners at highs and topped up laggards at lows.</w:t>
+        <w:t>And look at the table. Rebalancing wasn't governance theatre. It was worth eighteen million dollars. Two seventy-nine versus two sixty-one. One point three points a year of extra return, a higher Sharpe, and a drawdown three points shallower, because rebalancing systematically trimmed winners at highs and topped up laggards at lows.</w:t>
       </w:r>
     </w:p>
     <w:p>
@@ -3697,7 +3697,7 @@
           <w:color w:val="4A443C"/>
           <w:sz w:val="18"/>
         </w:rPr>
-        <w:t>~120 words  ·  approx. 0.8 min at 150 wpm</w:t>
+        <w:t>~126 words  ·  approx. 0.8 min at 150 wpm</w:t>
       </w:r>
     </w:p>
     <w:p>
@@ -3723,7 +3723,7 @@
           <w:i w:val="0"/>
           <w:sz w:val="22"/>
         </w:rPr>
-        <w:t>Read across the alpha row: seven point two, five point nine, six point six, six point five. Stable across specifications, an alpha that collapses when you add a factor was never alpha, it was an unmeasured exposure.</w:t>
+        <w:t>Read across the alpha row: seven point two, five point nine, six point six, six point five. The alpha is stable across specifications, and that matters: an alpha that collapses when you add a factor was never alpha. It was an unmeasured exposure.</w:t>
       </w:r>
     </w:p>
     <w:p>
@@ -4058,7 +4058,7 @@
           <w:color w:val="4A443C"/>
           <w:sz w:val="18"/>
         </w:rPr>
-        <w:t>~118 words  ·  approx. 0.8 min at 150 wpm</w:t>
+        <w:t>~125 words  ·  approx. 0.8 min at 150 wpm</w:t>
       </w:r>
     </w:p>
     <w:p>
@@ -4110,7 +4110,7 @@
           <w:i w:val="0"/>
           <w:sz w:val="22"/>
         </w:rPr>
-        <w:t>That dispersion is exactly why the position cap mattered. Had we been permitted a thirty per cent position and chosen Illumina rather than Microsoft for it, and in 2016 the genomics thesis was every bit as compelling as the cloud thesis, this would be a very different presentation.</w:t>
+        <w:t>That dispersion is exactly why the position cap mattered. Suppose we had been permitted a thirty per cent position and had put it into Illumina rather than Microsoft. In 2016 the genomics thesis was every bit as compelling as the cloud thesis, so that was a live possibility. This would be a very different presentation.</w:t>
       </w:r>
     </w:p>
     <w:p>
@@ -4391,7 +4391,7 @@
           <w:i w:val="0"/>
           <w:sz w:val="22"/>
         </w:rPr>
-        <w:t>Main body (slides 1–37): 4,647 words — about 29 minutes at a brisk 160 words per minute, 31 minutes at a measured 150. Appendix (slides 38–49): 1,182 words, spoken only if a question takes you there.</w:t>
+        <w:t>Main body (slides 1–37): 4,647 words — about 29 minutes at a brisk 160 words per minute, 31 minutes at a measured 150. Appendix (slides 38–49): 1,195 words, spoken only if a question takes you there.</w:t>
       </w:r>
     </w:p>
     <w:p>

--- a/finc13303-portfolio-performance/deliverables/FINC13303_Ass2_PresenterScript_14053836_OConnor.docx
+++ b/finc13303-portfolio-performance/deliverables/FINC13303_Ass2_PresenterScript_14053836_OConnor.docx
@@ -56,7 +56,7 @@
           <w:color w:val="4A443C"/>
           <w:sz w:val="20"/>
         </w:rPr>
-        <w:t>Target delivery: 22–26 minutes at a measured pace, plus questions. Slide titles below match the deck exactly. Bold slide numbers correspond to the on-screen page numbers.</w:t>
+        <w:t>This is the same text that sits in the PowerPoint notes pane, so you can read it here or from the teleprompter in PowerPoint's recording studio. It is written to be spoken, not read off the page — short sentences, contractions, no colons or dashes to trip over.</w:t>
       </w:r>
     </w:p>
     <w:p>
@@ -91,7 +91,7 @@
           <w:color w:val="4A443C"/>
           <w:sz w:val="18"/>
         </w:rPr>
-        <w:t>~152 words  ·  approx. 1.0 min at 150 wpm</w:t>
+        <w:t>~157 words  ·  approx. 1.0 min at 150 wpm</w:t>
       </w:r>
     </w:p>
     <w:p>
@@ -104,7 +104,7 @@
           <w:i w:val="0"/>
           <w:sz w:val="22"/>
         </w:rPr>
-        <w:t>Good morning, afternoon or evening, depending on where you're joining me from. I'm Callum O'Connor, Portfolio Manager of the Northpoint Digital Innovation Fund.</w:t>
+        <w:t>Good morning, good afternoon, good evening, depending on where you're joining me from. I'm Callum O'Connor, Portfolio Manager of the Northpoint Digital Innovation Fund.</w:t>
       </w:r>
     </w:p>
     <w:p>
@@ -117,7 +117,7 @@
           <w:i w:val="0"/>
           <w:sz w:val="22"/>
         </w:rPr>
-        <w:t>Six years ago you gave this fund a hundred million dollars and one instruction: own the winners of digital transformation across the whole economy, and do it with discipline. Today I'm closing the book on that mandate.</w:t>
+        <w:t>Six years ago you gave this fund a hundred million dollars and one instruction. Own the winners of digital transformation, right across the economy, and do it with discipline. Today I'm closing the book on that mandate.</w:t>
       </w:r>
     </w:p>
     <w:p>
@@ -130,7 +130,7 @@
           <w:i w:val="0"/>
           <w:sz w:val="22"/>
         </w:rPr>
-        <w:t>The headline is on the right of your screen. That hundred million is now two hundred and seventy-nine million. A hundred and seventy-nine per cent cumulative, or eighteen point seven per cent a year, through a trade war, a pandemic, the fastest bear market in history and the sharpest rate shock in forty years.</w:t>
+        <w:t>You can see the headline on the right of your screen. That hundred million is now two hundred and seventy-nine million. A hundred and seventy-nine per cent in total, or eighteen point seven per cent a year, and we got there through a trade war, a pandemic, the fastest bear market in history and the sharpest rate shock in forty years.</w:t>
       </w:r>
     </w:p>
     <w:p>
@@ -143,7 +143,7 @@
           <w:i w:val="0"/>
           <w:sz w:val="22"/>
         </w:rPr>
-        <w:t>Over the next twenty-five minutes I'll show you where that money came from, how much risk we took to get it, whether it was skill or simply a rising market, and what I think you should do next.</w:t>
+        <w:t>Over the next twenty-five minutes I'll show you where that money came from, how much risk we took to get it, whether any of it was skill, and what I think you should do next.</w:t>
       </w:r>
     </w:p>
     <w:p>
@@ -178,7 +178,7 @@
           <w:color w:val="4A443C"/>
           <w:sz w:val="18"/>
         </w:rPr>
-        <w:t>~85 words  ·  approx. 0.6 min at 150 wpm</w:t>
+        <w:t>~103 words  ·  approx. 0.7 min at 150 wpm</w:t>
       </w:r>
     </w:p>
     <w:p>
@@ -191,7 +191,7 @@
           <w:i w:val="0"/>
           <w:sz w:val="22"/>
         </w:rPr>
-        <w:t>Six sections.</w:t>
+        <w:t>Let me tell you how I'll use your time.</w:t>
       </w:r>
     </w:p>
     <w:p>
@@ -204,7 +204,7 @@
           <w:i w:val="0"/>
           <w:sz w:val="22"/>
         </w:rPr>
-        <w:t>Where we started, the mandate, and whether we stuck to it. The economy, three regimes in six years, and an honest mark against the scenarios we published in 2016. What the fund returned, and how it behaved in the two moments that mattered. How much risk we took. Then the section I care most about: was any of this skill? And finally the verdict, the fees, and my recommendation.</w:t>
+        <w:t>I'll start with the mandate you funded and whether we stuck to it. Then the economy, because six years is a long time and we lived through three quite different regimes. Then what the fund returned, and how it behaved in the two moments that mattered. Then how much risk we took.</w:t>
       </w:r>
     </w:p>
     <w:p>
@@ -217,7 +217,20 @@
           <w:i w:val="0"/>
           <w:sz w:val="22"/>
         </w:rPr>
-        <w:t>Questions at the end. There's a full appendix behind the deck with the workings.</w:t>
+        <w:t>Then comes the section I care about most, which is whether any of this was skill. And I'll finish with the verdict, the fees and my recommendation.</w:t>
+      </w:r>
+    </w:p>
+    <w:p>
+      <w:pPr>
+        <w:spacing w:after="160" w:before="0"/>
+      </w:pPr>
+      <w:r>
+        <w:rPr>
+          <w:b w:val="0"/>
+          <w:i w:val="0"/>
+          <w:sz w:val="22"/>
+        </w:rPr>
+        <w:t>Questions at the end, and there's a full appendix if you want to go deeper.</w:t>
       </w:r>
     </w:p>
     <w:p>
@@ -252,7 +265,7 @@
           <w:color w:val="4A443C"/>
           <w:sz w:val="18"/>
         </w:rPr>
-        <w:t>~158 words  ·  approx. 1.1 min at 150 wpm</w:t>
+        <w:t>~173 words  ·  approx. 1.2 min at 150 wpm</w:t>
       </w:r>
     </w:p>
     <w:p>
@@ -265,7 +278,7 @@
           <w:i w:val="0"/>
           <w:sz w:val="22"/>
         </w:rPr>
-        <w:t>The whole six years on one slide.</w:t>
+        <w:t>Before I unpack any of it, here's the whole six years on one slide.</w:t>
       </w:r>
     </w:p>
     <w:p>
@@ -278,7 +291,7 @@
           <w:i w:val="0"/>
           <w:sz w:val="22"/>
         </w:rPr>
-        <w:t>Top left: a hundred and seventy-nine per cent cumulative. The S&amp;P 500 returned ninety over the same window; the NASDAQ-100, our primary benchmark and the harder test, returned a hundred and thirty-five. Annualised, eighteen point seven per cent against a target of eight to ten.</w:t>
+        <w:t>Start top left. A hundred and seventy-nine per cent in total. Over the same window the S and P 500 returned ninety, and the NASDAQ-100, which is our primary benchmark and the harder test, returned a hundred and thirty-five. Annualised, we compounded at eighteen point seven per cent a year against a target of eight to ten.</w:t>
       </w:r>
     </w:p>
     <w:p>
@@ -291,7 +304,7 @@
           <w:i w:val="0"/>
           <w:sz w:val="22"/>
         </w:rPr>
-        <w:t>But look at the second row as much as the first. A Sharpe ratio of nought point nine four, the highest of every comparator I tested. A maximum drawdown of minus twenty-four point nine per cent, shallower than the NASDAQ-100's thirty-two point six. We didn't simply take more risk to get more return.</w:t>
+        <w:t>Now look at the second row just as carefully. Our Sharpe ratio is zero point nine four, the highest of every comparator I tested. Our worst drawdown is minus twenty-four point nine per cent, which is shallower than the NASDAQ-100 managed. So we didn't simply take more risk to get more return.</w:t>
       </w:r>
     </w:p>
     <w:p>
@@ -304,20 +317,7 @@
           <w:i w:val="0"/>
           <w:sz w:val="22"/>
         </w:rPr>
-        <w:t>And the number I'd draw your attention to above all: six point six per cent annualised alpha on a five-factor model, t-statistic three point zero six. The probability that's luck is about two in a thousand, with a beta of one, so it wasn't leverage either.</w:t>
-      </w:r>
-    </w:p>
-    <w:p>
-      <w:pPr>
-        <w:spacing w:after="160" w:before="0"/>
-      </w:pPr>
-      <w:r>
-        <w:rPr>
-          <w:b w:val="0"/>
-          <w:i w:val="0"/>
-          <w:sz w:val="22"/>
-        </w:rPr>
-        <w:t>I'll earn every one of those claims.</w:t>
+        <w:t>And here's the number I'd point to above all the others. Six point six per cent of annualised alpha on a five-factor model, with a t-statistic of three point zero six. The chance that's luck is about two in a thousand. Our beta was one, so it wasn't leverage either.</w:t>
       </w:r>
     </w:p>
     <w:p>
@@ -387,7 +387,7 @@
           <w:color w:val="4A443C"/>
           <w:sz w:val="18"/>
         </w:rPr>
-        <w:t>~127 words  ·  approx. 0.8 min at 150 wpm</w:t>
+        <w:t>~139 words  ·  approx. 0.9 min at 150 wpm</w:t>
       </w:r>
     </w:p>
     <w:p>
@@ -400,7 +400,7 @@
           <w:i w:val="0"/>
           <w:sz w:val="22"/>
         </w:rPr>
-        <w:t>This is the contract, unedited, because the first test of a manager isn't performance. It's whether the thing you bought is the thing you got.</w:t>
+        <w:t>This is the contract, and I've put it up unedited. The first test of a manager isn't performance. It's whether the thing you bought is the thing you got.</w:t>
       </w:r>
     </w:p>
     <w:p>
@@ -413,7 +413,7 @@
           <w:i w:val="0"/>
           <w:sz w:val="22"/>
         </w:rPr>
-        <w:t>An active, high-conviction thematic equity fund. The theme: digital transformation. Eleven holdings, one per GICS sector. A pure technology fund would have been an easier story to sell, but it would have failed the diversification requirement, and as you'll see it would have hurt badly in 2022.</w:t>
+        <w:t>We said we'd run an active, high-conviction thematic fund, and the theme was digital transformation. Eleven stocks, one in every GICS sector. A pure technology fund would have been an easier story to sell, but it would have failed the diversification requirement, and it would have hurt us badly in 2022.</w:t>
       </w:r>
     </w:p>
     <w:p>
@@ -426,7 +426,7 @@
           <w:i w:val="0"/>
           <w:sz w:val="22"/>
         </w:rPr>
-        <w:t>Two hard constraints on the weights: a five per cent floor in every sector, and a sixteen per cent cap on the largest position. Quarterly rebalancing with a five-point drift threshold.</w:t>
+        <w:t>We put two hard constraints on the weights. Every sector holds at least five per cent, and no position goes above sixteen. And we rebalance every quarter.</w:t>
       </w:r>
     </w:p>
     <w:p>
@@ -439,7 +439,7 @@
           <w:i w:val="0"/>
           <w:sz w:val="22"/>
         </w:rPr>
-        <w:t>And the target: eight to ten per cent net a year. Hold that number, I'm going to mark ourselves against it at the end.</w:t>
+        <w:t>The last line is the one to hold onto. We said we were targeting eight to ten per cent a year, net of fees. I'll mark ourselves against that at the end.</w:t>
       </w:r>
     </w:p>
     <w:p>
@@ -474,7 +474,7 @@
           <w:color w:val="4A443C"/>
           <w:sz w:val="18"/>
         </w:rPr>
-        <w:t>~133 words  ·  approx. 0.9 min at 150 wpm</w:t>
+        <w:t>~153 words  ·  approx. 1.0 min at 150 wpm</w:t>
       </w:r>
     </w:p>
     <w:p>
@@ -487,7 +487,7 @@
           <w:i w:val="0"/>
           <w:sz w:val="22"/>
         </w:rPr>
-        <w:t>The book, coloured by conviction tier.</w:t>
+        <w:t>Here's the book, coloured by conviction tier.</w:t>
       </w:r>
     </w:p>
     <w:p>
@@ -500,7 +500,7 @@
           <w:i w:val="0"/>
           <w:sz w:val="22"/>
         </w:rPr>
-        <w:t>Tier one: forty-two per cent in three platform companies where several parts of the thesis compound at once. Microsoft at sixteen per cent was our largest position and our highest-conviction idea.</w:t>
+        <w:t>Tier one is forty-two per cent of the money in three platform companies, where several parts of the thesis compound at the same time. Microsoft was our largest position at sixteen per cent.</w:t>
       </w:r>
     </w:p>
     <w:p>
@@ -513,7 +513,7 @@
           <w:i w:val="0"/>
           <w:sz w:val="22"/>
         </w:rPr>
-        <w:t>Tier two, thirty-four per cent: the enablers. Each monetises digitisation through one channel — Visa is payments, Equinix is data centres, Illumina is genomics, Rockwell is factory automation.</w:t>
+        <w:t>Tier two is thirty-four per cent, and I call these the enablers. Each one monetises digitisation through a single channel. Visa is payments, Equinix is data centres, Illumina is genomics, Rockwell is factory automation.</w:t>
       </w:r>
     </w:p>
     <w:p>
@@ -526,7 +526,7 @@
           <w:i w:val="0"/>
           <w:sz w:val="22"/>
         </w:rPr>
-        <w:t>Tier three, twenty-four per cent: ballast.</w:t>
+        <w:t>Tier three is the last twenty-four per cent, and that's our ballast.</w:t>
       </w:r>
     </w:p>
     <w:p>
@@ -539,7 +539,7 @@
           <w:i w:val="0"/>
           <w:sz w:val="22"/>
         </w:rPr>
-        <w:t>Now, the fourth point is the one I'd ask you to remember. For five of these six years, holding Schlumberger at five per cent looked like a tax on the portfolio. I was asked repeatedly why we didn't just drop the sector. We didn't, because the mandate said every sector keeps a floor. In 2022 that discipline is exactly what saved us.</w:t>
+        <w:t>Now, the point at the bottom is the one I'd ask you to remember. For five of these six years, holding Schlumberger at five per cent looked like a tax on the portfolio. People asked me repeatedly why we didn't just drop the sector. We didn't drop it because the mandate said every sector keeps a floor. And in 2022 that discipline is exactly what saved us.</w:t>
       </w:r>
     </w:p>
     <w:p>
@@ -574,7 +574,7 @@
           <w:color w:val="4A443C"/>
           <w:sz w:val="18"/>
         </w:rPr>
-        <w:t>~129 words  ·  approx. 0.9 min at 150 wpm</w:t>
+        <w:t>~124 words  ·  approx. 0.8 min at 150 wpm</w:t>
       </w:r>
     </w:p>
     <w:p>
@@ -587,7 +587,7 @@
           <w:i w:val="0"/>
           <w:sz w:val="22"/>
         </w:rPr>
-        <w:t>A short detour on process, because this is where funds quietly drift from their mandate.</w:t>
+        <w:t>On the left is what would have happened if we'd bought the eleven stocks and never touched them. Tier one would have grown from forty-two per cent of the book to forty-eight, and Microsoft alone would have reached twenty-five. You'd have ended up owning a concentrated mega-cap technology fund that looked nothing like the mandate you signed.</w:t>
       </w:r>
     </w:p>
     <w:p>
@@ -600,7 +600,7 @@
           <w:i w:val="0"/>
           <w:sz w:val="22"/>
         </w:rPr>
-        <w:t>On the left: what would have happened if we'd bought the eleven stocks and never touched them. Tier one would have grown from forty-two per cent of the book to forty-eight, with Microsoft alone at twenty-five per cent. You'd have ended up owning a concentrated mega-cap technology fund that no longer resembled the mandate you signed.</w:t>
+        <w:t>On the right is what we actually did.</w:t>
       </w:r>
     </w:p>
     <w:p>
@@ -613,20 +613,7 @@
           <w:i w:val="0"/>
           <w:sz w:val="22"/>
         </w:rPr>
-        <w:t>On the right: what we actually did.</w:t>
-      </w:r>
-    </w:p>
-    <w:p>
-      <w:pPr>
-        <w:spacing w:after="160" w:before="0"/>
-      </w:pPr>
-      <w:r>
-        <w:rPr>
-          <w:b w:val="0"/>
-          <w:i w:val="0"/>
-          <w:sz w:val="22"/>
-        </w:rPr>
-        <w:t>And look at the table. Rebalancing wasn't governance theatre. It was worth eighteen million dollars. Two seventy-nine versus two sixty-one. One point three points a year of extra return, a higher Sharpe, and a drawdown three points shallower, because rebalancing systematically trimmed winners at highs and topped up laggards at lows.</w:t>
+        <w:t>Now look at the table. Rebalancing wasn't governance theatre. It was worth eighteen million dollars to you. That's one point three points a year of extra return, a higher Sharpe ratio, and a drawdown three points shallower. The reason is simple. Rebalancing kept trimming the winners when they were high and topping up the laggards when they were low.</w:t>
       </w:r>
     </w:p>
     <w:p>
@@ -696,7 +683,7 @@
           <w:color w:val="4A443C"/>
           <w:sz w:val="18"/>
         </w:rPr>
-        <w:t>~134 words  ·  approx. 0.9 min at 150 wpm</w:t>
+        <w:t>~138 words  ·  approx. 0.9 min at 150 wpm</w:t>
       </w:r>
     </w:p>
     <w:p>
@@ -709,7 +696,7 @@
           <w:i w:val="0"/>
           <w:sz w:val="22"/>
         </w:rPr>
-        <w:t>The whole six years in one line.</w:t>
+        <w:t>We opened in January 2017, the month the Dow crossed twenty thousand. The fund returned forty per cent that year. The December tax reform lifted after-tax earnings across the book, and cloud adoption accelerated exactly as we'd argued.</w:t>
       </w:r>
     </w:p>
     <w:p>
@@ -722,7 +709,7 @@
           <w:i w:val="0"/>
           <w:sz w:val="22"/>
         </w:rPr>
-        <w:t>We opened in January 2017 with the Dow crossing twenty thousand. Through 2017 the fund returned forty per cent, driven by the December tax reform and by cloud adoption accelerating exactly as we'd argued.</w:t>
+        <w:t>2018 was our first hard year. The trade war escalated and the fourth quarter was brutal. We lost nine point six per cent in October and another nine point eight in December, and still finished up three point seven while the S and P fell four and a half.</w:t>
       </w:r>
     </w:p>
     <w:p>
@@ -735,7 +722,7 @@
           <w:i w:val="0"/>
           <w:sz w:val="22"/>
         </w:rPr>
-        <w:t>2018 was our first hard year, the trade war escalated and the fourth quarter was brutal. We lost nine point six per cent in October and nine point eight in December, and still finished up three point seven while the S&amp;P fell four and a half.</w:t>
+        <w:t>2019 was the recovery, off the back of the Fed pivoting to cuts. Then March 2020, which I'll come back to.</w:t>
       </w:r>
     </w:p>
     <w:p>
@@ -748,20 +735,7 @@
           <w:i w:val="0"/>
           <w:sz w:val="22"/>
         </w:rPr>
-        <w:t>2019 was the recovery on the Fed's pivot to cutting. Then March 2020, which I'll come back to.</w:t>
-      </w:r>
-    </w:p>
-    <w:p>
-      <w:pPr>
-        <w:spacing w:after="160" w:before="0"/>
-      </w:pPr>
-      <w:r>
-        <w:rPr>
-          <w:b w:val="0"/>
-          <w:i w:val="0"/>
-          <w:sz w:val="22"/>
-        </w:rPr>
-        <w:t>The fund peaked in December 2021 at three hundred and sixty million dollars, within weeks of the Fed abandoning the word "transitory". 2022 gave a chunk of it back.</w:t>
+        <w:t>The fund peaked in December 2021 at three hundred and sixty million dollars, within weeks of the Fed dropping the word transitory. 2022 gave a good chunk of it back.</w:t>
       </w:r>
     </w:p>
     <w:p>
@@ -796,7 +770,7 @@
           <w:color w:val="4A443C"/>
           <w:sz w:val="18"/>
         </w:rPr>
-        <w:t>~170 words  ·  approx. 1.1 min at 150 wpm</w:t>
+        <w:t>~163 words  ·  approx. 1.1 min at 150 wpm</w:t>
       </w:r>
     </w:p>
     <w:p>
@@ -809,7 +783,7 @@
           <w:i w:val="0"/>
           <w:sz w:val="22"/>
         </w:rPr>
-        <w:t>Some economic narrative, because you're not paying me to read a line chart to you.</w:t>
+        <w:t>The first three years were broadly the world we said we expected. Moderate growth, contained inflation, a gradual Fed, and spending shifting towards cloud, mobile and payments. 2018 was the exception. The trade war was a risk we'd flagged, but we sized it wrongly.</w:t>
       </w:r>
     </w:p>
     <w:p>
@@ -822,7 +796,7 @@
           <w:i w:val="0"/>
           <w:sz w:val="22"/>
         </w:rPr>
-        <w:t>The first three years were broadly the world we said we expected: moderate growth, contained inflation, a gradual Fed, and spending shifting steadily toward cloud, mobile and payments. 2018 was the exception: the trade war was a risk we'd flagged but sized wrongly.</w:t>
+        <w:t>The second three years are more interesting. Go back to our 2016 Scenario C and we wrote, and I'm quoting, another systemic disruption such as a global pandemic. We put twenty per cent on it. Then it happened.</w:t>
       </w:r>
     </w:p>
     <w:p>
@@ -835,7 +809,7 @@
           <w:i w:val="0"/>
           <w:sz w:val="22"/>
         </w:rPr>
-        <w:t>The second three years are more interesting. If you go back to our 2016 Scenario C, we wrote, and I quote, "another systemic disruption such as a global pandemic." We put twenty per cent on it. It happened.</w:t>
+        <w:t>And here's the part we got right for the right reason. We'd argued that even in a recession, cloud migration and payment digitisation carry on, because they save companies money. COVID didn't slow our theme. It accelerated it by years.</w:t>
       </w:r>
     </w:p>
     <w:p>
@@ -848,20 +822,7 @@
           <w:i w:val="0"/>
           <w:sz w:val="22"/>
         </w:rPr>
-        <w:t>And here's the part we got right for the right reason. We argued that even in a recession, cloud migration and payment digitisation continue, because they're cost-saving. COVID didn't slow our theme. It accelerated it by years.</w:t>
-      </w:r>
-    </w:p>
-    <w:p>
-      <w:pPr>
-        <w:spacing w:after="160" w:before="0"/>
-      </w:pPr>
-      <w:r>
-        <w:rPr>
-          <w:b w:val="0"/>
-          <w:i w:val="0"/>
-          <w:sz w:val="22"/>
-        </w:rPr>
-        <w:t>2022 tested the diversification rather than the theme. When the discount rate goes from zero to four and a quarter, long-duration growth equity is repriced. There was nowhere to hide inside the theme, only the ballast helped.</w:t>
+        <w:t>2022 was different. That year tested the diversification rather than the theme. When the discount rate moves from zero to four and a quarter, growth equity gets repriced, and there was nowhere to hide inside our theme. Only the ballast helped.</w:t>
       </w:r>
     </w:p>
     <w:p>
@@ -896,7 +857,7 @@
           <w:color w:val="4A443C"/>
           <w:sz w:val="18"/>
         </w:rPr>
-        <w:t>~134 words  ·  approx. 0.9 min at 150 wpm</w:t>
+        <w:t>~127 words  ·  approx. 0.8 min at 150 wpm</w:t>
       </w:r>
     </w:p>
     <w:p>
@@ -909,7 +870,7 @@
           <w:i w:val="0"/>
           <w:sz w:val="22"/>
         </w:rPr>
-        <w:t>Most managers avoid this next slide. It holds up our own forecast and marks it against reality.</w:t>
+        <w:t>In 2016 we published three scenarios with explicit probabilities and returns. The pale bars are what we said. The dark bars are what we delivered.</w:t>
       </w:r>
     </w:p>
     <w:p>
@@ -922,7 +883,7 @@
           <w:i w:val="0"/>
           <w:sz w:val="22"/>
         </w:rPr>
-        <w:t>In 2016 we published three scenarios with explicit probabilities and returns. The pale bars are what we said. The dark bars are what happened.</w:t>
+        <w:t>Two honest observations. We got the direction right in five of six years. But we were consistently too conservative about the size of the moves, in both directions. In 2017 we assumed eighteen per cent and delivered forty. In 2019 we thought we were in a stagnation world worth nine, and delivered thirty-seven. And in 2022 we'd assumed a recession would cost four per cent, when it cost us twenty-two and a half.</w:t>
       </w:r>
     </w:p>
     <w:p>
@@ -935,20 +896,7 @@
           <w:i w:val="0"/>
           <w:sz w:val="22"/>
         </w:rPr>
-        <w:t>Two honest observations. We got the direction right in five of six years. But we were systematically too conservative about magnitude in both directions. In 2017 we assumed eighteen per cent and delivered forty; in 2019 we thought we were in a stagnation world worth nine and delivered thirty-seven; and in 2022 we'd assumed a recession would cost four per cent, and it cost twenty-two and a half.</w:t>
-      </w:r>
-    </w:p>
-    <w:p>
-      <w:pPr>
-        <w:spacing w:after="160" w:before="0"/>
-      </w:pPr>
-      <w:r>
-        <w:rPr>
-          <w:b w:val="0"/>
-          <w:i w:val="0"/>
-          <w:sz w:val="22"/>
-        </w:rPr>
-        <w:t>The lesson: scenario frameworks are good at identifying which state of the world you're in, and poor at telling you how violent it will be.</w:t>
+        <w:t>So here's the lesson. Scenario frameworks are good at telling you which state of the world you're in. They're poor at telling you how violent it's going to be.</w:t>
       </w:r>
     </w:p>
     <w:p>
@@ -1018,7 +966,7 @@
           <w:color w:val="4A443C"/>
           <w:sz w:val="18"/>
         </w:rPr>
-        <w:t>~140 words  ·  approx. 0.9 min at 150 wpm</w:t>
+        <w:t>~122 words  ·  approx. 0.8 min at 150 wpm</w:t>
       </w:r>
     </w:p>
     <w:p>
@@ -1044,7 +992,7 @@
           <w:i w:val="0"/>
           <w:sz w:val="22"/>
         </w:rPr>
-        <w:t>Blue is the fund, orange the NASDAQ-100, green the S&amp;P 500.</w:t>
+        <w:t>Three things to notice. We sit above the NASDAQ-100 for essentially the entire six years, and the gap widens rather than narrows. Then look at where the lines separate most, which is right at the end, in 2022. On the way up we tracked the benchmark closely. On the way down we fell a lot less, and that asymmetry is the whole argument for how we built this portfolio.</w:t>
       </w:r>
     </w:p>
     <w:p>
@@ -1057,33 +1005,7 @@
           <w:i w:val="0"/>
           <w:sz w:val="22"/>
         </w:rPr>
-        <w:t>Three things. First, we're above the NASDAQ-100 for essentially the whole period, and the gap widens rather than narrows. Second, look at where the lines separate most: the right-hand end, in 2022. On the way up we tracked the benchmark closely; on the way down we fell much less. That asymmetry is the whole argument for the construction.</w:t>
-      </w:r>
-    </w:p>
-    <w:p>
-      <w:pPr>
-        <w:spacing w:after="160" w:before="0"/>
-      </w:pPr>
-      <w:r>
-        <w:rPr>
-          <w:b w:val="0"/>
-          <w:i w:val="0"/>
-          <w:sz w:val="22"/>
-        </w:rPr>
-        <w:t>Third, the table. Against the S&amp;P 500, which any of you could have bought for nine basis points — we added eighty-nine million dollars. Against the NASDAQ-100, the tougher test because it shares our theme, forty-four million. Against a conventional sixty-forty, a hundred and twenty-seven million.</w:t>
-      </w:r>
-    </w:p>
-    <w:p>
-      <w:pPr>
-        <w:spacing w:after="160" w:before="0"/>
-      </w:pPr>
-      <w:r>
-        <w:rPr>
-          <w:b w:val="0"/>
-          <w:i w:val="0"/>
-          <w:sz w:val="22"/>
-        </w:rPr>
-        <w:t>I'm not going to pretend all of that is skill. Section five separates the two properly.</w:t>
+        <w:t>The third thing is the table underneath. Against the S and P 500, which any of you could have bought for nine basis points, we added eighty-nine million dollars. Against the NASDAQ-100, the tougher test because it shares our theme, we added forty-four million.</w:t>
       </w:r>
     </w:p>
     <w:p>
@@ -1118,7 +1040,7 @@
           <w:color w:val="4A443C"/>
           <w:sz w:val="18"/>
         </w:rPr>
-        <w:t>~158 words  ·  approx. 1.1 min at 150 wpm</w:t>
+        <w:t>~156 words  ·  approx. 1.0 min at 150 wpm</w:t>
       </w:r>
     </w:p>
     <w:p>
@@ -1131,7 +1053,7 @@
           <w:i w:val="0"/>
           <w:sz w:val="22"/>
         </w:rPr>
-        <w:t>Annual returns.</w:t>
+        <w:t>Here are the annual returns, which is how most of you will see the fund reported.</w:t>
       </w:r>
     </w:p>
     <w:p>
@@ -1144,7 +1066,7 @@
           <w:i w:val="0"/>
           <w:sz w:val="22"/>
         </w:rPr>
-        <w:t>The pattern to take away isn't the size of the good years. It's the shape of the bad ones. In a bull market a technology-tilted fund is supposed to have good years; there's nothing clever about that.</w:t>
+        <w:t>So look at 2018 and 2022, because those are the years the market fell. In 2018 the S and P lost four point six per cent and the NASDAQ-100 was flat, and we made three point seven. In 2022 the S and P lost eighteen and the NASDAQ-100 lost thirty-two point six, and we lost twenty-two and a half.</w:t>
       </w:r>
     </w:p>
     <w:p>
@@ -1157,7 +1079,7 @@
           <w:i w:val="0"/>
           <w:sz w:val="22"/>
         </w:rPr>
-        <w:t>The interesting years are 2018 and 2022. In 2018 the S&amp;P lost four point six per cent and the NASDAQ-100 was flat; we made three point seven. In 2022 the S&amp;P lost eighteen and the NASDAQ-100 lost thirty-two point six; we lost twenty-two and a half.</w:t>
+        <w:t>I should be straight with you about that year. We underperformed the S and P by four points, and I won't dress that up. A technology-tilted fund should lag the broad market when growth de-rates. But against our own theme benchmark we outperformed by ten full points.</w:t>
       </w:r>
     </w:p>
     <w:p>
@@ -1170,20 +1092,7 @@
           <w:i w:val="0"/>
           <w:sz w:val="22"/>
         </w:rPr>
-        <w:t>Now, we underperformed the S&amp;P by four points that year, and I won't dress that up. A technology-tilted fund should lag the broad market when growth de-rates. But against our own theme benchmark we outperformed by ten full points.</w:t>
-      </w:r>
-    </w:p>
-    <w:p>
-      <w:pPr>
-        <w:spacing w:after="160" w:before="0"/>
-      </w:pPr>
-      <w:r>
-        <w:rPr>
-          <w:b w:val="0"/>
-          <w:i w:val="0"/>
-          <w:sz w:val="22"/>
-        </w:rPr>
-        <w:t>The only year we lagged the NASDAQ-100 was 2020, because concentration was rewarded and our sector floors held us back. That's the cost of diversification, and 2022 is where you got paid for it.</w:t>
+        <w:t>The only year we lagged the NASDAQ-100 was 2020, when concentration was rewarded and our sector floors held us back. That's the cost of diversification, and 2022 is where you got paid for it.</w:t>
       </w:r>
     </w:p>
     <w:p>
@@ -1218,7 +1127,7 @@
           <w:color w:val="4A443C"/>
           <w:sz w:val="18"/>
         </w:rPr>
-        <w:t>~140 words  ·  approx. 0.9 min at 150 wpm</w:t>
+        <w:t>~135 words  ·  approx. 0.9 min at 150 wpm</w:t>
       </w:r>
     </w:p>
     <w:p>
@@ -1231,7 +1140,7 @@
           <w:i w:val="0"/>
           <w:sz w:val="22"/>
         </w:rPr>
-        <w:t>This strips out the market and shows only relative performance.</w:t>
+        <w:t>Green is us against the S and P 500, and it rises steadily throughout. That's the theme working.</w:t>
       </w:r>
     </w:p>
     <w:p>
@@ -1244,7 +1153,7 @@
           <w:i w:val="0"/>
           <w:sz w:val="22"/>
         </w:rPr>
-        <w:t>Against the S&amp;P 500, in green, the line rises steadily. That's the theme working.</w:t>
+        <w:t>Orange is the line that tells you something you won't get anywhere else. Against the NASDAQ-100 we were roughly flat for the first four and a half years. We only pulled decisively ahead from November 2021.</w:t>
       </w:r>
     </w:p>
     <w:p>
@@ -1257,7 +1166,7 @@
           <w:i w:val="0"/>
           <w:sz w:val="22"/>
         </w:rPr>
-        <w:t>The orange line tells you something you won't get anywhere else. Against the NASDAQ-100 we were roughly flat for the first four and a half years. We only decisively pulled ahead from November 2021.</w:t>
+        <w:t>Be clear about what that means. For most of this fund's life we did not beat our primary benchmark. We tracked it. All of our outperformance against it was earned in the 2022 drawdown, by falling less.</w:t>
       </w:r>
     </w:p>
     <w:p>
@@ -1270,20 +1179,7 @@
           <w:i w:val="0"/>
           <w:sz w:val="22"/>
         </w:rPr>
-        <w:t>Be clear about what that means. For most of this fund's life we did not beat our primary benchmark, we tracked it. All of the outperformance against it was earned in the 2022 drawdown, by falling less.</w:t>
-      </w:r>
-    </w:p>
-    <w:p>
-      <w:pPr>
-        <w:spacing w:after="160" w:before="0"/>
-      </w:pPr>
-      <w:r>
-        <w:rPr>
-          <w:b w:val="0"/>
-          <w:i w:val="0"/>
-          <w:sz w:val="22"/>
-        </w:rPr>
-        <w:t>Some managers would present that as a weakness. I'd argue the opposite. Anyone can hold technology stocks in a technology bull market. Capital preservation when the regime turns is the part that requires an actual discipline, and 2022 is the year the fee earned itself.</w:t>
+        <w:t>Some managers would present that as a weakness. I'd argue the opposite. Anyone can hold technology stocks in a technology bull market. Protecting capital when the regime turns is the part that needs an actual discipline, and 2022 is where our fee earned itself.</w:t>
       </w:r>
     </w:p>
     <w:p>
@@ -1318,7 +1214,7 @@
           <w:color w:val="4A443C"/>
           <w:sz w:val="18"/>
         </w:rPr>
-        <w:t>~115 words  ·  approx. 0.8 min at 150 wpm</w:t>
+        <w:t>~86 words  ·  approx. 0.6 min at 150 wpm</w:t>
       </w:r>
     </w:p>
     <w:p>
@@ -1331,7 +1227,7 @@
           <w:i w:val="0"/>
           <w:sz w:val="22"/>
         </w:rPr>
-        <w:t>Drawdown determines whether an investor stays in a fund, so I will take it head on.</w:t>
+        <w:t>Drawdown decides whether an investor stays in a fund, so I'll take it head on.</w:t>
       </w:r>
     </w:p>
     <w:p>
@@ -1344,7 +1240,7 @@
           <w:i w:val="0"/>
           <w:sz w:val="22"/>
         </w:rPr>
-        <w:t>Our worst peak-to-trough loss was twenty-four point nine per cent, from November 2021 to September 2022. The NASDAQ-100 lost thirty-two point six. The S&amp;P lost twenty-three point nine.</w:t>
+        <w:t>Our worst peak-to-trough loss was twenty-four point nine per cent, from the November 2021 peak to the September 2022 trough. The NASDAQ-100 lost thirty-two point six over a similar window, and the S and P lost twenty-three point nine.</w:t>
       </w:r>
     </w:p>
     <w:p>
@@ -1357,20 +1253,7 @@
           <w:i w:val="0"/>
           <w:sz w:val="22"/>
         </w:rPr>
-        <w:t>So we sat between the two, worse than the broad market, materially better than our own benchmark. For a fund with a deliberate technology tilt, that is the right place to be.</w:t>
-      </w:r>
-    </w:p>
-    <w:p>
-      <w:pPr>
-        <w:spacing w:after="160" w:before="0"/>
-      </w:pPr>
-      <w:r>
-        <w:rPr>
-          <w:b w:val="0"/>
-          <w:i w:val="0"/>
-          <w:sz w:val="22"/>
-        </w:rPr>
-        <w:t>The Calmar ratio in the table is return per unit of maximum drawdown: nought point seven five for us against nought point four seven for both indices. A sixty per cent improvement in return per unit of worst-case pain.</w:t>
+        <w:t>So we sat between the two. Worse than the broad market, and materially better than our own benchmark. For a fund with a deliberate technology tilt, that's the right place to be.</w:t>
       </w:r>
     </w:p>
     <w:p>
@@ -1405,7 +1288,7 @@
           <w:color w:val="4A443C"/>
           <w:sz w:val="18"/>
         </w:rPr>
-        <w:t>~149 words  ·  approx. 1.0 min at 150 wpm</w:t>
+        <w:t>~107 words  ·  approx. 0.7 min at 150 wpm</w:t>
       </w:r>
     </w:p>
     <w:p>
@@ -1418,7 +1301,7 @@
           <w:i w:val="0"/>
           <w:sz w:val="22"/>
         </w:rPr>
-        <w:t>The first stress test.</w:t>
+        <w:t>The first of two stress tests.</w:t>
       </w:r>
     </w:p>
     <w:p>
@@ -1431,7 +1314,7 @@
           <w:i w:val="0"/>
           <w:sz w:val="22"/>
         </w:rPr>
-        <w:t>February and March 2020 cost us twelve point six per cent. It felt considerably worse at the time, because these are month-end figures.</w:t>
+        <w:t>February and March of 2020 cost us twelve point six per cent, and it felt considerably worse at the time, because these are month-end figures.</w:t>
       </w:r>
     </w:p>
     <w:p>
@@ -1444,7 +1327,7 @@
           <w:i w:val="0"/>
           <w:sz w:val="22"/>
         </w:rPr>
-        <w:t>Then look what happens. April 2020 was the best month in the fund's history at plus fourteen and a half per cent. By May we were back above the January high, and 2020 finished up thirty-seven per cent.</w:t>
+        <w:t>Then look what happens. April 2020 was the best month in this fund's history at plus fourteen and a half per cent. By May we were back above the January high, and the year finished up thirty-seven.</w:t>
       </w:r>
     </w:p>
     <w:p>
@@ -1457,20 +1340,7 @@
           <w:i w:val="0"/>
           <w:sz w:val="22"/>
         </w:rPr>
-        <w:t>Two things follow from that. First, our 2016 document had literally named a global pandemic as a Scenario C trigger. I'm not claiming we predicted COVID, I'm claiming that a framework which forces you to name tail events stops you building a portfolio that only survives the base case.</w:t>
-      </w:r>
-    </w:p>
-    <w:p>
-      <w:pPr>
-        <w:spacing w:after="160" w:before="0"/>
-      </w:pPr>
-      <w:r>
-        <w:rPr>
-          <w:b w:val="0"/>
-          <w:i w:val="0"/>
-          <w:sz w:val="22"/>
-        </w:rPr>
-        <w:t>Second, and more substantive: our core assumption was that digital transformation is cost-saving and therefore continues in a recession. COVID tested that harder than anything we could have designed, and the answer came back emphatically.</w:t>
+        <w:t>The second point matters more. Our thesis rested on the idea that digital transformation saves companies money, and therefore continues in a recession. COVID tested that harder than anything we could have designed, and the answer came back emphatically.</w:t>
       </w:r>
     </w:p>
     <w:p>
@@ -1505,7 +1375,7 @@
           <w:color w:val="4A443C"/>
           <w:sz w:val="18"/>
         </w:rPr>
-        <w:t>~184 words  ·  approx. 1.2 min at 150 wpm</w:t>
+        <w:t>~204 words  ·  approx. 1.4 min at 150 wpm</w:t>
       </w:r>
     </w:p>
     <w:p>
@@ -1518,7 +1388,7 @@
           <w:i w:val="0"/>
           <w:sz w:val="22"/>
         </w:rPr>
-        <w:t>The second stress test, and the more instructive one.</w:t>
+        <w:t>And the second stress test, which is the more instructive of the two.</w:t>
       </w:r>
     </w:p>
     <w:p>
@@ -1531,7 +1401,7 @@
           <w:i w:val="0"/>
           <w:sz w:val="22"/>
         </w:rPr>
-        <w:t>2022 was the sharpest tightening since 1981, the Fed raised four hundred and twenty-five basis points in a calendar year. When the discount rate moves that fast, long-duration growth equity gets repriced, and there's no clever way around it.</w:t>
+        <w:t>2022 brought the sharpest tightening since 1981. The Fed raised four hundred and twenty-five basis points in a single calendar year. When the discount rate moves that fast, growth equity gets repriced, and there's no clever way around it.</w:t>
       </w:r>
     </w:p>
     <w:p>
@@ -1557,7 +1427,7 @@
           <w:i w:val="0"/>
           <w:sz w:val="22"/>
         </w:rPr>
-        <w:t>The right-hand panel explains the ten-point difference. At the bottom: Amazon minus fifty, Illumina minus forty-seven, Alphabet minus thirty-nine. Our thesis names were hit exactly as hard as you'd expect.</w:t>
+        <w:t>The panel on the right explains that ten-point difference completely. At the bottom, Amazon down fifty, Illumina down forty-seven, Alphabet down thirty-nine. Our thesis names were hit exactly as hard as you'd expect.</w:t>
       </w:r>
     </w:p>
     <w:p>
@@ -1570,7 +1440,7 @@
           <w:i w:val="0"/>
           <w:sz w:val="22"/>
         </w:rPr>
-        <w:t>Now look at the top. Schlumberger, plus eighty-one per cent. Visa down three. Albemarle down seven.</w:t>
+        <w:t>Now look at the top of the same panel. Schlumberger up eighty-one per cent. Visa down three. Albemarle down seven.</w:t>
       </w:r>
     </w:p>
     <w:p>
@@ -1583,7 +1453,7 @@
           <w:i w:val="0"/>
           <w:sz w:val="22"/>
         </w:rPr>
-        <w:t>Schlumberger was, over six years, the worst holding in this fund. For five years it was the position I was asked to justify most often. It was there for one reason: the mandate said every sector gets a floor. In the worst year of the fund's life, that unloved five per cent returned eighty-one per cent. That's what diversification is, and it's why the constraint was written into the mandate rather than left to my discretion.</w:t>
+        <w:t>Schlumberger was the worst holding in this fund over the full six years, and the position I was asked to justify more than any other. It was in the book for one reason, which is that the mandate said every sector keeps a floor. In the worst year of this fund's life, that unloved five per cent position returned eighty-one per cent. That isn't luck. That's what diversification is, and it's why the constraint was written into the mandate rather than left to my discretion.</w:t>
       </w:r>
     </w:p>
     <w:p>
@@ -1653,7 +1523,7 @@
           <w:color w:val="4A443C"/>
           <w:sz w:val="18"/>
         </w:rPr>
-        <w:t>~133 words  ·  approx. 0.9 min at 150 wpm</w:t>
+        <w:t>~156 words  ·  approx. 1.0 min at 150 wpm</w:t>
       </w:r>
     </w:p>
     <w:p>
@@ -1666,7 +1536,7 @@
           <w:i w:val="0"/>
           <w:sz w:val="22"/>
         </w:rPr>
-        <w:t>The quantitative section. Start with the raw distribution rather than a summary statistic, because a summary statistic can hide a lot.</w:t>
+        <w:t>Now the quantitative section, and I want to start with the raw distribution rather than a summary statistic, because a summary statistic can hide a lot.</w:t>
       </w:r>
     </w:p>
     <w:p>
@@ -1679,7 +1549,7 @@
           <w:i w:val="0"/>
           <w:sz w:val="22"/>
         </w:rPr>
-        <w:t>Seventy-two observations. Mean monthly return one point five nine per cent, median two point seven three. The median well above the mean tells you immediately there's a left tail.</w:t>
+        <w:t>Seventy-two monthly observations. The mean is one point five nine per cent and the median is two point seven three. The median sitting well above the mean tells you straight away there's a left tail, because a few large negative months are dragging the average down.</w:t>
       </w:r>
     </w:p>
     <w:p>
@@ -1692,7 +1562,7 @@
           <w:i w:val="0"/>
           <w:sz w:val="22"/>
         </w:rPr>
-        <w:t>Skewness confirms it at minus nought point four seven, mild negative skew, normal for equities. Excess kurtosis is essentially zero, so no fat tails. And Jarque-Bera returns a p-value of nought point two eight, meaning we can't reject normality.</w:t>
+        <w:t>Skewness confirms it at minus zero point four seven, which is mild and completely normal for equities. Excess kurtosis is essentially zero, so no fat tails. And Jarque-Bera gives a p-value of zero point two eight, so we can't reject normality. That matters, because it means the risk measures on the next few slides can be trusted for this fund.</w:t>
       </w:r>
     </w:p>
     <w:p>
@@ -1705,20 +1575,7 @@
           <w:i w:val="0"/>
           <w:sz w:val="22"/>
         </w:rPr>
-        <w:t>That matters practically: the parametric risk measures, standard deviation, Sharpe, normal-based VaR, are trustworthy for this fund. That isn't true of every strategy.</w:t>
-      </w:r>
-    </w:p>
-    <w:p>
-      <w:pPr>
-        <w:spacing w:after="160" w:before="0"/>
-      </w:pPr>
-      <w:r>
-        <w:rPr>
-          <w:b w:val="0"/>
-          <w:i w:val="0"/>
-          <w:sz w:val="22"/>
-        </w:rPr>
-        <w:t>Best month, April 2020, plus fourteen and a half. Worst, April 2022, minus twelve point one. Fifty of seventy-two months positive.</w:t>
+        <w:t>Best month, April 2020, plus fourteen and a half. Worst, April 2022, minus twelve point one. And fifty of the seventy-two months were positive.</w:t>
       </w:r>
     </w:p>
     <w:p>
@@ -1753,7 +1610,7 @@
           <w:color w:val="4A443C"/>
           <w:sz w:val="18"/>
         </w:rPr>
-        <w:t>~168 words  ·  approx. 1.1 min at 150 wpm</w:t>
+        <w:t>~121 words  ·  approx. 0.8 min at 150 wpm</w:t>
       </w:r>
     </w:p>
     <w:p>
@@ -1779,7 +1636,7 @@
           <w:i w:val="0"/>
           <w:sz w:val="22"/>
         </w:rPr>
-        <w:t>Read down the NDIF column against the benchmarks.</w:t>
+        <w:t>Read down our column and compare it to the two benchmarks beside it.</w:t>
       </w:r>
     </w:p>
     <w:p>
@@ -1792,7 +1649,7 @@
           <w:i w:val="0"/>
           <w:sz w:val="22"/>
         </w:rPr>
-        <w:t>Sharpe: nought point nine four against nought point seven five and nought point six five. Sortino, which penalises only downside volatility: one point five one against one point one eight, a bigger improvement than on Sharpe, which tells you our volatility was disproportionately upside volatility. Treynor highest. Calmar sixty per cent better than both indices.</w:t>
+        <w:t>Sharpe is zero point nine four against zero point seven five and zero point six five. Sortino, which only penalises downside volatility, is one point five one against one point one eight. That improvement is bigger than the improvement in Sharpe, and that tells you our volatility was disproportionately upside volatility, which is what you want.</w:t>
       </w:r>
     </w:p>
     <w:p>
@@ -1805,33 +1662,7 @@
           <w:i w:val="0"/>
           <w:sz w:val="22"/>
         </w:rPr>
-        <w:t>Information ratio against the S&amp;P is nought point nine eight. As a rule of thumb, above nought point five over a multi-year period is good and above one is excellent.</w:t>
-      </w:r>
-    </w:p>
-    <w:p>
-      <w:pPr>
-        <w:spacing w:after="160" w:before="0"/>
-      </w:pPr>
-      <w:r>
-        <w:rPr>
-          <w:b w:val="0"/>
-          <w:i w:val="0"/>
-          <w:sz w:val="22"/>
-        </w:rPr>
-        <w:t>And the last row, M-squared: if you levered this fund to exactly the S&amp;P's volatility it would have returned seventeen point two per cent a year against the index's eleven point three. A like-for-like comparison, and a six-point gap.</w:t>
-      </w:r>
-    </w:p>
-    <w:p>
-      <w:pPr>
-        <w:spacing w:after="160" w:before="0"/>
-      </w:pPr>
-      <w:r>
-        <w:rPr>
-          <w:b w:val="0"/>
-          <w:i w:val="0"/>
-          <w:sz w:val="22"/>
-        </w:rPr>
-        <w:t>Note also that we beat the naive equal-weight portfolio of the same eleven stocks on every one of these. That's a famously hard benchmark to beat.</w:t>
+        <w:t>And look at the bottom row. Levered to exactly the S and P's volatility, this fund would have returned seventeen point two per cent a year against the index's eleven point three. That's like-for-like at matched risk, and it's a six-point gap.</w:t>
       </w:r>
     </w:p>
     <w:p>
@@ -1866,7 +1697,7 @@
           <w:color w:val="4A443C"/>
           <w:sz w:val="18"/>
         </w:rPr>
-        <w:t>~138 words  ·  approx. 0.9 min at 150 wpm</w:t>
+        <w:t>~139 words  ·  approx. 0.9 min at 150 wpm</w:t>
       </w:r>
     </w:p>
     <w:p>
@@ -1879,7 +1710,7 @@
           <w:i w:val="0"/>
           <w:sz w:val="22"/>
         </w:rPr>
-        <w:t>Value-at-risk and expected shortfall, what your risk committees will ask for.</w:t>
+        <w:t>Now value-at-risk and expected shortfall, which are what your risk committees will ask for.</w:t>
       </w:r>
     </w:p>
     <w:p>
@@ -1892,7 +1723,7 @@
           <w:i w:val="0"/>
           <w:sz w:val="22"/>
         </w:rPr>
-        <w:t>Our ninety-five per cent one-month VaR is minus eight point eight two per cent. In the worst month in twenty we'd expect to lose at least that. On two hundred and seventy-nine million, a twenty-four point six million dollar month.</w:t>
+        <w:t>Our ninety-five per cent one-month value-at-risk is minus eight point eight two per cent. Read it this way. In the worst month out of twenty, we'd expect to lose at least eight point eight per cent, and on the fund's closing value that's a twenty-four point six million dollar month.</w:t>
       </w:r>
     </w:p>
     <w:p>
@@ -1905,7 +1736,7 @@
           <w:i w:val="0"/>
           <w:sz w:val="22"/>
         </w:rPr>
-        <w:t>Note the historical, parametric and Cornish-Fisher estimates all cluster between seven and nine per cent, another confirmation the distribution is close to normal.</w:t>
+        <w:t>The number I'd actually watch is expected shortfall, because value-at-risk only gives you the threshold and not how bad it gets beyond it. Ours is minus ten point two per cent.</w:t>
       </w:r>
     </w:p>
     <w:p>
@@ -1918,20 +1749,7 @@
           <w:i w:val="0"/>
           <w:sz w:val="22"/>
         </w:rPr>
-        <w:t>The number I'd actually watch is CVaR, because VaR only tells you the threshold, not how bad it gets beyond it. Ours is minus ten point two per cent.</w:t>
-      </w:r>
-    </w:p>
-    <w:p>
-      <w:pPr>
-        <w:spacing w:after="160" w:before="0"/>
-      </w:pPr>
-      <w:r>
-        <w:rPr>
-          <w:b w:val="0"/>
-          <w:i w:val="0"/>
-          <w:sz w:val="22"/>
-        </w:rPr>
-        <w:t>Compare the NASDAQ-100: essentially the same VaR threshold, but a worse CVaR and a worse ninety-nine per cent VaR. Same threshold risk, thinner tail beyond it. Again, that's diversification rather than anything clever in timing.</w:t>
+        <w:t>Compare that to the NASDAQ-100. Its threshold is essentially identical to ours, but its expected shortfall is worse and its ninety-nine per cent figure is worse again. Same threshold risk, thinner tail beyond it. And again, that's diversification rather than anything clever in timing.</w:t>
       </w:r>
     </w:p>
     <w:p>
@@ -1966,7 +1784,7 @@
           <w:color w:val="4A443C"/>
           <w:sz w:val="18"/>
         </w:rPr>
-        <w:t>~150 words  ·  approx. 1.0 min at 150 wpm</w:t>
+        <w:t>~136 words  ·  approx. 0.9 min at 150 wpm</w:t>
       </w:r>
     </w:p>
     <w:p>
@@ -1979,7 +1797,7 @@
           <w:i w:val="0"/>
           <w:sz w:val="22"/>
         </w:rPr>
-        <w:t>Seasonality, and I will frame this carefully, because seasonality is easy to over-read.</w:t>
+        <w:t>Now seasonality, and I'll frame this carefully, because it's easy to over-read.</w:t>
       </w:r>
     </w:p>
     <w:p>
@@ -1992,7 +1810,7 @@
           <w:i w:val="0"/>
           <w:sz w:val="22"/>
         </w:rPr>
-        <w:t>Blue is positive, red negative, intensity is magnitude.</w:t>
+        <w:t>July was our strongest month at plus five point eight per cent, positive in all six years. September was weakest at minus two point eight, dragged there by three heavy losses in 2020, 2021 and 2022.</w:t>
       </w:r>
     </w:p>
     <w:p>
@@ -2005,7 +1823,7 @@
           <w:i w:val="0"/>
           <w:sz w:val="22"/>
         </w:rPr>
-        <w:t>July was our strongest month at plus five point eight per cent average, positive in all six years. September was weakest at minus two point eight, dragged there by three heavy losses in 2020, 2021 and 2022.</w:t>
+        <w:t>But here's why I wouldn't build a strategy on it. Six observations per calendar month is nowhere near enough to separate a real seasonal effect from noise. The standard error on any of those averages is over two per cent, so almost none of these differences would survive a significance test.</w:t>
       </w:r>
     </w:p>
     <w:p>
@@ -2018,20 +1836,7 @@
           <w:i w:val="0"/>
           <w:sz w:val="22"/>
         </w:rPr>
-        <w:t>But here's why I wouldn't build a strategy on it. Six observations per calendar month is nowhere near enough to separate a real seasonal effect from noise, the standard error on any monthly mean is over two per cent. Almost none of these differences would survive a significance test.</w:t>
-      </w:r>
-    </w:p>
-    <w:p>
-      <w:pPr>
-        <w:spacing w:after="160" w:before="0"/>
-      </w:pPr>
-      <w:r>
-        <w:rPr>
-          <w:b w:val="0"/>
-          <w:i w:val="0"/>
-          <w:sz w:val="22"/>
-        </w:rPr>
-        <w:t>What the grid does show usefully is the concentration of extremes. Look at the 2020 and 2022 rows. The best month in the fund's history and the worst sit within twenty-four months of each other. That's the volatility regime we were managing through.</w:t>
+        <w:t>What the grid does show usefully is how the extremes cluster. Look at the 2020 row, then the 2022 row. The best month in this fund's history and the worst sit within twenty-four months of each other.</w:t>
       </w:r>
     </w:p>
     <w:p>
@@ -2101,7 +1906,7 @@
           <w:color w:val="4A443C"/>
           <w:sz w:val="18"/>
         </w:rPr>
-        <w:t>~214 words  ·  approx. 1.4 min at 150 wpm</w:t>
+        <w:t>~221 words  ·  approx. 1.5 min at 150 wpm</w:t>
       </w:r>
     </w:p>
     <w:p>
@@ -2114,7 +1919,7 @@
           <w:i w:val="0"/>
           <w:sz w:val="22"/>
         </w:rPr>
-        <w:t>Now the question you should be asking: was this skill, or did we simply own high-beta growth stocks in a decade that rewarded them?</w:t>
+        <w:t>Now the question you should be asking me. Was any of this skill, or did we simply own high-beta growth stocks in a decade that rewarded high-beta growth stocks?</w:t>
       </w:r>
     </w:p>
     <w:p>
@@ -2127,7 +1932,7 @@
           <w:i w:val="0"/>
           <w:sz w:val="22"/>
         </w:rPr>
-        <w:t>You answer that with a factor regression. Take the fund's excess return, regress it on known risk factors, and see what's left over. That leftover is Jensen's alpha.</w:t>
+        <w:t>You answer that with a factor regression. Take the fund's excess return over cash, regress it on known risk factors, and see what's left over. That leftover is Jensen's alpha.</w:t>
       </w:r>
     </w:p>
     <w:p>
@@ -2140,7 +1945,7 @@
           <w:i w:val="0"/>
           <w:sz w:val="22"/>
         </w:rPr>
-        <w:t>Start with the CAPM: alpha of seven point two per cent, t of two point one nine. But the CAPM only controls for market risk, so a sceptic would say a growth tilt is doing the work.</w:t>
+        <w:t>Start with the CAPM. Seven point two per cent a year, t-statistic two point one nine. But the CAPM only controls for market risk, so a sceptic would say a growth tilt is doing the work.</w:t>
       </w:r>
     </w:p>
     <w:p>
@@ -2153,7 +1958,7 @@
           <w:i w:val="0"/>
           <w:sz w:val="22"/>
         </w:rPr>
-        <w:t>Add size and value: five point nine per cent, t of two point eight three. Add profitability and investment: six point six per cent, t of three point zero six, p-value nought point zero zero two. With momentum, unchanged.</w:t>
+        <w:t>So add size and value. The alpha comes down to five point nine, but the significance goes up. Add profitability and investment and we get six point six per cent, with a t-statistic of three point zero six and a p-value of zero point zero zero two. Add momentum and it barely moves.</w:t>
       </w:r>
     </w:p>
     <w:p>
@@ -2166,7 +1971,7 @@
           <w:i w:val="0"/>
           <w:sz w:val="22"/>
         </w:rPr>
-        <w:t>Ninety-two per cent of our variance is explained by the factors. The remaining six point six per cent a year is not.</w:t>
+        <w:t>And now the bottom row, which is where I'd spend my time if I were you. I ran the same five-factor test on the NASDAQ-100 itself. Its alpha is two point four per cent with a t-statistic of one point four one, which is indistinguishable from zero.</w:t>
       </w:r>
     </w:p>
     <w:p>
@@ -2179,20 +1984,7 @@
           <w:i w:val="0"/>
           <w:sz w:val="22"/>
         </w:rPr>
-        <w:t>Now the bottom row, the one I'd spend most time on. I ran the same test on the NASDAQ-100 itself. Its alpha is two point four per cent with a t of one point four one: statistically indistinguishable from zero.</w:t>
-      </w:r>
-    </w:p>
-    <w:p>
-      <w:pPr>
-        <w:spacing w:after="160" w:before="0"/>
-      </w:pPr>
-      <w:r>
-        <w:rPr>
-          <w:b w:val="0"/>
-          <w:i w:val="0"/>
-          <w:sz w:val="22"/>
-        </w:rPr>
-        <w:t>The benchmark's strong decade is fully explained by its factor exposures. Ours is not. That difference is what you paid a management fee for.</w:t>
+        <w:t>So the benchmark's strong decade is fully explained by its factor exposures. Ours is not. That difference is what you were paying a management fee for.</w:t>
       </w:r>
     </w:p>
     <w:p>
@@ -2227,7 +2019,7 @@
           <w:color w:val="4A443C"/>
           <w:sz w:val="18"/>
         </w:rPr>
-        <w:t>~121 words  ·  approx. 0.8 min at 150 wpm</w:t>
+        <w:t>~146 words  ·  approx. 1.0 min at 150 wpm</w:t>
       </w:r>
     </w:p>
     <w:p>
@@ -2240,7 +2032,7 @@
           <w:i w:val="0"/>
           <w:sz w:val="22"/>
         </w:rPr>
-        <w:t>Those five coefficients describe the fund more honestly than any marketing document could.</w:t>
+        <w:t>These five coefficients describe the fund more honestly than any marketing document could.</w:t>
       </w:r>
     </w:p>
     <w:p>
@@ -2253,7 +2045,7 @@
           <w:i w:val="0"/>
           <w:sz w:val="22"/>
         </w:rPr>
-        <w:t>Market loading, one point zero five, one-for-one with the market. Not levered.</w:t>
+        <w:t>Market loading is one point zero five, so we moved one-for-one with the equity market. We weren't levered.</w:t>
       </w:r>
     </w:p>
     <w:p>
@@ -2266,7 +2058,7 @@
           <w:i w:val="0"/>
           <w:sz w:val="22"/>
         </w:rPr>
-        <w:t>Size, minus nought point two two and significant: large-cap. Value, minus nought point one nine and significant: growth. Both correct and intended.</w:t>
+        <w:t>Size is minus zero point two two and significant. A negative size loading means large-cap, which is correct and intended. Value is minus zero point one nine, also significant, and negative value means growth. Also intended.</w:t>
       </w:r>
     </w:p>
     <w:p>
@@ -2279,7 +2071,7 @@
           <w:i w:val="0"/>
           <w:sz w:val="22"/>
         </w:rPr>
-        <w:t>Profitability and investment are both small and insignificant. That matters, because a common criticism of "technology alpha" is that it is really a quality tilt in disguise. Here it is not.</w:t>
+        <w:t>Profitability and investment are both small and neither is significant. That's worth pointing out, because a common criticism of technology alpha is that it's really a quality tilt in disguise. Here it isn't. And momentum is effectively zero, so this was never a momentum-chasing strategy.</w:t>
       </w:r>
     </w:p>
     <w:p>
@@ -2292,20 +2084,7 @@
           <w:i w:val="0"/>
           <w:sz w:val="22"/>
         </w:rPr>
-        <w:t>Momentum is effectively zero, this wasn't a momentum-chasing strategy that would blow up on the first reversal.</w:t>
-      </w:r>
-    </w:p>
-    <w:p>
-      <w:pPr>
-        <w:spacing w:after="160" w:before="0"/>
-      </w:pPr>
-      <w:r>
-        <w:rPr>
-          <w:b w:val="0"/>
-          <w:i w:val="0"/>
-          <w:sz w:val="22"/>
-        </w:rPr>
-        <w:t>So: a large-cap growth fund with market-like beta, no leverage, no hidden factor bets. Precisely the description in the mandate I showed you at the start.</w:t>
+        <w:t>So what you're looking at is a large-cap growth fund with market-like beta, no leverage and no hidden factor bets. Which is precisely the description in the mandate I showed you at the start.</w:t>
       </w:r>
     </w:p>
     <w:p>
@@ -2340,7 +2119,7 @@
           <w:color w:val="4A443C"/>
           <w:sz w:val="18"/>
         </w:rPr>
-        <w:t>~134 words  ·  approx. 0.9 min at 150 wpm</w:t>
+        <w:t>~143 words  ·  approx. 1.0 min at 150 wpm</w:t>
       </w:r>
     </w:p>
     <w:p>
@@ -2353,7 +2132,7 @@
           <w:i w:val="0"/>
           <w:sz w:val="22"/>
         </w:rPr>
-        <w:t>One more robustness check, because a full-sample alpha can always be produced by a single extraordinary year buried in the middle.</w:t>
+        <w:t>One more check, because a full-sample alpha can always be produced by a single extraordinary year. I've re-estimated it on every rolling three-year window, and the line never drops below zero.</w:t>
       </w:r>
     </w:p>
     <w:p>
@@ -2366,7 +2145,7 @@
           <w:i w:val="0"/>
           <w:sz w:val="22"/>
         </w:rPr>
-        <w:t>I've re-estimated the CAPM alpha on every rolling thirty-six-month window. The line never goes below zero.</w:t>
+        <w:t>Alpha was earned in the growth years of 2017 to 2019, and it was also earned in the very different windows dominated by the 2020 crash and the 2022 rate shock.</w:t>
       </w:r>
     </w:p>
     <w:p>
@@ -2379,7 +2158,7 @@
           <w:i w:val="0"/>
           <w:sz w:val="22"/>
         </w:rPr>
-        <w:t>Alpha was earned in the growth years of 2017 to 2019, and in the very different windows dominated by 2020's crash-and-recovery and 2022's rate shock.</w:t>
+        <w:t>The shape is worth a moment though. It declines through the middle and recovers at the right-hand end. Those middle windows are 2020 and 2021, when the NASDAQ-100 was extremely hard to beat and our sector floors were a drag. The recovery at the right is 2022.</w:t>
       </w:r>
     </w:p>
     <w:p>
@@ -2392,20 +2171,7 @@
           <w:i w:val="0"/>
           <w:sz w:val="22"/>
         </w:rPr>
-        <w:t>The shape of the line is worth a moment. It declines through the middle of the sample and recovers at the right. The middle windows are 2020 and 2021, when the NASDAQ-100 was extremely hard to beat. The recovery at the right is 2022.</w:t>
-      </w:r>
-    </w:p>
-    <w:p>
-      <w:pPr>
-        <w:spacing w:after="160" w:before="0"/>
-      </w:pPr>
-      <w:r>
-        <w:rPr>
-          <w:b w:val="0"/>
-          <w:i w:val="0"/>
-          <w:sz w:val="22"/>
-        </w:rPr>
-        <w:t>So the source of alpha changed character, security selection early, downside protection late. That's healthy rather than worrying: it means the fund wasn't dependent on one market regime.</w:t>
+        <w:t>So the source of our alpha changed character. Security selection early, downside protection later. That's a healthy sign rather than a worrying one, because it means the fund wasn't dependent on one market regime.</w:t>
       </w:r>
     </w:p>
     <w:p>
@@ -2440,7 +2206,7 @@
           <w:color w:val="4A443C"/>
           <w:sz w:val="18"/>
         </w:rPr>
-        <w:t>~161 words  ·  approx. 1.1 min at 150 wpm</w:t>
+        <w:t>~147 words  ·  approx. 1.0 min at 150 wpm</w:t>
       </w:r>
     </w:p>
     <w:p>
@@ -2453,7 +2219,7 @@
           <w:i w:val="0"/>
           <w:sz w:val="22"/>
         </w:rPr>
-        <w:t>Let's get underneath the portfolio number, because ultimately you hired me to pick eleven stocks.</w:t>
+        <w:t>Let's get underneath the portfolio number now, because ultimately you hired me to pick eleven stocks.</w:t>
       </w:r>
     </w:p>
     <w:p>
@@ -2466,7 +2232,7 @@
           <w:i w:val="0"/>
           <w:sz w:val="22"/>
         </w:rPr>
-        <w:t>The fairest test isn't whether a pick went up. It's whether it beat the sector it sits in, because if I pick a technology stock in a decade when all technology stocks rose, I've demonstrated nothing.</w:t>
+        <w:t>The fairest test of a pick isn't whether it went up. It's whether it beat the sector it sits in, because if I pick a technology stock in a decade when every technology stock rose, I haven't demonstrated anything.</w:t>
       </w:r>
     </w:p>
     <w:p>
@@ -2479,7 +2245,7 @@
           <w:i w:val="0"/>
           <w:sz w:val="22"/>
         </w:rPr>
-        <w:t>Blue is the stock, orange is its sector ETF. Eight of eleven picks beat their sector.</w:t>
+        <w:t>Blue is our stock, orange is its sector fund. Nine of our eleven picks beat their sector.</w:t>
       </w:r>
     </w:p>
     <w:p>
@@ -2492,7 +2258,7 @@
           <w:i w:val="0"/>
           <w:sz w:val="22"/>
         </w:rPr>
-        <w:t>The standouts: Costco beat consumer staples by a hundred and fifty-two points, NextEra beat utilities by a hundred and forty-six, and Microsoft beat the technology sector by a hundred and forty-two. That last one matters most, because it happened in our largest position.</w:t>
+        <w:t>The standouts. Costco beat consumer staples by a hundred and fifty-two points, NextEra beat utilities by a hundred and forty-six, and Microsoft beat technology by a hundred and forty-two. That last one matters most, because it happened inside our largest position.</w:t>
       </w:r>
     </w:p>
     <w:p>
@@ -2506,19 +2272,6 @@
           <w:sz w:val="22"/>
         </w:rPr>
         <w:t>Two misses. Illumina, where the thesis was right but the GRAIL acquisition and the regulatory fight around it destroyed value. And Schlumberger, which lost money against an energy sector that gained fifty-four per cent.</w:t>
-      </w:r>
-    </w:p>
-    <w:p>
-      <w:pPr>
-        <w:spacing w:after="160" w:before="0"/>
-      </w:pPr>
-      <w:r>
-        <w:rPr>
-          <w:b w:val="0"/>
-          <w:i w:val="0"/>
-          <w:sz w:val="22"/>
-        </w:rPr>
-        <w:t>I own both. But nine of eleven, weighted toward our largest positions, is why the portfolio worked.</w:t>
       </w:r>
     </w:p>
     <w:p>
@@ -2553,7 +2306,7 @@
           <w:color w:val="4A443C"/>
           <w:sz w:val="18"/>
         </w:rPr>
-        <w:t>~172 words  ·  approx. 1.1 min at 150 wpm</w:t>
+        <w:t>~175 words  ·  approx. 1.2 min at 150 wpm</w:t>
       </w:r>
     </w:p>
     <w:p>
@@ -2566,7 +2319,7 @@
           <w:i w:val="0"/>
           <w:sz w:val="22"/>
         </w:rPr>
-        <w:t>How each holding's weight and return compounded into the total.</w:t>
+        <w:t>Microsoft contributed forty-one point nine points of our hundred and seventy-nine. That's twenty-three per cent of everything this fund made, out of a sixteen per cent position. Sizing your highest-conviction idea largest is the most consequential decision a manager makes, and this is what it looks like when it goes right.</w:t>
       </w:r>
     </w:p>
     <w:p>
@@ -2579,7 +2332,7 @@
           <w:i w:val="0"/>
           <w:sz w:val="22"/>
         </w:rPr>
-        <w:t>Microsoft contributed forty-one point nine points of the fund's hundred and seventy-nine. That's twenty-three per cent of everything the fund made, from a sixteen per cent position. Sizing your highest-conviction idea largest is the most consequential decision a manager makes, and this is what it looks like when it goes right.</w:t>
+        <w:t>Alphabet gave us twenty-two points, Albemarle twenty-one. Albemarle is the surprise, a six per cent materials position that rode the lithium and electric-vehicle supply chain. Illumina is the clear disappointment, where eight per cent of the book delivered under two points.</w:t>
       </w:r>
     </w:p>
     <w:p>
@@ -2592,7 +2345,7 @@
           <w:i w:val="0"/>
           <w:sz w:val="22"/>
         </w:rPr>
-        <w:t>Alphabet twenty-two points, Albemarle twenty-one, the surprise, a six per cent materials position riding the lithium and EV supply chain. Illumina is the clear disappointment: eight per cent of the book delivered under two points.</w:t>
+        <w:t>But the panel on the right is the most interesting finding in this whole review. Schlumberger lost twenty-three and a half per cent over six years, and still contributed a positive thirteen points.</w:t>
       </w:r>
     </w:p>
     <w:p>
@@ -2605,20 +2358,7 @@
           <w:i w:val="0"/>
           <w:sz w:val="22"/>
         </w:rPr>
-        <w:t>But the panel on the right contains the most interesting finding in this review. Schlumberger lost twenty-three and a half per cent over six years, and yet contributed a positive thirteen points.</w:t>
-      </w:r>
-    </w:p>
-    <w:p>
-      <w:pPr>
-        <w:spacing w:after="160" w:before="0"/>
-      </w:pPr>
-      <w:r>
-        <w:rPr>
-          <w:b w:val="0"/>
-          <w:i w:val="0"/>
-          <w:sz w:val="22"/>
-        </w:rPr>
-        <w:t>How? Every quarter it fell, the rebalancing rule bought more at a lower price. Then in 2022 it returned eighty-one per cent, and by then we owned considerably more shares. A losing stock made money for this fund because of a mechanical process rule.</w:t>
+        <w:t>How? Every quarter it fell, our rebalancing rule bought more of it at a lower price. Then in 2022 it returned eighty-one per cent, by which point we owned far more shares than we started with. A losing stock made money for this fund because of a mechanical process rule.</w:t>
       </w:r>
     </w:p>
     <w:p>
@@ -2666,7 +2406,7 @@
           <w:i w:val="0"/>
           <w:sz w:val="22"/>
         </w:rPr>
-        <w:t>Brinson attribution answers a specific question: how much came from being in the right sectors, and how much from picking the right stocks within them?</w:t>
+        <w:t>Brinson attribution answers one question. How much of our outperformance came from being in the right sectors, and how much from picking the right stocks inside them?</w:t>
       </w:r>
     </w:p>
     <w:p>
@@ -2679,7 +2419,7 @@
           <w:i w:val="0"/>
           <w:sz w:val="22"/>
         </w:rPr>
-        <w:t>To isolate that, I built a benchmark with exactly our sector coverage at neutral weights and no stock selection, an equal-weight portfolio of the eleven sector ETFs. It returned eighty-five per cent against our hundred and seventy-nine.</w:t>
+        <w:t>To isolate that I built a benchmark with exactly our sector coverage, at neutral weights, with no stock selection at all. It returned eighty-five per cent against our hundred and seventy-nine.</w:t>
       </w:r>
     </w:p>
     <w:p>
@@ -2692,7 +2432,7 @@
           <w:i w:val="0"/>
           <w:sz w:val="22"/>
         </w:rPr>
-        <w:t>Allocation, our sector tilts, contributed one point eight points. Almost nothing. Selection contributed forty-one point four. Interaction, one.</w:t>
+        <w:t>Decompose the difference and allocation contributed one point eight points. Almost nothing. Selection contributed forty-one point four. Interaction contributed one.</w:t>
       </w:r>
     </w:p>
     <w:p>
@@ -2718,7 +2458,7 @@
           <w:i w:val="0"/>
           <w:sz w:val="22"/>
         </w:rPr>
-        <w:t>Why that matters for your decision: allocation skill is a macro forecasting call, and the evidence that anyone repeats macro calls is weak. Selection skill is the output of a research process. You can describe it, staff it, and repeat it. If our outperformance had come from sector timing, I'd be much less confident recommending this fund continue.</w:t>
+        <w:t>Here's why that matters for your decision. Allocation skill is a macro forecasting call, and the evidence that anyone repeats macro calls is weak. Selection skill is the output of a research process, so you can describe it, staff it and repeat it. If our outperformance had come from sector timing, I'd be much less confident recommending this fund continues.</w:t>
       </w:r>
     </w:p>
     <w:p>
@@ -2753,7 +2493,7 @@
           <w:color w:val="4A443C"/>
           <w:sz w:val="18"/>
         </w:rPr>
-        <w:t>~211 words  ·  approx. 1.4 min at 150 wpm</w:t>
+        <w:t>~189 words  ·  approx. 1.3 min at 150 wpm</w:t>
       </w:r>
     </w:p>
     <w:p>
@@ -2766,7 +2506,7 @@
           <w:i w:val="0"/>
           <w:sz w:val="22"/>
         </w:rPr>
-        <w:t>The obvious challenge to everything I've said is: fine, but a model could have done better. So I tested it.</w:t>
+        <w:t>The obvious challenge to everything I've said is that a model could have done better. So I tested it.</w:t>
       </w:r>
     </w:p>
     <w:p>
@@ -2779,7 +2519,7 @@
           <w:i w:val="0"/>
           <w:sz w:val="22"/>
         </w:rPr>
-        <w:t>I took three years of data ending December 2016, which is the information a manager actually had at launch. I fed it to a mean-variance optimiser and ran the weights forward on the same rebalancing rule.</w:t>
+        <w:t>I took three years of data ending December 2016, which is the information a manager actually had at launch, fed it to a mean-variance optimiser, and ran the weights forward on the same rebalancing rule.</w:t>
       </w:r>
     </w:p>
     <w:p>
@@ -2792,7 +2532,7 @@
           <w:i w:val="0"/>
           <w:sz w:val="22"/>
         </w:rPr>
-        <w:t>The result: nineteen point seven per cent a year against our eighteen point seven. So yes, it wins, by a point a year.</w:t>
+        <w:t>The result is nineteen point seven per cent a year against our eighteen point seven. So yes, the optimiser wins, by about a point a year.</w:t>
       </w:r>
     </w:p>
     <w:p>
@@ -2805,7 +2545,7 @@
           <w:i w:val="0"/>
           <w:sz w:val="22"/>
         </w:rPr>
-        <w:t>But look at what it had to do. Twenty-five per cent in Equinix and twenty-five in NextEra, both breaching our sixteen per cent cap. And zero in Alphabet, Visa, Albemarle and Schlumberger, breaching the sector floor four times over.</w:t>
+        <w:t>But look at what it had to do. Twenty-five per cent into Equinix and another twenty-five into NextEra, both of which breach our sixteen per cent cap. And nothing at all into Alphabet, Visa, Albemarle or Schlumberger, which breaches our sector floor four times over.</w:t>
       </w:r>
     </w:p>
     <w:p>
@@ -2818,7 +2558,7 @@
           <w:i w:val="0"/>
           <w:sz w:val="22"/>
         </w:rPr>
-        <w:t>The optimiser didn't beat our strategy. It declined to run it, it bought a better backtest by discarding the constraints that, as we saw in 2022, protected you. And there's a known reason to distrust it anyway: DeMiguel, Garlappi and Uppal showed in 2009 that naive equal weighting frequently beats optimisation out of sample, because small input errors produce wildly concentrated portfolios.</w:t>
+        <w:t>So the optimiser didn't beat our strategy. It declined to run it. It bought a better backtest by throwing away the constraints that, as we saw in 2022, are what protected you.</w:t>
       </w:r>
     </w:p>
     <w:p>
@@ -2831,7 +2571,7 @@
           <w:i w:val="0"/>
           <w:sz w:val="22"/>
         </w:rPr>
-        <w:t>The last row is the humbling one. With perfect hindsight the best achievable was twenty-two point nine per cent. We captured eighty-two per cent of a number nobody could have known.</w:t>
+        <w:t>And the last row is the humbling one. With perfect hindsight the best achievable was twenty-two point nine per cent. We captured eighty-two per cent of a number nobody could have known.</w:t>
       </w:r>
     </w:p>
     <w:p>
@@ -2866,7 +2606,7 @@
           <w:color w:val="4A443C"/>
           <w:sz w:val="18"/>
         </w:rPr>
-        <w:t>~139 words  ·  approx. 0.9 min at 150 wpm</w:t>
+        <w:t>~146 words  ·  approx. 1.0 min at 150 wpm</w:t>
       </w:r>
     </w:p>
     <w:p>
@@ -2879,7 +2619,7 @@
           <w:i w:val="0"/>
           <w:sz w:val="22"/>
         </w:rPr>
-        <w:t>If I had to reduce this whole presentation to two numbers, it would be these.</w:t>
+        <w:t>Upside capture of a hundred and twenty per cent. In the months the S and P rose, we rose twenty per cent more than it did. Downside capture of ninety-seven, so in the months it fell, we fell slightly less.</w:t>
       </w:r>
     </w:p>
     <w:p>
@@ -2892,7 +2632,7 @@
           <w:i w:val="0"/>
           <w:sz w:val="22"/>
         </w:rPr>
-        <w:t>Upside capture of a hundred and twenty per cent: in months the S&amp;P rose, we rose twenty per cent more. Downside capture of ninety-seven: in months it fell, we fell slightly less.</w:t>
+        <w:t>That asymmetry is the engine of the whole result. You don't have to be right about market direction to compound at eighteen per cent a year, as long as you participate disproportionately in the good months and only proportionately in the bad ones.</w:t>
       </w:r>
     </w:p>
     <w:p>
@@ -2905,20 +2645,7 @@
           <w:i w:val="0"/>
           <w:sz w:val="22"/>
         </w:rPr>
-        <w:t>That asymmetry is the engine of the result. You don't need to be right about market direction to compound at eighteen per cent a year if you participate disproportionately in the good months and proportionately in the bad ones.</w:t>
-      </w:r>
-    </w:p>
-    <w:p>
-      <w:pPr>
-        <w:spacing w:after="160" w:before="0"/>
-      </w:pPr>
-      <w:r>
-        <w:rPr>
-          <w:b w:val="0"/>
-          <w:i w:val="0"/>
-          <w:sz w:val="22"/>
-        </w:rPr>
-        <w:t>Contrast the NASDAQ-100: a hundred and eighteen per cent of the upside, very similar, but a hundred and eight per cent of the downside. More of the gains and more of the losses. That eleven-point difference, compounded over seventy-two months, is essentially the entire gap between our two seventy-nine and its two thirty-five.</w:t>
+        <w:t>Now contrast the NASDAQ-100. It captured a hundred and eighteen per cent of the upside, very similar to us, but a hundred and eight per cent of the downside. More of the gains, and more of the losses. That eleven-point difference, compounded over seventy-two months, is essentially the entire gap between our two hundred and seventy-nine million and its two hundred and thirty-five.</w:t>
       </w:r>
     </w:p>
     <w:p>
@@ -2988,7 +2715,7 @@
           <w:color w:val="4A443C"/>
           <w:sz w:val="18"/>
         </w:rPr>
-        <w:t>~152 words  ·  approx. 1.0 min at 150 wpm</w:t>
+        <w:t>~108 words  ·  approx. 0.7 min at 150 wpm</w:t>
       </w:r>
     </w:p>
     <w:p>
@@ -3001,7 +2728,7 @@
           <w:i w:val="0"/>
           <w:sz w:val="22"/>
         </w:rPr>
-        <w:t>The accountability slide. Ten commitments, marked against what happened.</w:t>
+        <w:t>This is the accountability slide. Ten commitments, marked against what actually happened.</w:t>
       </w:r>
     </w:p>
     <w:p>
@@ -3014,7 +2741,7 @@
           <w:i w:val="0"/>
           <w:sz w:val="22"/>
         </w:rPr>
-        <w:t>We said eight to ten per cent net a year; we delivered seventeen and a half net. We said fifty-five to seventy per cent cumulative; we delivered a hundred and sixty-three.</w:t>
+        <w:t>We said eight to ten per cent net a year and delivered seventeen and a half. We said fifty-five to seventy per cent cumulative and delivered a hundred and sixty-three.</w:t>
       </w:r>
     </w:p>
     <w:p>
@@ -3027,20 +2754,7 @@
           <w:i w:val="0"/>
           <w:sz w:val="22"/>
         </w:rPr>
-        <w:t>I'll be careful how I present that, because doubling your target isn't automatically a compliment to the manager. Part of it is that this was an unusually strong period for our theme. The honest framing: our central estimate was reasonable and our distribution around it was too narrow.</w:t>
-      </w:r>
-    </w:p>
-    <w:p>
-      <w:pPr>
-        <w:spacing w:after="160" w:before="0"/>
-      </w:pPr>
-      <w:r>
-        <w:rPr>
-          <w:b w:val="0"/>
-          <w:i w:val="0"/>
-          <w:sz w:val="22"/>
-        </w:rPr>
-        <w:t>Then the process commitments, which matter as much. All eleven sectors held through all twenty-four quarters. Twenty-four rebalances executed on schedule. The largest drift we ever ran was two point nine points, comfortably inside the five-point threshold, so the drift rule never had to fire. And the mid-life review was delivered at the end of 2019.</w:t>
+        <w:t>Then the process commitments, which matter just as much. All eleven sectors held through all twenty-four quarters. All twenty-four rebalances executed on schedule. The largest drift we ever ran was two point nine points, comfortably inside our five-point threshold, so the drift rule never had to fire. And the mid-life review was delivered at the end of 2019.</w:t>
       </w:r>
     </w:p>
     <w:p>
@@ -3088,7 +2802,7 @@
           <w:color w:val="4A443C"/>
           <w:sz w:val="18"/>
         </w:rPr>
-        <w:t>~184 words  ·  approx. 1.2 min at 150 wpm</w:t>
+        <w:t>~190 words  ·  approx. 1.3 min at 150 wpm</w:t>
       </w:r>
     </w:p>
     <w:p>
@@ -3101,7 +2815,7 @@
           <w:i w:val="0"/>
           <w:sz w:val="22"/>
         </w:rPr>
-        <w:t>Fees in full, because you're entitled to see the bridge.</w:t>
+        <w:t>Gross, the fund compounded at eighteen point seven per cent. Our management fee is ninety basis points a year, flat.</w:t>
       </w:r>
     </w:p>
     <w:p>
@@ -3114,7 +2828,7 @@
           <w:i w:val="0"/>
           <w:sz w:val="22"/>
         </w:rPr>
-        <w:t>Gross, the fund compounded at eighteen point seven per cent. The management fee is ninety basis points, flat.</w:t>
+        <w:t>The performance fee is where the structure earns its keep. We charge ten per cent of returns above the hurdle, and our hurdle is the NASDAQ-100 rather than zero. Because that benchmark itself returned fifteen point three per cent a year, we only cleared it by two and a half points, so the performance fee comes out at twenty-five basis points instead of the one point eight per cent a zero-hurdle fund would have charged.</w:t>
       </w:r>
     </w:p>
     <w:p>
@@ -3127,7 +2841,7 @@
           <w:i w:val="0"/>
           <w:sz w:val="22"/>
         </w:rPr>
-        <w:t>The performance fee is where the structure earns its keep. We charge ten per cent of returns above the hurdle, and the hurdle is the NASDAQ-100, not zero. Because that benchmark itself returned fifteen point three per cent a year, we cleared it by only two and a half points. So the performance fee is twenty-five basis points, against the one point eight per cent a zero-hurdle fund would have charged.</w:t>
+        <w:t>Total load, one point one five per cent a year. Net to you, seventeen point five one per cent a year, or a hundred and sixty-three per cent over the six years.</w:t>
       </w:r>
     </w:p>
     <w:p>
@@ -3140,20 +2854,7 @@
           <w:i w:val="0"/>
           <w:sz w:val="22"/>
         </w:rPr>
-        <w:t>Total load: one point one five per cent a year. Net to you, seventeen point five one per cent a year, or a hundred and sixty-three per cent cumulative.</w:t>
-      </w:r>
-    </w:p>
-    <w:p>
-      <w:pPr>
-        <w:spacing w:after="160" w:before="0"/>
-      </w:pPr>
-      <w:r>
-        <w:rPr>
-          <w:b w:val="0"/>
-          <w:i w:val="0"/>
-          <w:sz w:val="22"/>
-        </w:rPr>
-        <w:t>The honest alternative: a NASDAQ-100 ETF at twenty basis points would have returned two hundred and thirty-five million and cost five point seven million less. After paying us every dollar of fee you are thirty-eight point seven million ahead of the cheap passive option. That is the only fee test that matters, and we pass it.</w:t>
+        <w:t>And here's the honest alternative. A NASDAQ-100 fund at twenty basis points would have cost five point seven million less and returned two hundred and thirty-five million. We returned two hundred and seventy-nine. So after paying us every dollar of fee, you're thirty-eight point seven million ahead of the cheap passive option. That's the only fee test that matters, and we pass it.</w:t>
       </w:r>
     </w:p>
     <w:p>
@@ -3188,7 +2889,7 @@
           <w:color w:val="4A443C"/>
           <w:sz w:val="18"/>
         </w:rPr>
-        <w:t>~209 words  ·  approx. 1.4 min at 150 wpm</w:t>
+        <w:t>~222 words  ·  approx. 1.5 min at 150 wpm</w:t>
       </w:r>
     </w:p>
     <w:p>
@@ -3201,7 +2902,7 @@
           <w:i w:val="0"/>
           <w:sz w:val="22"/>
         </w:rPr>
-        <w:t>So: should this fund continue?</w:t>
+        <w:t>So, should this fund continue?</w:t>
       </w:r>
     </w:p>
     <w:p>
@@ -3214,7 +2915,7 @@
           <w:i w:val="0"/>
           <w:sz w:val="22"/>
         </w:rPr>
-        <w:t>My recommendation is yes, for three specific reasons rather than a general expression of confidence.</w:t>
+        <w:t>My recommendation is yes, and I'll give you three specific reasons rather than a general expression of confidence.</w:t>
       </w:r>
     </w:p>
     <w:p>
@@ -3227,7 +2928,7 @@
           <w:i w:val="0"/>
           <w:sz w:val="22"/>
         </w:rPr>
-        <w:t>First, the alpha is real and repeatable, six point six per cent a year that five established factors can't explain, and ninety-four per cent of it from selection rather than sector timing. Selection skill is a process; macro timing is a guess.</w:t>
+        <w:t>First, the alpha is real and I believe it's repeatable. Six point six per cent a year that five established risk factors can't explain, and ninety-four per cent of it from selection rather than sector timing. Selection skill is a process. Macro timing is a guess.</w:t>
       </w:r>
     </w:p>
     <w:p>
@@ -3253,7 +2954,7 @@
           <w:i w:val="0"/>
           <w:sz w:val="22"/>
         </w:rPr>
-        <w:t>Third, the construction discipline was tested by the two hardest events in twenty years and held.</w:t>
+        <w:t>Third, the construction discipline was tested by the two hardest events in twenty years, and it held.</w:t>
       </w:r>
     </w:p>
     <w:p>
@@ -3266,20 +2967,7 @@
           <w:i w:val="0"/>
           <w:sz w:val="22"/>
         </w:rPr>
-        <w:t>But I'd be doing you a disservice if I asked for renewal without saying what I'd change.</w:t>
-      </w:r>
-    </w:p>
-    <w:p>
-      <w:pPr>
-        <w:spacing w:after="160" w:before="0"/>
-      </w:pPr>
-      <w:r>
-        <w:rPr>
-          <w:b w:val="0"/>
-          <w:i w:val="0"/>
-          <w:sz w:val="22"/>
-        </w:rPr>
-        <w:t>We need wider tail-scenario assumptions. We said a recession would cost four per cent; it cost twenty-two and a half. We need a valuation discipline on entry: Illumina was a correct thesis bought with no margin of safety. And I would ask you to consider raising the position cap from sixteen to twenty per cent. That cap forced us to trim Microsoft, our single best decision, at nineteen of the twenty-four rebalances. The sector floors I would leave untouched, because those are what saved us.</w:t>
+        <w:t>But I'd be doing you a disservice if I asked for renewal without saying what I'd change. We need to widen our tail-scenario assumptions, because we said a recession would cost four per cent and it cost twenty-two and a half. We need a valuation discipline on entry, because Illumina was a correct thesis bought with no margin of safety. And I'd ask you to consider raising the position cap from sixteen to twenty per cent, because that cap forced us to trim Microsoft, our single best decision, at nineteen of the twenty-four rebalances. The sector floors I'd leave completely untouched, because those are what saved us.</w:t>
       </w:r>
     </w:p>
     <w:p>
@@ -3314,7 +3002,7 @@
           <w:color w:val="4A443C"/>
           <w:sz w:val="18"/>
         </w:rPr>
-        <w:t>~103 words  ·  approx. 0.7 min at 150 wpm</w:t>
+        <w:t>~100 words  ·  approx. 0.7 min at 150 wpm</w:t>
       </w:r>
     </w:p>
     <w:p>
@@ -3327,7 +3015,7 @@
           <w:i w:val="0"/>
           <w:sz w:val="22"/>
         </w:rPr>
-        <w:t>That's the review.</w:t>
+        <w:t>And that's the review.</w:t>
       </w:r>
     </w:p>
     <w:p>
@@ -3340,7 +3028,7 @@
           <w:i w:val="0"/>
           <w:sz w:val="22"/>
         </w:rPr>
-        <w:t>Three sentences: a hundred million became two hundred and seventy-nine million; we did it with less drawdown than our own benchmark and a higher Sharpe than any comparator I could construct; and after controlling for every standard risk factor, six point six per cent a year remains unexplained by anything other than the decisions we made.</w:t>
+        <w:t>Three sentences to summarise. A hundred million dollars became two hundred and seventy-nine million. We did it with a shallower drawdown than our own benchmark and a higher Sharpe ratio than any comparator I could construct. And after controlling for every standard risk factor, six point six per cent a year remains unexplained by anything except the decisions we made.</w:t>
       </w:r>
     </w:p>
     <w:p>
@@ -3353,7 +3041,7 @@
           <w:i w:val="0"/>
           <w:sz w:val="22"/>
         </w:rPr>
-        <w:t>I recommend the fund continues, with the three mandate changes I've set out.</w:t>
+        <w:t>I'm recommending the fund continues, with the three mandate changes I've set out.</w:t>
       </w:r>
     </w:p>
     <w:p>
@@ -3366,7 +3054,7 @@
           <w:i w:val="0"/>
           <w:sz w:val="22"/>
         </w:rPr>
-        <w:t>Happy to take questions, and there's a substantial appendix if you want to go deeper on the methodology, the holdings or the regressions. Thank you for six years of patient capital.</w:t>
+        <w:t>Happy to take questions, and there's a substantial appendix if you want to go deeper. Thank you for six years of patient capital.</w:t>
       </w:r>
     </w:p>
     <w:p>
@@ -3436,7 +3124,7 @@
           <w:color w:val="4A443C"/>
           <w:sz w:val="18"/>
         </w:rPr>
-        <w:t>~98 words  ·  approx. 0.7 min at 150 wpm</w:t>
+        <w:t>~115 words  ·  approx. 0.8 min at 150 wpm</w:t>
       </w:r>
     </w:p>
     <w:p>
@@ -3462,7 +3150,7 @@
           <w:i w:val="0"/>
           <w:sz w:val="22"/>
         </w:rPr>
-        <w:t>Two points I'd flag. First, I've used QQQ and SPY rather than the raw index levels, because the raw series are price-only. Comparing our dividend-inclusive return against a price-only index would have flattered us by roughly two per cent a year. Using the ETFs makes it apples-to-apples, and investable.</w:t>
+        <w:t>Two points I'd flag if challenged. The benchmarks first. I've used the QQQ and SPY funds rather than the raw index levels, because the raw series are price-only and exclude dividends. Comparing our dividend-inclusive return against a price-only index would have flattered us by roughly two per cent a year. Using the funds makes it like-for-like, and investable.</w:t>
       </w:r>
     </w:p>
     <w:p>
@@ -3475,7 +3163,7 @@
           <w:i w:val="0"/>
           <w:sz w:val="22"/>
         </w:rPr>
-        <w:t>Second, these returns are gross of transaction costs and taxes. With twenty-four rebalances of eleven liquid mega-caps, realistic round-trip costs are a few basis points a year, immaterial, but I'd rather state it than have it discovered.</w:t>
+        <w:t>Second, what's excluded. These returns are gross of transaction costs and taxes. With twenty-four rebalances of eleven very liquid US names, realistic costs are a few basis points a year. That's immaterial at this scale, but I'd rather state it than have you discover it.</w:t>
       </w:r>
     </w:p>
     <w:p>
@@ -3510,7 +3198,7 @@
           <w:color w:val="4A443C"/>
           <w:sz w:val="18"/>
         </w:rPr>
-        <w:t>~87 words  ·  approx. 0.6 min at 150 wpm</w:t>
+        <w:t>~98 words  ·  approx. 0.7 min at 150 wpm</w:t>
       </w:r>
     </w:p>
     <w:p>
@@ -3523,7 +3211,7 @@
           <w:i w:val="0"/>
           <w:sz w:val="22"/>
         </w:rPr>
-        <w:t>The complete metric table.</w:t>
+        <w:t>This is the complete metric table if you want to interrogate a specific number.</w:t>
       </w:r>
     </w:p>
     <w:p>
@@ -3536,7 +3224,7 @@
           <w:i w:val="0"/>
           <w:sz w:val="22"/>
         </w:rPr>
-        <w:t>The comparison I'd encourage you to make is NDIF against equal weight, in the first two data columns, a hard benchmark to beat.</w:t>
+        <w:t>The comparison I'd encourage is our column against the equal-weight column beside it, because equal weighting the same eleven stocks is a genuinely hard benchmark.</w:t>
       </w:r>
     </w:p>
     <w:p>
@@ -3549,7 +3237,7 @@
           <w:i w:val="0"/>
           <w:sz w:val="22"/>
         </w:rPr>
-        <w:t>We beat it on cumulative return, annualised return, Sharpe, Sortino, Treynor and information ratio. Equal weight beat us on maximum drawdown and Calmar, because it held less in the mega-caps that fell hardest in 2022.</w:t>
+        <w:t>We beat it on cumulative return, annualised return, Sharpe, Sortino, Treynor and information ratio. It beat us on maximum drawdown and Calmar, because it held less of the mega-caps that fell hardest in 2022.</w:t>
       </w:r>
     </w:p>
     <w:p>
@@ -3597,7 +3285,7 @@
           <w:color w:val="4A443C"/>
           <w:sz w:val="18"/>
         </w:rPr>
-        <w:t>~119 words  ·  approx. 0.8 min at 150 wpm</w:t>
+        <w:t>~122 words  ·  approx. 0.8 min at 150 wpm</w:t>
       </w:r>
     </w:p>
     <w:p>
@@ -3610,7 +3298,7 @@
           <w:i w:val="0"/>
           <w:sz w:val="22"/>
         </w:rPr>
-        <w:t>Every holding on the same basis as the portfolio.</w:t>
+        <w:t>Every holding, measured on the same basis as the portfolio.</w:t>
       </w:r>
     </w:p>
     <w:p>
@@ -3623,7 +3311,7 @@
           <w:i w:val="0"/>
           <w:sz w:val="22"/>
         </w:rPr>
-        <w:t>The interesting part is in the last two columns and the bottom row.</w:t>
+        <w:t>The interesting part is the last two columns and the bottom row. Only Microsoft and NextEra produced a statistically significant alpha on their own. Costco misses by a whisker at one point nine five, and everything else sits below two.</w:t>
       </w:r>
     </w:p>
     <w:p>
@@ -3636,7 +3324,7 @@
           <w:i w:val="0"/>
           <w:sz w:val="22"/>
         </w:rPr>
-        <w:t>Only two holdings, Microsoft and NextEra, produced a statistically significant CAPM alpha on their own. Costco misses the threshold by a whisker at one point nine five. Everything else is below two.</w:t>
+        <w:t>But the portfolio's alpha has a t-statistic of two point one nine on the CAPM and three point zero six on the five-factor model. So the portfolio is more significant than almost every stock in it.</w:t>
       </w:r>
     </w:p>
     <w:p>
@@ -3649,20 +3337,7 @@
           <w:i w:val="0"/>
           <w:sz w:val="22"/>
         </w:rPr>
-        <w:t>But the portfolio's alpha has a t of two point one nine on the CAPM and three point zero six on the five-factor. The portfolio is more significant than almost every stock in it.</w:t>
-      </w:r>
-    </w:p>
-    <w:p>
-      <w:pPr>
-        <w:spacing w:after="160" w:before="0"/>
-      </w:pPr>
-      <w:r>
-        <w:rPr>
-          <w:b w:val="0"/>
-          <w:i w:val="0"/>
-          <w:sz w:val="22"/>
-        </w:rPr>
-        <w:t>That's not a paradox, it's diversification. Combining eleven imperfectly correlated positions cancels idiosyncratic noise while retaining the common component of the selection skill. The signal survives; much of the noise doesn't.</w:t>
+        <w:t>That isn't a paradox, it's diversification. Combining eleven imperfectly correlated positions cancels out a lot of idiosyncratic noise while keeping the common component of the selection skill. The signal survives and much of the noise doesn't.</w:t>
       </w:r>
     </w:p>
     <w:p>
@@ -3697,7 +3372,7 @@
           <w:color w:val="4A443C"/>
           <w:sz w:val="18"/>
         </w:rPr>
-        <w:t>~126 words  ·  approx. 0.8 min at 150 wpm</w:t>
+        <w:t>~134 words  ·  approx. 0.9 min at 150 wpm</w:t>
       </w:r>
     </w:p>
     <w:p>
@@ -3710,7 +3385,7 @@
           <w:i w:val="0"/>
           <w:sz w:val="22"/>
         </w:rPr>
-        <w:t>The full regression output.</w:t>
+        <w:t>The full regression output, if you want to check the work.</w:t>
       </w:r>
     </w:p>
     <w:p>
@@ -3723,7 +3398,7 @@
           <w:i w:val="0"/>
           <w:sz w:val="22"/>
         </w:rPr>
-        <w:t>Read across the alpha row: seven point two, five point nine, six point six, six point five. The alpha is stable across specifications, and that matters: an alpha that collapses when you add a factor was never alpha. It was an unmeasured exposure.</w:t>
+        <w:t>Read across the alpha row. Seven point two, five point nine, six point six, six point five. The alpha is stable across specifications, and that matters, because an alpha that collapses when you add a factor was never alpha. It was an unmeasured exposure.</w:t>
       </w:r>
     </w:p>
     <w:p>
@@ -3736,7 +3411,7 @@
           <w:i w:val="0"/>
           <w:sz w:val="22"/>
         </w:rPr>
-        <w:t>Market loading between one and one point zero five in every model, always with a t above fifteen.</w:t>
+        <w:t>Market loading sits between one and one point zero five in every model, always with a t-statistic above fifteen. Size and value are significantly negative everywhere, which confirms the large-cap growth profile. Profitability, investment and momentum are all insignificant, and that's a meaningful negative result, because it means our excess return isn't a repackaged quality factor.</w:t>
       </w:r>
     </w:p>
     <w:p>
@@ -3749,20 +3424,7 @@
           <w:i w:val="0"/>
           <w:sz w:val="22"/>
         </w:rPr>
-        <w:t>Size and value significantly negative throughout. Profitability, investment and momentum all insignificant, a meaningful negative result, because it means our excess return isn't a repackaged quality factor.</w:t>
-      </w:r>
-    </w:p>
-    <w:p>
-      <w:pPr>
-        <w:spacing w:after="160" w:before="0"/>
-      </w:pPr>
-      <w:r>
-        <w:rPr>
-          <w:b w:val="0"/>
-          <w:i w:val="0"/>
-          <w:sz w:val="22"/>
-        </w:rPr>
-        <w:t>Adjusted R-squared runs from nought point eight seven to nought point nine one five. Newey-West standard errors with four lags throughout, which is the conservative choice, ordinary OLS errors would have produced higher t-statistics.</w:t>
+        <w:t>I've used Newey-West standard errors with four lags throughout. Ordinary errors would have given me higher t-statistics, so this is the conservative choice.</w:t>
       </w:r>
     </w:p>
     <w:p>
@@ -3797,7 +3459,7 @@
           <w:color w:val="4A443C"/>
           <w:sz w:val="18"/>
         </w:rPr>
-        <w:t>~109 words  ·  approx. 0.7 min at 150 wpm</w:t>
+        <w:t>~123 words  ·  approx. 0.8 min at 150 wpm</w:t>
       </w:r>
     </w:p>
     <w:p>
@@ -3810,7 +3472,7 @@
           <w:i w:val="0"/>
           <w:sz w:val="22"/>
         </w:rPr>
-        <w:t>The correlation matrix.</w:t>
+        <w:t>The correlation matrix of monthly returns across the eleven holdings.</w:t>
       </w:r>
     </w:p>
     <w:p>
@@ -3823,7 +3485,7 @@
           <w:i w:val="0"/>
           <w:sz w:val="22"/>
         </w:rPr>
-        <w:t>Average pairwise correlation is nought point four zero. For eleven stocks inside a single theme that is low.</w:t>
+        <w:t>Average pairwise correlation is zero point four zero. For eleven stocks inside a single theme, that's low.</w:t>
       </w:r>
     </w:p>
     <w:p>
@@ -3836,7 +3498,7 @@
           <w:i w:val="0"/>
           <w:sz w:val="22"/>
         </w:rPr>
-        <w:t>The structure is intuitive. The three platforms cluster tightly. Microsoft and Alphabet at nought point seven four. That's the concentration risk in tier one, and why the position cap mattered.</w:t>
+        <w:t>The structure is intuitive. The three platforms cluster tightly, with Microsoft and Alphabet at zero point seven four. That's the concentration risk inside tier one, and it's why the position cap mattered.</w:t>
       </w:r>
     </w:p>
     <w:p>
@@ -3849,7 +3511,7 @@
           <w:i w:val="0"/>
           <w:sz w:val="22"/>
         </w:rPr>
-        <w:t>At the other end, the genuine diversifiers: NextEra against Schlumberger is minus nought point one two, actually negatively correlated. That bottom-right corner is where the ballast lives, and those low correlations produced the ten-point drawdown advantage in 2022.</w:t>
+        <w:t>At the other end are the genuine diversifiers. NextEra against Schlumberger is minus zero point one two, so they're actually negatively correlated. That corner of the matrix is where the ballast lives, and those low correlations produced our ten-point drawdown advantage in 2022.</w:t>
       </w:r>
     </w:p>
     <w:p>
@@ -3862,7 +3524,7 @@
           <w:i w:val="0"/>
           <w:sz w:val="22"/>
         </w:rPr>
-        <w:t>It's also why the portfolio's volatility of nineteen per cent sits well below the average constituent volatility of about twenty-nine.</w:t>
+        <w:t>It's also why the portfolio's volatility of nineteen per cent sits so far below the average constituent volatility of about twenty-nine.</w:t>
       </w:r>
     </w:p>
     <w:p>
@@ -3897,7 +3559,7 @@
           <w:color w:val="4A443C"/>
           <w:sz w:val="18"/>
         </w:rPr>
-        <w:t>~95 words  ·  approx. 0.6 min at 150 wpm</w:t>
+        <w:t>~98 words  ·  approx. 0.7 min at 150 wpm</w:t>
       </w:r>
     </w:p>
     <w:p>
@@ -3910,7 +3572,7 @@
           <w:i w:val="0"/>
           <w:sz w:val="22"/>
         </w:rPr>
-        <w:t>The risk-return scatter, each bubble sized by target weight.</w:t>
+        <w:t>The classic risk-return scatter, with each bubble sized by target weight.</w:t>
       </w:r>
     </w:p>
     <w:p>
@@ -3923,7 +3585,7 @@
           <w:i w:val="0"/>
           <w:sz w:val="22"/>
         </w:rPr>
-        <w:t>The most important feature is where the star sits, upper-left of almost every individual holding.</w:t>
+        <w:t>The important feature is where the star sits, up and to the left of almost every individual holding. Only Microsoft, NextEra and Costco sit above the portfolio on return, and all three did it at comparable or higher volatility. Meanwhile Schlumberger is out at forty-nine per cent volatility and Albemarle at forty-four.</w:t>
       </w:r>
     </w:p>
     <w:p>
@@ -3936,20 +3598,7 @@
           <w:i w:val="0"/>
           <w:sz w:val="22"/>
         </w:rPr>
-        <w:t>Only Microsoft, NextEra and Costco sit above the portfolio on return, all at comparable or higher volatility. Meanwhile Schlumberger at forty-nine per cent volatility and Albemarle at forty-four are far out to the right.</w:t>
-      </w:r>
-    </w:p>
-    <w:p>
-      <w:pPr>
-        <w:spacing w:after="160" w:before="0"/>
-      </w:pPr>
-      <w:r>
-        <w:rPr>
-          <w:b w:val="0"/>
-          <w:i w:val="0"/>
-          <w:sz w:val="22"/>
-        </w:rPr>
-        <w:t>The portfolio ran lower volatility than every one of its eleven constituents. Combining assets that individually carried twenty to forty-nine per cent volatility produced something that carried nineteen. That is the argument for diversification in one picture.</w:t>
+        <w:t>The portfolio ran lower volatility than every one of its eleven constituents. Combining assets that individually carried twenty to forty-nine per cent volatility produced something carrying nineteen. That's the argument for diversification in one picture.</w:t>
       </w:r>
     </w:p>
     <w:p>
@@ -3984,7 +3633,7 @@
           <w:color w:val="4A443C"/>
           <w:sz w:val="18"/>
         </w:rPr>
-        <w:t>~116 words  ·  approx. 0.8 min at 150 wpm</w:t>
+        <w:t>~122 words  ·  approx. 0.8 min at 150 wpm</w:t>
       </w:r>
     </w:p>
     <w:p>
@@ -3997,7 +3646,7 @@
           <w:i w:val="0"/>
           <w:sz w:val="22"/>
         </w:rPr>
-        <w:t>The ex-post efficient frontier from the eleven stocks we owned. Nobody could have known this in advance, it exists only because we now know the answers.</w:t>
+        <w:t>This is the ex-post efficient frontier, built from the eleven stocks we owned. Nobody could have known this frontier in advance. It only exists because we now know the answers.</w:t>
       </w:r>
     </w:p>
     <w:p>
@@ -4010,7 +3659,7 @@
           <w:i w:val="0"/>
           <w:sz w:val="22"/>
         </w:rPr>
-        <w:t>The fund sits below and slightly right of it, which is where a real portfolio should sit. The vertical distance at our realised volatility is about seven points of annual return. That is the price of not having known the future.</w:t>
+        <w:t>The fund sits below it and slightly to the right, which is where a real portfolio should sit. The vertical distance at our realised volatility is about seven points of annual return, and that's the price of not having known the future.</w:t>
       </w:r>
     </w:p>
     <w:p>
@@ -4023,7 +3672,7 @@
           <w:i w:val="0"/>
           <w:sz w:val="22"/>
         </w:rPr>
-        <w:t>What I find more informative is that the fund, equal weight and the ex-ante optimiser all cluster in the same small region. Three different construction philosophies converged on nearly the same outcome, which tells you the dominant driver was which eleven stocks we chose, not how we weighted them.</w:t>
+        <w:t>What I find more informative is that the fund, the equal-weight portfolio and the ex-ante optimiser all cluster in the same small region. Three different construction philosophies converged on almost the same outcome, which tells you the dominant driver was which eleven stocks we chose, not how we weighted them.</w:t>
       </w:r>
     </w:p>
     <w:p>
@@ -4058,7 +3707,7 @@
           <w:color w:val="4A443C"/>
           <w:sz w:val="18"/>
         </w:rPr>
-        <w:t>~125 words  ·  approx. 0.8 min at 150 wpm</w:t>
+        <w:t>~126 words  ·  approx. 0.8 min at 150 wpm</w:t>
       </w:r>
     </w:p>
     <w:p>
@@ -4071,7 +3720,7 @@
           <w:i w:val="0"/>
           <w:sz w:val="22"/>
         </w:rPr>
-        <w:t>Two supporting exhibits.</w:t>
+        <w:t>Two supporting exhibits here.</w:t>
       </w:r>
     </w:p>
     <w:p>
@@ -4084,7 +3733,7 @@
           <w:i w:val="0"/>
           <w:sz w:val="22"/>
         </w:rPr>
-        <w:t>The box plot compares the four distributions directly. Our median is visibly higher than both benchmarks, our interquartile range is tighter than the NASDAQ-100's, and our whisker extremes are contained relative to it.</w:t>
+        <w:t>The box plot compares the four distributions directly. Our median monthly return is visibly higher than both benchmarks, our interquartile range is tighter than the NASDAQ-100's, and our extremes are contained relative to it.</w:t>
       </w:r>
     </w:p>
     <w:p>
@@ -4097,7 +3746,7 @@
           <w:i w:val="0"/>
           <w:sz w:val="22"/>
         </w:rPr>
-        <w:t>The lower chart shows dispersion across the eleven holdings. The range runs from minus twenty-four per cent to plus three hundred and nineteen, in an eleven-stock portfolio, in a single theme, over six years.</w:t>
+        <w:t>The chart underneath shows dispersion across the eleven holdings. The range runs from minus twenty-four per cent to plus three hundred and nineteen, inside an eleven-stock portfolio, in a single theme, over six years.</w:t>
       </w:r>
     </w:p>
     <w:p>
@@ -4110,7 +3759,7 @@
           <w:i w:val="0"/>
           <w:sz w:val="22"/>
         </w:rPr>
-        <w:t>That dispersion is exactly why the position cap mattered. Suppose we had been permitted a thirty per cent position and had put it into Illumina rather than Microsoft. In 2016 the genomics thesis was every bit as compelling as the cloud thesis, so that was a live possibility. This would be a very different presentation.</w:t>
+        <w:t>That dispersion is exactly why the position cap mattered. Suppose we'd been permitted a thirty per cent position and had put it into Illumina rather than Microsoft. In 2016 the genomics thesis was every bit as compelling as the cloud thesis, so that was a live possibility. This would be a very different presentation.</w:t>
       </w:r>
     </w:p>
     <w:p>
@@ -4145,7 +3794,7 @@
           <w:color w:val="4A443C"/>
           <w:sz w:val="18"/>
         </w:rPr>
-        <w:t>~93 words  ·  approx. 0.6 min at 150 wpm</w:t>
+        <w:t>~129 words  ·  approx. 0.9 min at 150 wpm</w:t>
       </w:r>
     </w:p>
     <w:p>
@@ -4171,7 +3820,7 @@
           <w:i w:val="0"/>
           <w:sz w:val="22"/>
         </w:rPr>
-        <w:t>Rolling thirty-six-month beta stays between about nought point nine seven and one point zero eight for the entire sample. We didn't drift into higher-beta positioning as markets rose, which is a common and destructive pattern in growth funds.</w:t>
+        <w:t>The top chart is our rolling three-year market beta. It stays inside a narrow band for the entire sample, between about zero point nine seven and one point zero eight. So we never drifted into higher-beta positioning as markets rose, and that's a common and destructive pattern in growth funds.</w:t>
       </w:r>
     </w:p>
     <w:p>
@@ -4184,7 +3833,20 @@
           <w:i w:val="0"/>
           <w:sz w:val="22"/>
         </w:rPr>
-        <w:t>Rolling twelve-month volatility below shows the regime: calm through 2017, the COVID spike, a quiet 2021, then the sustained rise through 2022. Our line sits below the NASDAQ-100's for most of the sample. Less total risk than our own benchmark, more return, which is the argument this entire deck has been making.</w:t>
+        <w:t>The chart underneath is rolling one-year volatility. You can see the shape of the period in it. Low volatility through 2017, the COVID spike, a calm 2021, then the sustained rise through 2022.</w:t>
+      </w:r>
+    </w:p>
+    <w:p>
+      <w:pPr>
+        <w:spacing w:after="160" w:before="0"/>
+      </w:pPr>
+      <w:r>
+        <w:rPr>
+          <w:b w:val="0"/>
+          <w:i w:val="0"/>
+          <w:sz w:val="22"/>
+        </w:rPr>
+        <w:t>The detail that matters is that our line sits below the NASDAQ-100's for most of the sample. We ran less total risk than our own benchmark while delivering more return, which is, in one sentence, the argument this whole deck has been making.</w:t>
       </w:r>
     </w:p>
     <w:p>
@@ -4219,7 +3881,7 @@
           <w:color w:val="4A443C"/>
           <w:sz w:val="18"/>
         </w:rPr>
-        <w:t>~128 words  ·  approx. 0.9 min at 150 wpm</w:t>
+        <w:t>~168 words  ·  approx. 1.1 min at 150 wpm</w:t>
       </w:r>
     </w:p>
     <w:p>
@@ -4245,7 +3907,7 @@
           <w:i w:val="0"/>
           <w:sz w:val="22"/>
         </w:rPr>
-        <w:t>The chart is the month-of-year seasonality. July strongest, September weakest. Six observations per month, so description rather than signal.</w:t>
+        <w:t>The chart is the month-of-year seasonality I mentioned earlier. July strongest at plus five point eight per cent, September weakest at minus two point eight. Six observations per month, so treat it as description rather than signal.</w:t>
       </w:r>
     </w:p>
     <w:p>
@@ -4258,7 +3920,7 @@
           <w:i w:val="0"/>
           <w:sz w:val="22"/>
         </w:rPr>
-        <w:t>The table is the fee benchmarking. A passive S&amp;P 500 ETF costs nine basis points and returned ninety per cent. A NASDAQ-100 ETF costs twenty and returned a hundred and thirty-five. We cost one point one five per cent all-in and returned a hundred and seventy-nine.</w:t>
+        <w:t>The table is the fee benchmarking, and this is the comparison I'd want if I were sitting where you are. A passive S and P 500 fund costs about nine basis points and returned ninety per cent. A NASDAQ-100 fund costs about twenty and returned a hundred and thirty-five. We cost one point one five per cent all in and returned a hundred and seventy-nine.</w:t>
       </w:r>
     </w:p>
     <w:p>
@@ -4271,7 +3933,7 @@
           <w:i w:val="0"/>
           <w:sz w:val="22"/>
         </w:rPr>
-        <w:t>The arithmetic: we cost five point seven million more than the NASDAQ ETF and delivered forty-four point four million more in terminal value. Investors kept thirty-eight point seven million after every dollar of fee.</w:t>
+        <w:t>So the arithmetic. We cost you five point seven million more than the NASDAQ fund and delivered forty-four point four million more in terminal value. You kept thirty-eight point seven million after every dollar of fee.</w:t>
       </w:r>
     </w:p>
     <w:p>
@@ -4284,7 +3946,7 @@
           <w:i w:val="0"/>
           <w:sz w:val="22"/>
         </w:rPr>
-        <w:t>I put this in the appendix deliberately, a manager should be prepared to defend a fee on request, not only when it flatters them.</w:t>
+        <w:t>I put this in the appendix deliberately, because a manager should be prepared to defend a fee on request, not only when it flatters them.</w:t>
       </w:r>
     </w:p>
     <w:p>
@@ -4319,7 +3981,7 @@
           <w:color w:val="4A443C"/>
           <w:sz w:val="18"/>
         </w:rPr>
-        <w:t>~99 words  ·  approx. 0.7 min at 150 wpm</w:t>
+        <w:t>~106 words  ·  approx. 0.7 min at 150 wpm</w:t>
       </w:r>
     </w:p>
     <w:p>
@@ -4332,7 +3994,7 @@
           <w:i w:val="0"/>
           <w:sz w:val="22"/>
         </w:rPr>
-        <w:t>References and declarations.</w:t>
+        <w:t>Finally, the references and declarations.</w:t>
       </w:r>
     </w:p>
     <w:p>
@@ -4345,7 +4007,7 @@
           <w:i w:val="0"/>
           <w:sz w:val="22"/>
         </w:rPr>
-        <w:t>The methodology follows the standard literature: Jensen for alpha, Sharpe, Sortino and Treynor for the ratios, Fama and French for the factor models, Brinson for attribution, Markowitz for the frontier, Newey and West for the standard-error correction.</w:t>
+        <w:t>The methodology follows the standard literature throughout. Jensen for alpha, Sharpe, Sortino and Treynor for the risk-adjusted ratios, Fama and French for the factor models, Brinson for attribution, Markowitz for the frontier, and Newey and West for the standard-error correction.</w:t>
       </w:r>
     </w:p>
     <w:p>
@@ -4358,7 +4020,7 @@
           <w:i w:val="0"/>
           <w:sz w:val="22"/>
         </w:rPr>
-        <w:t>On AI use: this assessment is classified as AI-Supported. I've declared the tools and, more importantly, the division of labour. The analytical scope, the choice of benchmarks and models, the interpretation of every result and the recommendation are mine. Every number traces back to a reproducible calculation on primary market data, and the code and workbook accompany this submission.</w:t>
+        <w:t>On AI use, this assessment is classified as AI-Supported, and I've declared the tools and, more importantly, the division of labour. The analytical scope, the choice of benchmarks and factor models, the interpretation of every result and the recommendation are mine. Every number traces back to a reproducible calculation on primary market data, and the code and workbook accompany this submission.</w:t>
       </w:r>
     </w:p>
     <w:p>
@@ -4391,7 +4053,7 @@
           <w:i w:val="0"/>
           <w:sz w:val="22"/>
         </w:rPr>
-        <w:t>Main body (slides 1–37): 4,647 words — about 29 minutes at a brisk 160 words per minute, 31 minutes at a measured 150. Appendix (slides 38–49): 1,195 words, spoken only if a question takes you there.</w:t>
+        <w:t>Main body, slides 1 to 37: 4,576 words. That is about 28 minutes at a brisk 165 words a minute, 30 at a normal rehearsed 155, and 32 at a slow, deliberate 145. The submission window is 15 to 30 minutes, so rehearse once with a stopwatch and find your own rate before you record. Appendix, slides 38 to 49: 1,341 words, spoken only if a question takes you there.</w:t>
       </w:r>
     </w:p>
     <w:p>
@@ -4429,7 +4091,7 @@
         <w:rPr>
           <w:sz w:val="22"/>
         </w:rPr>
-        <w:t>The submission window is 15–30 minutes. The main body is written to land at roughly 29 minutes, so you have very little slack. The safest cuts, in order: slide 8 (macro regimes) down to two sentences per regime, slide 18 (seasonality) down to the July/September contrast, and slide 11 (2016 scenarios) down to the single “right about direction, wrong about magnitude” point. That recovers about three minutes without touching any of the four slides that carry the grade.</w:t>
+        <w:t>Drop these three passages, in this order, and you recover roughly three minutes without touching anything the rubric rewards. First, on slide 10, the 2019 and 2021 sentences — keep 2017, 2018, 2020 and 2022. Second, on slide 18, everything after “Six observations per calendar month is nowhere near enough”. Third, on slide 25, the DeMiguel sentence and the perfect-foresight paragraph. Never cut from slides 3, 21, 25 or 30.</w:t>
       </w:r>
     </w:p>
     <w:p>

--- a/finc13303-portfolio-performance/deliverables/FINC13303_Ass2_PresenterScript_14053836_OConnor.docx
+++ b/finc13303-portfolio-performance/deliverables/FINC13303_Ass2_PresenterScript_14053836_OConnor.docx
@@ -91,7 +91,7 @@
           <w:color w:val="4A443C"/>
           <w:sz w:val="18"/>
         </w:rPr>
-        <w:t>~157 words  ·  approx. 1.0 min at 150 wpm</w:t>
+        <w:t>~143 words  ·  approx. 1.0 min at 150 wpm</w:t>
       </w:r>
     </w:p>
     <w:p>
@@ -117,7 +117,7 @@
           <w:i w:val="0"/>
           <w:sz w:val="22"/>
         </w:rPr>
-        <w:t>Six years ago you gave this fund a hundred million dollars and one instruction. Own the winners of digital transformation, right across the economy, and do it with discipline. Today I'm closing the book on that mandate.</w:t>
+        <w:t>6 years ago you gave this fund $100 million and one instruction. Own the winners of digital transformation, right across the economy, and do it with discipline. Today I'm closing the book on that mandate.</w:t>
       </w:r>
     </w:p>
     <w:p>
@@ -130,7 +130,7 @@
           <w:i w:val="0"/>
           <w:sz w:val="22"/>
         </w:rPr>
-        <w:t>You can see the headline on the right of your screen. That hundred million is now two hundred and seventy-nine million. A hundred and seventy-nine per cent in total, or eighteen point seven per cent a year, and we got there through a trade war, a pandemic, the fastest bear market in history and the sharpest rate shock in forty years.</w:t>
+        <w:t>You can see the headline on the right of your screen. That $100 million is now $279 million. 179% in total, or 18.7% a year, and we got there through a trade war, a pandemic, the fastest bear market in history and the sharpest rate shock in 40 years.</w:t>
       </w:r>
     </w:p>
     <w:p>
@@ -143,7 +143,7 @@
           <w:i w:val="0"/>
           <w:sz w:val="22"/>
         </w:rPr>
-        <w:t>Over the next twenty-five minutes I'll show you where that money came from, how much risk we took to get it, whether any of it was skill, and what I think you should do next.</w:t>
+        <w:t>Over the next 25 minutes I'll show you where that money came from, how much risk we took to get it, whether any of it was skill, and what I think you should do next.</w:t>
       </w:r>
     </w:p>
     <w:p>
@@ -204,7 +204,7 @@
           <w:i w:val="0"/>
           <w:sz w:val="22"/>
         </w:rPr>
-        <w:t>I'll start with the mandate you funded and whether we stuck to it. Then the economy, because six years is a long time and we lived through three quite different regimes. Then what the fund returned, and how it behaved in the two moments that mattered. Then how much risk we took.</w:t>
+        <w:t>I'll start with the mandate you funded and whether we stuck to it. Then the economy, because 6 years is a long time and we lived through three quite different regimes. Then what the fund returned, and how it behaved in the two moments that mattered. Then how much risk we took.</w:t>
       </w:r>
     </w:p>
     <w:p>
@@ -265,7 +265,7 @@
           <w:color w:val="4A443C"/>
           <w:sz w:val="18"/>
         </w:rPr>
-        <w:t>~173 words  ·  approx. 1.2 min at 150 wpm</w:t>
+        <w:t>~146 words  ·  approx. 1.0 min at 150 wpm</w:t>
       </w:r>
     </w:p>
     <w:p>
@@ -278,7 +278,7 @@
           <w:i w:val="0"/>
           <w:sz w:val="22"/>
         </w:rPr>
-        <w:t>Before I unpack any of it, here's the whole six years on one slide.</w:t>
+        <w:t>Before I unpack any of it, here's the whole 6 years on one slide.</w:t>
       </w:r>
     </w:p>
     <w:p>
@@ -291,7 +291,7 @@
           <w:i w:val="0"/>
           <w:sz w:val="22"/>
         </w:rPr>
-        <w:t>Start top left. A hundred and seventy-nine per cent in total. Over the same window the S and P 500 returned ninety, and the NASDAQ-100, which is our primary benchmark and the harder test, returned a hundred and thirty-five. Annualised, we compounded at eighteen point seven per cent a year against a target of eight to ten.</w:t>
+        <w:t>Start top left. 179% in total. Over the same window the S and P 500 returned 90%, and the NASDAQ-100, which is our primary benchmark and the harder test, returned 135%. Annualised, we compounded at 18.7% a year against a target of 8% to 10%.</w:t>
       </w:r>
     </w:p>
     <w:p>
@@ -304,7 +304,7 @@
           <w:i w:val="0"/>
           <w:sz w:val="22"/>
         </w:rPr>
-        <w:t>Now look at the second row just as carefully. Our Sharpe ratio is zero point nine four, the highest of every comparator I tested. Our worst drawdown is minus twenty-four point nine per cent, which is shallower than the NASDAQ-100 managed. So we didn't simply take more risk to get more return.</w:t>
+        <w:t>Now look at the second row just as carefully. Our Sharpe ratio is 0.94, the highest of every comparator I tested. Our worst drawdown is minus 24.9%, which is shallower than the NASDAQ-100 managed. So we didn't simply take more risk to get more return.</w:t>
       </w:r>
     </w:p>
     <w:p>
@@ -317,7 +317,7 @@
           <w:i w:val="0"/>
           <w:sz w:val="22"/>
         </w:rPr>
-        <w:t>And here's the number I'd point to above all the others. Six point six per cent of annualised alpha on a five-factor model, with a t-statistic of three point zero six. The chance that's luck is about two in a thousand. Our beta was one, so it wasn't leverage either.</w:t>
+        <w:t>And here's the number I'd point to above all the others. 6.6% of annualised alpha on a five-factor model, with a t-statistic of 3.06. The chance that's luck is about 2 in 1,000. Our beta was 1.0, so it wasn't leverage either.</w:t>
       </w:r>
     </w:p>
     <w:p>
@@ -387,7 +387,7 @@
           <w:color w:val="4A443C"/>
           <w:sz w:val="18"/>
         </w:rPr>
-        <w:t>~139 words  ·  approx. 0.9 min at 150 wpm</w:t>
+        <w:t>~135 words  ·  approx. 0.9 min at 150 wpm</w:t>
       </w:r>
     </w:p>
     <w:p>
@@ -413,7 +413,7 @@
           <w:i w:val="0"/>
           <w:sz w:val="22"/>
         </w:rPr>
-        <w:t>We said we'd run an active, high-conviction thematic fund, and the theme was digital transformation. Eleven stocks, one in every GICS sector. A pure technology fund would have been an easier story to sell, but it would have failed the diversification requirement, and it would have hurt us badly in 2022.</w:t>
+        <w:t>We said we'd run an active, high-conviction thematic fund, and the theme was digital transformation. 11 stocks, one in every GICS sector. A pure technology fund would have been an easier story to sell, but it would have failed the diversification requirement, and it would have hurt us badly in 2022.</w:t>
       </w:r>
     </w:p>
     <w:p>
@@ -426,7 +426,7 @@
           <w:i w:val="0"/>
           <w:sz w:val="22"/>
         </w:rPr>
-        <w:t>We put two hard constraints on the weights. Every sector holds at least five per cent, and no position goes above sixteen. And we rebalance every quarter.</w:t>
+        <w:t>We put two hard constraints on the weights. Every sector holds at least 5%, and no position goes above 16. And we rebalance every quarter.</w:t>
       </w:r>
     </w:p>
     <w:p>
@@ -439,7 +439,7 @@
           <w:i w:val="0"/>
           <w:sz w:val="22"/>
         </w:rPr>
-        <w:t>The last line is the one to hold onto. We said we were targeting eight to ten per cent a year, net of fees. I'll mark ourselves against that at the end.</w:t>
+        <w:t>The last line is the one to hold onto. We said we were targeting 8% to 10% a year, net of fees. I'll mark ourselves against that at the end.</w:t>
       </w:r>
     </w:p>
     <w:p>
@@ -474,7 +474,7 @@
           <w:color w:val="4A443C"/>
           <w:sz w:val="18"/>
         </w:rPr>
-        <w:t>~153 words  ·  approx. 1.0 min at 150 wpm</w:t>
+        <w:t>~143 words  ·  approx. 1.0 min at 150 wpm</w:t>
       </w:r>
     </w:p>
     <w:p>
@@ -500,7 +500,7 @@
           <w:i w:val="0"/>
           <w:sz w:val="22"/>
         </w:rPr>
-        <w:t>Tier one is forty-two per cent of the money in three platform companies, where several parts of the thesis compound at the same time. Microsoft was our largest position at sixteen per cent.</w:t>
+        <w:t>Tier one is 42% of the money in three platform companies, where several parts of the thesis compound at the same time. Microsoft was our largest position at 16%.</w:t>
       </w:r>
     </w:p>
     <w:p>
@@ -513,7 +513,7 @@
           <w:i w:val="0"/>
           <w:sz w:val="22"/>
         </w:rPr>
-        <w:t>Tier two is thirty-four per cent, and I call these the enablers. Each one monetises digitisation through a single channel. Visa is payments, Equinix is data centres, Illumina is genomics, Rockwell is factory automation.</w:t>
+        <w:t>Tier two is 34%, and I call these the enablers. Each one monetises digitisation through a single channel. Visa is payments, Equinix is data centres, Illumina is genomics, Rockwell is factory automation.</w:t>
       </w:r>
     </w:p>
     <w:p>
@@ -526,7 +526,7 @@
           <w:i w:val="0"/>
           <w:sz w:val="22"/>
         </w:rPr>
-        <w:t>Tier three is the last twenty-four per cent, and that's our ballast.</w:t>
+        <w:t>Tier three is the last 24%, and that's our ballast.</w:t>
       </w:r>
     </w:p>
     <w:p>
@@ -539,7 +539,7 @@
           <w:i w:val="0"/>
           <w:sz w:val="22"/>
         </w:rPr>
-        <w:t>Now, the point at the bottom is the one I'd ask you to remember. For five of these six years, holding Schlumberger at five per cent looked like a tax on the portfolio. People asked me repeatedly why we didn't just drop the sector. We didn't drop it because the mandate said every sector keeps a floor. And in 2022 that discipline is exactly what saved us.</w:t>
+        <w:t>Now, the point at the bottom is the one I'd ask you to remember. For 5 of these 6 years, holding Schlumberger at 5% looked like a tax on the portfolio. People asked me repeatedly why we didn't just drop the sector. We didn't drop it because the mandate said every sector keeps a floor. And in 2022 that discipline is exactly what saved us.</w:t>
       </w:r>
     </w:p>
     <w:p>
@@ -574,7 +574,7 @@
           <w:color w:val="4A443C"/>
           <w:sz w:val="18"/>
         </w:rPr>
-        <w:t>~124 words  ·  approx. 0.8 min at 150 wpm</w:t>
+        <w:t>~119 words  ·  approx. 0.8 min at 150 wpm</w:t>
       </w:r>
     </w:p>
     <w:p>
@@ -587,7 +587,7 @@
           <w:i w:val="0"/>
           <w:sz w:val="22"/>
         </w:rPr>
-        <w:t>On the left is what would have happened if we'd bought the eleven stocks and never touched them. Tier one would have grown from forty-two per cent of the book to forty-eight, and Microsoft alone would have reached twenty-five. You'd have ended up owning a concentrated mega-cap technology fund that looked nothing like the mandate you signed.</w:t>
+        <w:t>On the left is what would have happened if we'd bought the 11 stocks and never touched them. Tier one would have grown from 42% of the book to 48%, and Microsoft alone would have reached 25%. You'd have ended up owning a concentrated mega-cap technology fund that looked nothing like the mandate you signed.</w:t>
       </w:r>
     </w:p>
     <w:p>
@@ -613,7 +613,7 @@
           <w:i w:val="0"/>
           <w:sz w:val="22"/>
         </w:rPr>
-        <w:t>Now look at the table. Rebalancing wasn't governance theatre. It was worth eighteen million dollars to you. That's one point three points a year of extra return, a higher Sharpe ratio, and a drawdown three points shallower. The reason is simple. Rebalancing kept trimming the winners when they were high and topping up the laggards when they were low.</w:t>
+        <w:t>Now look at the table. Rebalancing wasn't governance theatre. It was worth $18 million to you. That's 1.3 points a year of extra return, a higher Sharpe ratio, and a drawdown 3 points shallower. The reason is simple. Rebalancing kept trimming the winners when they were high and topping up the laggards when they were low.</w:t>
       </w:r>
     </w:p>
     <w:p>
@@ -683,7 +683,7 @@
           <w:color w:val="4A443C"/>
           <w:sz w:val="18"/>
         </w:rPr>
-        <w:t>~138 words  ·  approx. 0.9 min at 150 wpm</w:t>
+        <w:t>~120 words  ·  approx. 0.8 min at 150 wpm</w:t>
       </w:r>
     </w:p>
     <w:p>
@@ -696,7 +696,7 @@
           <w:i w:val="0"/>
           <w:sz w:val="22"/>
         </w:rPr>
-        <w:t>We opened in January 2017, the month the Dow crossed twenty thousand. The fund returned forty per cent that year. The December tax reform lifted after-tax earnings across the book, and cloud adoption accelerated exactly as we'd argued.</w:t>
+        <w:t>We opened in January 2017, the month the Dow crossed 20,000. The fund returned 40% that year. The December tax reform lifted after-tax earnings across the book, and cloud adoption accelerated exactly as we'd argued.</w:t>
       </w:r>
     </w:p>
     <w:p>
@@ -709,7 +709,7 @@
           <w:i w:val="0"/>
           <w:sz w:val="22"/>
         </w:rPr>
-        <w:t>2018 was our first hard year. The trade war escalated and the fourth quarter was brutal. We lost nine point six per cent in October and another nine point eight in December, and still finished up three point seven while the S and P fell four and a half.</w:t>
+        <w:t>2018 was our first hard year. The trade war escalated and the fourth quarter was brutal. We lost 9.6% in October and another 9.8% in December, and still finished up 3.7% while the S and P fell 4.5%.</w:t>
       </w:r>
     </w:p>
     <w:p>
@@ -735,7 +735,7 @@
           <w:i w:val="0"/>
           <w:sz w:val="22"/>
         </w:rPr>
-        <w:t>The fund peaked in December 2021 at three hundred and sixty million dollars, within weeks of the Fed dropping the word transitory. 2022 gave a good chunk of it back.</w:t>
+        <w:t>The fund peaked in December 2021 at $360 million, within weeks of the Fed dropping the word transitory. 2022 gave a good chunk of it back.</w:t>
       </w:r>
     </w:p>
     <w:p>
@@ -770,7 +770,7 @@
           <w:color w:val="4A443C"/>
           <w:sz w:val="18"/>
         </w:rPr>
-        <w:t>~163 words  ·  approx. 1.1 min at 150 wpm</w:t>
+        <w:t>~158 words  ·  approx. 1.1 min at 150 wpm</w:t>
       </w:r>
     </w:p>
     <w:p>
@@ -783,7 +783,7 @@
           <w:i w:val="0"/>
           <w:sz w:val="22"/>
         </w:rPr>
-        <w:t>The first three years were broadly the world we said we expected. Moderate growth, contained inflation, a gradual Fed, and spending shifting towards cloud, mobile and payments. 2018 was the exception. The trade war was a risk we'd flagged, but we sized it wrongly.</w:t>
+        <w:t>The first 3 years were broadly the world we said we expected. Moderate growth, contained inflation, a gradual Fed, and spending shifting towards cloud, mobile and payments. 2018 was the exception. The trade war was a risk we'd flagged, but we sized it wrongly.</w:t>
       </w:r>
     </w:p>
     <w:p>
@@ -796,7 +796,7 @@
           <w:i w:val="0"/>
           <w:sz w:val="22"/>
         </w:rPr>
-        <w:t>The second three years are more interesting. Go back to our 2016 Scenario C and we wrote, and I'm quoting, another systemic disruption such as a global pandemic. We put twenty per cent on it. Then it happened.</w:t>
+        <w:t>The second 3 years are more interesting. Go back to our 2016 Scenario C and we wrote, and I'm quoting, another systemic disruption such as a global pandemic. We put 20% on it. Then it happened.</w:t>
       </w:r>
     </w:p>
     <w:p>
@@ -822,7 +822,7 @@
           <w:i w:val="0"/>
           <w:sz w:val="22"/>
         </w:rPr>
-        <w:t>2022 was different. That year tested the diversification rather than the theme. When the discount rate moves from zero to four and a quarter, growth equity gets repriced, and there was nowhere to hide inside our theme. Only the ballast helped.</w:t>
+        <w:t>2022 was different. That year tested the diversification rather than the theme. When the discount rate moves from zero to 4.25%, growth equity gets repriced, and there was nowhere to hide inside our theme. Only the ballast helped.</w:t>
       </w:r>
     </w:p>
     <w:p>
@@ -857,7 +857,7 @@
           <w:color w:val="4A443C"/>
           <w:sz w:val="18"/>
         </w:rPr>
-        <w:t>~127 words  ·  approx. 0.8 min at 150 wpm</w:t>
+        <w:t>~120 words  ·  approx. 0.8 min at 150 wpm</w:t>
       </w:r>
     </w:p>
     <w:p>
@@ -883,7 +883,7 @@
           <w:i w:val="0"/>
           <w:sz w:val="22"/>
         </w:rPr>
-        <w:t>Two honest observations. We got the direction right in five of six years. But we were consistently too conservative about the size of the moves, in both directions. In 2017 we assumed eighteen per cent and delivered forty. In 2019 we thought we were in a stagnation world worth nine, and delivered thirty-seven. And in 2022 we'd assumed a recession would cost four per cent, when it cost us twenty-two and a half.</w:t>
+        <w:t>Two honest observations. We got the direction right in 5 of 6 years. But we were consistently too conservative about the size of the moves, in both directions. In 2017 we assumed 18% and delivered 40%. In 2019 we thought we were in a stagnation world worth 9%, and delivered 37%. And in 2022 we'd assumed a recession would cost 4%, when it cost us 22.5.</w:t>
       </w:r>
     </w:p>
     <w:p>
@@ -966,7 +966,7 @@
           <w:color w:val="4A443C"/>
           <w:sz w:val="18"/>
         </w:rPr>
-        <w:t>~122 words  ·  approx. 0.8 min at 150 wpm</w:t>
+        <w:t>~121 words  ·  approx. 0.8 min at 150 wpm</w:t>
       </w:r>
     </w:p>
     <w:p>
@@ -992,7 +992,7 @@
           <w:i w:val="0"/>
           <w:sz w:val="22"/>
         </w:rPr>
-        <w:t>Three things to notice. We sit above the NASDAQ-100 for essentially the entire six years, and the gap widens rather than narrows. Then look at where the lines separate most, which is right at the end, in 2022. On the way up we tracked the benchmark closely. On the way down we fell a lot less, and that asymmetry is the whole argument for how we built this portfolio.</w:t>
+        <w:t>Three things to notice. We sit above the NASDAQ-100 for essentially the entire 6 years, and the gap widens rather than narrows. Then look at where the lines separate most, which is right at the end, in 2022. On the way up we tracked the benchmark closely. On the way down we fell a lot less, and that asymmetry is the whole argument for how we built this portfolio.</w:t>
       </w:r>
     </w:p>
     <w:p>
@@ -1005,7 +1005,7 @@
           <w:i w:val="0"/>
           <w:sz w:val="22"/>
         </w:rPr>
-        <w:t>The third thing is the table underneath. Against the S and P 500, which any of you could have bought for nine basis points, we added eighty-nine million dollars. Against the NASDAQ-100, the tougher test because it shares our theme, we added forty-four million.</w:t>
+        <w:t>The third thing is the table underneath. Against the S and P 500, which any of you could have bought for 9 basis points, we added $89 million. Against the NASDAQ-100, the tougher test because it shares our theme, we added $44 million.</w:t>
       </w:r>
     </w:p>
     <w:p>
@@ -1040,7 +1040,7 @@
           <w:color w:val="4A443C"/>
           <w:sz w:val="18"/>
         </w:rPr>
-        <w:t>~156 words  ·  approx. 1.0 min at 150 wpm</w:t>
+        <w:t>~145 words  ·  approx. 1.0 min at 150 wpm</w:t>
       </w:r>
     </w:p>
     <w:p>
@@ -1066,7 +1066,7 @@
           <w:i w:val="0"/>
           <w:sz w:val="22"/>
         </w:rPr>
-        <w:t>So look at 2018 and 2022, because those are the years the market fell. In 2018 the S and P lost four point six per cent and the NASDAQ-100 was flat, and we made three point seven. In 2022 the S and P lost eighteen and the NASDAQ-100 lost thirty-two point six, and we lost twenty-two and a half.</w:t>
+        <w:t>So look at 2018 and 2022, because those are the years the market fell. In 2018 the S and P lost 4.6% and the NASDAQ-100 was flat, and we made 3.7%. In 2022 the S and P lost 18% and the NASDAQ-100 lost 32.6%, and we lost 22.5%.</w:t>
       </w:r>
     </w:p>
     <w:p>
@@ -1079,7 +1079,7 @@
           <w:i w:val="0"/>
           <w:sz w:val="22"/>
         </w:rPr>
-        <w:t>I should be straight with you about that year. We underperformed the S and P by four points, and I won't dress that up. A technology-tilted fund should lag the broad market when growth de-rates. But against our own theme benchmark we outperformed by ten full points.</w:t>
+        <w:t>I should be straight with you about that year. We underperformed the S and P by 4 points, and I won't dress that up. A technology-tilted fund should lag the broad market when growth de-rates. But against our own theme benchmark we outperformed by 10 full points.</w:t>
       </w:r>
     </w:p>
     <w:p>
@@ -1127,7 +1127,7 @@
           <w:color w:val="4A443C"/>
           <w:sz w:val="18"/>
         </w:rPr>
-        <w:t>~135 words  ·  approx. 0.9 min at 150 wpm</w:t>
+        <w:t>~132 words  ·  approx. 0.9 min at 150 wpm</w:t>
       </w:r>
     </w:p>
     <w:p>
@@ -1153,7 +1153,7 @@
           <w:i w:val="0"/>
           <w:sz w:val="22"/>
         </w:rPr>
-        <w:t>Orange is the line that tells you something you won't get anywhere else. Against the NASDAQ-100 we were roughly flat for the first four and a half years. We only pulled decisively ahead from November 2021.</w:t>
+        <w:t>Orange is the line that tells you something you won't get anywhere else. Against the NASDAQ-100 we were roughly flat for the first 4.5 years. We only pulled decisively ahead from November 2021.</w:t>
       </w:r>
     </w:p>
     <w:p>
@@ -1214,7 +1214,7 @@
           <w:color w:val="4A443C"/>
           <w:sz w:val="18"/>
         </w:rPr>
-        <w:t>~86 words  ·  approx. 0.6 min at 150 wpm</w:t>
+        <w:t>~78 words  ·  approx. 0.5 min at 150 wpm</w:t>
       </w:r>
     </w:p>
     <w:p>
@@ -1240,7 +1240,7 @@
           <w:i w:val="0"/>
           <w:sz w:val="22"/>
         </w:rPr>
-        <w:t>Our worst peak-to-trough loss was twenty-four point nine per cent, from the November 2021 peak to the September 2022 trough. The NASDAQ-100 lost thirty-two point six over a similar window, and the S and P lost twenty-three point nine.</w:t>
+        <w:t>Our worst peak-to-trough loss was 24.9%, from the November 2021 peak to the September 2022 trough. The NASDAQ-100 lost 32.6% over a similar window, and the S and P lost 23.9%.</w:t>
       </w:r>
     </w:p>
     <w:p>
@@ -1288,7 +1288,7 @@
           <w:color w:val="4A443C"/>
           <w:sz w:val="18"/>
         </w:rPr>
-        <w:t>~107 words  ·  approx. 0.7 min at 150 wpm</w:t>
+        <w:t>~98 words  ·  approx. 0.7 min at 150 wpm</w:t>
       </w:r>
     </w:p>
     <w:p>
@@ -1314,7 +1314,7 @@
           <w:i w:val="0"/>
           <w:sz w:val="22"/>
         </w:rPr>
-        <w:t>February and March of 2020 cost us twelve point six per cent, and it felt considerably worse at the time, because these are month-end figures.</w:t>
+        <w:t>February and March of 2020 cost us 12.6%, and it felt considerably worse at the time, because these are month-end figures.</w:t>
       </w:r>
     </w:p>
     <w:p>
@@ -1327,7 +1327,7 @@
           <w:i w:val="0"/>
           <w:sz w:val="22"/>
         </w:rPr>
-        <w:t>Then look what happens. April 2020 was the best month in this fund's history at plus fourteen and a half per cent. By May we were back above the January high, and the year finished up thirty-seven.</w:t>
+        <w:t>Then look what happens. April 2020 was the best month in this fund's history at plus 14.5%. By May we were back above the January high, and the year finished up 37.</w:t>
       </w:r>
     </w:p>
     <w:p>
@@ -1375,7 +1375,7 @@
           <w:color w:val="4A443C"/>
           <w:sz w:val="18"/>
         </w:rPr>
-        <w:t>~204 words  ·  approx. 1.4 min at 150 wpm</w:t>
+        <w:t>~188 words  ·  approx. 1.3 min at 150 wpm</w:t>
       </w:r>
     </w:p>
     <w:p>
@@ -1401,7 +1401,7 @@
           <w:i w:val="0"/>
           <w:sz w:val="22"/>
         </w:rPr>
-        <w:t>2022 brought the sharpest tightening since 1981. The Fed raised four hundred and twenty-five basis points in a single calendar year. When the discount rate moves that fast, growth equity gets repriced, and there's no clever way around it.</w:t>
+        <w:t>2022 brought the sharpest tightening since 1981. The Fed raised 425 basis points in a single calendar year. When the discount rate moves that fast, growth equity gets repriced, and there's no clever way around it.</w:t>
       </w:r>
     </w:p>
     <w:p>
@@ -1414,7 +1414,7 @@
           <w:i w:val="0"/>
           <w:sz w:val="22"/>
         </w:rPr>
-        <w:t>We lost twenty-two and a half per cent. The NASDAQ-100 lost thirty-two point six.</w:t>
+        <w:t>We lost 22.5%. The NASDAQ-100 lost 32.6%.</w:t>
       </w:r>
     </w:p>
     <w:p>
@@ -1427,7 +1427,7 @@
           <w:i w:val="0"/>
           <w:sz w:val="22"/>
         </w:rPr>
-        <w:t>The panel on the right explains that ten-point difference completely. At the bottom, Amazon down fifty, Illumina down forty-seven, Alphabet down thirty-nine. Our thesis names were hit exactly as hard as you'd expect.</w:t>
+        <w:t>The panel on the right explains that 10-point difference completely. At the bottom, Amazon down 50%, Illumina down 47%, Alphabet down 39%. Our thesis names were hit exactly as hard as you'd expect.</w:t>
       </w:r>
     </w:p>
     <w:p>
@@ -1440,7 +1440,7 @@
           <w:i w:val="0"/>
           <w:sz w:val="22"/>
         </w:rPr>
-        <w:t>Now look at the top of the same panel. Schlumberger up eighty-one per cent. Visa down three. Albemarle down seven.</w:t>
+        <w:t>Now look at the top of the same panel. Schlumberger up 81%. Visa down 3%. Albemarle down 7%.</w:t>
       </w:r>
     </w:p>
     <w:p>
@@ -1453,7 +1453,7 @@
           <w:i w:val="0"/>
           <w:sz w:val="22"/>
         </w:rPr>
-        <w:t>Schlumberger was the worst holding in this fund over the full six years, and the position I was asked to justify more than any other. It was in the book for one reason, which is that the mandate said every sector keeps a floor. In the worst year of this fund's life, that unloved five per cent position returned eighty-one per cent. That isn't luck. That's what diversification is, and it's why the constraint was written into the mandate rather than left to my discretion.</w:t>
+        <w:t>Schlumberger was the worst holding in this fund over the full 6 years, and the position I was asked to justify more than any other. It was in the book for one reason, which is that the mandate said every sector keeps a floor. In the worst year of this fund's life, that unloved 5% position returned 81%. That isn't luck. That's what diversification is, and it's why the constraint was written into the mandate rather than left to my discretion.</w:t>
       </w:r>
     </w:p>
     <w:p>
@@ -1523,7 +1523,7 @@
           <w:color w:val="4A443C"/>
           <w:sz w:val="18"/>
         </w:rPr>
-        <w:t>~156 words  ·  approx. 1.0 min at 150 wpm</w:t>
+        <w:t>~137 words  ·  approx. 0.9 min at 150 wpm</w:t>
       </w:r>
     </w:p>
     <w:p>
@@ -1549,7 +1549,7 @@
           <w:i w:val="0"/>
           <w:sz w:val="22"/>
         </w:rPr>
-        <w:t>Seventy-two monthly observations. The mean is one point five nine per cent and the median is two point seven three. The median sitting well above the mean tells you straight away there's a left tail, because a few large negative months are dragging the average down.</w:t>
+        <w:t>72 monthly observations. The mean is 1.59% and the median is 2.73. The median sitting well above the mean tells you straight away there's a left tail, because a few large negative months are dragging the average down.</w:t>
       </w:r>
     </w:p>
     <w:p>
@@ -1562,7 +1562,7 @@
           <w:i w:val="0"/>
           <w:sz w:val="22"/>
         </w:rPr>
-        <w:t>Skewness confirms it at minus zero point four seven, which is mild and completely normal for equities. Excess kurtosis is essentially zero, so no fat tails. And Jarque-Bera gives a p-value of zero point two eight, so we can't reject normality. That matters, because it means the risk measures on the next few slides can be trusted for this fund.</w:t>
+        <w:t>Skewness confirms it at minus 0.47, which is mild and completely normal for equities. Excess kurtosis is essentially zero, so no fat tails. And Jarque-Bera gives a p-value of 0.28, so we can't reject normality. That matters, because it means the risk measures on the next few slides can be trusted for this fund.</w:t>
       </w:r>
     </w:p>
     <w:p>
@@ -1575,7 +1575,7 @@
           <w:i w:val="0"/>
           <w:sz w:val="22"/>
         </w:rPr>
-        <w:t>Best month, April 2020, plus fourteen and a half. Worst, April 2022, minus twelve point one. And fifty of the seventy-two months were positive.</w:t>
+        <w:t>Best month, April 2020, plus 14.5. Worst, April 2022, minus 12.1. And 50 of the 72 months were positive.</w:t>
       </w:r>
     </w:p>
     <w:p>
@@ -1610,7 +1610,7 @@
           <w:color w:val="4A443C"/>
           <w:sz w:val="18"/>
         </w:rPr>
-        <w:t>~121 words  ·  approx. 0.8 min at 150 wpm</w:t>
+        <w:t>~100 words  ·  approx. 0.7 min at 150 wpm</w:t>
       </w:r>
     </w:p>
     <w:p>
@@ -1649,7 +1649,7 @@
           <w:i w:val="0"/>
           <w:sz w:val="22"/>
         </w:rPr>
-        <w:t>Sharpe is zero point nine four against zero point seven five and zero point six five. Sortino, which only penalises downside volatility, is one point five one against one point one eight. That improvement is bigger than the improvement in Sharpe, and that tells you our volatility was disproportionately upside volatility, which is what you want.</w:t>
+        <w:t>Sharpe is 0.94 against 0.75 and 0.65. Sortino, which only penalises downside volatility, is 1.51 against 1.18. That improvement is bigger than the improvement in Sharpe, and that tells you our volatility was disproportionately upside volatility, which is what you want.</w:t>
       </w:r>
     </w:p>
     <w:p>
@@ -1662,7 +1662,7 @@
           <w:i w:val="0"/>
           <w:sz w:val="22"/>
         </w:rPr>
-        <w:t>And look at the bottom row. Levered to exactly the S and P's volatility, this fund would have returned seventeen point two per cent a year against the index's eleven point three. That's like-for-like at matched risk, and it's a six-point gap.</w:t>
+        <w:t>And look at the bottom row. Levered to exactly the S and P's volatility, this fund would have returned 17.2% a year against the index's 11.3. That's like-for-like at matched risk, and it's a 6-point gap.</w:t>
       </w:r>
     </w:p>
     <w:p>
@@ -1697,7 +1697,7 @@
           <w:color w:val="4A443C"/>
           <w:sz w:val="18"/>
         </w:rPr>
-        <w:t>~139 words  ·  approx. 0.9 min at 150 wpm</w:t>
+        <w:t>~119 words  ·  approx. 0.8 min at 150 wpm</w:t>
       </w:r>
     </w:p>
     <w:p>
@@ -1723,7 +1723,7 @@
           <w:i w:val="0"/>
           <w:sz w:val="22"/>
         </w:rPr>
-        <w:t>Our ninety-five per cent one-month value-at-risk is minus eight point eight two per cent. Read it this way. In the worst month out of twenty, we'd expect to lose at least eight point eight per cent, and on the fund's closing value that's a twenty-four point six million dollar month.</w:t>
+        <w:t>Our 95% one-month value-at-risk is minus 8.82%. Read it this way. In the worst month out of 20, we'd expect to lose at least 8.8%, and on the fund's closing value that's a $24.6 million month.</w:t>
       </w:r>
     </w:p>
     <w:p>
@@ -1736,7 +1736,7 @@
           <w:i w:val="0"/>
           <w:sz w:val="22"/>
         </w:rPr>
-        <w:t>The number I'd actually watch is expected shortfall, because value-at-risk only gives you the threshold and not how bad it gets beyond it. Ours is minus ten point two per cent.</w:t>
+        <w:t>The number I'd actually watch is expected shortfall, because value-at-risk only gives you the threshold and not how bad it gets beyond it. Ours is minus 10.2%.</w:t>
       </w:r>
     </w:p>
     <w:p>
@@ -1749,7 +1749,7 @@
           <w:i w:val="0"/>
           <w:sz w:val="22"/>
         </w:rPr>
-        <w:t>Compare that to the NASDAQ-100. Its threshold is essentially identical to ours, but its expected shortfall is worse and its ninety-nine per cent figure is worse again. Same threshold risk, thinner tail beyond it. And again, that's diversification rather than anything clever in timing.</w:t>
+        <w:t>Compare that to the NASDAQ-100. Its threshold is essentially identical to ours, but its expected shortfall is worse and its 99% figure is worse again. Same threshold risk, thinner tail beyond it. And again, that's diversification rather than anything clever in timing.</w:t>
       </w:r>
     </w:p>
     <w:p>
@@ -1784,7 +1784,7 @@
           <w:color w:val="4A443C"/>
           <w:sz w:val="18"/>
         </w:rPr>
-        <w:t>~136 words  ·  approx. 0.9 min at 150 wpm</w:t>
+        <w:t>~128 words  ·  approx. 0.9 min at 150 wpm</w:t>
       </w:r>
     </w:p>
     <w:p>
@@ -1810,7 +1810,7 @@
           <w:i w:val="0"/>
           <w:sz w:val="22"/>
         </w:rPr>
-        <w:t>July was our strongest month at plus five point eight per cent, positive in all six years. September was weakest at minus two point eight, dragged there by three heavy losses in 2020, 2021 and 2022.</w:t>
+        <w:t>July was our strongest month at plus 5.8%, positive in all 6 years. September was weakest at minus 2.8%, dragged there by three heavy losses in 2020, 2021 and 2022.</w:t>
       </w:r>
     </w:p>
     <w:p>
@@ -1823,7 +1823,7 @@
           <w:i w:val="0"/>
           <w:sz w:val="22"/>
         </w:rPr>
-        <w:t>But here's why I wouldn't build a strategy on it. Six observations per calendar month is nowhere near enough to separate a real seasonal effect from noise. The standard error on any of those averages is over two per cent, so almost none of these differences would survive a significance test.</w:t>
+        <w:t>But here's why I wouldn't build a strategy on it. 6 observations per calendar month is nowhere near enough to separate a real seasonal effect from noise. The standard error on any of those averages is over 2%, so almost none of these differences would survive a significance test.</w:t>
       </w:r>
     </w:p>
     <w:p>
@@ -1836,7 +1836,7 @@
           <w:i w:val="0"/>
           <w:sz w:val="22"/>
         </w:rPr>
-        <w:t>What the grid does show usefully is how the extremes cluster. Look at the 2020 row, then the 2022 row. The best month in this fund's history and the worst sit within twenty-four months of each other.</w:t>
+        <w:t>What the grid does show usefully is how the extremes cluster. Look at the 2020 row, then the 2022 row. The best month in this fund's history and the worst sit within 24 months of each other.</w:t>
       </w:r>
     </w:p>
     <w:p>
@@ -1906,7 +1906,7 @@
           <w:color w:val="4A443C"/>
           <w:sz w:val="18"/>
         </w:rPr>
-        <w:t>~221 words  ·  approx. 1.5 min at 150 wpm</w:t>
+        <w:t>~194 words  ·  approx. 1.3 min at 150 wpm</w:t>
       </w:r>
     </w:p>
     <w:p>
@@ -1945,7 +1945,7 @@
           <w:i w:val="0"/>
           <w:sz w:val="22"/>
         </w:rPr>
-        <w:t>Start with the CAPM. Seven point two per cent a year, t-statistic two point one nine. But the CAPM only controls for market risk, so a sceptic would say a growth tilt is doing the work.</w:t>
+        <w:t>Start with the CAPM. 7.2% a year, t-statistic 2.19. But the CAPM only controls for market risk, so a sceptic would say a growth tilt is doing the work.</w:t>
       </w:r>
     </w:p>
     <w:p>
@@ -1958,7 +1958,7 @@
           <w:i w:val="0"/>
           <w:sz w:val="22"/>
         </w:rPr>
-        <w:t>So add size and value. The alpha comes down to five point nine, but the significance goes up. Add profitability and investment and we get six point six per cent, with a t-statistic of three point zero six and a p-value of zero point zero zero two. Add momentum and it barely moves.</w:t>
+        <w:t>So add size and value. The alpha comes down to 5.9%, but the significance goes up. Add profitability and investment and we get 6.6%, with a t-statistic of 3.06 and a p-value of 0.002. Add momentum and it barely moves.</w:t>
       </w:r>
     </w:p>
     <w:p>
@@ -1971,7 +1971,7 @@
           <w:i w:val="0"/>
           <w:sz w:val="22"/>
         </w:rPr>
-        <w:t>And now the bottom row, which is where I'd spend my time if I were you. I ran the same five-factor test on the NASDAQ-100 itself. Its alpha is two point four per cent with a t-statistic of one point four one, which is indistinguishable from zero.</w:t>
+        <w:t>And now the bottom row, which is where I'd spend my time if I were you. I ran the same five-factor test on the NASDAQ-100 itself. Its alpha is 2.4% with a t-statistic of 1.41, which is indistinguishable from zero.</w:t>
       </w:r>
     </w:p>
     <w:p>
@@ -2019,7 +2019,7 @@
           <w:color w:val="4A443C"/>
           <w:sz w:val="18"/>
         </w:rPr>
-        <w:t>~146 words  ·  approx. 1.0 min at 150 wpm</w:t>
+        <w:t>~137 words  ·  approx. 0.9 min at 150 wpm</w:t>
       </w:r>
     </w:p>
     <w:p>
@@ -2045,7 +2045,7 @@
           <w:i w:val="0"/>
           <w:sz w:val="22"/>
         </w:rPr>
-        <w:t>Market loading is one point zero five, so we moved one-for-one with the equity market. We weren't levered.</w:t>
+        <w:t>Market loading is 1.05, so we moved one-for-one with the equity market. We weren't levered.</w:t>
       </w:r>
     </w:p>
     <w:p>
@@ -2058,7 +2058,7 @@
           <w:i w:val="0"/>
           <w:sz w:val="22"/>
         </w:rPr>
-        <w:t>Size is minus zero point two two and significant. A negative size loading means large-cap, which is correct and intended. Value is minus zero point one nine, also significant, and negative value means growth. Also intended.</w:t>
+        <w:t>Size is minus 0.22 and significant. A negative size loading means large-cap, which is correct and intended. Value is minus 0.19, also significant, and negative value means growth. Also intended.</w:t>
       </w:r>
     </w:p>
     <w:p>
@@ -2206,7 +2206,7 @@
           <w:color w:val="4A443C"/>
           <w:sz w:val="18"/>
         </w:rPr>
-        <w:t>~147 words  ·  approx. 1.0 min at 150 wpm</w:t>
+        <w:t>~136 words  ·  approx. 0.9 min at 150 wpm</w:t>
       </w:r>
     </w:p>
     <w:p>
@@ -2219,7 +2219,7 @@
           <w:i w:val="0"/>
           <w:sz w:val="22"/>
         </w:rPr>
-        <w:t>Let's get underneath the portfolio number now, because ultimately you hired me to pick eleven stocks.</w:t>
+        <w:t>Let's get underneath the portfolio number now, because ultimately you hired me to pick 11 stocks.</w:t>
       </w:r>
     </w:p>
     <w:p>
@@ -2245,7 +2245,7 @@
           <w:i w:val="0"/>
           <w:sz w:val="22"/>
         </w:rPr>
-        <w:t>Blue is our stock, orange is its sector fund. Nine of our eleven picks beat their sector.</w:t>
+        <w:t>Blue is our stock, orange is its sector fund. 9 of our 11 picks beat their sector.</w:t>
       </w:r>
     </w:p>
     <w:p>
@@ -2258,7 +2258,7 @@
           <w:i w:val="0"/>
           <w:sz w:val="22"/>
         </w:rPr>
-        <w:t>The standouts. Costco beat consumer staples by a hundred and fifty-two points, NextEra beat utilities by a hundred and forty-six, and Microsoft beat technology by a hundred and forty-two. That last one matters most, because it happened inside our largest position.</w:t>
+        <w:t>The standouts. Costco beat consumer staples by 152 points, NextEra beat utilities by 146, and Microsoft beat technology by 142. That last one matters most, because it happened inside our largest position.</w:t>
       </w:r>
     </w:p>
     <w:p>
@@ -2271,7 +2271,7 @@
           <w:i w:val="0"/>
           <w:sz w:val="22"/>
         </w:rPr>
-        <w:t>Two misses. Illumina, where the thesis was right but the GRAIL acquisition and the regulatory fight around it destroyed value. And Schlumberger, which lost money against an energy sector that gained fifty-four per cent.</w:t>
+        <w:t>Two misses. Illumina, where the thesis was right but the GRAIL acquisition and the regulatory fight around it destroyed value. And Schlumberger, which lost money against an energy sector that gained 54%.</w:t>
       </w:r>
     </w:p>
     <w:p>
@@ -2306,7 +2306,7 @@
           <w:color w:val="4A443C"/>
           <w:sz w:val="18"/>
         </w:rPr>
-        <w:t>~175 words  ·  approx. 1.2 min at 150 wpm</w:t>
+        <w:t>~156 words  ·  approx. 1.0 min at 150 wpm</w:t>
       </w:r>
     </w:p>
     <w:p>
@@ -2319,7 +2319,7 @@
           <w:i w:val="0"/>
           <w:sz w:val="22"/>
         </w:rPr>
-        <w:t>Microsoft contributed forty-one point nine points of our hundred and seventy-nine. That's twenty-three per cent of everything this fund made, out of a sixteen per cent position. Sizing your highest-conviction idea largest is the most consequential decision a manager makes, and this is what it looks like when it goes right.</w:t>
+        <w:t>Microsoft contributed 41.9 points of our 179%. That's 23% of everything this fund made, out of a 16% position. Sizing your highest-conviction idea largest is the most consequential decision a manager makes, and this is what it looks like when it goes right.</w:t>
       </w:r>
     </w:p>
     <w:p>
@@ -2332,7 +2332,7 @@
           <w:i w:val="0"/>
           <w:sz w:val="22"/>
         </w:rPr>
-        <w:t>Alphabet gave us twenty-two points, Albemarle twenty-one. Albemarle is the surprise, a six per cent materials position that rode the lithium and electric-vehicle supply chain. Illumina is the clear disappointment, where eight per cent of the book delivered under two points.</w:t>
+        <w:t>Alphabet gave us 22 points, Albemarle 21. Albemarle is the surprise, a 6% materials position that rode the lithium and electric-vehicle supply chain. Illumina is the clear disappointment, where 8% of the book delivered under 2 points.</w:t>
       </w:r>
     </w:p>
     <w:p>
@@ -2345,7 +2345,7 @@
           <w:i w:val="0"/>
           <w:sz w:val="22"/>
         </w:rPr>
-        <w:t>But the panel on the right is the most interesting finding in this whole review. Schlumberger lost twenty-three and a half per cent over six years, and still contributed a positive thirteen points.</w:t>
+        <w:t>But the panel on the right is the most interesting finding in this whole review. Schlumberger lost 23.5% over 6 years, and still contributed a positive 13 points.</w:t>
       </w:r>
     </w:p>
     <w:p>
@@ -2358,7 +2358,7 @@
           <w:i w:val="0"/>
           <w:sz w:val="22"/>
         </w:rPr>
-        <w:t>How? Every quarter it fell, our rebalancing rule bought more of it at a lower price. Then in 2022 it returned eighty-one per cent, by which point we owned far more shares than we started with. A losing stock made money for this fund because of a mechanical process rule.</w:t>
+        <w:t>How? Every quarter it fell, our rebalancing rule bought more of it at a lower price. Then in 2022 it returned 81%, by which point we owned far more shares than we started with. A losing stock made money for this fund because of a mechanical process rule.</w:t>
       </w:r>
     </w:p>
     <w:p>
@@ -2393,7 +2393,7 @@
           <w:color w:val="4A443C"/>
           <w:sz w:val="18"/>
         </w:rPr>
-        <w:t>~150 words  ·  approx. 1.0 min at 150 wpm</w:t>
+        <w:t>~141 words  ·  approx. 0.9 min at 150 wpm</w:t>
       </w:r>
     </w:p>
     <w:p>
@@ -2419,7 +2419,7 @@
           <w:i w:val="0"/>
           <w:sz w:val="22"/>
         </w:rPr>
-        <w:t>To isolate that I built a benchmark with exactly our sector coverage, at neutral weights, with no stock selection at all. It returned eighty-five per cent against our hundred and seventy-nine.</w:t>
+        <w:t>To isolate that I built a benchmark with exactly our sector coverage, at neutral weights, with no stock selection at all. It returned 85% against our 179%.</w:t>
       </w:r>
     </w:p>
     <w:p>
@@ -2432,7 +2432,7 @@
           <w:i w:val="0"/>
           <w:sz w:val="22"/>
         </w:rPr>
-        <w:t>Decompose the difference and allocation contributed one point eight points. Almost nothing. Selection contributed forty-one point four. Interaction contributed one.</w:t>
+        <w:t>Decompose the difference and allocation contributed 1.8 points. Almost nothing. Selection contributed 41.4 points. Interaction contributed 1.</w:t>
       </w:r>
     </w:p>
     <w:p>
@@ -2445,7 +2445,7 @@
           <w:i w:val="0"/>
           <w:sz w:val="22"/>
         </w:rPr>
-        <w:t>So ninety-four per cent of our active return came from security selection.</w:t>
+        <w:t>So 94% of our active return came from security selection.</w:t>
       </w:r>
     </w:p>
     <w:p>
@@ -2493,7 +2493,7 @@
           <w:color w:val="4A443C"/>
           <w:sz w:val="18"/>
         </w:rPr>
-        <w:t>~189 words  ·  approx. 1.3 min at 150 wpm</w:t>
+        <w:t>~173 words  ·  approx. 1.2 min at 150 wpm</w:t>
       </w:r>
     </w:p>
     <w:p>
@@ -2519,7 +2519,7 @@
           <w:i w:val="0"/>
           <w:sz w:val="22"/>
         </w:rPr>
-        <w:t>I took three years of data ending December 2016, which is the information a manager actually had at launch, fed it to a mean-variance optimiser, and ran the weights forward on the same rebalancing rule.</w:t>
+        <w:t>I took 3 years of data ending December 2016, which is the information a manager actually had at launch, fed it to a mean-variance optimiser, and ran the weights forward on the same rebalancing rule.</w:t>
       </w:r>
     </w:p>
     <w:p>
@@ -2532,7 +2532,7 @@
           <w:i w:val="0"/>
           <w:sz w:val="22"/>
         </w:rPr>
-        <w:t>The result is nineteen point seven per cent a year against our eighteen point seven. So yes, the optimiser wins, by about a point a year.</w:t>
+        <w:t>The result is 19.7% a year against our 18.7. So yes, the optimiser wins, by about a point a year.</w:t>
       </w:r>
     </w:p>
     <w:p>
@@ -2545,7 +2545,7 @@
           <w:i w:val="0"/>
           <w:sz w:val="22"/>
         </w:rPr>
-        <w:t>But look at what it had to do. Twenty-five per cent into Equinix and another twenty-five into NextEra, both of which breach our sixteen per cent cap. And nothing at all into Alphabet, Visa, Albemarle or Schlumberger, which breaches our sector floor four times over.</w:t>
+        <w:t>But look at what it had to do. 25% into Equinix and another 25% into NextEra, both of which breach our 16% cap. And nothing at all into Alphabet, Visa, Albemarle or Schlumberger, which breaches our sector floor four times over.</w:t>
       </w:r>
     </w:p>
     <w:p>
@@ -2571,7 +2571,7 @@
           <w:i w:val="0"/>
           <w:sz w:val="22"/>
         </w:rPr>
-        <w:t>And the last row is the humbling one. With perfect hindsight the best achievable was twenty-two point nine per cent. We captured eighty-two per cent of a number nobody could have known.</w:t>
+        <w:t>And the last row is the humbling one. With perfect hindsight the best achievable was 22.9%. We captured 82% of a number nobody could have known.</w:t>
       </w:r>
     </w:p>
     <w:p>
@@ -2606,7 +2606,7 @@
           <w:color w:val="4A443C"/>
           <w:sz w:val="18"/>
         </w:rPr>
-        <w:t>~146 words  ·  approx. 1.0 min at 150 wpm</w:t>
+        <w:t>~122 words  ·  approx. 0.8 min at 150 wpm</w:t>
       </w:r>
     </w:p>
     <w:p>
@@ -2619,7 +2619,7 @@
           <w:i w:val="0"/>
           <w:sz w:val="22"/>
         </w:rPr>
-        <w:t>Upside capture of a hundred and twenty per cent. In the months the S and P rose, we rose twenty per cent more than it did. Downside capture of ninety-seven, so in the months it fell, we fell slightly less.</w:t>
+        <w:t>Upside capture of 120%. In the months the S and P rose, we rose 20% more than it did. Downside capture of 97, so in the months it fell, we fell slightly less.</w:t>
       </w:r>
     </w:p>
     <w:p>
@@ -2632,7 +2632,7 @@
           <w:i w:val="0"/>
           <w:sz w:val="22"/>
         </w:rPr>
-        <w:t>That asymmetry is the engine of the whole result. You don't have to be right about market direction to compound at eighteen per cent a year, as long as you participate disproportionately in the good months and only proportionately in the bad ones.</w:t>
+        <w:t>That asymmetry is the engine of the whole result. You don't have to be right about market direction to compound at 18% a year, as long as you participate disproportionately in the good months and only proportionately in the bad ones.</w:t>
       </w:r>
     </w:p>
     <w:p>
@@ -2645,7 +2645,7 @@
           <w:i w:val="0"/>
           <w:sz w:val="22"/>
         </w:rPr>
-        <w:t>Now contrast the NASDAQ-100. It captured a hundred and eighteen per cent of the upside, very similar to us, but a hundred and eight per cent of the downside. More of the gains, and more of the losses. That eleven-point difference, compounded over seventy-two months, is essentially the entire gap between our two hundred and seventy-nine million and its two hundred and thirty-five.</w:t>
+        <w:t>Now contrast the NASDAQ-100. It captured 118% of the upside, very similar to us, but 108% of the downside. More of the gains, and more of the losses. That 11-point difference, compounded over 72 months, is essentially the entire gap between our $279 million and its $235 million.</w:t>
       </w:r>
     </w:p>
     <w:p>
@@ -2715,7 +2715,7 @@
           <w:color w:val="4A443C"/>
           <w:sz w:val="18"/>
         </w:rPr>
-        <w:t>~108 words  ·  approx. 0.7 min at 150 wpm</w:t>
+        <w:t>~96 words  ·  approx. 0.6 min at 150 wpm</w:t>
       </w:r>
     </w:p>
     <w:p>
@@ -2728,7 +2728,7 @@
           <w:i w:val="0"/>
           <w:sz w:val="22"/>
         </w:rPr>
-        <w:t>This is the accountability slide. Ten commitments, marked against what actually happened.</w:t>
+        <w:t>This is the accountability slide. 10 commitments, marked against what actually happened.</w:t>
       </w:r>
     </w:p>
     <w:p>
@@ -2741,7 +2741,7 @@
           <w:i w:val="0"/>
           <w:sz w:val="22"/>
         </w:rPr>
-        <w:t>We said eight to ten per cent net a year and delivered seventeen and a half. We said fifty-five to seventy per cent cumulative and delivered a hundred and sixty-three.</w:t>
+        <w:t>We said 8% to 10% net a year and delivered 17.5%. We said 55% to 70% cumulative and delivered 163%.</w:t>
       </w:r>
     </w:p>
     <w:p>
@@ -2754,7 +2754,7 @@
           <w:i w:val="0"/>
           <w:sz w:val="22"/>
         </w:rPr>
-        <w:t>Then the process commitments, which matter just as much. All eleven sectors held through all twenty-four quarters. All twenty-four rebalances executed on schedule. The largest drift we ever ran was two point nine points, comfortably inside our five-point threshold, so the drift rule never had to fire. And the mid-life review was delivered at the end of 2019.</w:t>
+        <w:t>Then the process commitments, which matter just as much. All 11 sectors held through all 24 quarters. All 24 rebalances executed on schedule. The largest drift we ever ran was 2.9 points, comfortably inside our 5-point threshold, so the drift rule never had to fire. And the mid-life review was delivered at the end of 2019.</w:t>
       </w:r>
     </w:p>
     <w:p>
@@ -2767,7 +2767,7 @@
           <w:i w:val="0"/>
           <w:sz w:val="22"/>
         </w:rPr>
-        <w:t>Ten commitments. Four exceeded, six met, none missed.</w:t>
+        <w:t>10 commitments. 4 exceeded, 6 met, none missed.</w:t>
       </w:r>
     </w:p>
     <w:p>
@@ -2802,7 +2802,7 @@
           <w:color w:val="4A443C"/>
           <w:sz w:val="18"/>
         </w:rPr>
-        <w:t>~190 words  ·  approx. 1.3 min at 150 wpm</w:t>
+        <w:t>~149 words  ·  approx. 1.0 min at 150 wpm</w:t>
       </w:r>
     </w:p>
     <w:p>
@@ -2815,7 +2815,7 @@
           <w:i w:val="0"/>
           <w:sz w:val="22"/>
         </w:rPr>
-        <w:t>Gross, the fund compounded at eighteen point seven per cent. Our management fee is ninety basis points a year, flat.</w:t>
+        <w:t>Gross, the fund compounded at 18.7%. Our management fee is 90 basis points a year, flat.</w:t>
       </w:r>
     </w:p>
     <w:p>
@@ -2828,7 +2828,7 @@
           <w:i w:val="0"/>
           <w:sz w:val="22"/>
         </w:rPr>
-        <w:t>The performance fee is where the structure earns its keep. We charge ten per cent of returns above the hurdle, and our hurdle is the NASDAQ-100 rather than zero. Because that benchmark itself returned fifteen point three per cent a year, we only cleared it by two and a half points, so the performance fee comes out at twenty-five basis points instead of the one point eight per cent a zero-hurdle fund would have charged.</w:t>
+        <w:t>The performance fee is where the structure earns its keep. We charge 10% of returns above the hurdle, and our hurdle is the NASDAQ-100 rather than zero. Because that benchmark itself returned 15.3% a year, we only cleared it by 2.5 points, so the performance fee comes out at 25 basis points instead of the 1.8% a zero-hurdle fund would have charged.</w:t>
       </w:r>
     </w:p>
     <w:p>
@@ -2841,7 +2841,7 @@
           <w:i w:val="0"/>
           <w:sz w:val="22"/>
         </w:rPr>
-        <w:t>Total load, one point one five per cent a year. Net to you, seventeen point five one per cent a year, or a hundred and sixty-three per cent over the six years.</w:t>
+        <w:t>Total load, 1.15% a year. Net to you, 17.51% a year, or 163% over the 6 years.</w:t>
       </w:r>
     </w:p>
     <w:p>
@@ -2854,7 +2854,7 @@
           <w:i w:val="0"/>
           <w:sz w:val="22"/>
         </w:rPr>
-        <w:t>And here's the honest alternative. A NASDAQ-100 fund at twenty basis points would have cost five point seven million less and returned two hundred and thirty-five million. We returned two hundred and seventy-nine. So after paying us every dollar of fee, you're thirty-eight point seven million ahead of the cheap passive option. That's the only fee test that matters, and we pass it.</w:t>
+        <w:t>And here's the honest alternative. A NASDAQ-100 fund at 20 basis points would have cost $5.7 million less and returned $235 million. We returned $279 million. So after paying us every dollar of fee, you're $38.7 million ahead of the cheap passive option. That's the only fee test that matters, and we pass it.</w:t>
       </w:r>
     </w:p>
     <w:p>
@@ -2889,7 +2889,7 @@
           <w:color w:val="4A443C"/>
           <w:sz w:val="18"/>
         </w:rPr>
-        <w:t>~222 words  ·  approx. 1.5 min at 150 wpm</w:t>
+        <w:t>~209 words  ·  approx. 1.4 min at 150 wpm</w:t>
       </w:r>
     </w:p>
     <w:p>
@@ -2928,7 +2928,7 @@
           <w:i w:val="0"/>
           <w:sz w:val="22"/>
         </w:rPr>
-        <w:t>First, the alpha is real and I believe it's repeatable. Six point six per cent a year that five established risk factors can't explain, and ninety-four per cent of it from selection rather than sector timing. Selection skill is a process. Macro timing is a guess.</w:t>
+        <w:t>First, the alpha is real and I believe it's repeatable. 6.6% a year that five established risk factors can't explain, and 94% of it from selection rather than sector timing. Selection skill is a process. Macro timing is a guess.</w:t>
       </w:r>
     </w:p>
     <w:p>
@@ -2941,7 +2941,7 @@
           <w:i w:val="0"/>
           <w:sz w:val="22"/>
         </w:rPr>
-        <w:t>Second, the thesis isn't exhausted. Cloud is still a minority of enterprise IT spend, six years after we argued it was early. 2022 repriced the multiple, not the demand.</w:t>
+        <w:t>Second, the thesis isn't exhausted. Cloud is still a minority of enterprise IT spend, 6 years after we argued it was early. 2022 repriced the multiple, not the demand.</w:t>
       </w:r>
     </w:p>
     <w:p>
@@ -2954,7 +2954,7 @@
           <w:i w:val="0"/>
           <w:sz w:val="22"/>
         </w:rPr>
-        <w:t>Third, the construction discipline was tested by the two hardest events in twenty years, and it held.</w:t>
+        <w:t>Third, the construction discipline was tested by the two hardest events in 20 years, and it held.</w:t>
       </w:r>
     </w:p>
     <w:p>
@@ -2967,7 +2967,7 @@
           <w:i w:val="0"/>
           <w:sz w:val="22"/>
         </w:rPr>
-        <w:t>But I'd be doing you a disservice if I asked for renewal without saying what I'd change. We need to widen our tail-scenario assumptions, because we said a recession would cost four per cent and it cost twenty-two and a half. We need a valuation discipline on entry, because Illumina was a correct thesis bought with no margin of safety. And I'd ask you to consider raising the position cap from sixteen to twenty per cent, because that cap forced us to trim Microsoft, our single best decision, at nineteen of the twenty-four rebalances. The sector floors I'd leave completely untouched, because those are what saved us.</w:t>
+        <w:t>But I'd be doing you a disservice if I asked for renewal without saying what I'd change. We need to widen our tail-scenario assumptions, because we said a recession would cost 4% and it cost 22.5. We need a valuation discipline on entry, because Illumina was a correct thesis bought with no margin of safety. And I'd ask you to consider raising the position cap from 16 to 20%, because that cap forced us to trim Microsoft, our single best decision, at 19 of the 24 rebalances. The sector floors I'd leave completely untouched, because those are what saved us.</w:t>
       </w:r>
     </w:p>
     <w:p>
@@ -3002,7 +3002,7 @@
           <w:color w:val="4A443C"/>
           <w:sz w:val="18"/>
         </w:rPr>
-        <w:t>~100 words  ·  approx. 0.7 min at 150 wpm</w:t>
+        <w:t>~91 words  ·  approx. 0.6 min at 150 wpm</w:t>
       </w:r>
     </w:p>
     <w:p>
@@ -3028,7 +3028,7 @@
           <w:i w:val="0"/>
           <w:sz w:val="22"/>
         </w:rPr>
-        <w:t>Three sentences to summarise. A hundred million dollars became two hundred and seventy-nine million. We did it with a shallower drawdown than our own benchmark and a higher Sharpe ratio than any comparator I could construct. And after controlling for every standard risk factor, six point six per cent a year remains unexplained by anything except the decisions we made.</w:t>
+        <w:t>Three sentences to summarise. $100 million became $279 million. We did it with a shallower drawdown than our own benchmark and a higher Sharpe ratio than any comparator I could construct. And after controlling for every standard risk factor, 6.6% a year remains unexplained by anything except the decisions we made.</w:t>
       </w:r>
     </w:p>
     <w:p>
@@ -3054,7 +3054,7 @@
           <w:i w:val="0"/>
           <w:sz w:val="22"/>
         </w:rPr>
-        <w:t>Happy to take questions, and there's a substantial appendix if you want to go deeper. Thank you for six years of patient capital.</w:t>
+        <w:t>Happy to take questions, and there's a substantial appendix if you want to go deeper. Thank you for 6 years of patient capital.</w:t>
       </w:r>
     </w:p>
     <w:p>
@@ -3124,7 +3124,7 @@
           <w:color w:val="4A443C"/>
           <w:sz w:val="18"/>
         </w:rPr>
-        <w:t>~115 words  ·  approx. 0.8 min at 150 wpm</w:t>
+        <w:t>~113 words  ·  approx. 0.8 min at 150 wpm</w:t>
       </w:r>
     </w:p>
     <w:p>
@@ -3150,7 +3150,7 @@
           <w:i w:val="0"/>
           <w:sz w:val="22"/>
         </w:rPr>
-        <w:t>Two points I'd flag if challenged. The benchmarks first. I've used the QQQ and SPY funds rather than the raw index levels, because the raw series are price-only and exclude dividends. Comparing our dividend-inclusive return against a price-only index would have flattered us by roughly two per cent a year. Using the funds makes it like-for-like, and investable.</w:t>
+        <w:t>2 points I'd flag if challenged. The benchmarks first. I've used the QQQ and SPY funds rather than the raw index levels, because the raw series are price-only and exclude dividends. Comparing our dividend-inclusive return against a price-only index would have flattered us by roughly 2% a year. Using the funds makes it like-for-like, and investable.</w:t>
       </w:r>
     </w:p>
     <w:p>
@@ -3163,7 +3163,7 @@
           <w:i w:val="0"/>
           <w:sz w:val="22"/>
         </w:rPr>
-        <w:t>Second, what's excluded. These returns are gross of transaction costs and taxes. With twenty-four rebalances of eleven very liquid US names, realistic costs are a few basis points a year. That's immaterial at this scale, but I'd rather state it than have you discover it.</w:t>
+        <w:t>Second, what's excluded. These returns are gross of transaction costs and taxes. With 24 rebalances of 11 very liquid US names, realistic costs are a few basis points a year. That's immaterial at this scale, but I'd rather state it than have you discover it.</w:t>
       </w:r>
     </w:p>
     <w:p>
@@ -3224,7 +3224,7 @@
           <w:i w:val="0"/>
           <w:sz w:val="22"/>
         </w:rPr>
-        <w:t>The comparison I'd encourage is our column against the equal-weight column beside it, because equal weighting the same eleven stocks is a genuinely hard benchmark.</w:t>
+        <w:t>The comparison I'd encourage is our column against the equal-weight column beside it, because equal weighting the same 11 stocks is a genuinely hard benchmark.</w:t>
       </w:r>
     </w:p>
     <w:p>
@@ -3285,7 +3285,7 @@
           <w:color w:val="4A443C"/>
           <w:sz w:val="18"/>
         </w:rPr>
-        <w:t>~122 words  ·  approx. 0.8 min at 150 wpm</w:t>
+        <w:t>~113 words  ·  approx. 0.8 min at 150 wpm</w:t>
       </w:r>
     </w:p>
     <w:p>
@@ -3311,7 +3311,7 @@
           <w:i w:val="0"/>
           <w:sz w:val="22"/>
         </w:rPr>
-        <w:t>The interesting part is the last two columns and the bottom row. Only Microsoft and NextEra produced a statistically significant alpha on their own. Costco misses by a whisker at one point nine five, and everything else sits below two.</w:t>
+        <w:t>The interesting part is the last two columns and the bottom row. Only Microsoft and NextEra produced a statistically significant alpha on their own. Costco misses by a whisker at 1.95, and everything else sits below 2.</w:t>
       </w:r>
     </w:p>
     <w:p>
@@ -3324,7 +3324,7 @@
           <w:i w:val="0"/>
           <w:sz w:val="22"/>
         </w:rPr>
-        <w:t>But the portfolio's alpha has a t-statistic of two point one nine on the CAPM and three point zero six on the five-factor model. So the portfolio is more significant than almost every stock in it.</w:t>
+        <w:t>But the portfolio's alpha has a t-statistic of 2.19 on the CAPM and 3.06 on the five-factor model. So the portfolio is more significant than almost every stock in it.</w:t>
       </w:r>
     </w:p>
     <w:p>
@@ -3337,7 +3337,7 @@
           <w:i w:val="0"/>
           <w:sz w:val="22"/>
         </w:rPr>
-        <w:t>That isn't a paradox, it's diversification. Combining eleven imperfectly correlated positions cancels out a lot of idiosyncratic noise while keeping the common component of the selection skill. The signal survives and much of the noise doesn't.</w:t>
+        <w:t>That isn't a paradox, it's diversification. Combining 11 imperfectly correlated positions cancels out a lot of idiosyncratic noise while keeping the common component of the selection skill. The signal survives and much of the noise doesn't.</w:t>
       </w:r>
     </w:p>
     <w:p>
@@ -3372,7 +3372,7 @@
           <w:color w:val="4A443C"/>
           <w:sz w:val="18"/>
         </w:rPr>
-        <w:t>~134 words  ·  approx. 0.9 min at 150 wpm</w:t>
+        <w:t>~121 words  ·  approx. 0.8 min at 150 wpm</w:t>
       </w:r>
     </w:p>
     <w:p>
@@ -3398,7 +3398,7 @@
           <w:i w:val="0"/>
           <w:sz w:val="22"/>
         </w:rPr>
-        <w:t>Read across the alpha row. Seven point two, five point nine, six point six, six point five. The alpha is stable across specifications, and that matters, because an alpha that collapses when you add a factor was never alpha. It was an unmeasured exposure.</w:t>
+        <w:t>Read across the alpha row. 7.2, 5.9, 6.6, 6.5. The alpha is stable across specifications, and that matters, because an alpha that collapses when you add a factor was never alpha. It was an unmeasured exposure.</w:t>
       </w:r>
     </w:p>
     <w:p>
@@ -3411,7 +3411,7 @@
           <w:i w:val="0"/>
           <w:sz w:val="22"/>
         </w:rPr>
-        <w:t>Market loading sits between one and one point zero five in every model, always with a t-statistic above fifteen. Size and value are significantly negative everywhere, which confirms the large-cap growth profile. Profitability, investment and momentum are all insignificant, and that's a meaningful negative result, because it means our excess return isn't a repackaged quality factor.</w:t>
+        <w:t>Market loading sits between 2.05 in every model, always with a t-statistic above 15. Size and value are significantly negative everywhere, which confirms the large-cap growth profile. Profitability, investment and momentum are all insignificant, and that's a meaningful negative result, because it means our excess return isn't a repackaged quality factor.</w:t>
       </w:r>
     </w:p>
     <w:p>
@@ -3459,7 +3459,7 @@
           <w:color w:val="4A443C"/>
           <w:sz w:val="18"/>
         </w:rPr>
-        <w:t>~123 words  ·  approx. 0.8 min at 150 wpm</w:t>
+        <w:t>~112 words  ·  approx. 0.7 min at 150 wpm</w:t>
       </w:r>
     </w:p>
     <w:p>
@@ -3472,7 +3472,7 @@
           <w:i w:val="0"/>
           <w:sz w:val="22"/>
         </w:rPr>
-        <w:t>The correlation matrix of monthly returns across the eleven holdings.</w:t>
+        <w:t>The correlation matrix of monthly returns across the 11 holdings.</w:t>
       </w:r>
     </w:p>
     <w:p>
@@ -3485,7 +3485,7 @@
           <w:i w:val="0"/>
           <w:sz w:val="22"/>
         </w:rPr>
-        <w:t>Average pairwise correlation is zero point four zero. For eleven stocks inside a single theme, that's low.</w:t>
+        <w:t>Average pairwise correlation is 0.40. For 11 stocks inside a single theme, that's low.</w:t>
       </w:r>
     </w:p>
     <w:p>
@@ -3498,7 +3498,7 @@
           <w:i w:val="0"/>
           <w:sz w:val="22"/>
         </w:rPr>
-        <w:t>The structure is intuitive. The three platforms cluster tightly, with Microsoft and Alphabet at zero point seven four. That's the concentration risk inside tier one, and it's why the position cap mattered.</w:t>
+        <w:t>The structure is intuitive. The three platforms cluster tightly, with Microsoft and Alphabet at 0.74. That's the concentration risk inside tier one, and it's why the position cap mattered.</w:t>
       </w:r>
     </w:p>
     <w:p>
@@ -3511,7 +3511,7 @@
           <w:i w:val="0"/>
           <w:sz w:val="22"/>
         </w:rPr>
-        <w:t>At the other end are the genuine diversifiers. NextEra against Schlumberger is minus zero point one two, so they're actually negatively correlated. That corner of the matrix is where the ballast lives, and those low correlations produced our ten-point drawdown advantage in 2022.</w:t>
+        <w:t>At the other end are the genuine diversifiers. NextEra against Schlumberger is minus 0.12, so they're actually negatively correlated. That corner of the matrix is where the ballast lives, and those low correlations produced our 10-point drawdown advantage in 2022.</w:t>
       </w:r>
     </w:p>
     <w:p>
@@ -3524,7 +3524,7 @@
           <w:i w:val="0"/>
           <w:sz w:val="22"/>
         </w:rPr>
-        <w:t>It's also why the portfolio's volatility of nineteen per cent sits so far below the average constituent volatility of about twenty-nine.</w:t>
+        <w:t>It's also why the portfolio's volatility of 19% sits so far below the average constituent volatility of about 29.</w:t>
       </w:r>
     </w:p>
     <w:p>
@@ -3559,7 +3559,7 @@
           <w:color w:val="4A443C"/>
           <w:sz w:val="18"/>
         </w:rPr>
-        <w:t>~98 words  ·  approx. 0.7 min at 150 wpm</w:t>
+        <w:t>~94 words  ·  approx. 0.6 min at 150 wpm</w:t>
       </w:r>
     </w:p>
     <w:p>
@@ -3585,7 +3585,7 @@
           <w:i w:val="0"/>
           <w:sz w:val="22"/>
         </w:rPr>
-        <w:t>The important feature is where the star sits, up and to the left of almost every individual holding. Only Microsoft, NextEra and Costco sit above the portfolio on return, and all three did it at comparable or higher volatility. Meanwhile Schlumberger is out at forty-nine per cent volatility and Albemarle at forty-four.</w:t>
+        <w:t>The important feature is where the star sits, up and to the left of almost every individual holding. Only Microsoft, NextEra and Costco sit above the portfolio on return, and all three did it at comparable or higher volatility. Meanwhile Schlumberger is out at 49% volatility and Albemarle at 44.</w:t>
       </w:r>
     </w:p>
     <w:p>
@@ -3598,7 +3598,7 @@
           <w:i w:val="0"/>
           <w:sz w:val="22"/>
         </w:rPr>
-        <w:t>The portfolio ran lower volatility than every one of its eleven constituents. Combining assets that individually carried twenty to forty-nine per cent volatility produced something carrying nineteen. That's the argument for diversification in one picture.</w:t>
+        <w:t>The portfolio ran lower volatility than every 1 of its 11 constituents. Combining assets that individually carried 20 to 49% volatility produced something carrying 19. That's the argument for diversification in one picture.</w:t>
       </w:r>
     </w:p>
     <w:p>
@@ -3646,7 +3646,7 @@
           <w:i w:val="0"/>
           <w:sz w:val="22"/>
         </w:rPr>
-        <w:t>This is the ex-post efficient frontier, built from the eleven stocks we owned. Nobody could have known this frontier in advance. It only exists because we now know the answers.</w:t>
+        <w:t>This is the ex-post efficient frontier, built from the 11 stocks we owned. Nobody could have known this frontier in advance. It only exists because we now know the answers.</w:t>
       </w:r>
     </w:p>
     <w:p>
@@ -3659,7 +3659,7 @@
           <w:i w:val="0"/>
           <w:sz w:val="22"/>
         </w:rPr>
-        <w:t>The fund sits below it and slightly to the right, which is where a real portfolio should sit. The vertical distance at our realised volatility is about seven points of annual return, and that's the price of not having known the future.</w:t>
+        <w:t>The fund sits below it and slightly to the right, which is where a real portfolio should sit. The vertical distance at our realised volatility is about 7 points of annual return, and that's the price of not having known the future.</w:t>
       </w:r>
     </w:p>
     <w:p>
@@ -3672,7 +3672,7 @@
           <w:i w:val="0"/>
           <w:sz w:val="22"/>
         </w:rPr>
-        <w:t>What I find more informative is that the fund, the equal-weight portfolio and the ex-ante optimiser all cluster in the same small region. Three different construction philosophies converged on almost the same outcome, which tells you the dominant driver was which eleven stocks we chose, not how we weighted them.</w:t>
+        <w:t>What I find more informative is that the fund, the equal-weight portfolio and the ex-ante optimiser all cluster in the same small region. Three different construction philosophies converged on almost the same outcome, which tells you the dominant driver was which 11 stocks we chose, not how we weighted them.</w:t>
       </w:r>
     </w:p>
     <w:p>
@@ -3707,7 +3707,7 @@
           <w:color w:val="4A443C"/>
           <w:sz w:val="18"/>
         </w:rPr>
-        <w:t>~126 words  ·  approx. 0.8 min at 150 wpm</w:t>
+        <w:t>~119 words  ·  approx. 0.8 min at 150 wpm</w:t>
       </w:r>
     </w:p>
     <w:p>
@@ -3746,7 +3746,7 @@
           <w:i w:val="0"/>
           <w:sz w:val="22"/>
         </w:rPr>
-        <w:t>The chart underneath shows dispersion across the eleven holdings. The range runs from minus twenty-four per cent to plus three hundred and nineteen, inside an eleven-stock portfolio, in a single theme, over six years.</w:t>
+        <w:t>The chart underneath shows dispersion across the 11 holdings. The range runs from minus 24% to plus 319, inside an 11-stock portfolio, in a single theme, over 6 years.</w:t>
       </w:r>
     </w:p>
     <w:p>
@@ -3759,7 +3759,7 @@
           <w:i w:val="0"/>
           <w:sz w:val="22"/>
         </w:rPr>
-        <w:t>That dispersion is exactly why the position cap mattered. Suppose we'd been permitted a thirty per cent position and had put it into Illumina rather than Microsoft. In 2016 the genomics thesis was every bit as compelling as the cloud thesis, so that was a live possibility. This would be a very different presentation.</w:t>
+        <w:t>That dispersion is exactly why the position cap mattered. Suppose we'd been permitted a 30% position and had put it into Illumina rather than Microsoft. In 2016 the genomics thesis was every bit as compelling as the cloud thesis, so that was a live possibility. This would be a very different presentation.</w:t>
       </w:r>
     </w:p>
     <w:p>
@@ -3794,7 +3794,7 @@
           <w:color w:val="4A443C"/>
           <w:sz w:val="18"/>
         </w:rPr>
-        <w:t>~129 words  ·  approx. 0.9 min at 150 wpm</w:t>
+        <w:t>~123 words  ·  approx. 0.8 min at 150 wpm</w:t>
       </w:r>
     </w:p>
     <w:p>
@@ -3820,7 +3820,7 @@
           <w:i w:val="0"/>
           <w:sz w:val="22"/>
         </w:rPr>
-        <w:t>The top chart is our rolling three-year market beta. It stays inside a narrow band for the entire sample, between about zero point nine seven and one point zero eight. So we never drifted into higher-beta positioning as markets rose, and that's a common and destructive pattern in growth funds.</w:t>
+        <w:t>The top chart is our rolling three-year market beta. It stays inside a narrow band for the entire sample, between about 0.97 and 1.08. So we never drifted into higher-beta positioning as markets rose, and that's a common and destructive pattern in growth funds.</w:t>
       </w:r>
     </w:p>
     <w:p>
@@ -3881,7 +3881,7 @@
           <w:color w:val="4A443C"/>
           <w:sz w:val="18"/>
         </w:rPr>
-        <w:t>~168 words  ·  approx. 1.1 min at 150 wpm</w:t>
+        <w:t>~145 words  ·  approx. 1.0 min at 150 wpm</w:t>
       </w:r>
     </w:p>
     <w:p>
@@ -3907,7 +3907,7 @@
           <w:i w:val="0"/>
           <w:sz w:val="22"/>
         </w:rPr>
-        <w:t>The chart is the month-of-year seasonality I mentioned earlier. July strongest at plus five point eight per cent, September weakest at minus two point eight. Six observations per month, so treat it as description rather than signal.</w:t>
+        <w:t>The chart is the month-of-year seasonality I mentioned earlier. July strongest at plus 5.8%, September weakest at minus 2.8%. 6 observations per month, so treat it as description rather than signal.</w:t>
       </w:r>
     </w:p>
     <w:p>
@@ -3920,7 +3920,7 @@
           <w:i w:val="0"/>
           <w:sz w:val="22"/>
         </w:rPr>
-        <w:t>The table is the fee benchmarking, and this is the comparison I'd want if I were sitting where you are. A passive S and P 500 fund costs about nine basis points and returned ninety per cent. A NASDAQ-100 fund costs about twenty and returned a hundred and thirty-five. We cost one point one five per cent all in and returned a hundred and seventy-nine.</w:t>
+        <w:t>The table is the fee benchmarking, and this is the comparison I'd want if I were sitting where you are. A passive S and P 500 fund costs about 9 basis points and returned 90%. A NASDAQ-100 fund costs about 20 basis points and returned 135%. We cost 1.15% all in and returned 179%.</w:t>
       </w:r>
     </w:p>
     <w:p>
@@ -3933,7 +3933,7 @@
           <w:i w:val="0"/>
           <w:sz w:val="22"/>
         </w:rPr>
-        <w:t>So the arithmetic. We cost you five point seven million more than the NASDAQ fund and delivered forty-four point four million more in terminal value. You kept thirty-eight point seven million after every dollar of fee.</w:t>
+        <w:t>So the arithmetic. We cost you $5.7 million more than the NASDAQ fund and delivered $44.4 million more in terminal value. You kept $38.7 million after every dollar of fee.</w:t>
       </w:r>
     </w:p>
     <w:p>
@@ -4053,7 +4053,7 @@
           <w:i w:val="0"/>
           <w:sz w:val="22"/>
         </w:rPr>
-        <w:t>Main body, slides 1 to 37: 4,576 words. That is about 28 minutes at a brisk 165 words a minute, 30 at a normal rehearsed 155, and 32 at a slow, deliberate 145. The submission window is 15 to 30 minutes, so rehearse once with a stopwatch and find your own rate before you record. Appendix, slides 38 to 49: 1,341 words, spoken only if a question takes you there.</w:t>
+        <w:t>Main body, slides 1 to 37: 4,180 words. That is about 25 minutes at a brisk 165 words a minute, 27 at a normal rehearsed 155, and 29 at a slow, deliberate 145. The submission window is 15 to 30 minutes, so rehearse once with a stopwatch and find your own rate before you record. Appendix, slides 38 to 49: 1,266 words, spoken only if a question takes you there.</w:t>
       </w:r>
     </w:p>
     <w:p>

--- a/finc13303-portfolio-performance/deliverables/FINC13303_Ass2_PresenterScript_14053836_OConnor.docx
+++ b/finc13303-portfolio-performance/deliverables/FINC13303_Ass2_PresenterScript_14053836_OConnor.docx
@@ -91,7 +91,7 @@
           <w:color w:val="4A443C"/>
           <w:sz w:val="18"/>
         </w:rPr>
-        <w:t>~143 words  ·  approx. 1.0 min at 150 wpm</w:t>
+        <w:t>~141 words  ·  approx. 0.9 min at 150 wpm</w:t>
       </w:r>
     </w:p>
     <w:p>
@@ -104,7 +104,7 @@
           <w:i w:val="0"/>
           <w:sz w:val="22"/>
         </w:rPr>
-        <w:t>Good morning, good afternoon, good evening, depending on where you're joining me from. I'm Callum O'Connor, Portfolio Manager of the Northpoint Digital Innovation Fund.</w:t>
+        <w:t>Good morning, good afternoon, good evening, depending on where you're joining from. I'm Callum O'Connor, Portfolio Manager of the Northpoint Digital Innovation Fund.</w:t>
       </w:r>
     </w:p>
     <w:p>
@@ -130,7 +130,7 @@
           <w:i w:val="0"/>
           <w:sz w:val="22"/>
         </w:rPr>
-        <w:t>You can see the headline on the right of your screen. That $100 million is now $279 million. 179% in total, or 18.7% a year, and we got there through a trade war, a pandemic, the fastest bear market in history and the sharpest rate shock in 40 years.</w:t>
+        <w:t>The headline is on the right of your screen. That $100 million is now $279 million. 179% in total, or 18.7% a year. And we got there through a trade war, a pandemic, the fastest bear market in history, and the sharpest rate shock in 40 years.</w:t>
       </w:r>
     </w:p>
     <w:p>
@@ -143,7 +143,7 @@
           <w:i w:val="0"/>
           <w:sz w:val="22"/>
         </w:rPr>
-        <w:t>Over the next 25 minutes I'll show you where that money came from, how much risk we took to get it, whether any of it was skill, and what I think you should do next.</w:t>
+        <w:t>Over the next 25 minutes I'll cover four things. Where that money came from. How much risk we took to get it. Whether any of it was skill. And what I think you should do next.</w:t>
       </w:r>
     </w:p>
     <w:p>
@@ -178,7 +178,7 @@
           <w:color w:val="4A443C"/>
           <w:sz w:val="18"/>
         </w:rPr>
-        <w:t>~103 words  ·  approx. 0.7 min at 150 wpm</w:t>
+        <w:t>~100 words  ·  approx. 0.7 min at 150 wpm</w:t>
       </w:r>
     </w:p>
     <w:p>
@@ -204,7 +204,7 @@
           <w:i w:val="0"/>
           <w:sz w:val="22"/>
         </w:rPr>
-        <w:t>I'll start with the mandate you funded and whether we stuck to it. Then the economy, because 6 years is a long time and we lived through three quite different regimes. Then what the fund returned, and how it behaved in the two moments that mattered. Then how much risk we took.</w:t>
+        <w:t>I'll start with the mandate you funded, and whether we stuck to it. Then the economy, because 6 years is a long time. We lived through three quite different regimes.</w:t>
       </w:r>
     </w:p>
     <w:p>
@@ -217,7 +217,7 @@
           <w:i w:val="0"/>
           <w:sz w:val="22"/>
         </w:rPr>
-        <w:t>Then comes the section I care about most, which is whether any of this was skill. And I'll finish with the verdict, the fees and my recommendation.</w:t>
+        <w:t>Then what the fund returned, and how it behaved in the two moments that mattered. Then how much risk we took.</w:t>
       </w:r>
     </w:p>
     <w:p>
@@ -230,7 +230,20 @@
           <w:i w:val="0"/>
           <w:sz w:val="22"/>
         </w:rPr>
-        <w:t>Questions at the end, and there's a full appendix if you want to go deeper.</w:t>
+        <w:t>Then comes the section I care about most. Whether any of this was skill. And I'll finish with the verdict, the fees, and my recommendation.</w:t>
+      </w:r>
+    </w:p>
+    <w:p>
+      <w:pPr>
+        <w:spacing w:after="160" w:before="0"/>
+      </w:pPr>
+      <w:r>
+        <w:rPr>
+          <w:b w:val="0"/>
+          <w:i w:val="0"/>
+          <w:sz w:val="22"/>
+        </w:rPr>
+        <w:t>Questions at the end. And there's a full appendix if you want to go deeper.</w:t>
       </w:r>
     </w:p>
     <w:p>
@@ -265,7 +278,7 @@
           <w:color w:val="4A443C"/>
           <w:sz w:val="18"/>
         </w:rPr>
-        <w:t>~146 words  ·  approx. 1.0 min at 150 wpm</w:t>
+        <w:t>~147 words  ·  approx. 1.0 min at 150 wpm</w:t>
       </w:r>
     </w:p>
     <w:p>
@@ -291,7 +304,7 @@
           <w:i w:val="0"/>
           <w:sz w:val="22"/>
         </w:rPr>
-        <w:t>Start top left. 179% in total. Over the same window the S and P 500 returned 90%, and the NASDAQ-100, which is our primary benchmark and the harder test, returned 135%. Annualised, we compounded at 18.7% a year against a target of 8% to 10%.</w:t>
+        <w:t>Start top left. 179% in total. Over the same window the S and P 500 returned 90%. The NASDAQ-100 returned 135%, and that's our main benchmark and the harder test. Annualised, we compounded at 18.7% a year, against a target of 8% to 10%.</w:t>
       </w:r>
     </w:p>
     <w:p>
@@ -317,7 +330,7 @@
           <w:i w:val="0"/>
           <w:sz w:val="22"/>
         </w:rPr>
-        <w:t>And here's the number I'd point to above all the others. 6.6% of annualised alpha on a five-factor model, with a t-statistic of 3.06. The chance that's luck is about 2 in 1,000. Our beta was 1.0, so it wasn't leverage either.</w:t>
+        <w:t>And here's the number I'd point to above all the others. 6.6% of alpha a year on a five-factor model, with a t-statistic of 3.06. The chance that's luck is about 2 in 1,000. Our beta was 1.0, so it wasn't borrowed money either.</w:t>
       </w:r>
     </w:p>
     <w:p>
@@ -387,7 +400,7 @@
           <w:color w:val="4A443C"/>
           <w:sz w:val="18"/>
         </w:rPr>
-        <w:t>~135 words  ·  approx. 0.9 min at 150 wpm</w:t>
+        <w:t>~134 words  ·  approx. 0.9 min at 150 wpm</w:t>
       </w:r>
     </w:p>
     <w:p>
@@ -413,7 +426,7 @@
           <w:i w:val="0"/>
           <w:sz w:val="22"/>
         </w:rPr>
-        <w:t>We said we'd run an active, high-conviction thematic fund, and the theme was digital transformation. 11 stocks, one in every GICS sector. A pure technology fund would have been an easier story to sell, but it would have failed the diversification requirement, and it would have hurt us badly in 2022.</w:t>
+        <w:t>We said we'd run an active, high-conviction thematic fund, and the theme was digital transformation. 11 stocks, one in every GICS sector. A pure technology fund would have been an easier story to sell. But it would have failed the diversification requirement, and it would have hurt us badly in 2022.</w:t>
       </w:r>
     </w:p>
     <w:p>
@@ -426,7 +439,7 @@
           <w:i w:val="0"/>
           <w:sz w:val="22"/>
         </w:rPr>
-        <w:t>We put two hard constraints on the weights. Every sector holds at least 5%, and no position goes above 16. And we rebalance every quarter.</w:t>
+        <w:t>We put two hard limits on the weights. Every sector holds at least 5%, and no position goes above 16. And we rebalance every quarter.</w:t>
       </w:r>
     </w:p>
     <w:p>
@@ -439,7 +452,7 @@
           <w:i w:val="0"/>
           <w:sz w:val="22"/>
         </w:rPr>
-        <w:t>The last line is the one to hold onto. We said we were targeting 8% to 10% a year, net of fees. I'll mark ourselves against that at the end.</w:t>
+        <w:t>The last line is the one to hold onto. We said we were targeting 8% to 10% a year, after fees. I'll mark us against that at the end.</w:t>
       </w:r>
     </w:p>
     <w:p>
@@ -474,7 +487,7 @@
           <w:color w:val="4A443C"/>
           <w:sz w:val="18"/>
         </w:rPr>
-        <w:t>~143 words  ·  approx. 1.0 min at 150 wpm</w:t>
+        <w:t>~152 words  ·  approx. 1.0 min at 150 wpm</w:t>
       </w:r>
     </w:p>
     <w:p>
@@ -500,7 +513,7 @@
           <w:i w:val="0"/>
           <w:sz w:val="22"/>
         </w:rPr>
-        <w:t>Tier one is 42% of the money in three platform companies, where several parts of the thesis compound at the same time. Microsoft was our largest position at 16%.</w:t>
+        <w:t>Tier one is 42% of the money, in three platform companies. These are the ones where several parts of the thesis pay off at the same time. Microsoft was our largest position at 16%.</w:t>
       </w:r>
     </w:p>
     <w:p>
@@ -513,7 +526,7 @@
           <w:i w:val="0"/>
           <w:sz w:val="22"/>
         </w:rPr>
-        <w:t>Tier two is 34%, and I call these the enablers. Each one monetises digitisation through a single channel. Visa is payments, Equinix is data centres, Illumina is genomics, Rockwell is factory automation.</w:t>
+        <w:t>Tier two is 34%, and I call these the enablers. Each one makes money from digitisation through a single channel. Visa is payments. Equinix is data centres. Illumina is genomics. Rockwell is factory automation.</w:t>
       </w:r>
     </w:p>
     <w:p>
@@ -539,7 +552,7 @@
           <w:i w:val="0"/>
           <w:sz w:val="22"/>
         </w:rPr>
-        <w:t>Now, the point at the bottom is the one I'd ask you to remember. For 5 of these 6 years, holding Schlumberger at 5% looked like a tax on the portfolio. People asked me repeatedly why we didn't just drop the sector. We didn't drop it because the mandate said every sector keeps a floor. And in 2022 that discipline is exactly what saved us.</w:t>
+        <w:t>Now, the point at the bottom is the one I'd ask you to remember. For 5 of these 6 years, holding Schlumberger at 5% looked like a tax on the portfolio. People asked me again and again why we didn't just drop the sector. We didn't drop it because the mandate said every sector keeps a floor. And in 2022, that discipline is exactly what saved us.</w:t>
       </w:r>
     </w:p>
     <w:p>
@@ -587,7 +600,7 @@
           <w:i w:val="0"/>
           <w:sz w:val="22"/>
         </w:rPr>
-        <w:t>On the left is what would have happened if we'd bought the 11 stocks and never touched them. Tier one would have grown from 42% of the book to 48%, and Microsoft alone would have reached 25%. You'd have ended up owning a concentrated mega-cap technology fund that looked nothing like the mandate you signed.</w:t>
+        <w:t>On the left is what would have happened if we'd bought the 11 stocks and never touched them. Tier one would have grown from 42% of the book to 48%. Microsoft alone would have reached 25%. You'd have ended up owning a concentrated mega-cap technology fund, and it would look nothing like the mandate you signed.</w:t>
       </w:r>
     </w:p>
     <w:p>
@@ -613,7 +626,7 @@
           <w:i w:val="0"/>
           <w:sz w:val="22"/>
         </w:rPr>
-        <w:t>Now look at the table. Rebalancing wasn't governance theatre. It was worth $18 million to you. That's 1.3 points a year of extra return, a higher Sharpe ratio, and a drawdown 3 points shallower. The reason is simple. Rebalancing kept trimming the winners when they were high and topping up the laggards when they were low.</w:t>
+        <w:t>Now look at the table. Rebalancing wasn't box-ticking. It was worth $18 million to you. That's 1.3 points a year of extra return, a higher Sharpe ratio, and a drawdown 3 points shallower. The reason is simple. Rebalancing kept trimming the winners when they were high, and topping up the laggards when they were low.</w:t>
       </w:r>
     </w:p>
     <w:p>
@@ -683,7 +696,7 @@
           <w:color w:val="4A443C"/>
           <w:sz w:val="18"/>
         </w:rPr>
-        <w:t>~120 words  ·  approx. 0.8 min at 150 wpm</w:t>
+        <w:t>~124 words  ·  approx. 0.8 min at 150 wpm</w:t>
       </w:r>
     </w:p>
     <w:p>
@@ -696,7 +709,7 @@
           <w:i w:val="0"/>
           <w:sz w:val="22"/>
         </w:rPr>
-        <w:t>We opened in January 2017, the month the Dow crossed 20,000. The fund returned 40% that year. The December tax reform lifted after-tax earnings across the book, and cloud adoption accelerated exactly as we'd argued.</w:t>
+        <w:t>We opened in January 2017, the month the Dow crossed 20,000. The fund returned 40% that year. The December tax reform lifted after-tax earnings across the book, and cloud adoption sped up exactly as we'd argued.</w:t>
       </w:r>
     </w:p>
     <w:p>
@@ -709,7 +722,7 @@
           <w:i w:val="0"/>
           <w:sz w:val="22"/>
         </w:rPr>
-        <w:t>2018 was our first hard year. The trade war escalated and the fourth quarter was brutal. We lost 9.6% in October and another 9.8% in December, and still finished up 3.7% while the S and P fell 4.5%.</w:t>
+        <w:t>2018 was our first hard year. The trade war escalated and the fourth quarter was brutal. We lost 9.6% in October and another 9.8% in December. We still finished up 3.7%, while the S and P fell 4.5%.</w:t>
       </w:r>
     </w:p>
     <w:p>
@@ -722,7 +735,7 @@
           <w:i w:val="0"/>
           <w:sz w:val="22"/>
         </w:rPr>
-        <w:t>2019 was the recovery, off the back of the Fed pivoting to cuts. Then March 2020, which I'll come back to.</w:t>
+        <w:t>2019 was the recovery, on the back of the Fed turning to rate cuts. Then March 2020, which I'll come back to.</w:t>
       </w:r>
     </w:p>
     <w:p>
@@ -735,7 +748,7 @@
           <w:i w:val="0"/>
           <w:sz w:val="22"/>
         </w:rPr>
-        <w:t>The fund peaked in December 2021 at $360 million, within weeks of the Fed dropping the word transitory. 2022 gave a good chunk of it back.</w:t>
+        <w:t>The fund peaked in December 2021 at $360 million. That was within weeks of the Fed dropping the word transitory. 2022 gave a good chunk of it back.</w:t>
       </w:r>
     </w:p>
     <w:p>
@@ -809,7 +822,7 @@
           <w:i w:val="0"/>
           <w:sz w:val="22"/>
         </w:rPr>
-        <w:t>And here's the part we got right for the right reason. We'd argued that even in a recession, cloud migration and payment digitisation carry on, because they save companies money. COVID didn't slow our theme. It accelerated it by years.</w:t>
+        <w:t>And here's the part we got right for the right reason. We'd argued that cloud migration and payment digitisation carry on even in a recession, because they save companies money. COVID didn't slow our theme. It sped it up by years.</w:t>
       </w:r>
     </w:p>
     <w:p>
@@ -822,7 +835,7 @@
           <w:i w:val="0"/>
           <w:sz w:val="22"/>
         </w:rPr>
-        <w:t>2022 was different. That year tested the diversification rather than the theme. When the discount rate moves from zero to 4.25%, growth equity gets repriced, and there was nowhere to hide inside our theme. Only the ballast helped.</w:t>
+        <w:t>2022 was different. That year tested the diversification rather than the theme. When the discount rate moves from zero to 4.25%, growth shares get repriced. There was nowhere to hide inside our theme. Only the ballast helped.</w:t>
       </w:r>
     </w:p>
     <w:p>
@@ -857,7 +870,7 @@
           <w:color w:val="4A443C"/>
           <w:sz w:val="18"/>
         </w:rPr>
-        <w:t>~120 words  ·  approx. 0.8 min at 150 wpm</w:t>
+        <w:t>~119 words  ·  approx. 0.8 min at 150 wpm</w:t>
       </w:r>
     </w:p>
     <w:p>
@@ -870,7 +883,7 @@
           <w:i w:val="0"/>
           <w:sz w:val="22"/>
         </w:rPr>
-        <w:t>In 2016 we published three scenarios with explicit probabilities and returns. The pale bars are what we said. The dark bars are what we delivered.</w:t>
+        <w:t>In 2016 we published three scenarios, with explicit probabilities and returns. The pale bars are what we said. The dark bars are what we delivered.</w:t>
       </w:r>
     </w:p>
     <w:p>
@@ -883,7 +896,7 @@
           <w:i w:val="0"/>
           <w:sz w:val="22"/>
         </w:rPr>
-        <w:t>Two honest observations. We got the direction right in 5 of 6 years. But we were consistently too conservative about the size of the moves, in both directions. In 2017 we assumed 18% and delivered 40%. In 2019 we thought we were in a stagnation world worth 9%, and delivered 37%. And in 2022 we'd assumed a recession would cost 4%, when it cost us 22.5.</w:t>
+        <w:t>Two honest observations. We got the direction right in 5 of 6 years. But we were consistently too cautious about the size of the moves, in both directions. In 2017 we assumed 18% and delivered 40%. In 2019 we thought we were in a stagnation world worth 9%, and delivered 37%. And in 2022 we'd assumed a recession would cost 4%, when it cost us 22.5.</w:t>
       </w:r>
     </w:p>
     <w:p>
@@ -896,7 +909,7 @@
           <w:i w:val="0"/>
           <w:sz w:val="22"/>
         </w:rPr>
-        <w:t>So here's the lesson. Scenario frameworks are good at telling you which state of the world you're in. They're poor at telling you how violent it's going to be.</w:t>
+        <w:t>So here's the lesson. Scenario planning is good at telling you which world you're in. It's poor at telling you how violent that world is going to be.</w:t>
       </w:r>
     </w:p>
     <w:p>
@@ -966,7 +979,7 @@
           <w:color w:val="4A443C"/>
           <w:sz w:val="18"/>
         </w:rPr>
-        <w:t>~121 words  ·  approx. 0.8 min at 150 wpm</w:t>
+        <w:t>~119 words  ·  approx. 0.8 min at 150 wpm</w:t>
       </w:r>
     </w:p>
     <w:p>
@@ -992,7 +1005,7 @@
           <w:i w:val="0"/>
           <w:sz w:val="22"/>
         </w:rPr>
-        <w:t>Three things to notice. We sit above the NASDAQ-100 for essentially the entire 6 years, and the gap widens rather than narrows. Then look at where the lines separate most, which is right at the end, in 2022. On the way up we tracked the benchmark closely. On the way down we fell a lot less, and that asymmetry is the whole argument for how we built this portfolio.</w:t>
+        <w:t>Three things to notice. We sit above the NASDAQ-100 for essentially the entire 6 years, and the gap widens rather than narrows. Then look at where the lines separate most. That's right at the end, in 2022. On the way up we tracked the benchmark closely. On the way down we fell a lot less. That difference is the whole argument for how we built this portfolio.</w:t>
       </w:r>
     </w:p>
     <w:p>
@@ -1040,7 +1053,7 @@
           <w:color w:val="4A443C"/>
           <w:sz w:val="18"/>
         </w:rPr>
-        <w:t>~145 words  ·  approx. 1.0 min at 150 wpm</w:t>
+        <w:t>~147 words  ·  approx. 1.0 min at 150 wpm</w:t>
       </w:r>
     </w:p>
     <w:p>
@@ -1066,7 +1079,7 @@
           <w:i w:val="0"/>
           <w:sz w:val="22"/>
         </w:rPr>
-        <w:t>So look at 2018 and 2022, because those are the years the market fell. In 2018 the S and P lost 4.6% and the NASDAQ-100 was flat, and we made 3.7%. In 2022 the S and P lost 18% and the NASDAQ-100 lost 32.6%, and we lost 22.5%.</w:t>
+        <w:t>So look at 2018 and 2022, because those are the years the market fell. In 2018 the S and P lost 4.6%, the NASDAQ-100 was flat, and we made 3.7%. In 2022 the S and P lost 18%, the NASDAQ-100 lost 32.6%, and we lost 22.5%.</w:t>
       </w:r>
     </w:p>
     <w:p>
@@ -1079,7 +1092,7 @@
           <w:i w:val="0"/>
           <w:sz w:val="22"/>
         </w:rPr>
-        <w:t>I should be straight with you about that year. We underperformed the S and P by 4 points, and I won't dress that up. A technology-tilted fund should lag the broad market when growth de-rates. But against our own theme benchmark we outperformed by 10 full points.</w:t>
+        <w:t>I should be straight with you about that year. We underperformed the S and P by 4 points, and I won't dress that up. A technology-tilted fund should lag the broad market when growth falls out of favour. But against our own theme benchmark, we beat it by 10 full points.</w:t>
       </w:r>
     </w:p>
     <w:p>
@@ -1092,7 +1105,7 @@
           <w:i w:val="0"/>
           <w:sz w:val="22"/>
         </w:rPr>
-        <w:t>The only year we lagged the NASDAQ-100 was 2020, when concentration was rewarded and our sector floors held us back. That's the cost of diversification, and 2022 is where you got paid for it.</w:t>
+        <w:t>The only year we lagged the NASDAQ-100 was 2020, when concentration was rewarded and our sector floors held us back. That's the cost of diversification. And 2022 is where you got paid for it.</w:t>
       </w:r>
     </w:p>
     <w:p>
@@ -1127,7 +1140,7 @@
           <w:color w:val="4A443C"/>
           <w:sz w:val="18"/>
         </w:rPr>
-        <w:t>~132 words  ·  approx. 0.9 min at 150 wpm</w:t>
+        <w:t>~131 words  ·  approx. 0.9 min at 150 wpm</w:t>
       </w:r>
     </w:p>
     <w:p>
@@ -1153,7 +1166,7 @@
           <w:i w:val="0"/>
           <w:sz w:val="22"/>
         </w:rPr>
-        <w:t>Orange is the line that tells you something you won't get anywhere else. Against the NASDAQ-100 we were roughly flat for the first 4.5 years. We only pulled decisively ahead from November 2021.</w:t>
+        <w:t>Orange is the line that tells you something you won't get anywhere else. Against the NASDAQ-100 we were roughly flat for the first 4.5 years. We only pulled clearly ahead from November 2021.</w:t>
       </w:r>
     </w:p>
     <w:p>
@@ -1166,7 +1179,7 @@
           <w:i w:val="0"/>
           <w:sz w:val="22"/>
         </w:rPr>
-        <w:t>Be clear about what that means. For most of this fund's life we did not beat our primary benchmark. We tracked it. All of our outperformance against it was earned in the 2022 drawdown, by falling less.</w:t>
+        <w:t>Be clear about what that means. For most of this fund's life we did not beat our main benchmark. We tracked it. All of our outperformance against it was earned in the 2022 drawdown, by falling less.</w:t>
       </w:r>
     </w:p>
     <w:p>
@@ -1179,7 +1192,7 @@
           <w:i w:val="0"/>
           <w:sz w:val="22"/>
         </w:rPr>
-        <w:t>Some managers would present that as a weakness. I'd argue the opposite. Anyone can hold technology stocks in a technology bull market. Protecting capital when the regime turns is the part that needs an actual discipline, and 2022 is where our fee earned itself.</w:t>
+        <w:t>Some managers would present that as a weakness. I'd argue the opposite. Anyone can hold technology stocks in a technology bull market. Protecting capital when the market turns is the part that takes real discipline. And 2022 is where our fee earned itself.</w:t>
       </w:r>
     </w:p>
     <w:p>
@@ -1214,7 +1227,7 @@
           <w:color w:val="4A443C"/>
           <w:sz w:val="18"/>
         </w:rPr>
-        <w:t>~78 words  ·  approx. 0.5 min at 150 wpm</w:t>
+        <w:t>~80 words  ·  approx. 0.5 min at 150 wpm</w:t>
       </w:r>
     </w:p>
     <w:p>
@@ -1240,7 +1253,7 @@
           <w:i w:val="0"/>
           <w:sz w:val="22"/>
         </w:rPr>
-        <w:t>Our worst peak-to-trough loss was 24.9%, from the November 2021 peak to the September 2022 trough. The NASDAQ-100 lost 32.6% over a similar window, and the S and P lost 23.9%.</w:t>
+        <w:t>Our worst peak-to-trough loss was 24.9%. That ran from the November 2021 peak to the September 2022 trough. The NASDAQ-100 lost 32.6% over a similar window, and the S and P lost 23.9%.</w:t>
       </w:r>
     </w:p>
     <w:p>
@@ -1253,7 +1266,7 @@
           <w:i w:val="0"/>
           <w:sz w:val="22"/>
         </w:rPr>
-        <w:t>So we sat between the two. Worse than the broad market, and materially better than our own benchmark. For a fund with a deliberate technology tilt, that's the right place to be.</w:t>
+        <w:t>So we sat between the two. Worse than the broad market, and clearly better than our own benchmark. For a fund with a deliberate technology tilt, that's the right place to be.</w:t>
       </w:r>
     </w:p>
     <w:p>
@@ -1314,7 +1327,7 @@
           <w:i w:val="0"/>
           <w:sz w:val="22"/>
         </w:rPr>
-        <w:t>February and March of 2020 cost us 12.6%, and it felt considerably worse at the time, because these are month-end figures.</w:t>
+        <w:t>February and March of 2020 cost us 12.6%. It felt a lot worse at the time, because these are month-end figures.</w:t>
       </w:r>
     </w:p>
     <w:p>
@@ -1327,7 +1340,7 @@
           <w:i w:val="0"/>
           <w:sz w:val="22"/>
         </w:rPr>
-        <w:t>Then look what happens. April 2020 was the best month in this fund's history at plus 14.5%. By May we were back above the January high, and the year finished up 37.</w:t>
+        <w:t>Then look what happens. April 2020 was the best month in this fund's history, at plus 14.5%. By May we were back above the January high, and the year finished up 37.</w:t>
       </w:r>
     </w:p>
     <w:p>
@@ -1340,7 +1353,7 @@
           <w:i w:val="0"/>
           <w:sz w:val="22"/>
         </w:rPr>
-        <w:t>The second point matters more. Our thesis rested on the idea that digital transformation saves companies money, and therefore continues in a recession. COVID tested that harder than anything we could have designed, and the answer came back emphatically.</w:t>
+        <w:t>The second point matters more. Our thesis rested on one idea. Digital transformation saves companies money, so it carries on in a recession. COVID tested that harder than anything we could have designed, and the answer came back clearly.</w:t>
       </w:r>
     </w:p>
     <w:p>
@@ -1375,7 +1388,7 @@
           <w:color w:val="4A443C"/>
           <w:sz w:val="18"/>
         </w:rPr>
-        <w:t>~188 words  ·  approx. 1.3 min at 150 wpm</w:t>
+        <w:t>~185 words  ·  approx. 1.2 min at 150 wpm</w:t>
       </w:r>
     </w:p>
     <w:p>
@@ -1388,7 +1401,7 @@
           <w:i w:val="0"/>
           <w:sz w:val="22"/>
         </w:rPr>
-        <w:t>And the second stress test, which is the more instructive of the two.</w:t>
+        <w:t>And the second stress test, which is the more useful of the two.</w:t>
       </w:r>
     </w:p>
     <w:p>
@@ -1401,7 +1414,7 @@
           <w:i w:val="0"/>
           <w:sz w:val="22"/>
         </w:rPr>
-        <w:t>2022 brought the sharpest tightening since 1981. The Fed raised 425 basis points in a single calendar year. When the discount rate moves that fast, growth equity gets repriced, and there's no clever way around it.</w:t>
+        <w:t>2022 brought the sharpest tightening since 1981. The Fed raised 425 basis points in a single calendar year. When the discount rate moves that fast, growth shares get repriced, and there's no clever way around it.</w:t>
       </w:r>
     </w:p>
     <w:p>
@@ -1453,7 +1466,7 @@
           <w:i w:val="0"/>
           <w:sz w:val="22"/>
         </w:rPr>
-        <w:t>Schlumberger was the worst holding in this fund over the full 6 years, and the position I was asked to justify more than any other. It was in the book for one reason, which is that the mandate said every sector keeps a floor. In the worst year of this fund's life, that unloved 5% position returned 81%. That isn't luck. That's what diversification is, and it's why the constraint was written into the mandate rather than left to my discretion.</w:t>
+        <w:t>Schlumberger was the worst holding in this fund over the full 6 years. It's also the position I was asked to justify more than any other. It was in the book for one reason. The mandate said every sector keeps a floor. In the worst year of this fund's life, that unloved 5% position returned 81%. That isn't luck. That's what diversification is. And it's why the rule was written into the mandate rather than left to me.</w:t>
       </w:r>
     </w:p>
     <w:p>
@@ -1523,7 +1536,7 @@
           <w:color w:val="4A443C"/>
           <w:sz w:val="18"/>
         </w:rPr>
-        <w:t>~137 words  ·  approx. 0.9 min at 150 wpm</w:t>
+        <w:t>~134 words  ·  approx. 0.9 min at 150 wpm</w:t>
       </w:r>
     </w:p>
     <w:p>
@@ -1536,7 +1549,7 @@
           <w:i w:val="0"/>
           <w:sz w:val="22"/>
         </w:rPr>
-        <w:t>Now the quantitative section, and I want to start with the raw distribution rather than a summary statistic, because a summary statistic can hide a lot.</w:t>
+        <w:t>Now the quantitative section. I want to start with the raw distribution rather than a summary statistic, because a summary statistic can hide a lot.</w:t>
       </w:r>
     </w:p>
     <w:p>
@@ -1549,7 +1562,7 @@
           <w:i w:val="0"/>
           <w:sz w:val="22"/>
         </w:rPr>
-        <w:t>72 monthly observations. The mean is 1.59% and the median is 2.73. The median sitting well above the mean tells you straight away there's a left tail, because a few large negative months are dragging the average down.</w:t>
+        <w:t>72 monthly observations. The mean is 1.59% and the median is 2.73. The median sitting well above the mean tells you straight away there's a left tail. A few large negative months are dragging the average down.</w:t>
       </w:r>
     </w:p>
     <w:p>
@@ -1562,7 +1575,7 @@
           <w:i w:val="0"/>
           <w:sz w:val="22"/>
         </w:rPr>
-        <w:t>Skewness confirms it at minus 0.47, which is mild and completely normal for equities. Excess kurtosis is essentially zero, so no fat tails. And Jarque-Bera gives a p-value of 0.28, so we can't reject normality. That matters, because it means the risk measures on the next few slides can be trusted for this fund.</w:t>
+        <w:t>Skewness confirms it at minus 0.47, which is mild and completely normal for shares. Excess kurtosis is essentially zero, so no fat tails. And Jarque-Bera gives a p-value of 0.28, so we can't reject normality. That matters. It means the risk measures on the next few slides can be trusted for this fund.</w:t>
       </w:r>
     </w:p>
     <w:p>
@@ -1636,7 +1649,7 @@
           <w:i w:val="0"/>
           <w:sz w:val="22"/>
         </w:rPr>
-        <w:t>Read down our column and compare it to the two benchmarks beside it.</w:t>
+        <w:t>Read down our column, and compare it to the two benchmarks beside it.</w:t>
       </w:r>
     </w:p>
     <w:p>
@@ -1649,7 +1662,7 @@
           <w:i w:val="0"/>
           <w:sz w:val="22"/>
         </w:rPr>
-        <w:t>Sharpe is 0.94 against 0.75 and 0.65. Sortino, which only penalises downside volatility, is 1.51 against 1.18. That improvement is bigger than the improvement in Sharpe, and that tells you our volatility was disproportionately upside volatility, which is what you want.</w:t>
+        <w:t>Sharpe is 0.94, against 0.75 and 0.65. Sortino only penalises downside volatility, and ours is 1.51 against 1.18. That improvement is bigger than the improvement in Sharpe. Which tells you our volatility was mostly upside volatility, and that's what you want.</w:t>
       </w:r>
     </w:p>
     <w:p>
@@ -1662,7 +1675,7 @@
           <w:i w:val="0"/>
           <w:sz w:val="22"/>
         </w:rPr>
-        <w:t>And look at the bottom row. Levered to exactly the S and P's volatility, this fund would have returned 17.2% a year against the index's 11.3. That's like-for-like at matched risk, and it's a 6-point gap.</w:t>
+        <w:t>And look at the bottom row. Geared to exactly the S and P's volatility, this fund would have returned 17.2% a year, against the index's 11.3. That's like-for-like at matched risk, and it's a 6-point gap.</w:t>
       </w:r>
     </w:p>
     <w:p>
@@ -1697,7 +1710,7 @@
           <w:color w:val="4A443C"/>
           <w:sz w:val="18"/>
         </w:rPr>
-        <w:t>~119 words  ·  approx. 0.8 min at 150 wpm</w:t>
+        <w:t>~116 words  ·  approx. 0.8 min at 150 wpm</w:t>
       </w:r>
     </w:p>
     <w:p>
@@ -1723,7 +1736,7 @@
           <w:i w:val="0"/>
           <w:sz w:val="22"/>
         </w:rPr>
-        <w:t>Our 95% one-month value-at-risk is minus 8.82%. Read it this way. In the worst month out of 20, we'd expect to lose at least 8.8%, and on the fund's closing value that's a $24.6 million month.</w:t>
+        <w:t>Our 95% one-month value-at-risk is minus 8.82%. Read it this way. In the worst month out of 20, we'd expect to lose at least 8.8%. On the fund's closing value, that's a $24.6 million month.</w:t>
       </w:r>
     </w:p>
     <w:p>
@@ -1736,7 +1749,7 @@
           <w:i w:val="0"/>
           <w:sz w:val="22"/>
         </w:rPr>
-        <w:t>The number I'd actually watch is expected shortfall, because value-at-risk only gives you the threshold and not how bad it gets beyond it. Ours is minus 10.2%.</w:t>
+        <w:t>The number I'd actually watch is expected shortfall. Value-at-risk only gives you the threshold, not how bad it gets beyond it. Ours is minus 10.2%.</w:t>
       </w:r>
     </w:p>
     <w:p>
@@ -1749,7 +1762,7 @@
           <w:i w:val="0"/>
           <w:sz w:val="22"/>
         </w:rPr>
-        <w:t>Compare that to the NASDAQ-100. Its threshold is essentially identical to ours, but its expected shortfall is worse and its 99% figure is worse again. Same threshold risk, thinner tail beyond it. And again, that's diversification rather than anything clever in timing.</w:t>
+        <w:t>Compare that to the NASDAQ-100. Its threshold is almost identical to ours, but its expected shortfall is worse, and its 99% figure is worse again. Same threshold risk, thinner tail beyond it. And again, that's diversification rather than anything clever in timing.</w:t>
       </w:r>
     </w:p>
     <w:p>
@@ -1906,7 +1919,7 @@
           <w:color w:val="4A443C"/>
           <w:sz w:val="18"/>
         </w:rPr>
-        <w:t>~194 words  ·  approx. 1.3 min at 150 wpm</w:t>
+        <w:t>~192 words  ·  approx. 1.3 min at 150 wpm</w:t>
       </w:r>
     </w:p>
     <w:p>
@@ -1919,7 +1932,7 @@
           <w:i w:val="0"/>
           <w:sz w:val="22"/>
         </w:rPr>
-        <w:t>Now the question you should be asking me. Was any of this skill, or did we simply own high-beta growth stocks in a decade that rewarded high-beta growth stocks?</w:t>
+        <w:t>Now the question you should be asking me. Was any of this skill? Or did we simply own high-beta growth stocks in a decade that rewarded high-beta growth stocks?</w:t>
       </w:r>
     </w:p>
     <w:p>
@@ -1932,7 +1945,7 @@
           <w:i w:val="0"/>
           <w:sz w:val="22"/>
         </w:rPr>
-        <w:t>You answer that with a factor regression. Take the fund's excess return over cash, regress it on known risk factors, and see what's left over. That leftover is Jensen's alpha.</w:t>
+        <w:t>You answer that with a factor regression. Take the fund's return above cash, run it against known risk factors, and see what's left over. That leftover is Jensen's alpha.</w:t>
       </w:r>
     </w:p>
     <w:p>
@@ -1945,7 +1958,7 @@
           <w:i w:val="0"/>
           <w:sz w:val="22"/>
         </w:rPr>
-        <w:t>Start with the CAPM. 7.2% a year, t-statistic 2.19. But the CAPM only controls for market risk, so a sceptic would say a growth tilt is doing the work.</w:t>
+        <w:t>Start with the CAPM. 7.2% a year, t-statistic 2.19. But the CAPM only controls for market risk. So a sceptic would say a growth tilt is doing the work.</w:t>
       </w:r>
     </w:p>
     <w:p>
@@ -1971,7 +1984,7 @@
           <w:i w:val="0"/>
           <w:sz w:val="22"/>
         </w:rPr>
-        <w:t>And now the bottom row, which is where I'd spend my time if I were you. I ran the same five-factor test on the NASDAQ-100 itself. Its alpha is 2.4% with a t-statistic of 1.41, which is indistinguishable from zero.</w:t>
+        <w:t>And now the bottom row, which is where I'd spend my time if I were you. I ran the same five-factor test on the NASDAQ-100 itself. Its alpha is 2.4%, with a t-statistic of 1.41. That's indistinguishable from zero.</w:t>
       </w:r>
     </w:p>
     <w:p>
@@ -2032,7 +2045,7 @@
           <w:i w:val="0"/>
           <w:sz w:val="22"/>
         </w:rPr>
-        <w:t>These five coefficients describe the fund more honestly than any marketing document could.</w:t>
+        <w:t>These five numbers describe the fund more honestly than any marketing document could.</w:t>
       </w:r>
     </w:p>
     <w:p>
@@ -2045,7 +2058,7 @@
           <w:i w:val="0"/>
           <w:sz w:val="22"/>
         </w:rPr>
-        <w:t>Market loading is 1.05, so we moved one-for-one with the equity market. We weren't levered.</w:t>
+        <w:t>Market loading is 1.05, so we moved one-for-one with the equity market. We weren't geared.</w:t>
       </w:r>
     </w:p>
     <w:p>
@@ -2058,7 +2071,7 @@
           <w:i w:val="0"/>
           <w:sz w:val="22"/>
         </w:rPr>
-        <w:t>Size is minus 0.22 and significant. A negative size loading means large-cap, which is correct and intended. Value is minus 0.19, also significant, and negative value means growth. Also intended.</w:t>
+        <w:t>Size is minus 0.22, and it's significant. A negative size loading means large-cap, which is correct and intended. Value is minus 0.19, also significant, and negative value means growth. Also intended.</w:t>
       </w:r>
     </w:p>
     <w:p>
@@ -2071,7 +2084,7 @@
           <w:i w:val="0"/>
           <w:sz w:val="22"/>
         </w:rPr>
-        <w:t>Profitability and investment are both small and neither is significant. That's worth pointing out, because a common criticism of technology alpha is that it's really a quality tilt in disguise. Here it isn't. And momentum is effectively zero, so this was never a momentum-chasing strategy.</w:t>
+        <w:t>Profitability and investment are both small, and neither is significant. That's worth pointing out. A common criticism of technology alpha is that it's really a quality tilt in disguise. Here it isn't. And momentum is effectively zero, so this was never a momentum-chasing strategy.</w:t>
       </w:r>
     </w:p>
     <w:p>
@@ -2084,7 +2097,7 @@
           <w:i w:val="0"/>
           <w:sz w:val="22"/>
         </w:rPr>
-        <w:t>So what you're looking at is a large-cap growth fund with market-like beta, no leverage and no hidden factor bets. Which is precisely the description in the mandate I showed you at the start.</w:t>
+        <w:t>So what you're looking at is a large-cap growth fund, with market-like beta, no gearing, and no hidden factor bets. Which is precisely the description in the mandate I showed you at the start.</w:t>
       </w:r>
     </w:p>
     <w:p>
@@ -2119,7 +2132,7 @@
           <w:color w:val="4A443C"/>
           <w:sz w:val="18"/>
         </w:rPr>
-        <w:t>~143 words  ·  approx. 1.0 min at 150 wpm</w:t>
+        <w:t>~140 words  ·  approx. 0.9 min at 150 wpm</w:t>
       </w:r>
     </w:p>
     <w:p>
@@ -2132,7 +2145,7 @@
           <w:i w:val="0"/>
           <w:sz w:val="22"/>
         </w:rPr>
-        <w:t>One more check, because a full-sample alpha can always be produced by a single extraordinary year. I've re-estimated it on every rolling three-year window, and the line never drops below zero.</w:t>
+        <w:t>One more check, because a full-sample alpha can always come from a single extraordinary year. I've re-estimated it on every rolling three-year window, and the line never drops below zero.</w:t>
       </w:r>
     </w:p>
     <w:p>
@@ -2145,7 +2158,7 @@
           <w:i w:val="0"/>
           <w:sz w:val="22"/>
         </w:rPr>
-        <w:t>Alpha was earned in the growth years of 2017 to 2019, and it was also earned in the very different windows dominated by the 2020 crash and the 2022 rate shock.</w:t>
+        <w:t>Alpha was earned in the growth years of 2017 to 2019. It was also earned in the very different windows around the 2020 crash and the 2022 rate shock.</w:t>
       </w:r>
     </w:p>
     <w:p>
@@ -2158,7 +2171,7 @@
           <w:i w:val="0"/>
           <w:sz w:val="22"/>
         </w:rPr>
-        <w:t>The shape is worth a moment though. It declines through the middle and recovers at the right-hand end. Those middle windows are 2020 and 2021, when the NASDAQ-100 was extremely hard to beat and our sector floors were a drag. The recovery at the right is 2022.</w:t>
+        <w:t>The shape is worth a moment though. It falls through the middle and recovers at the right-hand end. Those middle windows are 2020 and 2021, when the NASDAQ-100 was extremely hard to beat and our sector floors were a drag. The recovery at the right is 2022.</w:t>
       </w:r>
     </w:p>
     <w:p>
@@ -2171,7 +2184,7 @@
           <w:i w:val="0"/>
           <w:sz w:val="22"/>
         </w:rPr>
-        <w:t>So the source of our alpha changed character. Security selection early, downside protection later. That's a healthy sign rather than a worrying one, because it means the fund wasn't dependent on one market regime.</w:t>
+        <w:t>So the source of our alpha changed. Stock selection early, downside protection later. That's a healthy sign rather than a worrying one, because it means the fund didn't depend on one kind of market.</w:t>
       </w:r>
     </w:p>
     <w:p>
@@ -2232,7 +2245,7 @@
           <w:i w:val="0"/>
           <w:sz w:val="22"/>
         </w:rPr>
-        <w:t>The fairest test of a pick isn't whether it went up. It's whether it beat the sector it sits in, because if I pick a technology stock in a decade when every technology stock rose, I haven't demonstrated anything.</w:t>
+        <w:t>The fairest test of a pick isn't whether it went up. It's whether it beat the sector it sits in. If I pick a technology stock in a decade when every technology stock rose, I haven't shown you anything.</w:t>
       </w:r>
     </w:p>
     <w:p>
@@ -2258,7 +2271,7 @@
           <w:i w:val="0"/>
           <w:sz w:val="22"/>
         </w:rPr>
-        <w:t>The standouts. Costco beat consumer staples by 152 points, NextEra beat utilities by 146, and Microsoft beat technology by 142. That last one matters most, because it happened inside our largest position.</w:t>
+        <w:t>The standouts. Costco beat consumer staples by 152 points. NextEra beat utilities by 146. And Microsoft beat technology by 142. That last one matters most, because it happened inside our largest position.</w:t>
       </w:r>
     </w:p>
     <w:p>
@@ -2271,7 +2284,7 @@
           <w:i w:val="0"/>
           <w:sz w:val="22"/>
         </w:rPr>
-        <w:t>Two misses. Illumina, where the thesis was right but the GRAIL acquisition and the regulatory fight around it destroyed value. And Schlumberger, which lost money against an energy sector that gained 54%.</w:t>
+        <w:t>Two misses. Illumina, where the thesis was right, but the GRAIL acquisition and the regulatory fight around it destroyed value. And Schlumberger, which lost money against an energy sector that gained 54%.</w:t>
       </w:r>
     </w:p>
     <w:p>
@@ -2306,7 +2319,7 @@
           <w:color w:val="4A443C"/>
           <w:sz w:val="18"/>
         </w:rPr>
-        <w:t>~156 words  ·  approx. 1.0 min at 150 wpm</w:t>
+        <w:t>~155 words  ·  approx. 1.0 min at 150 wpm</w:t>
       </w:r>
     </w:p>
     <w:p>
@@ -2319,7 +2332,7 @@
           <w:i w:val="0"/>
           <w:sz w:val="22"/>
         </w:rPr>
-        <w:t>Microsoft contributed 41.9 points of our 179%. That's 23% of everything this fund made, out of a 16% position. Sizing your highest-conviction idea largest is the most consequential decision a manager makes, and this is what it looks like when it goes right.</w:t>
+        <w:t>Microsoft contributed 41.9 points of our 179%. That's 23% of everything this fund made, out of a 16% position. Sizing your best idea largest is the biggest decision a manager makes, and this is what it looks like when it goes right.</w:t>
       </w:r>
     </w:p>
     <w:p>
@@ -2358,7 +2371,7 @@
           <w:i w:val="0"/>
           <w:sz w:val="22"/>
         </w:rPr>
-        <w:t>How? Every quarter it fell, our rebalancing rule bought more of it at a lower price. Then in 2022 it returned 81%, by which point we owned far more shares than we started with. A losing stock made money for this fund because of a mechanical process rule.</w:t>
+        <w:t>How? Every quarter it fell, our rebalancing rule bought more of it at a lower price. Then in 2022 it returned 81%, and by then we owned far more shares than we started with. A losing stock made money for this fund, because of a mechanical process rule.</w:t>
       </w:r>
     </w:p>
     <w:p>
@@ -2393,7 +2406,7 @@
           <w:color w:val="4A443C"/>
           <w:sz w:val="18"/>
         </w:rPr>
-        <w:t>~141 words  ·  approx. 0.9 min at 150 wpm</w:t>
+        <w:t>~144 words  ·  approx. 1.0 min at 150 wpm</w:t>
       </w:r>
     </w:p>
     <w:p>
@@ -2419,7 +2432,7 @@
           <w:i w:val="0"/>
           <w:sz w:val="22"/>
         </w:rPr>
-        <w:t>To isolate that I built a benchmark with exactly our sector coverage, at neutral weights, with no stock selection at all. It returned 85% against our 179%.</w:t>
+        <w:t>To separate the two, I built a benchmark with exactly our sector coverage, at neutral weights, with no stock picking at all. It returned 85%, against our 179%.</w:t>
       </w:r>
     </w:p>
     <w:p>
@@ -2432,7 +2445,7 @@
           <w:i w:val="0"/>
           <w:sz w:val="22"/>
         </w:rPr>
-        <w:t>Decompose the difference and allocation contributed 1.8 points. Almost nothing. Selection contributed 41.4 points. Interaction contributed 1.</w:t>
+        <w:t>Break the difference down. Allocation contributed 1.8 points, which is almost nothing. Selection contributed 41.4 points. Interaction contributed 1 point.</w:t>
       </w:r>
     </w:p>
     <w:p>
@@ -2445,7 +2458,7 @@
           <w:i w:val="0"/>
           <w:sz w:val="22"/>
         </w:rPr>
-        <w:t>So 94% of our active return came from security selection.</w:t>
+        <w:t>So 94% of our active return came from stock selection.</w:t>
       </w:r>
     </w:p>
     <w:p>
@@ -2458,7 +2471,7 @@
           <w:i w:val="0"/>
           <w:sz w:val="22"/>
         </w:rPr>
-        <w:t>Here's why that matters for your decision. Allocation skill is a macro forecasting call, and the evidence that anyone repeats macro calls is weak. Selection skill is the output of a research process, so you can describe it, staff it and repeat it. If our outperformance had come from sector timing, I'd be much less confident recommending this fund continues.</w:t>
+        <w:t>Here's why that matters for your decision. Allocation skill is a macro forecasting call, and the evidence that anyone repeats macro calls is weak. Selection skill comes out of a research process, so you can describe it, staff it and repeat it. If our outperformance had come from sector timing, I'd be much less confident recommending this fund continues.</w:t>
       </w:r>
     </w:p>
     <w:p>
@@ -2493,7 +2506,7 @@
           <w:color w:val="4A443C"/>
           <w:sz w:val="18"/>
         </w:rPr>
-        <w:t>~173 words  ·  approx. 1.2 min at 150 wpm</w:t>
+        <w:t>~174 words  ·  approx. 1.2 min at 150 wpm</w:t>
       </w:r>
     </w:p>
     <w:p>
@@ -2519,7 +2532,7 @@
           <w:i w:val="0"/>
           <w:sz w:val="22"/>
         </w:rPr>
-        <w:t>I took 3 years of data ending December 2016, which is the information a manager actually had at launch, fed it to a mean-variance optimiser, and ran the weights forward on the same rebalancing rule.</w:t>
+        <w:t>I took 3 years of data ending December 2016, which is the information a manager actually had at launch. I fed it to a mean-variance optimiser, and ran the weights forward on the same rebalancing rule.</w:t>
       </w:r>
     </w:p>
     <w:p>
@@ -2532,7 +2545,7 @@
           <w:i w:val="0"/>
           <w:sz w:val="22"/>
         </w:rPr>
-        <w:t>The result is 19.7% a year against our 18.7. So yes, the optimiser wins, by about a point a year.</w:t>
+        <w:t>The result is 19.7% a year, against our 18.7. So yes, the optimiser wins, by about a point a year.</w:t>
       </w:r>
     </w:p>
     <w:p>
@@ -2545,7 +2558,7 @@
           <w:i w:val="0"/>
           <w:sz w:val="22"/>
         </w:rPr>
-        <w:t>But look at what it had to do. 25% into Equinix and another 25% into NextEra, both of which breach our 16% cap. And nothing at all into Alphabet, Visa, Albemarle or Schlumberger, which breaches our sector floor four times over.</w:t>
+        <w:t>But look at what it had to do. 25% into Equinix, and another 25% into NextEra. Both of those breach our 16% cap. And nothing at all into Alphabet, Visa, Albemarle or Schlumberger, which breaches our sector floor four times over.</w:t>
       </w:r>
     </w:p>
     <w:p>
@@ -2558,7 +2571,7 @@
           <w:i w:val="0"/>
           <w:sz w:val="22"/>
         </w:rPr>
-        <w:t>So the optimiser didn't beat our strategy. It declined to run it. It bought a better backtest by throwing away the constraints that, as we saw in 2022, are what protected you.</w:t>
+        <w:t>So the optimiser didn't beat our strategy. It refused to run it. It bought a better backtest by throwing away the rules that, as we saw in 2022, are what protected you.</w:t>
       </w:r>
     </w:p>
     <w:p>
@@ -2571,7 +2584,7 @@
           <w:i w:val="0"/>
           <w:sz w:val="22"/>
         </w:rPr>
-        <w:t>And the last row is the humbling one. With perfect hindsight the best achievable was 22.9%. We captured 82% of a number nobody could have known.</w:t>
+        <w:t>And the last row is the humbling one. With perfect hindsight, the best possible was 22.9%. We captured 82% of a number nobody could have known.</w:t>
       </w:r>
     </w:p>
     <w:p>
@@ -2606,7 +2619,7 @@
           <w:color w:val="4A443C"/>
           <w:sz w:val="18"/>
         </w:rPr>
-        <w:t>~122 words  ·  approx. 0.8 min at 150 wpm</w:t>
+        <w:t>~126 words  ·  approx. 0.8 min at 150 wpm</w:t>
       </w:r>
     </w:p>
     <w:p>
@@ -2632,7 +2645,7 @@
           <w:i w:val="0"/>
           <w:sz w:val="22"/>
         </w:rPr>
-        <w:t>That asymmetry is the engine of the whole result. You don't have to be right about market direction to compound at 18% a year, as long as you participate disproportionately in the good months and only proportionately in the bad ones.</w:t>
+        <w:t>That gap is the engine of the whole result. You don't have to be right about market direction to compound at 18% a year. You just have to take more than your share of the good months, and only your share of the bad ones.</w:t>
       </w:r>
     </w:p>
     <w:p>
@@ -2741,7 +2754,7 @@
           <w:i w:val="0"/>
           <w:sz w:val="22"/>
         </w:rPr>
-        <w:t>We said 8% to 10% net a year and delivered 17.5%. We said 55% to 70% cumulative and delivered 163%.</w:t>
+        <w:t>We said 8% to 10% net a year, and delivered 17.5%. We said 55% to 70% cumulative, and delivered 163%.</w:t>
       </w:r>
     </w:p>
     <w:p>
@@ -2754,7 +2767,7 @@
           <w:i w:val="0"/>
           <w:sz w:val="22"/>
         </w:rPr>
-        <w:t>Then the process commitments, which matter just as much. All 11 sectors held through all 24 quarters. All 24 rebalances executed on schedule. The largest drift we ever ran was 2.9 points, comfortably inside our 5-point threshold, so the drift rule never had to fire. And the mid-life review was delivered at the end of 2019.</w:t>
+        <w:t>Then the process commitments, which matter just as much. All 11 sectors held through all 24 quarters. All 24 rebalances executed on schedule. The largest drift we ever ran was 2.9 points, well inside our 5-point threshold, so the drift rule never had to fire. And the mid-life review was delivered at the end of 2019.</w:t>
       </w:r>
     </w:p>
     <w:p>
@@ -2802,7 +2815,7 @@
           <w:color w:val="4A443C"/>
           <w:sz w:val="18"/>
         </w:rPr>
-        <w:t>~149 words  ·  approx. 1.0 min at 150 wpm</w:t>
+        <w:t>~148 words  ·  approx. 1.0 min at 150 wpm</w:t>
       </w:r>
     </w:p>
     <w:p>
@@ -2828,7 +2841,7 @@
           <w:i w:val="0"/>
           <w:sz w:val="22"/>
         </w:rPr>
-        <w:t>The performance fee is where the structure earns its keep. We charge 10% of returns above the hurdle, and our hurdle is the NASDAQ-100 rather than zero. Because that benchmark itself returned 15.3% a year, we only cleared it by 2.5 points, so the performance fee comes out at 25 basis points instead of the 1.8% a zero-hurdle fund would have charged.</w:t>
+        <w:t>The performance fee is where the structure earns its keep. We charge 10% of returns above the hurdle, and our hurdle is the NASDAQ-100 rather than zero. That benchmark itself returned 15.3% a year, so we only cleared it by 2.5 points. The performance fee comes out at 25 basis points, instead of the 1.8% a zero-hurdle fund would have charged.</w:t>
       </w:r>
     </w:p>
     <w:p>
@@ -2889,7 +2902,7 @@
           <w:color w:val="4A443C"/>
           <w:sz w:val="18"/>
         </w:rPr>
-        <w:t>~209 words  ·  approx. 1.4 min at 150 wpm</w:t>
+        <w:t>~208 words  ·  approx. 1.4 min at 150 wpm</w:t>
       </w:r>
     </w:p>
     <w:p>
@@ -2915,7 +2928,7 @@
           <w:i w:val="0"/>
           <w:sz w:val="22"/>
         </w:rPr>
-        <w:t>My recommendation is yes, and I'll give you three specific reasons rather than a general expression of confidence.</w:t>
+        <w:t>My recommendation is yes. And I'll give you three specific reasons, rather than just telling you I'm confident.</w:t>
       </w:r>
     </w:p>
     <w:p>
@@ -2928,7 +2941,7 @@
           <w:i w:val="0"/>
           <w:sz w:val="22"/>
         </w:rPr>
-        <w:t>First, the alpha is real and I believe it's repeatable. 6.6% a year that five established risk factors can't explain, and 94% of it from selection rather than sector timing. Selection skill is a process. Macro timing is a guess.</w:t>
+        <w:t>First, the alpha is real, and I believe it's repeatable. 6.6% a year that five established risk factors can't explain, and 94% of it from stock selection rather than sector timing. Selection skill is a process. Macro timing is a guess.</w:t>
       </w:r>
     </w:p>
     <w:p>
@@ -2941,7 +2954,7 @@
           <w:i w:val="0"/>
           <w:sz w:val="22"/>
         </w:rPr>
-        <w:t>Second, the thesis isn't exhausted. Cloud is still a minority of enterprise IT spend, 6 years after we argued it was early. 2022 repriced the multiple, not the demand.</w:t>
+        <w:t>Second, the thesis isn't finished. Cloud is still a minority of enterprise IT spend, 6 years after we argued it was early. 2022 repriced the multiple, not the demand.</w:t>
       </w:r>
     </w:p>
     <w:p>
@@ -2967,7 +2980,7 @@
           <w:i w:val="0"/>
           <w:sz w:val="22"/>
         </w:rPr>
-        <w:t>But I'd be doing you a disservice if I asked for renewal without saying what I'd change. We need to widen our tail-scenario assumptions, because we said a recession would cost 4% and it cost 22.5. We need a valuation discipline on entry, because Illumina was a correct thesis bought with no margin of safety. And I'd ask you to consider raising the position cap from 16 to 20%, because that cap forced us to trim Microsoft, our single best decision, at 19 of the 24 rebalances. The sector floors I'd leave completely untouched, because those are what saved us.</w:t>
+        <w:t>But I'd be letting you down if I asked for renewal without saying what I'd change. We need to widen our tail-scenario assumptions, because we said a recession would cost 4% and it cost 22.5. We need a valuation rule on entry, because Illumina was a correct thesis bought with no margin of safety. And I'd ask you to consider raising the position cap from 16 to 20%. That cap forced us to trim Microsoft, our single best decision, at 19 of the 24 rebalances. The sector floors I'd leave completely alone, because those are what saved us.</w:t>
       </w:r>
     </w:p>
     <w:p>
@@ -3002,7 +3015,7 @@
           <w:color w:val="4A443C"/>
           <w:sz w:val="18"/>
         </w:rPr>
-        <w:t>~91 words  ·  approx. 0.6 min at 150 wpm</w:t>
+        <w:t>~94 words  ·  approx. 0.6 min at 150 wpm</w:t>
       </w:r>
     </w:p>
     <w:p>
@@ -3028,7 +3041,7 @@
           <w:i w:val="0"/>
           <w:sz w:val="22"/>
         </w:rPr>
-        <w:t>Three sentences to summarise. $100 million became $279 million. We did it with a shallower drawdown than our own benchmark and a higher Sharpe ratio than any comparator I could construct. And after controlling for every standard risk factor, 6.6% a year remains unexplained by anything except the decisions we made.</w:t>
+        <w:t>Three sentences to sum it up. $100 million became $279 million. We did it with a shallower drawdown than our own benchmark, and a higher Sharpe ratio than any comparator I could build. And after controlling for every standard risk factor, 6.6% a year is still unexplained by anything except the decisions we made.</w:t>
       </w:r>
     </w:p>
     <w:p>
@@ -3150,7 +3163,7 @@
           <w:i w:val="0"/>
           <w:sz w:val="22"/>
         </w:rPr>
-        <w:t>2 points I'd flag if challenged. The benchmarks first. I've used the QQQ and SPY funds rather than the raw index levels, because the raw series are price-only and exclude dividends. Comparing our dividend-inclusive return against a price-only index would have flattered us by roughly 2% a year. Using the funds makes it like-for-like, and investable.</w:t>
+        <w:t>Two points I'd flag if challenged. The benchmarks first. I've used the QQQ and SPY funds rather than the raw index levels, because the raw series are price-only and leave out dividends. Comparing our dividend-inclusive return against a price-only index would have flattered us by roughly 2% a year. Using the funds makes it like-for-like, and investable.</w:t>
       </w:r>
     </w:p>
     <w:p>
@@ -3163,7 +3176,7 @@
           <w:i w:val="0"/>
           <w:sz w:val="22"/>
         </w:rPr>
-        <w:t>Second, what's excluded. These returns are gross of transaction costs and taxes. With 24 rebalances of 11 very liquid US names, realistic costs are a few basis points a year. That's immaterial at this scale, but I'd rather state it than have you discover it.</w:t>
+        <w:t>Second, what's excluded. These returns are before transaction costs and taxes. With 24 rebalances of 11 very liquid US names, realistic costs are a few basis points a year. That's immaterial at this scale, but I'd rather state it than have you discover it.</w:t>
       </w:r>
     </w:p>
     <w:p>
@@ -3198,7 +3211,7 @@
           <w:color w:val="4A443C"/>
           <w:sz w:val="18"/>
         </w:rPr>
-        <w:t>~98 words  ·  approx. 0.7 min at 150 wpm</w:t>
+        <w:t>~97 words  ·  approx. 0.6 min at 150 wpm</w:t>
       </w:r>
     </w:p>
     <w:p>
@@ -3211,7 +3224,7 @@
           <w:i w:val="0"/>
           <w:sz w:val="22"/>
         </w:rPr>
-        <w:t>This is the complete metric table if you want to interrogate a specific number.</w:t>
+        <w:t>This is the complete metric table, if you want to interrogate a specific number.</w:t>
       </w:r>
     </w:p>
     <w:p>
@@ -3224,7 +3237,7 @@
           <w:i w:val="0"/>
           <w:sz w:val="22"/>
         </w:rPr>
-        <w:t>The comparison I'd encourage is our column against the equal-weight column beside it, because equal weighting the same 11 stocks is a genuinely hard benchmark.</w:t>
+        <w:t>The comparison I'd encourage is our column against the equal-weight column beside it. Equal weighting the same 11 stocks is a genuinely hard benchmark.</w:t>
       </w:r>
     </w:p>
     <w:p>
@@ -3250,7 +3263,7 @@
           <w:i w:val="0"/>
           <w:sz w:val="22"/>
         </w:rPr>
-        <w:t>So conviction weighting added return and risk-adjusted return while costing a little on worst-case drawdown. That's a fair characterisation of what active weighting bought you.</w:t>
+        <w:t>So conviction weighting added return and risk-adjusted return, while costing a little on worst-case drawdown. That's a fair summary of what active weighting bought you.</w:t>
       </w:r>
     </w:p>
     <w:p>
@@ -3285,7 +3298,7 @@
           <w:color w:val="4A443C"/>
           <w:sz w:val="18"/>
         </w:rPr>
-        <w:t>~113 words  ·  approx. 0.8 min at 150 wpm</w:t>
+        <w:t>~112 words  ·  approx. 0.7 min at 150 wpm</w:t>
       </w:r>
     </w:p>
     <w:p>
@@ -3324,7 +3337,7 @@
           <w:i w:val="0"/>
           <w:sz w:val="22"/>
         </w:rPr>
-        <w:t>But the portfolio's alpha has a t-statistic of 2.19 on the CAPM and 3.06 on the five-factor model. So the portfolio is more significant than almost every stock in it.</w:t>
+        <w:t>But the portfolio's alpha has a t-statistic of 2.19 on the CAPM, and 3.06 on the five-factor model. So the portfolio is more significant than almost every stock in it.</w:t>
       </w:r>
     </w:p>
     <w:p>
@@ -3337,7 +3350,7 @@
           <w:i w:val="0"/>
           <w:sz w:val="22"/>
         </w:rPr>
-        <w:t>That isn't a paradox, it's diversification. Combining 11 imperfectly correlated positions cancels out a lot of idiosyncratic noise while keeping the common component of the selection skill. The signal survives and much of the noise doesn't.</w:t>
+        <w:t>That isn't a paradox, it's diversification. Combining 11 loosely correlated positions cancels out a lot of stock-specific noise, while keeping what the picks have in common. The signal survives and much of the noise doesn't.</w:t>
       </w:r>
     </w:p>
     <w:p>
@@ -3372,7 +3385,7 @@
           <w:color w:val="4A443C"/>
           <w:sz w:val="18"/>
         </w:rPr>
-        <w:t>~121 words  ·  approx. 0.8 min at 150 wpm</w:t>
+        <w:t>~128 words  ·  approx. 0.9 min at 150 wpm</w:t>
       </w:r>
     </w:p>
     <w:p>
@@ -3398,7 +3411,7 @@
           <w:i w:val="0"/>
           <w:sz w:val="22"/>
         </w:rPr>
-        <w:t>Read across the alpha row. 7.2, 5.9, 6.6, 6.5. The alpha is stable across specifications, and that matters, because an alpha that collapses when you add a factor was never alpha. It was an unmeasured exposure.</w:t>
+        <w:t>Read across the alpha row. 7.2, 5.9, 6.6, 6.5. The alpha is stable across every version of the model. That matters, because an alpha that collapses when you add a factor was never alpha. It was an exposure you hadn't measured.</w:t>
       </w:r>
     </w:p>
     <w:p>
@@ -3411,7 +3424,7 @@
           <w:i w:val="0"/>
           <w:sz w:val="22"/>
         </w:rPr>
-        <w:t>Market loading sits between 2.05 in every model, always with a t-statistic above 15. Size and value are significantly negative everywhere, which confirms the large-cap growth profile. Profitability, investment and momentum are all insignificant, and that's a meaningful negative result, because it means our excess return isn't a repackaged quality factor.</w:t>
+        <w:t>Market loading sits between 1.00 and 1.05 in every model, always with a t-statistic above 15. Size and value are significantly negative everywhere, which confirms the large-cap growth profile. Profitability, investment and momentum are all insignificant. That's a meaningful negative result, because it means our excess return isn't a quality factor in disguise.</w:t>
       </w:r>
     </w:p>
     <w:p>
@@ -3459,7 +3472,7 @@
           <w:color w:val="4A443C"/>
           <w:sz w:val="18"/>
         </w:rPr>
-        <w:t>~112 words  ·  approx. 0.7 min at 150 wpm</w:t>
+        <w:t>~114 words  ·  approx. 0.8 min at 150 wpm</w:t>
       </w:r>
     </w:p>
     <w:p>
@@ -3498,7 +3511,7 @@
           <w:i w:val="0"/>
           <w:sz w:val="22"/>
         </w:rPr>
-        <w:t>The structure is intuitive. The three platforms cluster tightly, with Microsoft and Alphabet at 0.74. That's the concentration risk inside tier one, and it's why the position cap mattered.</w:t>
+        <w:t>The structure makes sense. The three platforms cluster tightly, with Microsoft and Alphabet at 0.74. That's the concentration risk inside tier one, and it's why the position cap mattered.</w:t>
       </w:r>
     </w:p>
     <w:p>
@@ -3511,7 +3524,7 @@
           <w:i w:val="0"/>
           <w:sz w:val="22"/>
         </w:rPr>
-        <w:t>At the other end are the genuine diversifiers. NextEra against Schlumberger is minus 0.12, so they're actually negatively correlated. That corner of the matrix is where the ballast lives, and those low correlations produced our 10-point drawdown advantage in 2022.</w:t>
+        <w:t>At the other end are the genuine diversifiers. NextEra against Schlumberger is minus 0.12, so they actually move in opposite directions. That corner of the matrix is where the ballast lives, and those low correlations produced our 10-point drawdown advantage in 2022.</w:t>
       </w:r>
     </w:p>
     <w:p>
@@ -3524,7 +3537,7 @@
           <w:i w:val="0"/>
           <w:sz w:val="22"/>
         </w:rPr>
-        <w:t>It's also why the portfolio's volatility of 19% sits so far below the average constituent volatility of about 29.</w:t>
+        <w:t>It's also why the portfolio's volatility of 19% sits so far below the average holding's volatility of about 29.</w:t>
       </w:r>
     </w:p>
     <w:p>
@@ -3559,7 +3572,7 @@
           <w:color w:val="4A443C"/>
           <w:sz w:val="18"/>
         </w:rPr>
-        <w:t>~94 words  ·  approx. 0.6 min at 150 wpm</w:t>
+        <w:t>~96 words  ·  approx. 0.6 min at 150 wpm</w:t>
       </w:r>
     </w:p>
     <w:p>
@@ -3585,7 +3598,7 @@
           <w:i w:val="0"/>
           <w:sz w:val="22"/>
         </w:rPr>
-        <w:t>The important feature is where the star sits, up and to the left of almost every individual holding. Only Microsoft, NextEra and Costco sit above the portfolio on return, and all three did it at comparable or higher volatility. Meanwhile Schlumberger is out at 49% volatility and Albemarle at 44.</w:t>
+        <w:t>The important feature is where the star sits. It's up and to the left of almost every individual holding. Only Microsoft, NextEra and Costco sit above the portfolio on return, and all three did it at the same or higher volatility. Meanwhile Schlumberger is out at 49% volatility, and Albemarle at 44.</w:t>
       </w:r>
     </w:p>
     <w:p>
@@ -3598,7 +3611,7 @@
           <w:i w:val="0"/>
           <w:sz w:val="22"/>
         </w:rPr>
-        <w:t>The portfolio ran lower volatility than every 1 of its 11 constituents. Combining assets that individually carried 20 to 49% volatility produced something carrying 19. That's the argument for diversification in one picture.</w:t>
+        <w:t>The portfolio ran lower volatility than every one of its 11 holdings. Combining assets that individually carried 20 to 49% volatility produced something carrying 19. That's the argument for diversification in one picture.</w:t>
       </w:r>
     </w:p>
     <w:p>
@@ -3633,7 +3646,7 @@
           <w:color w:val="4A443C"/>
           <w:sz w:val="18"/>
         </w:rPr>
-        <w:t>~122 words  ·  approx. 0.8 min at 150 wpm</w:t>
+        <w:t>~120 words  ·  approx. 0.8 min at 150 wpm</w:t>
       </w:r>
     </w:p>
     <w:p>
@@ -3659,7 +3672,7 @@
           <w:i w:val="0"/>
           <w:sz w:val="22"/>
         </w:rPr>
-        <w:t>The fund sits below it and slightly to the right, which is where a real portfolio should sit. The vertical distance at our realised volatility is about 7 points of annual return, and that's the price of not having known the future.</w:t>
+        <w:t>The fund sits below it and slightly to the right, which is where a real portfolio should sit. The vertical distance at our realised volatility is about 7 points of annual return. That's the price of not having known the future.</w:t>
       </w:r>
     </w:p>
     <w:p>
@@ -3672,7 +3685,7 @@
           <w:i w:val="0"/>
           <w:sz w:val="22"/>
         </w:rPr>
-        <w:t>What I find more informative is that the fund, the equal-weight portfolio and the ex-ante optimiser all cluster in the same small region. Three different construction philosophies converged on almost the same outcome, which tells you the dominant driver was which 11 stocks we chose, not how we weighted them.</w:t>
+        <w:t>What I find more useful is that the fund, the equal-weight portfolio and the ex-ante optimiser all cluster in the same small region. Three different approaches landed in almost the same place. Which tells you the main driver was which 11 stocks we chose, not how we weighted them.</w:t>
       </w:r>
     </w:p>
     <w:p>
@@ -3707,7 +3720,7 @@
           <w:color w:val="4A443C"/>
           <w:sz w:val="18"/>
         </w:rPr>
-        <w:t>~119 words  ·  approx. 0.8 min at 150 wpm</w:t>
+        <w:t>~121 words  ·  approx. 0.8 min at 150 wpm</w:t>
       </w:r>
     </w:p>
     <w:p>
@@ -3733,7 +3746,7 @@
           <w:i w:val="0"/>
           <w:sz w:val="22"/>
         </w:rPr>
-        <w:t>The box plot compares the four distributions directly. Our median monthly return is visibly higher than both benchmarks, our interquartile range is tighter than the NASDAQ-100's, and our extremes are contained relative to it.</w:t>
+        <w:t>The box plot compares the four distributions directly. Our median monthly return is visibly higher than both benchmarks. Our interquartile range is tighter than the NASDAQ-100's, and our extremes are contained next to it.</w:t>
       </w:r>
     </w:p>
     <w:p>
@@ -3746,7 +3759,7 @@
           <w:i w:val="0"/>
           <w:sz w:val="22"/>
         </w:rPr>
-        <w:t>The chart underneath shows dispersion across the 11 holdings. The range runs from minus 24% to plus 319, inside an 11-stock portfolio, in a single theme, over 6 years.</w:t>
+        <w:t>The chart underneath shows the spread across the 11 holdings. The range runs from minus 24% to plus 319. That's inside an 11-stock portfolio, in a single theme, over 6 years.</w:t>
       </w:r>
     </w:p>
     <w:p>
@@ -3759,7 +3772,7 @@
           <w:i w:val="0"/>
           <w:sz w:val="22"/>
         </w:rPr>
-        <w:t>That dispersion is exactly why the position cap mattered. Suppose we'd been permitted a 30% position and had put it into Illumina rather than Microsoft. In 2016 the genomics thesis was every bit as compelling as the cloud thesis, so that was a live possibility. This would be a very different presentation.</w:t>
+        <w:t>That spread is exactly why the position cap mattered. Suppose we'd been allowed a 30% position, and had put it into Illumina rather than Microsoft. In 2016 the genomics thesis looked every bit as compelling as the cloud thesis, so that was a live possibility. This would be a very different presentation.</w:t>
       </w:r>
     </w:p>
     <w:p>
@@ -3794,7 +3807,7 @@
           <w:color w:val="4A443C"/>
           <w:sz w:val="18"/>
         </w:rPr>
-        <w:t>~123 words  ·  approx. 0.8 min at 150 wpm</w:t>
+        <w:t>~122 words  ·  approx. 0.8 min at 150 wpm</w:t>
       </w:r>
     </w:p>
     <w:p>
@@ -3820,7 +3833,7 @@
           <w:i w:val="0"/>
           <w:sz w:val="22"/>
         </w:rPr>
-        <w:t>The top chart is our rolling three-year market beta. It stays inside a narrow band for the entire sample, between about 0.97 and 1.08. So we never drifted into higher-beta positioning as markets rose, and that's a common and destructive pattern in growth funds.</w:t>
+        <w:t>The top chart is our rolling three-year market beta. It stays inside a narrow band for the entire sample, between about 0.97 and 1.08. So we never drifted into higher-beta positioning as markets rose. That's a common and destructive pattern in growth funds.</w:t>
       </w:r>
     </w:p>
     <w:p>
@@ -3846,7 +3859,7 @@
           <w:i w:val="0"/>
           <w:sz w:val="22"/>
         </w:rPr>
-        <w:t>The detail that matters is that our line sits below the NASDAQ-100's for most of the sample. We ran less total risk than our own benchmark while delivering more return, which is, in one sentence, the argument this whole deck has been making.</w:t>
+        <w:t>The detail that matters is that our line sits below the NASDAQ-100's for most of the sample. We ran less total risk than our own benchmark while delivering more return. That, in one sentence, is the argument this whole deck has been making.</w:t>
       </w:r>
     </w:p>
     <w:p>
@@ -3933,7 +3946,7 @@
           <w:i w:val="0"/>
           <w:sz w:val="22"/>
         </w:rPr>
-        <w:t>So the arithmetic. We cost you $5.7 million more than the NASDAQ fund and delivered $44.4 million more in terminal value. You kept $38.7 million after every dollar of fee.</w:t>
+        <w:t>So the arithmetic. We cost you $5.7 million more than the NASDAQ fund, and delivered $44.4 million more in terminal value. You kept $38.7 million after every dollar of fee.</w:t>
       </w:r>
     </w:p>
     <w:p>
@@ -3946,7 +3959,7 @@
           <w:i w:val="0"/>
           <w:sz w:val="22"/>
         </w:rPr>
-        <w:t>I put this in the appendix deliberately, because a manager should be prepared to defend a fee on request, not only when it flatters them.</w:t>
+        <w:t>I put this in the appendix deliberately, because a manager should be ready to defend a fee on request, not only when it flatters them.</w:t>
       </w:r>
     </w:p>
     <w:p>
@@ -3981,7 +3994,7 @@
           <w:color w:val="4A443C"/>
           <w:sz w:val="18"/>
         </w:rPr>
-        <w:t>~106 words  ·  approx. 0.7 min at 150 wpm</w:t>
+        <w:t>~105 words  ·  approx. 0.7 min at 150 wpm</w:t>
       </w:r>
     </w:p>
     <w:p>
@@ -4007,7 +4020,7 @@
           <w:i w:val="0"/>
           <w:sz w:val="22"/>
         </w:rPr>
-        <w:t>The methodology follows the standard literature throughout. Jensen for alpha, Sharpe, Sortino and Treynor for the risk-adjusted ratios, Fama and French for the factor models, Brinson for attribution, Markowitz for the frontier, and Newey and West for the standard-error correction.</w:t>
+        <w:t>The methodology follows the standard literature throughout. Jensen for alpha. Sharpe, Sortino and Treynor for the risk-adjusted ratios. Fama and French for the factor models. Brinson for attribution. Markowitz for the frontier. And Newey and West for the standard-error correction.</w:t>
       </w:r>
     </w:p>
     <w:p>
@@ -4020,7 +4033,7 @@
           <w:i w:val="0"/>
           <w:sz w:val="22"/>
         </w:rPr>
-        <w:t>On AI use, this assessment is classified as AI-Supported, and I've declared the tools and, more importantly, the division of labour. The analytical scope, the choice of benchmarks and factor models, the interpretation of every result and the recommendation are mine. Every number traces back to a reproducible calculation on primary market data, and the code and workbook accompany this submission.</w:t>
+        <w:t>On AI use, this assessment is classified as AI-Supported, and I've declared the tools and, more importantly, who did what. The analytical scope, the choice of benchmarks and factor models, the interpretation of every result and the recommendation are mine. Every number traces back to a reproducible calculation on primary market data, and the code and workbook accompany this submission.</w:t>
       </w:r>
     </w:p>
     <w:p>
@@ -4053,7 +4066,7 @@
           <w:i w:val="0"/>
           <w:sz w:val="22"/>
         </w:rPr>
-        <w:t>Main body, slides 1 to 37: 4,180 words. That is about 25 minutes at a brisk 165 words a minute, 27 at a normal rehearsed 155, and 29 at a slow, deliberate 145. The submission window is 15 to 30 minutes, so rehearse once with a stopwatch and find your own rate before you record. Appendix, slides 38 to 49: 1,266 words, spoken only if a question takes you there.</w:t>
+        <w:t>Main body, slides 1 to 37: 4,182 words. That is about 25 minutes at a brisk 165 words a minute, 27 at a normal rehearsed 155, and 29 at a slow, deliberate 145. The submission window is 15 to 30 minutes, so rehearse once with a stopwatch and find your own rate before you record. Appendix, slides 38 to 49: 1,273 words, spoken only if a question takes you there.</w:t>
       </w:r>
     </w:p>
     <w:p>
